--- a/BoneSparrow-CAT-folio-grammar.docx
+++ b/BoneSparrow-CAT-folio-grammar.docx
@@ -408,7 +408,7 @@
     </w:tbl>
     <w:p>
       <w:pPr>
-        <w:spacing w:after="80" w:before="200"/>
+        <w:spacing w:after="60" w:before="160"/>
       </w:pPr>
       <w:r>
         <w:rPr>
@@ -416,8 +416,8 @@
           <w:b/>
           <w:bCs/>
           <w:color w:val="000000"/>
-          <w:sz w:val="26"/>
-          <w:szCs w:val="26"/>
+          <w:sz w:val="25"/>
+          <w:szCs w:val="25"/>
         </w:rPr>
         <w:t xml:space="preserve">What you need to do</w:t>
       </w:r>
@@ -598,7 +598,7 @@
     </w:p>
     <w:p>
       <w:pPr>
-        <w:spacing w:after="80" w:before="200"/>
+        <w:spacing w:after="60" w:before="160"/>
       </w:pPr>
       <w:r>
         <w:rPr>
@@ -606,8 +606,8 @@
           <w:b/>
           <w:bCs/>
           <w:color w:val="000000"/>
-          <w:sz w:val="26"/>
-          <w:szCs w:val="26"/>
+          <w:sz w:val="25"/>
+          <w:szCs w:val="25"/>
         </w:rPr>
         <w:t xml:space="preserve">Reminders</w:t>
       </w:r>
@@ -730,24 +730,16 @@
     </w:p>
     <w:p>
       <w:pPr>
-        <w:spacing w:after="0"/>
-      </w:pPr>
-      <w:r>
-        <w:br w:type="page"/>
-      </w:r>
-    </w:p>
-    <w:p>
-      <w:pPr>
-        <w:spacing w:after="40"/>
+        <w:spacing w:after="60" w:before="160"/>
       </w:pPr>
       <w:r>
         <w:rPr>
           <w:rFonts w:ascii="Aptos Narrow" w:cs="Aptos Narrow" w:eastAsia="Aptos Narrow" w:hAnsi="Aptos Narrow"/>
           <w:b/>
           <w:bCs/>
-          <w:color w:val="8C072D"/>
-          <w:sz w:val="36"/>
-          <w:szCs w:val="36"/>
+          <w:color w:val="000000"/>
+          <w:sz w:val="25"/>
+          <w:szCs w:val="25"/>
         </w:rPr>
         <w:t xml:space="preserve">Folio cover</w:t>
       </w:r>
@@ -1197,7 +1189,7 @@
     </w:tbl>
     <w:p>
       <w:pPr>
-        <w:spacing w:after="60"/>
+        <w:spacing w:after="40"/>
       </w:pPr>
       <w:r>
         <w:rPr>
@@ -1221,29 +1213,15 @@
           <w:i/>
           <w:iCs/>
           <w:color w:val="595959"/>
-          <w:sz w:val="20"/>
-          <w:szCs w:val="20"/>
-        </w:rPr>
-        <w:t xml:space="preserve">Thinking springboard: the bone sparrow necklace and who it has belonged to; Subhi’s treasures; Jimmie’s book; Maá’s stories; Eli’s whale.</w:t>
+          <w:sz w:val="19"/>
+          <w:szCs w:val="19"/>
+        </w:rPr>
+        <w:t xml:space="preserve">Think about: the bone sparrow necklace and who it has belonged to; Subhi’s treasures; Jimmie’s book; Maá’s stories; Eli’s whale.</w:t>
       </w:r>
     </w:p>
     <w:p>
       <w:pPr>
-        <w:spacing w:after="100"/>
-      </w:pPr>
-      <w:r>
-        <w:rPr>
-          <w:rFonts w:ascii="Aptos Narrow" w:cs="Aptos Narrow" w:eastAsia="Aptos Narrow" w:hAnsi="Aptos Narrow"/>
-          <w:color w:val="000000"/>
-          <w:sz w:val="22"/>
-          <w:szCs w:val="22"/>
-        </w:rPr>
-        <w:t xml:space="preserve">The introduction and the first paragraph are written for you. Write the second paragraph. The third is there if you get there.</w:t>
-      </w:r>
-    </w:p>
-    <w:p>
-      <w:pPr>
-        <w:spacing w:after="80" w:before="200"/>
+        <w:spacing w:after="60" w:before="160"/>
       </w:pPr>
       <w:r>
         <w:rPr>
@@ -1251,8 +1229,8 @@
           <w:b/>
           <w:bCs/>
           <w:color w:val="000000"/>
-          <w:sz w:val="26"/>
-          <w:szCs w:val="26"/>
+          <w:sz w:val="25"/>
+          <w:szCs w:val="25"/>
         </w:rPr>
         <w:t xml:space="preserve">Introduction</w:t>
       </w:r>
@@ -1286,7 +1264,7 @@
           </w:tcPr>
           <w:p>
             <w:pPr>
-              <w:spacing w:after="100" w:line="340"/>
+              <w:spacing w:after="0" w:line="300"/>
             </w:pPr>
             <w:r>
               <w:rPr>
@@ -1303,37 +1281,21 @@
     </w:tbl>
     <w:p>
       <w:pPr>
-        <w:spacing w:after="80" w:before="200"/>
+        <w:spacing w:after="40"/>
       </w:pPr>
       <w:r>
         <w:rPr>
           <w:rFonts w:ascii="Aptos Narrow" w:cs="Aptos Narrow" w:eastAsia="Aptos Narrow" w:hAnsi="Aptos Narrow"/>
-          <w:b/>
-          <w:bCs/>
           <w:color w:val="000000"/>
-          <w:sz w:val="26"/>
-          <w:szCs w:val="26"/>
-        </w:rPr>
-        <w:t xml:space="preserve">Paragraph 2</w:t>
+          <w:sz w:val="22"/>
+          <w:szCs w:val="22"/>
+        </w:rPr>
+        <w:t xml:space="preserve">The introduction names three things that keep the characters connected: objects, stories, and family. Paragraph 1 is objects, so paragraph 2 is stories or family.</w:t>
       </w:r>
     </w:p>
     <w:p>
       <w:pPr>
-        <w:spacing w:after="100"/>
-      </w:pPr>
-      <w:r>
-        <w:rPr>
-          <w:rFonts w:ascii="Aptos Narrow" w:cs="Aptos Narrow" w:eastAsia="Aptos Narrow" w:hAnsi="Aptos Narrow"/>
-          <w:color w:val="000000"/>
-          <w:sz w:val="22"/>
-          <w:szCs w:val="22"/>
-        </w:rPr>
-        <w:t xml:space="preserve">The introduction names three things that keep the characters connected: objects, stories, and family. Paragraph 1 is objects, so paragraph 2 is stories or family.</w:t>
-      </w:r>
-    </w:p>
-    <w:p>
-      <w:pPr>
-        <w:spacing w:after="100"/>
+        <w:spacing w:after="60"/>
       </w:pPr>
       <w:r>
         <w:rPr>
@@ -1358,15 +1320,7 @@
     </w:p>
     <w:p>
       <w:pPr>
-        <w:spacing w:after="0"/>
-      </w:pPr>
-      <w:r>
-        <w:br w:type="page"/>
-      </w:r>
-    </w:p>
-    <w:p>
-      <w:pPr>
-        <w:spacing w:after="80" w:before="200"/>
+        <w:spacing w:after="60" w:before="160"/>
       </w:pPr>
       <w:r>
         <w:rPr>
@@ -1374,414 +1328,8 @@
           <w:b/>
           <w:bCs/>
           <w:color w:val="000000"/>
-          <w:sz w:val="26"/>
-          <w:szCs w:val="26"/>
-        </w:rPr>
-        <w:t xml:space="preserve">Paragraph 1</w:t>
-      </w:r>
-    </w:p>
-    <w:p>
-      <w:pPr>
-        <w:spacing w:after="140"/>
-      </w:pPr>
-      <w:r>
-        <w:rPr>
-          <w:rFonts w:ascii="Aptos Narrow" w:cs="Aptos Narrow" w:eastAsia="Aptos Narrow" w:hAnsi="Aptos Narrow"/>
-          <w:b/>
-          <w:bCs/>
-          <w:color w:val="C00000"/>
-          <w:sz w:val="22"/>
-          <w:szCs w:val="22"/>
-        </w:rPr>
-        <w:t xml:space="preserve">  subject  </w:t>
-      </w:r>
-      <w:r>
-        <w:rPr>
-          <w:rFonts w:ascii="Aptos Narrow" w:cs="Aptos Narrow" w:eastAsia="Aptos Narrow" w:hAnsi="Aptos Narrow"/>
-          <w:color w:val="000000"/>
-          <w:sz w:val="22"/>
-          <w:szCs w:val="22"/>
-        </w:rPr>
-        <w:t xml:space="preserve">   </w:t>
-      </w:r>
-      <w:r>
-        <w:rPr>
-          <w:rFonts w:ascii="Aptos Narrow" w:cs="Aptos Narrow" w:eastAsia="Aptos Narrow" w:hAnsi="Aptos Narrow"/>
-          <w:b/>
-          <w:bCs/>
-          <w:color w:val="3B7D23"/>
-          <w:sz w:val="22"/>
-          <w:szCs w:val="22"/>
-        </w:rPr>
-        <w:t xml:space="preserve">  verb  </w:t>
-      </w:r>
-      <w:r>
-        <w:rPr>
-          <w:rFonts w:ascii="Aptos Narrow" w:cs="Aptos Narrow" w:eastAsia="Aptos Narrow" w:hAnsi="Aptos Narrow"/>
-          <w:color w:val="000000"/>
-          <w:sz w:val="22"/>
-          <w:szCs w:val="22"/>
-        </w:rPr>
-        <w:t xml:space="preserve">   </w:t>
-      </w:r>
-      <w:r>
-        <w:rPr>
-          <w:rFonts w:ascii="Aptos Narrow" w:cs="Aptos Narrow" w:eastAsia="Aptos Narrow" w:hAnsi="Aptos Narrow"/>
-          <w:b/>
-          <w:bCs/>
-          <w:color w:val="C04F15"/>
-          <w:sz w:val="22"/>
-          <w:szCs w:val="22"/>
-        </w:rPr>
-        <w:t xml:space="preserve">  object  </w:t>
-      </w:r>
-      <w:r>
-        <w:rPr>
-          <w:rFonts w:ascii="Aptos Narrow" w:cs="Aptos Narrow" w:eastAsia="Aptos Narrow" w:hAnsi="Aptos Narrow"/>
-          <w:color w:val="000000"/>
-          <w:sz w:val="22"/>
-          <w:szCs w:val="22"/>
-        </w:rPr>
-        <w:t xml:space="preserve">   </w:t>
-      </w:r>
-      <w:r>
-        <w:rPr>
-          <w:rFonts w:ascii="Aptos Narrow" w:cs="Aptos Narrow" w:eastAsia="Aptos Narrow" w:hAnsi="Aptos Narrow"/>
-          <w:b/>
-          <w:bCs/>
-          <w:color w:val="0070C0"/>
-          <w:sz w:val="22"/>
-          <w:szCs w:val="22"/>
-        </w:rPr>
-        <w:t xml:space="preserve">  prepositional phrase  </w:t>
-      </w:r>
-      <w:r>
-        <w:rPr>
-          <w:rFonts w:ascii="Aptos Narrow" w:cs="Aptos Narrow" w:eastAsia="Aptos Narrow" w:hAnsi="Aptos Narrow"/>
-          <w:color w:val="000000"/>
-          <w:sz w:val="22"/>
-          <w:szCs w:val="22"/>
-        </w:rPr>
-        <w:t xml:space="preserve">   </w:t>
-      </w:r>
-    </w:p>
-    <w:tbl>
-      <w:tblPr>
-        <w:tblW w:type="dxa" w:w="10466"/>
-        <w:tblBorders>
-          <w:top w:val="single" w:color="808080" w:sz="6"/>
-          <w:left w:val="single" w:color="808080" w:sz="6"/>
-          <w:bottom w:val="single" w:color="808080" w:sz="6"/>
-          <w:right w:val="single" w:color="808080" w:sz="6"/>
-          <w:insideH w:val="single" w:color="auto" w:sz="4"/>
-          <w:insideV w:val="single" w:color="auto" w:sz="4"/>
-        </w:tblBorders>
-      </w:tblPr>
-      <w:tblGrid>
-        <w:gridCol w:w="10466"/>
-      </w:tblGrid>
-      <w:tr>
-        <w:tc>
-          <w:tcPr>
-            <w:tcW w:type="dxa" w:w="10466"/>
-            <w:shd w:fill="F2F2F2" w:color="auto" w:val="clear"/>
-            <w:tcMar>
-              <w:top w:type="dxa" w:w="80"/>
-              <w:left w:type="dxa" w:w="120"/>
-              <w:bottom w:type="dxa" w:w="80"/>
-              <w:right w:type="dxa" w:w="120"/>
-            </w:tcMar>
-          </w:tcPr>
-          <w:p>
-            <w:pPr>
-              <w:spacing w:after="120" w:line="400"/>
-            </w:pPr>
-            <w:r>
-              <w:rPr>
-                <w:rFonts w:ascii="Aptos Narrow" w:cs="Aptos Narrow" w:eastAsia="Aptos Narrow" w:hAnsi="Aptos Narrow"/>
-                <w:b/>
-                <w:bCs/>
-                <w:color w:val="C00000"/>
-                <w:sz w:val="22"/>
-                <w:szCs w:val="22"/>
-              </w:rPr>
-              <w:t xml:space="preserve">The bone sparrow necklace</w:t>
-            </w:r>
-            <w:r>
-              <w:rPr>
-                <w:rFonts w:ascii="Aptos Narrow" w:cs="Aptos Narrow" w:eastAsia="Aptos Narrow" w:hAnsi="Aptos Narrow"/>
-                <w:b/>
-                <w:bCs/>
-                <w:color w:val="3B7D23"/>
-                <w:sz w:val="22"/>
-                <w:szCs w:val="22"/>
-              </w:rPr>
-              <w:t xml:space="preserve"> is</w:t>
-            </w:r>
-            <w:r>
-              <w:rPr>
-                <w:rFonts w:ascii="Aptos Narrow" w:cs="Aptos Narrow" w:eastAsia="Aptos Narrow" w:hAnsi="Aptos Narrow"/>
-                <w:b/>
-                <w:bCs/>
-                <w:color w:val="C04F15"/>
-                <w:sz w:val="22"/>
-                <w:szCs w:val="22"/>
-              </w:rPr>
-              <w:t xml:space="preserve"> an object that keeps the characters connected to their past</w:t>
-            </w:r>
-            <w:r>
-              <w:rPr>
-                <w:rFonts w:ascii="Aptos Narrow" w:cs="Aptos Narrow" w:eastAsia="Aptos Narrow" w:hAnsi="Aptos Narrow"/>
-                <w:color w:val="000000"/>
-                <w:sz w:val="22"/>
-                <w:szCs w:val="22"/>
-              </w:rPr>
-              <w:t xml:space="preserve">.</w:t>
-            </w:r>
-          </w:p>
-          <w:p>
-            <w:pPr>
-              <w:spacing w:after="120" w:line="400"/>
-            </w:pPr>
-            <w:r>
-              <w:rPr>
-                <w:rFonts w:ascii="Aptos Narrow" w:cs="Aptos Narrow" w:eastAsia="Aptos Narrow" w:hAnsi="Aptos Narrow"/>
-                <w:b/>
-                <w:bCs/>
-                <w:color w:val="0070C0"/>
-                <w:sz w:val="22"/>
-                <w:szCs w:val="22"/>
-              </w:rPr>
-              <w:t xml:space="preserve">In Jimmie’s story</w:t>
-            </w:r>
-            <w:r>
-              <w:rPr>
-                <w:rFonts w:ascii="Aptos Narrow" w:cs="Aptos Narrow" w:eastAsia="Aptos Narrow" w:hAnsi="Aptos Narrow"/>
-                <w:color w:val="000000"/>
-                <w:sz w:val="22"/>
-                <w:szCs w:val="22"/>
-              </w:rPr>
-              <w:t xml:space="preserve">, </w:t>
-            </w:r>
-            <w:r>
-              <w:rPr>
-                <w:rFonts w:ascii="Aptos Narrow" w:cs="Aptos Narrow" w:eastAsia="Aptos Narrow" w:hAnsi="Aptos Narrow"/>
-                <w:b/>
-                <w:bCs/>
-                <w:color w:val="C00000"/>
-                <w:sz w:val="22"/>
-                <w:szCs w:val="22"/>
-              </w:rPr>
-              <w:t xml:space="preserve">Mirka</w:t>
-            </w:r>
-            <w:r>
-              <w:rPr>
-                <w:rFonts w:ascii="Aptos Narrow" w:cs="Aptos Narrow" w:eastAsia="Aptos Narrow" w:hAnsi="Aptos Narrow"/>
-                <w:b/>
-                <w:bCs/>
-                <w:color w:val="3B7D23"/>
-                <w:sz w:val="22"/>
-                <w:szCs w:val="22"/>
-              </w:rPr>
-              <w:t xml:space="preserve"> gives</w:t>
-            </w:r>
-            <w:r>
-              <w:rPr>
-                <w:rFonts w:ascii="Aptos Narrow" w:cs="Aptos Narrow" w:eastAsia="Aptos Narrow" w:hAnsi="Aptos Narrow"/>
-                <w:b/>
-                <w:bCs/>
-                <w:color w:val="C04F15"/>
-                <w:sz w:val="22"/>
-                <w:szCs w:val="22"/>
-              </w:rPr>
-              <w:t xml:space="preserve"> Oto the necklace</w:t>
-            </w:r>
-            <w:r>
-              <w:rPr>
-                <w:rFonts w:ascii="Aptos Narrow" w:cs="Aptos Narrow" w:eastAsia="Aptos Narrow" w:hAnsi="Aptos Narrow"/>
-                <w:color w:val="000000"/>
-                <w:sz w:val="22"/>
-                <w:szCs w:val="22"/>
-              </w:rPr>
-              <w:t xml:space="preserve"> so that the sparrow will “recognise Anka’s soul” (ch. 17), which shows that an object can carry a person’s story after they are gone.</w:t>
-            </w:r>
-          </w:p>
-          <w:p>
-            <w:pPr>
-              <w:spacing w:after="120" w:line="400"/>
-            </w:pPr>
-            <w:r>
-              <w:rPr>
-                <w:rFonts w:ascii="Aptos Narrow" w:cs="Aptos Narrow" w:eastAsia="Aptos Narrow" w:hAnsi="Aptos Narrow"/>
-                <w:b/>
-                <w:bCs/>
-                <w:color w:val="C00000"/>
-                <w:sz w:val="22"/>
-                <w:szCs w:val="22"/>
-              </w:rPr>
-              <w:t xml:space="preserve">Subhi’s coin</w:t>
-            </w:r>
-            <w:r>
-              <w:rPr>
-                <w:rFonts w:ascii="Aptos Narrow" w:cs="Aptos Narrow" w:eastAsia="Aptos Narrow" w:hAnsi="Aptos Narrow"/>
-                <w:b/>
-                <w:bCs/>
-                <w:color w:val="3B7D23"/>
-                <w:sz w:val="22"/>
-                <w:szCs w:val="22"/>
-              </w:rPr>
-              <w:t xml:space="preserve"> works</w:t>
-            </w:r>
-            <w:r>
-              <w:rPr>
-                <w:rFonts w:ascii="Aptos Narrow" w:cs="Aptos Narrow" w:eastAsia="Aptos Narrow" w:hAnsi="Aptos Narrow"/>
-                <w:color w:val="000000"/>
-                <w:sz w:val="22"/>
-                <w:szCs w:val="22"/>
-              </w:rPr>
-              <w:t xml:space="preserve"> the same way: </w:t>
-            </w:r>
-            <w:r>
-              <w:rPr>
-                <w:rFonts w:ascii="Aptos Narrow" w:cs="Aptos Narrow" w:eastAsia="Aptos Narrow" w:hAnsi="Aptos Narrow"/>
-                <w:b/>
-                <w:bCs/>
-                <w:color w:val="C00000"/>
-                <w:sz w:val="22"/>
-                <w:szCs w:val="22"/>
-              </w:rPr>
-              <w:t xml:space="preserve">Queeny</w:t>
-            </w:r>
-            <w:r>
-              <w:rPr>
-                <w:rFonts w:ascii="Aptos Narrow" w:cs="Aptos Narrow" w:eastAsia="Aptos Narrow" w:hAnsi="Aptos Narrow"/>
-                <w:b/>
-                <w:bCs/>
-                <w:color w:val="3B7D23"/>
-                <w:sz w:val="22"/>
-                <w:szCs w:val="22"/>
-              </w:rPr>
-              <w:t xml:space="preserve"> tells</w:t>
-            </w:r>
-            <w:r>
-              <w:rPr>
-                <w:rFonts w:ascii="Aptos Narrow" w:cs="Aptos Narrow" w:eastAsia="Aptos Narrow" w:hAnsi="Aptos Narrow"/>
-                <w:b/>
-                <w:bCs/>
-                <w:color w:val="C04F15"/>
-                <w:sz w:val="22"/>
-                <w:szCs w:val="22"/>
-              </w:rPr>
-              <w:t xml:space="preserve"> him</w:t>
-            </w:r>
-            <w:r>
-              <w:rPr>
-                <w:rFonts w:ascii="Aptos Narrow" w:cs="Aptos Narrow" w:eastAsia="Aptos Narrow" w:hAnsi="Aptos Narrow"/>
-                <w:color w:val="000000"/>
-                <w:sz w:val="22"/>
-                <w:szCs w:val="22"/>
-              </w:rPr>
-              <w:t xml:space="preserve"> that “all [his] treasures … were Ba’s” (ch. 34), which shows that the things Subhi keeps are his only link to a father he has never met.</w:t>
-            </w:r>
-          </w:p>
-          <w:p>
-            <w:pPr>
-              <w:spacing w:after="0" w:line="400"/>
-            </w:pPr>
-            <w:r>
-              <w:rPr>
-                <w:rFonts w:ascii="Aptos Narrow" w:cs="Aptos Narrow" w:eastAsia="Aptos Narrow" w:hAnsi="Aptos Narrow"/>
-                <w:b/>
-                <w:bCs/>
-                <w:color w:val="0070C0"/>
-                <w:sz w:val="22"/>
-                <w:szCs w:val="22"/>
-              </w:rPr>
-              <w:t xml:space="preserve">Through these objects</w:t>
-            </w:r>
-            <w:r>
-              <w:rPr>
-                <w:rFonts w:ascii="Aptos Narrow" w:cs="Aptos Narrow" w:eastAsia="Aptos Narrow" w:hAnsi="Aptos Narrow"/>
-                <w:color w:val="000000"/>
-                <w:sz w:val="22"/>
-                <w:szCs w:val="22"/>
-              </w:rPr>
-              <w:t xml:space="preserve">, </w:t>
-            </w:r>
-            <w:r>
-              <w:rPr>
-                <w:rFonts w:ascii="Aptos Narrow" w:cs="Aptos Narrow" w:eastAsia="Aptos Narrow" w:hAnsi="Aptos Narrow"/>
-                <w:b/>
-                <w:bCs/>
-                <w:color w:val="C00000"/>
-                <w:sz w:val="22"/>
-                <w:szCs w:val="22"/>
-              </w:rPr>
-              <w:t xml:space="preserve">Fraillon</w:t>
-            </w:r>
-            <w:r>
-              <w:rPr>
-                <w:rFonts w:ascii="Aptos Narrow" w:cs="Aptos Narrow" w:eastAsia="Aptos Narrow" w:hAnsi="Aptos Narrow"/>
-                <w:b/>
-                <w:bCs/>
-                <w:color w:val="3B7D23"/>
-                <w:sz w:val="22"/>
-                <w:szCs w:val="22"/>
-              </w:rPr>
-              <w:t xml:space="preserve"> suggests</w:t>
-            </w:r>
-            <w:r>
-              <w:rPr>
-                <w:rFonts w:ascii="Aptos Narrow" w:cs="Aptos Narrow" w:eastAsia="Aptos Narrow" w:hAnsi="Aptos Narrow"/>
-                <w:color w:val="000000"/>
-                <w:sz w:val="22"/>
-                <w:szCs w:val="22"/>
-              </w:rPr>
-              <w:t xml:space="preserve"> that who you are can be passed down in what people leave behind, and that is what helps Subhi and Jimmie to “find each other” (ch. 17).</w:t>
-            </w:r>
-          </w:p>
-        </w:tc>
-      </w:tr>
-    </w:tbl>
-    <w:p>
-      <w:pPr>
-        <w:spacing w:after="0"/>
-      </w:pPr>
-      <w:r>
-        <w:br w:type="page"/>
-      </w:r>
-    </w:p>
-    <w:p>
-      <w:r>
-        <w:rPr>
-          <w:rFonts w:ascii="Aptos Narrow" w:cs="Aptos Narrow" w:eastAsia="Aptos Narrow" w:hAnsi="Aptos Narrow"/>
-          <w:color w:val="000000"/>
-          <w:sz w:val="22"/>
-          <w:szCs w:val="22"/>
-        </w:rPr>
-        <w:t xml:space="preserve"/>
-      </w:r>
-    </w:p>
-    <w:p>
-      <w:pPr>
-        <w:spacing w:after="0"/>
-      </w:pPr>
-      <w:r>
-        <w:br w:type="page"/>
-      </w:r>
-    </w:p>
-    <w:p>
-      <w:pPr>
-        <w:spacing w:after="80" w:before="200"/>
-      </w:pPr>
-      <w:r>
-        <w:rPr>
-          <w:rFonts w:ascii="Aptos Narrow" w:cs="Aptos Narrow" w:eastAsia="Aptos Narrow" w:hAnsi="Aptos Narrow"/>
-          <w:b/>
-          <w:bCs/>
-          <w:color w:val="000000"/>
-          <w:sz w:val="26"/>
-          <w:szCs w:val="26"/>
+          <w:sz w:val="25"/>
+          <w:szCs w:val="25"/>
         </w:rPr>
         <w:t xml:space="preserve">Paragraph 2</w:t>
       </w:r>
@@ -1875,6 +1423,98 @@
           </w:p>
           <w:p>
             <w:pPr>
+              <w:pBdr>
+                <w:bottom w:val="single" w:color="BFBFBF" w:sz="4"/>
+              </w:pBdr>
+              <w:spacing w:after="0" w:before="230"/>
+            </w:pPr>
+            <w:r>
+              <w:rPr>
+                <w:rFonts w:ascii="Aptos Narrow" w:cs="Aptos Narrow" w:eastAsia="Aptos Narrow" w:hAnsi="Aptos Narrow"/>
+                <w:color w:val="000000"/>
+                <w:sz w:val="22"/>
+                <w:szCs w:val="22"/>
+              </w:rPr>
+              <w:t xml:space="preserve"/>
+            </w:r>
+          </w:p>
+          <w:p>
+            <w:pPr>
+              <w:pBdr>
+                <w:bottom w:val="single" w:color="BFBFBF" w:sz="4"/>
+              </w:pBdr>
+              <w:spacing w:after="0" w:before="230"/>
+            </w:pPr>
+            <w:r>
+              <w:rPr>
+                <w:rFonts w:ascii="Aptos Narrow" w:cs="Aptos Narrow" w:eastAsia="Aptos Narrow" w:hAnsi="Aptos Narrow"/>
+                <w:color w:val="000000"/>
+                <w:sz w:val="22"/>
+                <w:szCs w:val="22"/>
+              </w:rPr>
+              <w:t xml:space="preserve"/>
+            </w:r>
+          </w:p>
+          <w:p>
+            <w:pPr>
+              <w:pBdr>
+                <w:bottom w:val="single" w:color="BFBFBF" w:sz="4"/>
+              </w:pBdr>
+              <w:spacing w:after="0" w:before="230"/>
+            </w:pPr>
+            <w:r>
+              <w:rPr>
+                <w:rFonts w:ascii="Aptos Narrow" w:cs="Aptos Narrow" w:eastAsia="Aptos Narrow" w:hAnsi="Aptos Narrow"/>
+                <w:color w:val="000000"/>
+                <w:sz w:val="22"/>
+                <w:szCs w:val="22"/>
+              </w:rPr>
+              <w:t xml:space="preserve"/>
+            </w:r>
+          </w:p>
+        </w:tc>
+      </w:tr>
+      <w:tr>
+        <w:tc>
+          <w:tcPr>
+            <w:tcW w:type="dxa" w:w="2300"/>
+            <w:shd w:fill="F2D0DA" w:color="auto" w:val="clear"/>
+            <w:tcMar>
+              <w:top w:type="dxa" w:w="80"/>
+              <w:left w:type="dxa" w:w="120"/>
+              <w:bottom w:type="dxa" w:w="80"/>
+              <w:right w:type="dxa" w:w="120"/>
+            </w:tcMar>
+          </w:tcPr>
+          <w:p>
+            <w:pPr>
+              <w:spacing w:after="0"/>
+            </w:pPr>
+            <w:r>
+              <w:rPr>
+                <w:rFonts w:ascii="Aptos Narrow" w:cs="Aptos Narrow" w:eastAsia="Aptos Narrow" w:hAnsi="Aptos Narrow"/>
+                <w:b/>
+                <w:bCs/>
+                <w:color w:val="000000"/>
+                <w:sz w:val="22"/>
+                <w:szCs w:val="22"/>
+              </w:rPr>
+              <w:t xml:space="preserve">Explanation with evidence</w:t>
+            </w:r>
+          </w:p>
+        </w:tc>
+        <w:tc>
+          <w:tcPr>
+            <w:tcW w:type="dxa" w:w="8166"/>
+            <w:tcMar>
+              <w:top w:type="dxa" w:w="80"/>
+              <w:left w:type="dxa" w:w="120"/>
+              <w:bottom w:type="dxa" w:w="80"/>
+              <w:right w:type="dxa" w:w="120"/>
+            </w:tcMar>
+          </w:tcPr>
+          <w:p>
+            <w:pPr>
               <w:spacing w:after="0"/>
             </w:pPr>
             <w:r>
@@ -1886,118 +1526,9 @@
                 <w:sz w:val="20"/>
                 <w:szCs w:val="20"/>
               </w:rPr>
-              <w:t xml:space="preserve">Through the relationships between Subhi, Queeny and Maá, Fraillon also shows that …</w:t>
-            </w:r>
-          </w:p>
-          <w:p>
-            <w:pPr>
-              <w:pBdr>
-                <w:bottom w:val="single" w:color="BFBFBF" w:sz="4"/>
-              </w:pBdr>
-              <w:spacing w:after="0" w:before="230"/>
-            </w:pPr>
-            <w:r>
-              <w:rPr>
-                <w:rFonts w:ascii="Aptos Narrow" w:cs="Aptos Narrow" w:eastAsia="Aptos Narrow" w:hAnsi="Aptos Narrow"/>
-                <w:color w:val="000000"/>
-                <w:sz w:val="22"/>
-                <w:szCs w:val="22"/>
-              </w:rPr>
-              <w:t xml:space="preserve"/>
-            </w:r>
-          </w:p>
-          <w:p>
-            <w:pPr>
-              <w:pBdr>
-                <w:bottom w:val="single" w:color="BFBFBF" w:sz="4"/>
-              </w:pBdr>
-              <w:spacing w:after="0" w:before="230"/>
-            </w:pPr>
-            <w:r>
-              <w:rPr>
-                <w:rFonts w:ascii="Aptos Narrow" w:cs="Aptos Narrow" w:eastAsia="Aptos Narrow" w:hAnsi="Aptos Narrow"/>
-                <w:color w:val="000000"/>
-                <w:sz w:val="22"/>
-                <w:szCs w:val="22"/>
-              </w:rPr>
-              <w:t xml:space="preserve"/>
-            </w:r>
-          </w:p>
-          <w:p>
-            <w:pPr>
-              <w:pBdr>
-                <w:bottom w:val="single" w:color="BFBFBF" w:sz="4"/>
-              </w:pBdr>
-              <w:spacing w:after="0" w:before="230"/>
-            </w:pPr>
-            <w:r>
-              <w:rPr>
-                <w:rFonts w:ascii="Aptos Narrow" w:cs="Aptos Narrow" w:eastAsia="Aptos Narrow" w:hAnsi="Aptos Narrow"/>
-                <w:color w:val="000000"/>
-                <w:sz w:val="22"/>
-                <w:szCs w:val="22"/>
-              </w:rPr>
-              <w:t xml:space="preserve"/>
-            </w:r>
-          </w:p>
-          <w:p>
-            <w:pPr>
-              <w:pBdr>
-                <w:bottom w:val="single" w:color="BFBFBF" w:sz="4"/>
-              </w:pBdr>
-              <w:spacing w:after="0" w:before="230"/>
-            </w:pPr>
-            <w:r>
-              <w:rPr>
-                <w:rFonts w:ascii="Aptos Narrow" w:cs="Aptos Narrow" w:eastAsia="Aptos Narrow" w:hAnsi="Aptos Narrow"/>
-                <w:color w:val="000000"/>
-                <w:sz w:val="22"/>
-                <w:szCs w:val="22"/>
-              </w:rPr>
-              <w:t xml:space="preserve"/>
-            </w:r>
-          </w:p>
-        </w:tc>
-      </w:tr>
-      <w:tr>
-        <w:tc>
-          <w:tcPr>
-            <w:tcW w:type="dxa" w:w="2300"/>
-            <w:shd w:fill="F2D0DA" w:color="auto" w:val="clear"/>
-            <w:tcMar>
-              <w:top w:type="dxa" w:w="80"/>
-              <w:left w:type="dxa" w:w="120"/>
-              <w:bottom w:type="dxa" w:w="80"/>
-              <w:right w:type="dxa" w:w="120"/>
-            </w:tcMar>
-          </w:tcPr>
-          <w:p>
-            <w:pPr>
-              <w:spacing w:after="0"/>
-            </w:pPr>
-            <w:r>
-              <w:rPr>
-                <w:rFonts w:ascii="Aptos Narrow" w:cs="Aptos Narrow" w:eastAsia="Aptos Narrow" w:hAnsi="Aptos Narrow"/>
-                <w:b/>
-                <w:bCs/>
-                <w:color w:val="000000"/>
-                <w:sz w:val="22"/>
-                <w:szCs w:val="22"/>
-              </w:rPr>
-              <w:t xml:space="preserve">Explanation with evidence</w:t>
-            </w:r>
-          </w:p>
-        </w:tc>
-        <w:tc>
-          <w:tcPr>
-            <w:tcW w:type="dxa" w:w="8166"/>
-            <w:tcMar>
-              <w:top w:type="dxa" w:w="80"/>
-              <w:left w:type="dxa" w:w="120"/>
-              <w:bottom w:type="dxa" w:w="80"/>
-              <w:right w:type="dxa" w:w="120"/>
-            </w:tcMar>
-          </w:tcPr>
+              <w:t xml:space="preserve">Maá’s “Listen Now” stories explore …</w:t>
+            </w:r>
+          </w:p>
           <w:p>
             <w:pPr>
               <w:spacing w:after="0"/>
@@ -2011,9 +1542,118 @@
                 <w:sz w:val="20"/>
                 <w:szCs w:val="20"/>
               </w:rPr>
-              <w:t xml:space="preserve">Maá’s “Listen Now” stories explore …</w:t>
-            </w:r>
-          </w:p>
+              <w:t xml:space="preserve">Through Maá’s “Listen Now” stories, Fraillon demonstrates …</w:t>
+            </w:r>
+          </w:p>
+          <w:p>
+            <w:pPr>
+              <w:pBdr>
+                <w:bottom w:val="single" w:color="BFBFBF" w:sz="4"/>
+              </w:pBdr>
+              <w:spacing w:after="0" w:before="230"/>
+            </w:pPr>
+            <w:r>
+              <w:rPr>
+                <w:rFonts w:ascii="Aptos Narrow" w:cs="Aptos Narrow" w:eastAsia="Aptos Narrow" w:hAnsi="Aptos Narrow"/>
+                <w:color w:val="000000"/>
+                <w:sz w:val="22"/>
+                <w:szCs w:val="22"/>
+              </w:rPr>
+              <w:t xml:space="preserve"/>
+            </w:r>
+          </w:p>
+          <w:p>
+            <w:pPr>
+              <w:pBdr>
+                <w:bottom w:val="single" w:color="BFBFBF" w:sz="4"/>
+              </w:pBdr>
+              <w:spacing w:after="0" w:before="230"/>
+            </w:pPr>
+            <w:r>
+              <w:rPr>
+                <w:rFonts w:ascii="Aptos Narrow" w:cs="Aptos Narrow" w:eastAsia="Aptos Narrow" w:hAnsi="Aptos Narrow"/>
+                <w:color w:val="000000"/>
+                <w:sz w:val="22"/>
+                <w:szCs w:val="22"/>
+              </w:rPr>
+              <w:t xml:space="preserve"/>
+            </w:r>
+          </w:p>
+          <w:p>
+            <w:pPr>
+              <w:pBdr>
+                <w:bottom w:val="single" w:color="BFBFBF" w:sz="4"/>
+              </w:pBdr>
+              <w:spacing w:after="0" w:before="230"/>
+            </w:pPr>
+            <w:r>
+              <w:rPr>
+                <w:rFonts w:ascii="Aptos Narrow" w:cs="Aptos Narrow" w:eastAsia="Aptos Narrow" w:hAnsi="Aptos Narrow"/>
+                <w:color w:val="000000"/>
+                <w:sz w:val="22"/>
+                <w:szCs w:val="22"/>
+              </w:rPr>
+              <w:t xml:space="preserve"/>
+            </w:r>
+          </w:p>
+          <w:p>
+            <w:pPr>
+              <w:pBdr>
+                <w:bottom w:val="single" w:color="BFBFBF" w:sz="4"/>
+              </w:pBdr>
+              <w:spacing w:after="0" w:before="230"/>
+            </w:pPr>
+            <w:r>
+              <w:rPr>
+                <w:rFonts w:ascii="Aptos Narrow" w:cs="Aptos Narrow" w:eastAsia="Aptos Narrow" w:hAnsi="Aptos Narrow"/>
+                <w:color w:val="000000"/>
+                <w:sz w:val="22"/>
+                <w:szCs w:val="22"/>
+              </w:rPr>
+              <w:t xml:space="preserve"/>
+            </w:r>
+          </w:p>
+        </w:tc>
+      </w:tr>
+      <w:tr>
+        <w:tc>
+          <w:tcPr>
+            <w:tcW w:type="dxa" w:w="2300"/>
+            <w:shd w:fill="F2D0DA" w:color="auto" w:val="clear"/>
+            <w:tcMar>
+              <w:top w:type="dxa" w:w="80"/>
+              <w:left w:type="dxa" w:w="120"/>
+              <w:bottom w:type="dxa" w:w="80"/>
+              <w:right w:type="dxa" w:w="120"/>
+            </w:tcMar>
+          </w:tcPr>
+          <w:p>
+            <w:pPr>
+              <w:spacing w:after="0"/>
+            </w:pPr>
+            <w:r>
+              <w:rPr>
+                <w:rFonts w:ascii="Aptos Narrow" w:cs="Aptos Narrow" w:eastAsia="Aptos Narrow" w:hAnsi="Aptos Narrow"/>
+                <w:b/>
+                <w:bCs/>
+                <w:color w:val="000000"/>
+                <w:sz w:val="22"/>
+                <w:szCs w:val="22"/>
+              </w:rPr>
+              <w:t xml:space="preserve">A second explanation</w:t>
+            </w:r>
+          </w:p>
+        </w:tc>
+        <w:tc>
+          <w:tcPr>
+            <w:tcW w:type="dxa" w:w="8166"/>
+            <w:tcMar>
+              <w:top w:type="dxa" w:w="80"/>
+              <w:left w:type="dxa" w:w="120"/>
+              <w:bottom w:type="dxa" w:w="80"/>
+              <w:right w:type="dxa" w:w="120"/>
+            </w:tcMar>
+          </w:tcPr>
           <w:p>
             <w:pPr>
               <w:spacing w:after="0"/>
@@ -2027,7 +1667,7 @@
                 <w:sz w:val="20"/>
                 <w:szCs w:val="20"/>
               </w:rPr>
-              <w:t xml:space="preserve">Through Maá’s “Listen Now” stories, Fraillon demonstrates …</w:t>
+              <w:t xml:space="preserve">The stories in Jimmie’s book suggest that …</w:t>
             </w:r>
           </w:p>
           <w:p>
@@ -2043,7 +1683,7 @@
                 <w:sz w:val="20"/>
                 <w:szCs w:val="20"/>
               </w:rPr>
-              <w:t xml:space="preserve">Queeny’s care for Subhi shows that …</w:t>
+              <w:t xml:space="preserve">Like Maá, Eli also shares stories that explore …</w:t>
             </w:r>
           </w:p>
           <w:p>
@@ -2114,23 +1754,6 @@
               <w:t xml:space="preserve"/>
             </w:r>
           </w:p>
-          <w:p>
-            <w:pPr>
-              <w:pBdr>
-                <w:bottom w:val="single" w:color="BFBFBF" w:sz="4"/>
-              </w:pBdr>
-              <w:spacing w:after="0" w:before="230"/>
-            </w:pPr>
-            <w:r>
-              <w:rPr>
-                <w:rFonts w:ascii="Aptos Narrow" w:cs="Aptos Narrow" w:eastAsia="Aptos Narrow" w:hAnsi="Aptos Narrow"/>
-                <w:color w:val="000000"/>
-                <w:sz w:val="22"/>
-                <w:szCs w:val="22"/>
-              </w:rPr>
-              <w:t xml:space="preserve"/>
-            </w:r>
-          </w:p>
         </w:tc>
       </w:tr>
       <w:tr>
@@ -2158,7 +1781,7 @@
                 <w:sz w:val="22"/>
                 <w:szCs w:val="22"/>
               </w:rPr>
-              <w:t xml:space="preserve">A second explanation</w:t>
+              <w:t xml:space="preserve">Link sentence</w:t>
             </w:r>
           </w:p>
         </w:tc>
@@ -2185,7 +1808,7 @@
                 <w:sz w:val="20"/>
                 <w:szCs w:val="20"/>
               </w:rPr>
-              <w:t xml:space="preserve">The stories in Jimmie’s book suggest that …</w:t>
+              <w:t xml:space="preserve">Through these family bonds, Fraillon suggests that …</w:t>
             </w:r>
           </w:p>
           <w:p>
@@ -2201,214 +1824,7 @@
                 <w:sz w:val="20"/>
                 <w:szCs w:val="20"/>
               </w:rPr>
-              <w:t xml:space="preserve">Like Maá, Eli also shares stories that explore …</w:t>
-            </w:r>
-          </w:p>
-          <w:p>
-            <w:pPr>
-              <w:spacing w:after="0"/>
-            </w:pPr>
-            <w:r>
-              <w:rPr>
-                <w:rFonts w:ascii="Aptos Narrow" w:cs="Aptos Narrow" w:eastAsia="Aptos Narrow" w:hAnsi="Aptos Narrow"/>
-                <w:i/>
-                <w:iCs/>
-                <w:color w:val="595959"/>
-                <w:sz w:val="20"/>
-                <w:szCs w:val="20"/>
-              </w:rPr>
-              <w:t xml:space="preserve">Even though Eli and Subhi aren’t related, they are like family, suggesting that …</w:t>
-            </w:r>
-          </w:p>
-          <w:p>
-            <w:pPr>
-              <w:pBdr>
-                <w:bottom w:val="single" w:color="BFBFBF" w:sz="4"/>
-              </w:pBdr>
-              <w:spacing w:after="0" w:before="230"/>
-            </w:pPr>
-            <w:r>
-              <w:rPr>
-                <w:rFonts w:ascii="Aptos Narrow" w:cs="Aptos Narrow" w:eastAsia="Aptos Narrow" w:hAnsi="Aptos Narrow"/>
-                <w:color w:val="000000"/>
-                <w:sz w:val="22"/>
-                <w:szCs w:val="22"/>
-              </w:rPr>
-              <w:t xml:space="preserve"/>
-            </w:r>
-          </w:p>
-          <w:p>
-            <w:pPr>
-              <w:pBdr>
-                <w:bottom w:val="single" w:color="BFBFBF" w:sz="4"/>
-              </w:pBdr>
-              <w:spacing w:after="0" w:before="230"/>
-            </w:pPr>
-            <w:r>
-              <w:rPr>
-                <w:rFonts w:ascii="Aptos Narrow" w:cs="Aptos Narrow" w:eastAsia="Aptos Narrow" w:hAnsi="Aptos Narrow"/>
-                <w:color w:val="000000"/>
-                <w:sz w:val="22"/>
-                <w:szCs w:val="22"/>
-              </w:rPr>
-              <w:t xml:space="preserve"/>
-            </w:r>
-          </w:p>
-          <w:p>
-            <w:pPr>
-              <w:pBdr>
-                <w:bottom w:val="single" w:color="BFBFBF" w:sz="4"/>
-              </w:pBdr>
-              <w:spacing w:after="0" w:before="230"/>
-            </w:pPr>
-            <w:r>
-              <w:rPr>
-                <w:rFonts w:ascii="Aptos Narrow" w:cs="Aptos Narrow" w:eastAsia="Aptos Narrow" w:hAnsi="Aptos Narrow"/>
-                <w:color w:val="000000"/>
-                <w:sz w:val="22"/>
-                <w:szCs w:val="22"/>
-              </w:rPr>
-              <w:t xml:space="preserve"/>
-            </w:r>
-          </w:p>
-          <w:p>
-            <w:pPr>
-              <w:pBdr>
-                <w:bottom w:val="single" w:color="BFBFBF" w:sz="4"/>
-              </w:pBdr>
-              <w:spacing w:after="0" w:before="230"/>
-            </w:pPr>
-            <w:r>
-              <w:rPr>
-                <w:rFonts w:ascii="Aptos Narrow" w:cs="Aptos Narrow" w:eastAsia="Aptos Narrow" w:hAnsi="Aptos Narrow"/>
-                <w:color w:val="000000"/>
-                <w:sz w:val="22"/>
-                <w:szCs w:val="22"/>
-              </w:rPr>
-              <w:t xml:space="preserve"/>
-            </w:r>
-          </w:p>
-          <w:p>
-            <w:pPr>
-              <w:pBdr>
-                <w:bottom w:val="single" w:color="BFBFBF" w:sz="4"/>
-              </w:pBdr>
-              <w:spacing w:after="0" w:before="230"/>
-            </w:pPr>
-            <w:r>
-              <w:rPr>
-                <w:rFonts w:ascii="Aptos Narrow" w:cs="Aptos Narrow" w:eastAsia="Aptos Narrow" w:hAnsi="Aptos Narrow"/>
-                <w:color w:val="000000"/>
-                <w:sz w:val="22"/>
-                <w:szCs w:val="22"/>
-              </w:rPr>
-              <w:t xml:space="preserve"/>
-            </w:r>
-          </w:p>
-        </w:tc>
-      </w:tr>
-      <w:tr>
-        <w:tc>
-          <w:tcPr>
-            <w:tcW w:type="dxa" w:w="2300"/>
-            <w:shd w:fill="F2D0DA" w:color="auto" w:val="clear"/>
-            <w:tcMar>
-              <w:top w:type="dxa" w:w="80"/>
-              <w:left w:type="dxa" w:w="120"/>
-              <w:bottom w:type="dxa" w:w="80"/>
-              <w:right w:type="dxa" w:w="120"/>
-            </w:tcMar>
-          </w:tcPr>
-          <w:p>
-            <w:pPr>
-              <w:spacing w:after="0"/>
-            </w:pPr>
-            <w:r>
-              <w:rPr>
-                <w:rFonts w:ascii="Aptos Narrow" w:cs="Aptos Narrow" w:eastAsia="Aptos Narrow" w:hAnsi="Aptos Narrow"/>
-                <w:b/>
-                <w:bCs/>
-                <w:color w:val="000000"/>
-                <w:sz w:val="22"/>
-                <w:szCs w:val="22"/>
-              </w:rPr>
-              <w:t xml:space="preserve">Link sentence</w:t>
-            </w:r>
-          </w:p>
-        </w:tc>
-        <w:tc>
-          <w:tcPr>
-            <w:tcW w:type="dxa" w:w="8166"/>
-            <w:tcMar>
-              <w:top w:type="dxa" w:w="80"/>
-              <w:left w:type="dxa" w:w="120"/>
-              <w:bottom w:type="dxa" w:w="80"/>
-              <w:right w:type="dxa" w:w="120"/>
-            </w:tcMar>
-          </w:tcPr>
-          <w:p>
-            <w:pPr>
-              <w:spacing w:after="0"/>
-            </w:pPr>
-            <w:r>
-              <w:rPr>
-                <w:rFonts w:ascii="Aptos Narrow" w:cs="Aptos Narrow" w:eastAsia="Aptos Narrow" w:hAnsi="Aptos Narrow"/>
-                <w:i/>
-                <w:iCs/>
-                <w:color w:val="595959"/>
-                <w:sz w:val="20"/>
-                <w:szCs w:val="20"/>
-              </w:rPr>
-              <w:t xml:space="preserve">Through these family bonds, Fraillon suggests that …</w:t>
-            </w:r>
-          </w:p>
-          <w:p>
-            <w:pPr>
-              <w:spacing w:after="0"/>
-            </w:pPr>
-            <w:r>
-              <w:rPr>
-                <w:rFonts w:ascii="Aptos Narrow" w:cs="Aptos Narrow" w:eastAsia="Aptos Narrow" w:hAnsi="Aptos Narrow"/>
-                <w:i/>
-                <w:iCs/>
-                <w:color w:val="595959"/>
-                <w:sz w:val="20"/>
-                <w:szCs w:val="20"/>
-              </w:rPr>
               <w:t xml:space="preserve">In both cases, the motif of storytelling highlights …</w:t>
-            </w:r>
-          </w:p>
-          <w:p>
-            <w:pPr>
-              <w:spacing w:after="0"/>
-            </w:pPr>
-            <w:r>
-              <w:rPr>
-                <w:rFonts w:ascii="Aptos Narrow" w:cs="Aptos Narrow" w:eastAsia="Aptos Narrow" w:hAnsi="Aptos Narrow"/>
-                <w:i/>
-                <w:iCs/>
-                <w:color w:val="595959"/>
-                <w:sz w:val="20"/>
-                <w:szCs w:val="20"/>
-              </w:rPr>
-              <w:t xml:space="preserve">Together with objects, __________ demonstrates that …</w:t>
-            </w:r>
-          </w:p>
-          <w:p>
-            <w:pPr>
-              <w:pBdr>
-                <w:bottom w:val="single" w:color="BFBFBF" w:sz="4"/>
-              </w:pBdr>
-              <w:spacing w:after="0" w:before="230"/>
-            </w:pPr>
-            <w:r>
-              <w:rPr>
-                <w:rFonts w:ascii="Aptos Narrow" w:cs="Aptos Narrow" w:eastAsia="Aptos Narrow" w:hAnsi="Aptos Narrow"/>
-                <w:color w:val="000000"/>
-                <w:sz w:val="22"/>
-                <w:szCs w:val="22"/>
-              </w:rPr>
-              <w:t xml:space="preserve"/>
             </w:r>
           </w:p>
           <w:p>
@@ -2475,7 +1891,7 @@
     </w:p>
     <w:p>
       <w:pPr>
-        <w:spacing w:after="80" w:before="200"/>
+        <w:spacing w:after="60" w:before="160"/>
       </w:pPr>
       <w:r>
         <w:rPr>
@@ -2483,8 +1899,8 @@
           <w:b/>
           <w:bCs/>
           <w:color w:val="000000"/>
-          <w:sz w:val="26"/>
-          <w:szCs w:val="26"/>
+          <w:sz w:val="25"/>
+          <w:szCs w:val="25"/>
         </w:rPr>
         <w:t xml:space="preserve">Paragraph 3</w:t>
       </w:r>
@@ -2736,198 +2152,23 @@
               <w:t xml:space="preserve"/>
             </w:r>
           </w:p>
-          <w:p>
-            <w:pPr>
-              <w:pBdr>
-                <w:bottom w:val="single" w:color="BFBFBF" w:sz="4"/>
-              </w:pBdr>
-              <w:spacing w:after="0" w:before="230"/>
-            </w:pPr>
-            <w:r>
-              <w:rPr>
-                <w:rFonts w:ascii="Aptos Narrow" w:cs="Aptos Narrow" w:eastAsia="Aptos Narrow" w:hAnsi="Aptos Narrow"/>
-                <w:color w:val="000000"/>
-                <w:sz w:val="22"/>
-                <w:szCs w:val="22"/>
-              </w:rPr>
-              <w:t xml:space="preserve"/>
-            </w:r>
-          </w:p>
-          <w:p>
-            <w:pPr>
-              <w:pBdr>
-                <w:bottom w:val="single" w:color="BFBFBF" w:sz="4"/>
-              </w:pBdr>
-              <w:spacing w:after="0" w:before="230"/>
-            </w:pPr>
-            <w:r>
-              <w:rPr>
-                <w:rFonts w:ascii="Aptos Narrow" w:cs="Aptos Narrow" w:eastAsia="Aptos Narrow" w:hAnsi="Aptos Narrow"/>
-                <w:color w:val="000000"/>
-                <w:sz w:val="22"/>
-                <w:szCs w:val="22"/>
-              </w:rPr>
-              <w:t xml:space="preserve"/>
-            </w:r>
-          </w:p>
-          <w:p>
-            <w:pPr>
-              <w:pBdr>
-                <w:bottom w:val="single" w:color="BFBFBF" w:sz="4"/>
-              </w:pBdr>
-              <w:spacing w:after="0" w:before="230"/>
-            </w:pPr>
-            <w:r>
-              <w:rPr>
-                <w:rFonts w:ascii="Aptos Narrow" w:cs="Aptos Narrow" w:eastAsia="Aptos Narrow" w:hAnsi="Aptos Narrow"/>
-                <w:color w:val="000000"/>
-                <w:sz w:val="22"/>
-                <w:szCs w:val="22"/>
-              </w:rPr>
-              <w:t xml:space="preserve"/>
-            </w:r>
-          </w:p>
-          <w:p>
-            <w:pPr>
-              <w:pBdr>
-                <w:bottom w:val="single" w:color="BFBFBF" w:sz="4"/>
-              </w:pBdr>
-              <w:spacing w:after="0" w:before="230"/>
-            </w:pPr>
-            <w:r>
-              <w:rPr>
-                <w:rFonts w:ascii="Aptos Narrow" w:cs="Aptos Narrow" w:eastAsia="Aptos Narrow" w:hAnsi="Aptos Narrow"/>
-                <w:color w:val="000000"/>
-                <w:sz w:val="22"/>
-                <w:szCs w:val="22"/>
-              </w:rPr>
-              <w:t xml:space="preserve"/>
-            </w:r>
-          </w:p>
-          <w:p>
-            <w:pPr>
-              <w:pBdr>
-                <w:bottom w:val="single" w:color="BFBFBF" w:sz="4"/>
-              </w:pBdr>
-              <w:spacing w:after="0" w:before="230"/>
-            </w:pPr>
-            <w:r>
-              <w:rPr>
-                <w:rFonts w:ascii="Aptos Narrow" w:cs="Aptos Narrow" w:eastAsia="Aptos Narrow" w:hAnsi="Aptos Narrow"/>
-                <w:color w:val="000000"/>
-                <w:sz w:val="22"/>
-                <w:szCs w:val="22"/>
-              </w:rPr>
-              <w:t xml:space="preserve"/>
-            </w:r>
-          </w:p>
-          <w:p>
-            <w:pPr>
-              <w:pBdr>
-                <w:bottom w:val="single" w:color="BFBFBF" w:sz="4"/>
-              </w:pBdr>
-              <w:spacing w:after="0" w:before="230"/>
-            </w:pPr>
-            <w:r>
-              <w:rPr>
-                <w:rFonts w:ascii="Aptos Narrow" w:cs="Aptos Narrow" w:eastAsia="Aptos Narrow" w:hAnsi="Aptos Narrow"/>
-                <w:color w:val="000000"/>
-                <w:sz w:val="22"/>
-                <w:szCs w:val="22"/>
-              </w:rPr>
-              <w:t xml:space="preserve"/>
-            </w:r>
-          </w:p>
-          <w:p>
-            <w:pPr>
-              <w:pBdr>
-                <w:bottom w:val="single" w:color="BFBFBF" w:sz="4"/>
-              </w:pBdr>
-              <w:spacing w:after="0" w:before="230"/>
-            </w:pPr>
-            <w:r>
-              <w:rPr>
-                <w:rFonts w:ascii="Aptos Narrow" w:cs="Aptos Narrow" w:eastAsia="Aptos Narrow" w:hAnsi="Aptos Narrow"/>
-                <w:color w:val="000000"/>
-                <w:sz w:val="22"/>
-                <w:szCs w:val="22"/>
-              </w:rPr>
-              <w:t xml:space="preserve"/>
-            </w:r>
-          </w:p>
-          <w:p>
-            <w:pPr>
-              <w:pBdr>
-                <w:bottom w:val="single" w:color="BFBFBF" w:sz="4"/>
-              </w:pBdr>
-              <w:spacing w:after="0" w:before="230"/>
-            </w:pPr>
-            <w:r>
-              <w:rPr>
-                <w:rFonts w:ascii="Aptos Narrow" w:cs="Aptos Narrow" w:eastAsia="Aptos Narrow" w:hAnsi="Aptos Narrow"/>
-                <w:color w:val="000000"/>
-                <w:sz w:val="22"/>
-                <w:szCs w:val="22"/>
-              </w:rPr>
-              <w:t xml:space="preserve"/>
-            </w:r>
-          </w:p>
-          <w:p>
-            <w:pPr>
-              <w:pBdr>
-                <w:bottom w:val="single" w:color="BFBFBF" w:sz="4"/>
-              </w:pBdr>
-              <w:spacing w:after="0" w:before="230"/>
-            </w:pPr>
-            <w:r>
-              <w:rPr>
-                <w:rFonts w:ascii="Aptos Narrow" w:cs="Aptos Narrow" w:eastAsia="Aptos Narrow" w:hAnsi="Aptos Narrow"/>
-                <w:color w:val="000000"/>
-                <w:sz w:val="22"/>
-                <w:szCs w:val="22"/>
-              </w:rPr>
-              <w:t xml:space="preserve"/>
-            </w:r>
-          </w:p>
         </w:tc>
       </w:tr>
     </w:tbl>
     <w:p>
       <w:pPr>
-        <w:spacing w:after="0"/>
-      </w:pPr>
-      <w:r>
-        <w:br w:type="page"/>
-      </w:r>
-    </w:p>
-    <w:p>
-      <w:pPr>
-        <w:spacing w:after="40"/>
+        <w:spacing w:after="60" w:before="160"/>
       </w:pPr>
       <w:r>
         <w:rPr>
           <w:rFonts w:ascii="Aptos Narrow" w:cs="Aptos Narrow" w:eastAsia="Aptos Narrow" w:hAnsi="Aptos Narrow"/>
           <w:b/>
           <w:bCs/>
-          <w:color w:val="8C072D"/>
-          <w:sz w:val="36"/>
-          <w:szCs w:val="36"/>
+          <w:color w:val="000000"/>
+          <w:sz w:val="25"/>
+          <w:szCs w:val="25"/>
         </w:rPr>
         <w:t xml:space="preserve">How did it go?</w:t>
-      </w:r>
-    </w:p>
-    <w:p>
-      <w:pPr>
-        <w:spacing w:after="120"/>
-      </w:pPr>
-      <w:r>
-        <w:rPr>
-          <w:rFonts w:ascii="Aptos Narrow" w:cs="Aptos Narrow" w:eastAsia="Aptos Narrow" w:hAnsi="Aptos Narrow"/>
-          <w:color w:val="000000"/>
-          <w:sz w:val="22"/>
-          <w:szCs w:val="22"/>
-        </w:rPr>
-        <w:t xml:space="preserve">Tick one box in each row for the paragraph you wrote.</w:t>
       </w:r>
     </w:p>
     <w:tbl>
@@ -3088,7 +2329,7 @@
       </w:tr>
       <w:tr>
         <w:trPr>
-          <w:trHeight w:val="620" w:hRule="atLeast"/>
+          <w:trHeight w:val="520" w:hRule="atLeast"/>
         </w:trPr>
         <w:tc>
           <w:tcPr>
@@ -3220,7 +2461,7 @@
       </w:tr>
       <w:tr>
         <w:trPr>
-          <w:trHeight w:val="620" w:hRule="atLeast"/>
+          <w:trHeight w:val="520" w:hRule="atLeast"/>
         </w:trPr>
         <w:tc>
           <w:tcPr>
@@ -3352,7 +2593,7 @@
       </w:tr>
       <w:tr>
         <w:trPr>
-          <w:trHeight w:val="620" w:hRule="atLeast"/>
+          <w:trHeight w:val="520" w:hRule="atLeast"/>
         </w:trPr>
         <w:tc>
           <w:tcPr>
@@ -3484,7 +2725,7 @@
       </w:tr>
       <w:tr>
         <w:trPr>
-          <w:trHeight w:val="620" w:hRule="atLeast"/>
+          <w:trHeight w:val="520" w:hRule="atLeast"/>
         </w:trPr>
         <w:tc>
           <w:tcPr>
@@ -3617,7 +2858,7 @@
     </w:tbl>
     <w:p>
       <w:pPr>
-        <w:spacing w:after="80" w:before="200"/>
+        <w:spacing w:after="60" w:before="160"/>
       </w:pPr>
       <w:r>
         <w:rPr>
@@ -3625,8 +2866,8 @@
           <w:b/>
           <w:bCs/>
           <w:color w:val="000000"/>
-          <w:sz w:val="26"/>
-          <w:szCs w:val="26"/>
+          <w:sz w:val="25"/>
+          <w:szCs w:val="25"/>
         </w:rPr>
         <w:t xml:space="preserve">One thing I will do better next time</w:t>
       </w:r>
@@ -3691,29 +2932,12 @@
               <w:t xml:space="preserve"/>
             </w:r>
           </w:p>
-          <w:p>
-            <w:pPr>
-              <w:pBdr>
-                <w:bottom w:val="single" w:color="BFBFBF" w:sz="4"/>
-              </w:pBdr>
-              <w:spacing w:after="0" w:before="230"/>
-            </w:pPr>
-            <w:r>
-              <w:rPr>
-                <w:rFonts w:ascii="Aptos Narrow" w:cs="Aptos Narrow" w:eastAsia="Aptos Narrow" w:hAnsi="Aptos Narrow"/>
-                <w:color w:val="000000"/>
-                <w:sz w:val="22"/>
-                <w:szCs w:val="22"/>
-              </w:rPr>
-              <w:t xml:space="preserve"/>
-            </w:r>
-          </w:p>
         </w:tc>
       </w:tr>
     </w:tbl>
     <w:p>
       <w:pPr>
-        <w:spacing w:after="80" w:before="200"/>
+        <w:spacing w:after="60" w:before="160"/>
       </w:pPr>
       <w:r>
         <w:rPr>
@@ -3721,8 +2945,8 @@
           <w:b/>
           <w:bCs/>
           <w:color w:val="000000"/>
-          <w:sz w:val="26"/>
-          <w:szCs w:val="26"/>
+          <w:sz w:val="25"/>
+          <w:szCs w:val="25"/>
         </w:rPr>
         <w:t xml:space="preserve">Teacher feedback</w:t>
       </w:r>
@@ -3804,40 +3028,6 @@
               <w:t xml:space="preserve"/>
             </w:r>
           </w:p>
-          <w:p>
-            <w:pPr>
-              <w:pBdr>
-                <w:bottom w:val="single" w:color="BFBFBF" w:sz="4"/>
-              </w:pBdr>
-              <w:spacing w:after="0" w:before="230"/>
-            </w:pPr>
-            <w:r>
-              <w:rPr>
-                <w:rFonts w:ascii="Aptos Narrow" w:cs="Aptos Narrow" w:eastAsia="Aptos Narrow" w:hAnsi="Aptos Narrow"/>
-                <w:color w:val="000000"/>
-                <w:sz w:val="22"/>
-                <w:szCs w:val="22"/>
-              </w:rPr>
-              <w:t xml:space="preserve"/>
-            </w:r>
-          </w:p>
-          <w:p>
-            <w:pPr>
-              <w:pBdr>
-                <w:bottom w:val="single" w:color="BFBFBF" w:sz="4"/>
-              </w:pBdr>
-              <w:spacing w:after="0" w:before="230"/>
-            </w:pPr>
-            <w:r>
-              <w:rPr>
-                <w:rFonts w:ascii="Aptos Narrow" w:cs="Aptos Narrow" w:eastAsia="Aptos Narrow" w:hAnsi="Aptos Narrow"/>
-                <w:color w:val="000000"/>
-                <w:sz w:val="22"/>
-                <w:szCs w:val="22"/>
-              </w:rPr>
-              <w:t xml:space="preserve"/>
-            </w:r>
-          </w:p>
         </w:tc>
       </w:tr>
     </w:tbl>
@@ -3847,6 +3037,107 @@
       </w:pPr>
       <w:r>
         <w:br w:type="page"/>
+      </w:r>
+    </w:p>
+    <w:p>
+      <w:pPr>
+        <w:spacing w:after="60" w:before="160"/>
+      </w:pPr>
+      <w:r>
+        <w:rPr>
+          <w:rFonts w:ascii="Aptos Narrow" w:cs="Aptos Narrow" w:eastAsia="Aptos Narrow" w:hAnsi="Aptos Narrow"/>
+          <w:b/>
+          <w:bCs/>
+          <w:color w:val="000000"/>
+          <w:sz w:val="25"/>
+          <w:szCs w:val="25"/>
+        </w:rPr>
+        <w:t xml:space="preserve">Paragraph 1</w:t>
+      </w:r>
+    </w:p>
+    <w:p>
+      <w:pPr>
+        <w:spacing w:after="140"/>
+      </w:pPr>
+      <w:r>
+        <w:rPr>
+          <w:rFonts w:ascii="Aptos Narrow" w:cs="Aptos Narrow" w:eastAsia="Aptos Narrow" w:hAnsi="Aptos Narrow"/>
+          <w:b/>
+          <w:bCs/>
+          <w:color w:val="C00000"/>
+          <w:sz w:val="22"/>
+          <w:szCs w:val="22"/>
+        </w:rPr>
+        <w:t xml:space="preserve">  subject  </w:t>
+      </w:r>
+      <w:r>
+        <w:rPr>
+          <w:rFonts w:ascii="Aptos Narrow" w:cs="Aptos Narrow" w:eastAsia="Aptos Narrow" w:hAnsi="Aptos Narrow"/>
+          <w:color w:val="000000"/>
+          <w:sz w:val="22"/>
+          <w:szCs w:val="22"/>
+        </w:rPr>
+        <w:t xml:space="preserve">   </w:t>
+      </w:r>
+      <w:r>
+        <w:rPr>
+          <w:rFonts w:ascii="Aptos Narrow" w:cs="Aptos Narrow" w:eastAsia="Aptos Narrow" w:hAnsi="Aptos Narrow"/>
+          <w:b/>
+          <w:bCs/>
+          <w:color w:val="3B7D23"/>
+          <w:sz w:val="22"/>
+          <w:szCs w:val="22"/>
+        </w:rPr>
+        <w:t xml:space="preserve">  verb  </w:t>
+      </w:r>
+      <w:r>
+        <w:rPr>
+          <w:rFonts w:ascii="Aptos Narrow" w:cs="Aptos Narrow" w:eastAsia="Aptos Narrow" w:hAnsi="Aptos Narrow"/>
+          <w:color w:val="000000"/>
+          <w:sz w:val="22"/>
+          <w:szCs w:val="22"/>
+        </w:rPr>
+        <w:t xml:space="preserve">   </w:t>
+      </w:r>
+      <w:r>
+        <w:rPr>
+          <w:rFonts w:ascii="Aptos Narrow" w:cs="Aptos Narrow" w:eastAsia="Aptos Narrow" w:hAnsi="Aptos Narrow"/>
+          <w:b/>
+          <w:bCs/>
+          <w:color w:val="C04F15"/>
+          <w:sz w:val="22"/>
+          <w:szCs w:val="22"/>
+        </w:rPr>
+        <w:t xml:space="preserve">  object  </w:t>
+      </w:r>
+      <w:r>
+        <w:rPr>
+          <w:rFonts w:ascii="Aptos Narrow" w:cs="Aptos Narrow" w:eastAsia="Aptos Narrow" w:hAnsi="Aptos Narrow"/>
+          <w:color w:val="000000"/>
+          <w:sz w:val="22"/>
+          <w:szCs w:val="22"/>
+        </w:rPr>
+        <w:t xml:space="preserve">   </w:t>
+      </w:r>
+      <w:r>
+        <w:rPr>
+          <w:rFonts w:ascii="Aptos Narrow" w:cs="Aptos Narrow" w:eastAsia="Aptos Narrow" w:hAnsi="Aptos Narrow"/>
+          <w:b/>
+          <w:bCs/>
+          <w:color w:val="0070C0"/>
+          <w:sz w:val="22"/>
+          <w:szCs w:val="22"/>
+        </w:rPr>
+        <w:t xml:space="preserve">  prepositional phrase  </w:t>
+      </w:r>
+      <w:r>
+        <w:rPr>
+          <w:rFonts w:ascii="Aptos Narrow" w:cs="Aptos Narrow" w:eastAsia="Aptos Narrow" w:hAnsi="Aptos Narrow"/>
+          <w:color w:val="000000"/>
+          <w:sz w:val="22"/>
+          <w:szCs w:val="22"/>
+        </w:rPr>
+        <w:t xml:space="preserve">   </w:t>
       </w:r>
     </w:p>
     <w:tbl>
@@ -3868,28 +3159,260 @@
         <w:tc>
           <w:tcPr>
             <w:tcW w:type="dxa" w:w="10466"/>
-            <w:shd w:fill="8C072D" w:color="auto" w:val="clear"/>
-            <w:tcMar>
-              <w:top w:type="dxa" w:w="80"/>
-              <w:left w:type="dxa" w:w="120"/>
-              <w:bottom w:type="dxa" w:w="80"/>
-              <w:right w:type="dxa" w:w="120"/>
-            </w:tcMar>
-          </w:tcPr>
-          <w:p>
-            <w:pPr>
-              <w:spacing w:after="0"/>
-            </w:pPr>
-            <w:r>
-              <w:rPr>
-                <w:rFonts w:ascii="Aptos Narrow" w:cs="Aptos Narrow" w:eastAsia="Aptos Narrow" w:hAnsi="Aptos Narrow"/>
-                <w:b/>
-                <w:bCs/>
-                <w:color w:val="FFFFFF"/>
-                <w:sz w:val="22"/>
-                <w:szCs w:val="22"/>
-              </w:rPr>
-              <w:t xml:space="preserve">TASK 2  —  Contrast and freedom</w:t>
+            <w:shd w:fill="F2F2F2" w:color="auto" w:val="clear"/>
+            <w:tcMar>
+              <w:top w:type="dxa" w:w="80"/>
+              <w:left w:type="dxa" w:w="120"/>
+              <w:bottom w:type="dxa" w:w="80"/>
+              <w:right w:type="dxa" w:w="120"/>
+            </w:tcMar>
+          </w:tcPr>
+          <w:p>
+            <w:pPr>
+              <w:spacing w:after="160" w:line="460"/>
+            </w:pPr>
+            <w:r>
+              <w:rPr>
+                <w:rFonts w:ascii="Aptos Narrow" w:cs="Aptos Narrow" w:eastAsia="Aptos Narrow" w:hAnsi="Aptos Narrow"/>
+                <w:b/>
+                <w:bCs/>
+                <w:color w:val="C00000"/>
+                <w:sz w:val="24"/>
+                <w:szCs w:val="24"/>
+              </w:rPr>
+              <w:t xml:space="preserve">The bone sparrow necklace</w:t>
+            </w:r>
+            <w:r>
+              <w:rPr>
+                <w:rFonts w:ascii="Aptos Narrow" w:cs="Aptos Narrow" w:eastAsia="Aptos Narrow" w:hAnsi="Aptos Narrow"/>
+                <w:b/>
+                <w:bCs/>
+                <w:color w:val="3B7D23"/>
+                <w:sz w:val="24"/>
+                <w:szCs w:val="24"/>
+              </w:rPr>
+              <w:t xml:space="preserve"> is</w:t>
+            </w:r>
+            <w:r>
+              <w:rPr>
+                <w:rFonts w:ascii="Aptos Narrow" w:cs="Aptos Narrow" w:eastAsia="Aptos Narrow" w:hAnsi="Aptos Narrow"/>
+                <w:b/>
+                <w:bCs/>
+                <w:color w:val="C04F15"/>
+                <w:sz w:val="24"/>
+                <w:szCs w:val="24"/>
+              </w:rPr>
+              <w:t xml:space="preserve"> an object that keeps the characters connected to their past</w:t>
+            </w:r>
+            <w:r>
+              <w:rPr>
+                <w:rFonts w:ascii="Aptos Narrow" w:cs="Aptos Narrow" w:eastAsia="Aptos Narrow" w:hAnsi="Aptos Narrow"/>
+                <w:color w:val="000000"/>
+                <w:sz w:val="24"/>
+                <w:szCs w:val="24"/>
+              </w:rPr>
+              <w:t xml:space="preserve">.</w:t>
+            </w:r>
+          </w:p>
+          <w:p>
+            <w:pPr>
+              <w:spacing w:after="160" w:line="460"/>
+            </w:pPr>
+            <w:r>
+              <w:rPr>
+                <w:rFonts w:ascii="Aptos Narrow" w:cs="Aptos Narrow" w:eastAsia="Aptos Narrow" w:hAnsi="Aptos Narrow"/>
+                <w:b/>
+                <w:bCs/>
+                <w:color w:val="0070C0"/>
+                <w:sz w:val="24"/>
+                <w:szCs w:val="24"/>
+              </w:rPr>
+              <w:t xml:space="preserve">In Jimmie’s story</w:t>
+            </w:r>
+            <w:r>
+              <w:rPr>
+                <w:rFonts w:ascii="Aptos Narrow" w:cs="Aptos Narrow" w:eastAsia="Aptos Narrow" w:hAnsi="Aptos Narrow"/>
+                <w:color w:val="000000"/>
+                <w:sz w:val="24"/>
+                <w:szCs w:val="24"/>
+              </w:rPr>
+              <w:t xml:space="preserve">, </w:t>
+            </w:r>
+            <w:r>
+              <w:rPr>
+                <w:rFonts w:ascii="Aptos Narrow" w:cs="Aptos Narrow" w:eastAsia="Aptos Narrow" w:hAnsi="Aptos Narrow"/>
+                <w:b/>
+                <w:bCs/>
+                <w:color w:val="C00000"/>
+                <w:sz w:val="24"/>
+                <w:szCs w:val="24"/>
+              </w:rPr>
+              <w:t xml:space="preserve">Mirka</w:t>
+            </w:r>
+            <w:r>
+              <w:rPr>
+                <w:rFonts w:ascii="Aptos Narrow" w:cs="Aptos Narrow" w:eastAsia="Aptos Narrow" w:hAnsi="Aptos Narrow"/>
+                <w:b/>
+                <w:bCs/>
+                <w:color w:val="3B7D23"/>
+                <w:sz w:val="24"/>
+                <w:szCs w:val="24"/>
+              </w:rPr>
+              <w:t xml:space="preserve"> gives</w:t>
+            </w:r>
+            <w:r>
+              <w:rPr>
+                <w:rFonts w:ascii="Aptos Narrow" w:cs="Aptos Narrow" w:eastAsia="Aptos Narrow" w:hAnsi="Aptos Narrow"/>
+                <w:b/>
+                <w:bCs/>
+                <w:color w:val="C04F15"/>
+                <w:sz w:val="24"/>
+                <w:szCs w:val="24"/>
+              </w:rPr>
+              <w:t xml:space="preserve"> Oto the necklace</w:t>
+            </w:r>
+            <w:r>
+              <w:rPr>
+                <w:rFonts w:ascii="Aptos Narrow" w:cs="Aptos Narrow" w:eastAsia="Aptos Narrow" w:hAnsi="Aptos Narrow"/>
+                <w:color w:val="000000"/>
+                <w:sz w:val="24"/>
+                <w:szCs w:val="24"/>
+              </w:rPr>
+              <w:t xml:space="preserve"> so that the sparrow will “recognise Anka’s soul” (ch. 17), which shows that an object can carry a person’s story after they are gone.</w:t>
+            </w:r>
+          </w:p>
+          <w:p>
+            <w:pPr>
+              <w:spacing w:after="160" w:line="460"/>
+            </w:pPr>
+            <w:r>
+              <w:rPr>
+                <w:rFonts w:ascii="Aptos Narrow" w:cs="Aptos Narrow" w:eastAsia="Aptos Narrow" w:hAnsi="Aptos Narrow"/>
+                <w:b/>
+                <w:bCs/>
+                <w:color w:val="C00000"/>
+                <w:sz w:val="24"/>
+                <w:szCs w:val="24"/>
+              </w:rPr>
+              <w:t xml:space="preserve">Subhi’s coin</w:t>
+            </w:r>
+            <w:r>
+              <w:rPr>
+                <w:rFonts w:ascii="Aptos Narrow" w:cs="Aptos Narrow" w:eastAsia="Aptos Narrow" w:hAnsi="Aptos Narrow"/>
+                <w:b/>
+                <w:bCs/>
+                <w:color w:val="3B7D23"/>
+                <w:sz w:val="24"/>
+                <w:szCs w:val="24"/>
+              </w:rPr>
+              <w:t xml:space="preserve"> works</w:t>
+            </w:r>
+            <w:r>
+              <w:rPr>
+                <w:rFonts w:ascii="Aptos Narrow" w:cs="Aptos Narrow" w:eastAsia="Aptos Narrow" w:hAnsi="Aptos Narrow"/>
+                <w:color w:val="000000"/>
+                <w:sz w:val="24"/>
+                <w:szCs w:val="24"/>
+              </w:rPr>
+              <w:t xml:space="preserve"> the same way: </w:t>
+            </w:r>
+            <w:r>
+              <w:rPr>
+                <w:rFonts w:ascii="Aptos Narrow" w:cs="Aptos Narrow" w:eastAsia="Aptos Narrow" w:hAnsi="Aptos Narrow"/>
+                <w:b/>
+                <w:bCs/>
+                <w:color w:val="C00000"/>
+                <w:sz w:val="24"/>
+                <w:szCs w:val="24"/>
+              </w:rPr>
+              <w:t xml:space="preserve">Queeny</w:t>
+            </w:r>
+            <w:r>
+              <w:rPr>
+                <w:rFonts w:ascii="Aptos Narrow" w:cs="Aptos Narrow" w:eastAsia="Aptos Narrow" w:hAnsi="Aptos Narrow"/>
+                <w:b/>
+                <w:bCs/>
+                <w:color w:val="3B7D23"/>
+                <w:sz w:val="24"/>
+                <w:szCs w:val="24"/>
+              </w:rPr>
+              <w:t xml:space="preserve"> tells</w:t>
+            </w:r>
+            <w:r>
+              <w:rPr>
+                <w:rFonts w:ascii="Aptos Narrow" w:cs="Aptos Narrow" w:eastAsia="Aptos Narrow" w:hAnsi="Aptos Narrow"/>
+                <w:b/>
+                <w:bCs/>
+                <w:color w:val="C04F15"/>
+                <w:sz w:val="24"/>
+                <w:szCs w:val="24"/>
+              </w:rPr>
+              <w:t xml:space="preserve"> him</w:t>
+            </w:r>
+            <w:r>
+              <w:rPr>
+                <w:rFonts w:ascii="Aptos Narrow" w:cs="Aptos Narrow" w:eastAsia="Aptos Narrow" w:hAnsi="Aptos Narrow"/>
+                <w:color w:val="000000"/>
+                <w:sz w:val="24"/>
+                <w:szCs w:val="24"/>
+              </w:rPr>
+              <w:t xml:space="preserve"> that “all [his] treasures … were Ba’s” (ch. 34), which shows that the things Subhi keeps are his only link to a father he has never met.</w:t>
+            </w:r>
+          </w:p>
+          <w:p>
+            <w:pPr>
+              <w:spacing w:after="0" w:line="460"/>
+            </w:pPr>
+            <w:r>
+              <w:rPr>
+                <w:rFonts w:ascii="Aptos Narrow" w:cs="Aptos Narrow" w:eastAsia="Aptos Narrow" w:hAnsi="Aptos Narrow"/>
+                <w:b/>
+                <w:bCs/>
+                <w:color w:val="0070C0"/>
+                <w:sz w:val="24"/>
+                <w:szCs w:val="24"/>
+              </w:rPr>
+              <w:t xml:space="preserve">Through these objects</w:t>
+            </w:r>
+            <w:r>
+              <w:rPr>
+                <w:rFonts w:ascii="Aptos Narrow" w:cs="Aptos Narrow" w:eastAsia="Aptos Narrow" w:hAnsi="Aptos Narrow"/>
+                <w:color w:val="000000"/>
+                <w:sz w:val="24"/>
+                <w:szCs w:val="24"/>
+              </w:rPr>
+              <w:t xml:space="preserve">, </w:t>
+            </w:r>
+            <w:r>
+              <w:rPr>
+                <w:rFonts w:ascii="Aptos Narrow" w:cs="Aptos Narrow" w:eastAsia="Aptos Narrow" w:hAnsi="Aptos Narrow"/>
+                <w:b/>
+                <w:bCs/>
+                <w:color w:val="C00000"/>
+                <w:sz w:val="24"/>
+                <w:szCs w:val="24"/>
+              </w:rPr>
+              <w:t xml:space="preserve">Fraillon</w:t>
+            </w:r>
+            <w:r>
+              <w:rPr>
+                <w:rFonts w:ascii="Aptos Narrow" w:cs="Aptos Narrow" w:eastAsia="Aptos Narrow" w:hAnsi="Aptos Narrow"/>
+                <w:b/>
+                <w:bCs/>
+                <w:color w:val="3B7D23"/>
+                <w:sz w:val="24"/>
+                <w:szCs w:val="24"/>
+              </w:rPr>
+              <w:t xml:space="preserve"> suggests</w:t>
+            </w:r>
+            <w:r>
+              <w:rPr>
+                <w:rFonts w:ascii="Aptos Narrow" w:cs="Aptos Narrow" w:eastAsia="Aptos Narrow" w:hAnsi="Aptos Narrow"/>
+                <w:color w:val="000000"/>
+                <w:sz w:val="24"/>
+                <w:szCs w:val="24"/>
+              </w:rPr>
+              <w:t xml:space="preserve"> that who you are can be passed down in what people leave behind, and that is what helps Subhi and Jimmie to “find each other” (ch. 17).</w:t>
             </w:r>
           </w:p>
         </w:tc>
@@ -3897,64 +3420,29 @@
     </w:tbl>
     <w:p>
       <w:pPr>
-        <w:spacing w:after="60"/>
+        <w:spacing w:after="0"/>
       </w:pPr>
       <w:r>
-        <w:rPr>
-          <w:rFonts w:ascii="Aptos Narrow" w:cs="Aptos Narrow" w:eastAsia="Aptos Narrow" w:hAnsi="Aptos Narrow"/>
-          <w:b/>
-          <w:bCs/>
+        <w:br w:type="page"/>
+      </w:r>
+    </w:p>
+    <w:p>
+      <w:r>
+        <w:rPr>
+          <w:rFonts w:ascii="Aptos Narrow" w:cs="Aptos Narrow" w:eastAsia="Aptos Narrow" w:hAnsi="Aptos Narrow"/>
           <w:color w:val="000000"/>
           <w:sz w:val="22"/>
           <w:szCs w:val="22"/>
         </w:rPr>
-        <w:t xml:space="preserve">How does Fraillon explore the relationship between freedom and confinement in The Bone Sparrow?</w:t>
+        <w:t xml:space="preserve"/>
       </w:r>
     </w:p>
     <w:p>
       <w:pPr>
-        <w:spacing w:after="80"/>
+        <w:spacing w:after="0"/>
       </w:pPr>
       <w:r>
-        <w:rPr>
-          <w:rFonts w:ascii="Aptos Narrow" w:cs="Aptos Narrow" w:eastAsia="Aptos Narrow" w:hAnsi="Aptos Narrow"/>
-          <w:i/>
-          <w:iCs/>
-          <w:color w:val="595959"/>
-          <w:sz w:val="20"/>
-          <w:szCs w:val="20"/>
-        </w:rPr>
-        <w:t xml:space="preserve">Thinking springboard: inside and outside the fence; Subhi’s body locked in and his imagination free; Subhi’s world and Jimmie’s; the objects that stand for freedom and for being locked up.</w:t>
-      </w:r>
-    </w:p>
-    <w:p>
-      <w:pPr>
-        <w:spacing w:after="100"/>
-      </w:pPr>
-      <w:r>
-        <w:rPr>
-          <w:rFonts w:ascii="Aptos Narrow" w:cs="Aptos Narrow" w:eastAsia="Aptos Narrow" w:hAnsi="Aptos Narrow"/>
-          <w:color w:val="000000"/>
-          <w:sz w:val="22"/>
-          <w:szCs w:val="22"/>
-        </w:rPr>
-        <w:t xml:space="preserve">The introduction and the first paragraph are written for you. Write the second paragraph. The third is there if you get there.</w:t>
-      </w:r>
-    </w:p>
-    <w:p>
-      <w:pPr>
-        <w:spacing w:after="80" w:before="200"/>
-      </w:pPr>
-      <w:r>
-        <w:rPr>
-          <w:rFonts w:ascii="Aptos Narrow" w:cs="Aptos Narrow" w:eastAsia="Aptos Narrow" w:hAnsi="Aptos Narrow"/>
-          <w:b/>
-          <w:bCs/>
-          <w:color w:val="000000"/>
-          <w:sz w:val="26"/>
-          <w:szCs w:val="26"/>
-        </w:rPr>
-        <w:t xml:space="preserve">Introduction</w:t>
+        <w:br w:type="page"/>
       </w:r>
     </w:p>
     <w:tbl>
@@ -3976,26 +3464,28 @@
         <w:tc>
           <w:tcPr>
             <w:tcW w:type="dxa" w:w="10466"/>
-            <w:shd w:fill="F2F2F2" w:color="auto" w:val="clear"/>
-            <w:tcMar>
-              <w:top w:type="dxa" w:w="80"/>
-              <w:left w:type="dxa" w:w="120"/>
-              <w:bottom w:type="dxa" w:w="80"/>
-              <w:right w:type="dxa" w:w="120"/>
-            </w:tcMar>
-          </w:tcPr>
-          <w:p>
-            <w:pPr>
-              <w:spacing w:after="100" w:line="340"/>
-            </w:pPr>
-            <w:r>
-              <w:rPr>
-                <w:rFonts w:ascii="Aptos Narrow" w:cs="Aptos Narrow" w:eastAsia="Aptos Narrow" w:hAnsi="Aptos Narrow"/>
-                <w:color w:val="000000"/>
-                <w:sz w:val="22"/>
-                <w:szCs w:val="22"/>
-              </w:rPr>
-              <w:t xml:space="preserve">In The Bone Sparrow, Zana Fraillon presents freedom and confinement not simply as physical states, but as experiences that shape how people understand themselves and the world around them. Through Subhi, who has never set foot outside the detention centre, and Jimmie, who moves freely but carries her own grief and loss, Fraillon complicates the idea that freedom and confinement are opposites. Fraillon suggests that while physical confinement can be imposed upon a person’s body, the imagination and the connections between people offer a kind of freedom that cannot be taken away.</w:t>
+            <w:shd w:fill="8C072D" w:color="auto" w:val="clear"/>
+            <w:tcMar>
+              <w:top w:type="dxa" w:w="80"/>
+              <w:left w:type="dxa" w:w="120"/>
+              <w:bottom w:type="dxa" w:w="80"/>
+              <w:right w:type="dxa" w:w="120"/>
+            </w:tcMar>
+          </w:tcPr>
+          <w:p>
+            <w:pPr>
+              <w:spacing w:after="0"/>
+            </w:pPr>
+            <w:r>
+              <w:rPr>
+                <w:rFonts w:ascii="Aptos Narrow" w:cs="Aptos Narrow" w:eastAsia="Aptos Narrow" w:hAnsi="Aptos Narrow"/>
+                <w:b/>
+                <w:bCs/>
+                <w:color w:val="FFFFFF"/>
+                <w:sz w:val="22"/>
+                <w:szCs w:val="22"/>
+              </w:rPr>
+              <w:t xml:space="preserve">TASK 2  —  Contrast and freedom</w:t>
             </w:r>
           </w:p>
         </w:tc>
@@ -4003,37 +3493,7 @@
     </w:tbl>
     <w:p>
       <w:pPr>
-        <w:spacing w:after="80" w:before="200"/>
-      </w:pPr>
-      <w:r>
-        <w:rPr>
-          <w:rFonts w:ascii="Aptos Narrow" w:cs="Aptos Narrow" w:eastAsia="Aptos Narrow" w:hAnsi="Aptos Narrow"/>
-          <w:b/>
-          <w:bCs/>
-          <w:color w:val="000000"/>
-          <w:sz w:val="26"/>
-          <w:szCs w:val="26"/>
-        </w:rPr>
-        <w:t xml:space="preserve">Paragraph 2</w:t>
-      </w:r>
-    </w:p>
-    <w:p>
-      <w:pPr>
-        <w:spacing w:after="100"/>
-      </w:pPr>
-      <w:r>
-        <w:rPr>
-          <w:rFonts w:ascii="Aptos Narrow" w:cs="Aptos Narrow" w:eastAsia="Aptos Narrow" w:hAnsi="Aptos Narrow"/>
-          <w:color w:val="000000"/>
-          <w:sz w:val="22"/>
-          <w:szCs w:val="22"/>
-        </w:rPr>
-        <w:t xml:space="preserve">The introduction names three claims: how the fence separates the detained from the free, how Subhi copes with his confinement, and how Jimmie experiences freedom. Paragraph 1 is the fence, so paragraph 2 is Subhi or Jimmie.</w:t>
-      </w:r>
-    </w:p>
-    <w:p>
-      <w:pPr>
-        <w:spacing w:after="100"/>
+        <w:spacing w:after="40"/>
       </w:pPr>
       <w:r>
         <w:rPr>
@@ -4044,29 +3504,28 @@
           <w:sz w:val="22"/>
           <w:szCs w:val="22"/>
         </w:rPr>
-        <w:t xml:space="preserve">I will write about:  </w:t>
-      </w:r>
-      <w:r>
-        <w:rPr>
-          <w:rFonts w:ascii="Aptos Narrow" w:cs="Aptos Narrow" w:eastAsia="Aptos Narrow" w:hAnsi="Aptos Narrow"/>
-          <w:color w:val="000000"/>
-          <w:sz w:val="22"/>
-          <w:szCs w:val="22"/>
-        </w:rPr>
-        <w:t xml:space="preserve">☐ how Subhi deals with being confined     ☐ how Jimmie is free, but confined in other ways</w:t>
+        <w:t xml:space="preserve">How does Fraillon explore the relationship between freedom and confinement in The Bone Sparrow?</w:t>
       </w:r>
     </w:p>
     <w:p>
       <w:pPr>
-        <w:spacing w:after="0"/>
+        <w:spacing w:after="80"/>
       </w:pPr>
       <w:r>
-        <w:br w:type="page"/>
+        <w:rPr>
+          <w:rFonts w:ascii="Aptos Narrow" w:cs="Aptos Narrow" w:eastAsia="Aptos Narrow" w:hAnsi="Aptos Narrow"/>
+          <w:i/>
+          <w:iCs/>
+          <w:color w:val="595959"/>
+          <w:sz w:val="19"/>
+          <w:szCs w:val="19"/>
+        </w:rPr>
+        <w:t xml:space="preserve">Think about: inside and outside the fence; Subhi’s body locked in and his imagination free; Subhi’s world and Jimmie’s; the objects that stand for freedom and for being locked up.</w:t>
       </w:r>
     </w:p>
     <w:p>
       <w:pPr>
-        <w:spacing w:after="80" w:before="200"/>
+        <w:spacing w:after="60" w:before="160"/>
       </w:pPr>
       <w:r>
         <w:rPr>
@@ -4074,95 +3533,10 @@
           <w:b/>
           <w:bCs/>
           <w:color w:val="000000"/>
-          <w:sz w:val="26"/>
-          <w:szCs w:val="26"/>
-        </w:rPr>
-        <w:t xml:space="preserve">Paragraph 1</w:t>
-      </w:r>
-    </w:p>
-    <w:p>
-      <w:pPr>
-        <w:spacing w:after="140"/>
-      </w:pPr>
-      <w:r>
-        <w:rPr>
-          <w:rFonts w:ascii="Aptos Narrow" w:cs="Aptos Narrow" w:eastAsia="Aptos Narrow" w:hAnsi="Aptos Narrow"/>
-          <w:b/>
-          <w:bCs/>
-          <w:color w:val="C00000"/>
-          <w:sz w:val="22"/>
-          <w:szCs w:val="22"/>
-        </w:rPr>
-        <w:t xml:space="preserve">  subject  </w:t>
-      </w:r>
-      <w:r>
-        <w:rPr>
-          <w:rFonts w:ascii="Aptos Narrow" w:cs="Aptos Narrow" w:eastAsia="Aptos Narrow" w:hAnsi="Aptos Narrow"/>
-          <w:color w:val="000000"/>
-          <w:sz w:val="22"/>
-          <w:szCs w:val="22"/>
-        </w:rPr>
-        <w:t xml:space="preserve">   </w:t>
-      </w:r>
-      <w:r>
-        <w:rPr>
-          <w:rFonts w:ascii="Aptos Narrow" w:cs="Aptos Narrow" w:eastAsia="Aptos Narrow" w:hAnsi="Aptos Narrow"/>
-          <w:b/>
-          <w:bCs/>
-          <w:color w:val="3B7D23"/>
-          <w:sz w:val="22"/>
-          <w:szCs w:val="22"/>
-        </w:rPr>
-        <w:t xml:space="preserve">  verb  </w:t>
-      </w:r>
-      <w:r>
-        <w:rPr>
-          <w:rFonts w:ascii="Aptos Narrow" w:cs="Aptos Narrow" w:eastAsia="Aptos Narrow" w:hAnsi="Aptos Narrow"/>
-          <w:color w:val="000000"/>
-          <w:sz w:val="22"/>
-          <w:szCs w:val="22"/>
-        </w:rPr>
-        <w:t xml:space="preserve">   </w:t>
-      </w:r>
-      <w:r>
-        <w:rPr>
-          <w:rFonts w:ascii="Aptos Narrow" w:cs="Aptos Narrow" w:eastAsia="Aptos Narrow" w:hAnsi="Aptos Narrow"/>
-          <w:b/>
-          <w:bCs/>
-          <w:color w:val="C04F15"/>
-          <w:sz w:val="22"/>
-          <w:szCs w:val="22"/>
-        </w:rPr>
-        <w:t xml:space="preserve">  object  </w:t>
-      </w:r>
-      <w:r>
-        <w:rPr>
-          <w:rFonts w:ascii="Aptos Narrow" w:cs="Aptos Narrow" w:eastAsia="Aptos Narrow" w:hAnsi="Aptos Narrow"/>
-          <w:color w:val="000000"/>
-          <w:sz w:val="22"/>
-          <w:szCs w:val="22"/>
-        </w:rPr>
-        <w:t xml:space="preserve">   </w:t>
-      </w:r>
-      <w:r>
-        <w:rPr>
-          <w:rFonts w:ascii="Aptos Narrow" w:cs="Aptos Narrow" w:eastAsia="Aptos Narrow" w:hAnsi="Aptos Narrow"/>
-          <w:b/>
-          <w:bCs/>
-          <w:color w:val="0070C0"/>
-          <w:sz w:val="22"/>
-          <w:szCs w:val="22"/>
-        </w:rPr>
-        <w:t xml:space="preserve">  prepositional phrase  </w:t>
-      </w:r>
-      <w:r>
-        <w:rPr>
-          <w:rFonts w:ascii="Aptos Narrow" w:cs="Aptos Narrow" w:eastAsia="Aptos Narrow" w:hAnsi="Aptos Narrow"/>
-          <w:color w:val="000000"/>
-          <w:sz w:val="22"/>
-          <w:szCs w:val="22"/>
-        </w:rPr>
-        <w:t xml:space="preserve">   </w:t>
+          <w:sz w:val="25"/>
+          <w:szCs w:val="25"/>
+        </w:rPr>
+        <w:t xml:space="preserve">Introduction</w:t>
       </w:r>
     </w:p>
     <w:tbl>
@@ -4194,188 +3568,16 @@
           </w:tcPr>
           <w:p>
             <w:pPr>
-              <w:spacing w:after="120" w:line="400"/>
-            </w:pPr>
-            <w:r>
-              <w:rPr>
-                <w:rFonts w:ascii="Aptos Narrow" w:cs="Aptos Narrow" w:eastAsia="Aptos Narrow" w:hAnsi="Aptos Narrow"/>
-                <w:b/>
-                <w:bCs/>
-                <w:color w:val="C00000"/>
-                <w:sz w:val="22"/>
-                <w:szCs w:val="22"/>
-              </w:rPr>
-              <w:t xml:space="preserve">Fraillon</w:t>
-            </w:r>
-            <w:r>
-              <w:rPr>
-                <w:rFonts w:ascii="Aptos Narrow" w:cs="Aptos Narrow" w:eastAsia="Aptos Narrow" w:hAnsi="Aptos Narrow"/>
-                <w:b/>
-                <w:bCs/>
-                <w:color w:val="3B7D23"/>
-                <w:sz w:val="22"/>
-                <w:szCs w:val="22"/>
-              </w:rPr>
-              <w:t xml:space="preserve"> uses</w:t>
-            </w:r>
-            <w:r>
-              <w:rPr>
-                <w:rFonts w:ascii="Aptos Narrow" w:cs="Aptos Narrow" w:eastAsia="Aptos Narrow" w:hAnsi="Aptos Narrow"/>
-                <w:b/>
-                <w:bCs/>
-                <w:color w:val="C04F15"/>
-                <w:sz w:val="22"/>
-                <w:szCs w:val="22"/>
-              </w:rPr>
-              <w:t xml:space="preserve"> the fence</w:t>
-            </w:r>
-            <w:r>
-              <w:rPr>
-                <w:rFonts w:ascii="Aptos Narrow" w:cs="Aptos Narrow" w:eastAsia="Aptos Narrow" w:hAnsi="Aptos Narrow"/>
-                <w:color w:val="000000"/>
-                <w:sz w:val="22"/>
-                <w:szCs w:val="22"/>
-              </w:rPr>
-              <w:t xml:space="preserve"> to show that being locked in also means being cut off from knowing what is outside.</w:t>
-            </w:r>
-          </w:p>
-          <w:p>
-            <w:pPr>
-              <w:spacing w:after="120" w:line="400"/>
-            </w:pPr>
-            <w:r>
-              <w:rPr>
-                <w:rFonts w:ascii="Aptos Narrow" w:cs="Aptos Narrow" w:eastAsia="Aptos Narrow" w:hAnsi="Aptos Narrow"/>
-                <w:b/>
-                <w:bCs/>
-                <w:color w:val="C00000"/>
-                <w:sz w:val="22"/>
-                <w:szCs w:val="22"/>
-              </w:rPr>
-              <w:t xml:space="preserve">Subhi</w:t>
-            </w:r>
-            <w:r>
-              <w:rPr>
-                <w:rFonts w:ascii="Aptos Narrow" w:cs="Aptos Narrow" w:eastAsia="Aptos Narrow" w:hAnsi="Aptos Narrow"/>
-                <w:b/>
-                <w:bCs/>
-                <w:color w:val="3B7D23"/>
-                <w:sz w:val="22"/>
-                <w:szCs w:val="22"/>
-              </w:rPr>
-              <w:t xml:space="preserve"> admits</w:t>
-            </w:r>
-            <w:r>
-              <w:rPr>
-                <w:rFonts w:ascii="Aptos Narrow" w:cs="Aptos Narrow" w:eastAsia="Aptos Narrow" w:hAnsi="Aptos Narrow"/>
-                <w:color w:val="000000"/>
-                <w:sz w:val="22"/>
-                <w:szCs w:val="22"/>
-              </w:rPr>
-              <w:t xml:space="preserve"> that “none of us knows what it is like just on the other side of the fences” (ch. 14), which shows that the fence keeps out information as well as people.</w:t>
-            </w:r>
-          </w:p>
-          <w:p>
-            <w:pPr>
-              <w:spacing w:after="120" w:line="400"/>
-            </w:pPr>
-            <w:r>
-              <w:rPr>
-                <w:rFonts w:ascii="Aptos Narrow" w:cs="Aptos Narrow" w:eastAsia="Aptos Narrow" w:hAnsi="Aptos Narrow"/>
-                <w:b/>
-                <w:bCs/>
-                <w:color w:val="C00000"/>
-                <w:sz w:val="22"/>
-                <w:szCs w:val="22"/>
-              </w:rPr>
-              <w:t xml:space="preserve">Jimmie</w:t>
-            </w:r>
-            <w:r>
-              <w:rPr>
-                <w:rFonts w:ascii="Aptos Narrow" w:cs="Aptos Narrow" w:eastAsia="Aptos Narrow" w:hAnsi="Aptos Narrow"/>
-                <w:b/>
-                <w:bCs/>
-                <w:color w:val="3B7D23"/>
-                <w:sz w:val="22"/>
-                <w:szCs w:val="22"/>
-              </w:rPr>
-              <w:t xml:space="preserve"> is</w:t>
-            </w:r>
-            <w:r>
-              <w:rPr>
-                <w:rFonts w:ascii="Aptos Narrow" w:cs="Aptos Narrow" w:eastAsia="Aptos Narrow" w:hAnsi="Aptos Narrow"/>
-                <w:b/>
-                <w:bCs/>
-                <w:color w:val="C04F15"/>
-                <w:sz w:val="22"/>
-                <w:szCs w:val="22"/>
-              </w:rPr>
-              <w:t xml:space="preserve"> the one who brings the outside in</w:t>
-            </w:r>
-            <w:r>
-              <w:rPr>
-                <w:rFonts w:ascii="Aptos Narrow" w:cs="Aptos Narrow" w:eastAsia="Aptos Narrow" w:hAnsi="Aptos Narrow"/>
-                <w:color w:val="000000"/>
-                <w:sz w:val="22"/>
-                <w:szCs w:val="22"/>
-              </w:rPr>
-              <w:t xml:space="preserve">: “But Jimmie does” (ch. 14) is all Subhi needs to say, which shows that a friend from the other side is his only window on the world.</w:t>
-            </w:r>
-          </w:p>
-          <w:p>
-            <w:pPr>
-              <w:spacing w:after="0" w:line="400"/>
-            </w:pPr>
-            <w:r>
-              <w:rPr>
-                <w:rFonts w:ascii="Aptos Narrow" w:cs="Aptos Narrow" w:eastAsia="Aptos Narrow" w:hAnsi="Aptos Narrow"/>
-                <w:b/>
-                <w:bCs/>
-                <w:color w:val="0070C0"/>
-                <w:sz w:val="22"/>
-                <w:szCs w:val="22"/>
-              </w:rPr>
-              <w:t xml:space="preserve">By putting the two of them on opposite sides of the same fence</w:t>
-            </w:r>
-            <w:r>
-              <w:rPr>
-                <w:rFonts w:ascii="Aptos Narrow" w:cs="Aptos Narrow" w:eastAsia="Aptos Narrow" w:hAnsi="Aptos Narrow"/>
-                <w:color w:val="000000"/>
-                <w:sz w:val="22"/>
-                <w:szCs w:val="22"/>
-              </w:rPr>
-              <w:t xml:space="preserve">, </w:t>
-            </w:r>
-            <w:r>
-              <w:rPr>
-                <w:rFonts w:ascii="Aptos Narrow" w:cs="Aptos Narrow" w:eastAsia="Aptos Narrow" w:hAnsi="Aptos Narrow"/>
-                <w:b/>
-                <w:bCs/>
-                <w:color w:val="C00000"/>
-                <w:sz w:val="22"/>
-                <w:szCs w:val="22"/>
-              </w:rPr>
-              <w:t xml:space="preserve">Fraillon</w:t>
-            </w:r>
-            <w:r>
-              <w:rPr>
-                <w:rFonts w:ascii="Aptos Narrow" w:cs="Aptos Narrow" w:eastAsia="Aptos Narrow" w:hAnsi="Aptos Narrow"/>
-                <w:b/>
-                <w:bCs/>
-                <w:color w:val="3B7D23"/>
-                <w:sz w:val="22"/>
-                <w:szCs w:val="22"/>
-              </w:rPr>
-              <w:t xml:space="preserve"> suggests</w:t>
-            </w:r>
-            <w:r>
-              <w:rPr>
-                <w:rFonts w:ascii="Aptos Narrow" w:cs="Aptos Narrow" w:eastAsia="Aptos Narrow" w:hAnsi="Aptos Narrow"/>
-                <w:color w:val="000000"/>
-                <w:sz w:val="22"/>
-                <w:szCs w:val="22"/>
-              </w:rPr>
-              <w:t xml:space="preserve"> that freedom is not only where your body can go, but what you are allowed to know.</w:t>
+              <w:spacing w:after="0" w:line="300"/>
+            </w:pPr>
+            <w:r>
+              <w:rPr>
+                <w:rFonts w:ascii="Aptos Narrow" w:cs="Aptos Narrow" w:eastAsia="Aptos Narrow" w:hAnsi="Aptos Narrow"/>
+                <w:color w:val="000000"/>
+                <w:sz w:val="22"/>
+                <w:szCs w:val="22"/>
+              </w:rPr>
+              <w:t xml:space="preserve">In The Bone Sparrow, Zana Fraillon presents freedom and confinement not simply as physical states, but as experiences that shape how people understand themselves and the world around them. Through Subhi, who has never set foot outside the detention centre, and Jimmie, who moves freely but carries her own grief and loss, Fraillon complicates the idea that freedom and confinement are opposites. Fraillon suggests that while physical confinement can be imposed upon a person’s body, the imagination and the connections between people offer a kind of freedom that cannot be taken away.</w:t>
             </w:r>
           </w:p>
         </w:tc>
@@ -4383,13 +3585,8 @@
     </w:tbl>
     <w:p>
       <w:pPr>
-        <w:spacing w:after="0"/>
+        <w:spacing w:after="40"/>
       </w:pPr>
-      <w:r>
-        <w:br w:type="page"/>
-      </w:r>
-    </w:p>
-    <w:p>
       <w:r>
         <w:rPr>
           <w:rFonts w:ascii="Aptos Narrow" w:cs="Aptos Narrow" w:eastAsia="Aptos Narrow" w:hAnsi="Aptos Narrow"/>
@@ -4397,20 +3594,37 @@
           <w:sz w:val="22"/>
           <w:szCs w:val="22"/>
         </w:rPr>
-        <w:t xml:space="preserve"/>
+        <w:t xml:space="preserve">The introduction names three claims: how the fence separates the detained from the free, how Subhi copes with his confinement, and how Jimmie experiences freedom. Paragraph 1 is the fence, so paragraph 2 is Subhi or Jimmie.</w:t>
       </w:r>
     </w:p>
     <w:p>
       <w:pPr>
-        <w:spacing w:after="0"/>
+        <w:spacing w:after="60"/>
       </w:pPr>
       <w:r>
-        <w:br w:type="page"/>
+        <w:rPr>
+          <w:rFonts w:ascii="Aptos Narrow" w:cs="Aptos Narrow" w:eastAsia="Aptos Narrow" w:hAnsi="Aptos Narrow"/>
+          <w:b/>
+          <w:bCs/>
+          <w:color w:val="000000"/>
+          <w:sz w:val="22"/>
+          <w:szCs w:val="22"/>
+        </w:rPr>
+        <w:t xml:space="preserve">I will write about:  </w:t>
+      </w:r>
+      <w:r>
+        <w:rPr>
+          <w:rFonts w:ascii="Aptos Narrow" w:cs="Aptos Narrow" w:eastAsia="Aptos Narrow" w:hAnsi="Aptos Narrow"/>
+          <w:color w:val="000000"/>
+          <w:sz w:val="22"/>
+          <w:szCs w:val="22"/>
+        </w:rPr>
+        <w:t xml:space="preserve">☐ how Subhi deals with being confined     ☐ how Jimmie is free, but confined in other ways</w:t>
       </w:r>
     </w:p>
     <w:p>
       <w:pPr>
-        <w:spacing w:after="80" w:before="200"/>
+        <w:spacing w:after="60" w:before="160"/>
       </w:pPr>
       <w:r>
         <w:rPr>
@@ -4418,8 +3632,8 @@
           <w:b/>
           <w:bCs/>
           <w:color w:val="000000"/>
-          <w:sz w:val="26"/>
-          <w:szCs w:val="26"/>
+          <w:sz w:val="25"/>
+          <w:szCs w:val="25"/>
         </w:rPr>
         <w:t xml:space="preserve">Paragraph 2</w:t>
       </w:r>
@@ -4513,6 +3727,98 @@
           </w:p>
           <w:p>
             <w:pPr>
+              <w:pBdr>
+                <w:bottom w:val="single" w:color="BFBFBF" w:sz="4"/>
+              </w:pBdr>
+              <w:spacing w:after="0" w:before="230"/>
+            </w:pPr>
+            <w:r>
+              <w:rPr>
+                <w:rFonts w:ascii="Aptos Narrow" w:cs="Aptos Narrow" w:eastAsia="Aptos Narrow" w:hAnsi="Aptos Narrow"/>
+                <w:color w:val="000000"/>
+                <w:sz w:val="22"/>
+                <w:szCs w:val="22"/>
+              </w:rPr>
+              <w:t xml:space="preserve"/>
+            </w:r>
+          </w:p>
+          <w:p>
+            <w:pPr>
+              <w:pBdr>
+                <w:bottom w:val="single" w:color="BFBFBF" w:sz="4"/>
+              </w:pBdr>
+              <w:spacing w:after="0" w:before="230"/>
+            </w:pPr>
+            <w:r>
+              <w:rPr>
+                <w:rFonts w:ascii="Aptos Narrow" w:cs="Aptos Narrow" w:eastAsia="Aptos Narrow" w:hAnsi="Aptos Narrow"/>
+                <w:color w:val="000000"/>
+                <w:sz w:val="22"/>
+                <w:szCs w:val="22"/>
+              </w:rPr>
+              <w:t xml:space="preserve"/>
+            </w:r>
+          </w:p>
+          <w:p>
+            <w:pPr>
+              <w:pBdr>
+                <w:bottom w:val="single" w:color="BFBFBF" w:sz="4"/>
+              </w:pBdr>
+              <w:spacing w:after="0" w:before="230"/>
+            </w:pPr>
+            <w:r>
+              <w:rPr>
+                <w:rFonts w:ascii="Aptos Narrow" w:cs="Aptos Narrow" w:eastAsia="Aptos Narrow" w:hAnsi="Aptos Narrow"/>
+                <w:color w:val="000000"/>
+                <w:sz w:val="22"/>
+                <w:szCs w:val="22"/>
+              </w:rPr>
+              <w:t xml:space="preserve"/>
+            </w:r>
+          </w:p>
+        </w:tc>
+      </w:tr>
+      <w:tr>
+        <w:tc>
+          <w:tcPr>
+            <w:tcW w:type="dxa" w:w="2300"/>
+            <w:shd w:fill="F2D0DA" w:color="auto" w:val="clear"/>
+            <w:tcMar>
+              <w:top w:type="dxa" w:w="80"/>
+              <w:left w:type="dxa" w:w="120"/>
+              <w:bottom w:type="dxa" w:w="80"/>
+              <w:right w:type="dxa" w:w="120"/>
+            </w:tcMar>
+          </w:tcPr>
+          <w:p>
+            <w:pPr>
+              <w:spacing w:after="0"/>
+            </w:pPr>
+            <w:r>
+              <w:rPr>
+                <w:rFonts w:ascii="Aptos Narrow" w:cs="Aptos Narrow" w:eastAsia="Aptos Narrow" w:hAnsi="Aptos Narrow"/>
+                <w:b/>
+                <w:bCs/>
+                <w:color w:val="000000"/>
+                <w:sz w:val="22"/>
+                <w:szCs w:val="22"/>
+              </w:rPr>
+              <w:t xml:space="preserve">Explanation with evidence</w:t>
+            </w:r>
+          </w:p>
+        </w:tc>
+        <w:tc>
+          <w:tcPr>
+            <w:tcW w:type="dxa" w:w="8166"/>
+            <w:tcMar>
+              <w:top w:type="dxa" w:w="80"/>
+              <w:left w:type="dxa" w:w="120"/>
+              <w:bottom w:type="dxa" w:w="80"/>
+              <w:right w:type="dxa" w:w="120"/>
+            </w:tcMar>
+          </w:tcPr>
+          <w:p>
+            <w:pPr>
               <w:spacing w:after="0"/>
             </w:pPr>
             <w:r>
@@ -4524,118 +3830,9 @@
                 <w:sz w:val="20"/>
                 <w:szCs w:val="20"/>
               </w:rPr>
-              <w:t xml:space="preserve">Even though Jimmie can leave, …</w:t>
-            </w:r>
-          </w:p>
-          <w:p>
-            <w:pPr>
-              <w:pBdr>
-                <w:bottom w:val="single" w:color="BFBFBF" w:sz="4"/>
-              </w:pBdr>
-              <w:spacing w:after="0" w:before="230"/>
-            </w:pPr>
-            <w:r>
-              <w:rPr>
-                <w:rFonts w:ascii="Aptos Narrow" w:cs="Aptos Narrow" w:eastAsia="Aptos Narrow" w:hAnsi="Aptos Narrow"/>
-                <w:color w:val="000000"/>
-                <w:sz w:val="22"/>
-                <w:szCs w:val="22"/>
-              </w:rPr>
-              <w:t xml:space="preserve"/>
-            </w:r>
-          </w:p>
-          <w:p>
-            <w:pPr>
-              <w:pBdr>
-                <w:bottom w:val="single" w:color="BFBFBF" w:sz="4"/>
-              </w:pBdr>
-              <w:spacing w:after="0" w:before="230"/>
-            </w:pPr>
-            <w:r>
-              <w:rPr>
-                <w:rFonts w:ascii="Aptos Narrow" w:cs="Aptos Narrow" w:eastAsia="Aptos Narrow" w:hAnsi="Aptos Narrow"/>
-                <w:color w:val="000000"/>
-                <w:sz w:val="22"/>
-                <w:szCs w:val="22"/>
-              </w:rPr>
-              <w:t xml:space="preserve"/>
-            </w:r>
-          </w:p>
-          <w:p>
-            <w:pPr>
-              <w:pBdr>
-                <w:bottom w:val="single" w:color="BFBFBF" w:sz="4"/>
-              </w:pBdr>
-              <w:spacing w:after="0" w:before="230"/>
-            </w:pPr>
-            <w:r>
-              <w:rPr>
-                <w:rFonts w:ascii="Aptos Narrow" w:cs="Aptos Narrow" w:eastAsia="Aptos Narrow" w:hAnsi="Aptos Narrow"/>
-                <w:color w:val="000000"/>
-                <w:sz w:val="22"/>
-                <w:szCs w:val="22"/>
-              </w:rPr>
-              <w:t xml:space="preserve"/>
-            </w:r>
-          </w:p>
-          <w:p>
-            <w:pPr>
-              <w:pBdr>
-                <w:bottom w:val="single" w:color="BFBFBF" w:sz="4"/>
-              </w:pBdr>
-              <w:spacing w:after="0" w:before="230"/>
-            </w:pPr>
-            <w:r>
-              <w:rPr>
-                <w:rFonts w:ascii="Aptos Narrow" w:cs="Aptos Narrow" w:eastAsia="Aptos Narrow" w:hAnsi="Aptos Narrow"/>
-                <w:color w:val="000000"/>
-                <w:sz w:val="22"/>
-                <w:szCs w:val="22"/>
-              </w:rPr>
-              <w:t xml:space="preserve"/>
-            </w:r>
-          </w:p>
-        </w:tc>
-      </w:tr>
-      <w:tr>
-        <w:tc>
-          <w:tcPr>
-            <w:tcW w:type="dxa" w:w="2300"/>
-            <w:shd w:fill="F2D0DA" w:color="auto" w:val="clear"/>
-            <w:tcMar>
-              <w:top w:type="dxa" w:w="80"/>
-              <w:left w:type="dxa" w:w="120"/>
-              <w:bottom w:type="dxa" w:w="80"/>
-              <w:right w:type="dxa" w:w="120"/>
-            </w:tcMar>
-          </w:tcPr>
-          <w:p>
-            <w:pPr>
-              <w:spacing w:after="0"/>
-            </w:pPr>
-            <w:r>
-              <w:rPr>
-                <w:rFonts w:ascii="Aptos Narrow" w:cs="Aptos Narrow" w:eastAsia="Aptos Narrow" w:hAnsi="Aptos Narrow"/>
-                <w:b/>
-                <w:bCs/>
-                <w:color w:val="000000"/>
-                <w:sz w:val="22"/>
-                <w:szCs w:val="22"/>
-              </w:rPr>
-              <w:t xml:space="preserve">Explanation with evidence</w:t>
-            </w:r>
-          </w:p>
-        </w:tc>
-        <w:tc>
-          <w:tcPr>
-            <w:tcW w:type="dxa" w:w="8166"/>
-            <w:tcMar>
-              <w:top w:type="dxa" w:w="80"/>
-              <w:left w:type="dxa" w:w="120"/>
-              <w:bottom w:type="dxa" w:w="80"/>
-              <w:right w:type="dxa" w:w="120"/>
-            </w:tcMar>
-          </w:tcPr>
+              <w:t xml:space="preserve">When Subhi imagines the Night Sea, …</w:t>
+            </w:r>
+          </w:p>
           <w:p>
             <w:pPr>
               <w:spacing w:after="0"/>
@@ -4649,9 +3846,118 @@
                 <w:sz w:val="20"/>
                 <w:szCs w:val="20"/>
               </w:rPr>
-              <w:t xml:space="preserve">When Subhi imagines the Night Sea, …</w:t>
-            </w:r>
-          </w:p>
+              <w:t xml:space="preserve">At night, “the dirt outside turns into a beautiful ocean” (ch. 1), which shows …</w:t>
+            </w:r>
+          </w:p>
+          <w:p>
+            <w:pPr>
+              <w:pBdr>
+                <w:bottom w:val="single" w:color="BFBFBF" w:sz="4"/>
+              </w:pBdr>
+              <w:spacing w:after="0" w:before="230"/>
+            </w:pPr>
+            <w:r>
+              <w:rPr>
+                <w:rFonts w:ascii="Aptos Narrow" w:cs="Aptos Narrow" w:eastAsia="Aptos Narrow" w:hAnsi="Aptos Narrow"/>
+                <w:color w:val="000000"/>
+                <w:sz w:val="22"/>
+                <w:szCs w:val="22"/>
+              </w:rPr>
+              <w:t xml:space="preserve"/>
+            </w:r>
+          </w:p>
+          <w:p>
+            <w:pPr>
+              <w:pBdr>
+                <w:bottom w:val="single" w:color="BFBFBF" w:sz="4"/>
+              </w:pBdr>
+              <w:spacing w:after="0" w:before="230"/>
+            </w:pPr>
+            <w:r>
+              <w:rPr>
+                <w:rFonts w:ascii="Aptos Narrow" w:cs="Aptos Narrow" w:eastAsia="Aptos Narrow" w:hAnsi="Aptos Narrow"/>
+                <w:color w:val="000000"/>
+                <w:sz w:val="22"/>
+                <w:szCs w:val="22"/>
+              </w:rPr>
+              <w:t xml:space="preserve"/>
+            </w:r>
+          </w:p>
+          <w:p>
+            <w:pPr>
+              <w:pBdr>
+                <w:bottom w:val="single" w:color="BFBFBF" w:sz="4"/>
+              </w:pBdr>
+              <w:spacing w:after="0" w:before="230"/>
+            </w:pPr>
+            <w:r>
+              <w:rPr>
+                <w:rFonts w:ascii="Aptos Narrow" w:cs="Aptos Narrow" w:eastAsia="Aptos Narrow" w:hAnsi="Aptos Narrow"/>
+                <w:color w:val="000000"/>
+                <w:sz w:val="22"/>
+                <w:szCs w:val="22"/>
+              </w:rPr>
+              <w:t xml:space="preserve"/>
+            </w:r>
+          </w:p>
+          <w:p>
+            <w:pPr>
+              <w:pBdr>
+                <w:bottom w:val="single" w:color="BFBFBF" w:sz="4"/>
+              </w:pBdr>
+              <w:spacing w:after="0" w:before="230"/>
+            </w:pPr>
+            <w:r>
+              <w:rPr>
+                <w:rFonts w:ascii="Aptos Narrow" w:cs="Aptos Narrow" w:eastAsia="Aptos Narrow" w:hAnsi="Aptos Narrow"/>
+                <w:color w:val="000000"/>
+                <w:sz w:val="22"/>
+                <w:szCs w:val="22"/>
+              </w:rPr>
+              <w:t xml:space="preserve"/>
+            </w:r>
+          </w:p>
+        </w:tc>
+      </w:tr>
+      <w:tr>
+        <w:tc>
+          <w:tcPr>
+            <w:tcW w:type="dxa" w:w="2300"/>
+            <w:shd w:fill="F2D0DA" w:color="auto" w:val="clear"/>
+            <w:tcMar>
+              <w:top w:type="dxa" w:w="80"/>
+              <w:left w:type="dxa" w:w="120"/>
+              <w:bottom w:type="dxa" w:w="80"/>
+              <w:right w:type="dxa" w:w="120"/>
+            </w:tcMar>
+          </w:tcPr>
+          <w:p>
+            <w:pPr>
+              <w:spacing w:after="0"/>
+            </w:pPr>
+            <w:r>
+              <w:rPr>
+                <w:rFonts w:ascii="Aptos Narrow" w:cs="Aptos Narrow" w:eastAsia="Aptos Narrow" w:hAnsi="Aptos Narrow"/>
+                <w:b/>
+                <w:bCs/>
+                <w:color w:val="000000"/>
+                <w:sz w:val="22"/>
+                <w:szCs w:val="22"/>
+              </w:rPr>
+              <w:t xml:space="preserve">A second explanation</w:t>
+            </w:r>
+          </w:p>
+        </w:tc>
+        <w:tc>
+          <w:tcPr>
+            <w:tcW w:type="dxa" w:w="8166"/>
+            <w:tcMar>
+              <w:top w:type="dxa" w:w="80"/>
+              <w:left w:type="dxa" w:w="120"/>
+              <w:bottom w:type="dxa" w:w="80"/>
+              <w:right w:type="dxa" w:w="120"/>
+            </w:tcMar>
+          </w:tcPr>
           <w:p>
             <w:pPr>
               <w:spacing w:after="0"/>
@@ -4665,7 +3971,7 @@
                 <w:sz w:val="20"/>
                 <w:szCs w:val="20"/>
               </w:rPr>
-              <w:t xml:space="preserve">At night, “the dirt outside turns into a beautiful ocean” (ch. 1), which shows …</w:t>
+              <w:t xml:space="preserve">The Jackets …</w:t>
             </w:r>
           </w:p>
           <w:p>
@@ -4681,7 +3987,7 @@
                 <w:sz w:val="20"/>
                 <w:szCs w:val="20"/>
               </w:rPr>
-              <w:t xml:space="preserve">Jimmie’s house is quiet because …</w:t>
+              <w:t xml:space="preserve">Jimmie carries …</w:t>
             </w:r>
           </w:p>
           <w:p>
@@ -4752,23 +4058,6 @@
               <w:t xml:space="preserve"/>
             </w:r>
           </w:p>
-          <w:p>
-            <w:pPr>
-              <w:pBdr>
-                <w:bottom w:val="single" w:color="BFBFBF" w:sz="4"/>
-              </w:pBdr>
-              <w:spacing w:after="0" w:before="230"/>
-            </w:pPr>
-            <w:r>
-              <w:rPr>
-                <w:rFonts w:ascii="Aptos Narrow" w:cs="Aptos Narrow" w:eastAsia="Aptos Narrow" w:hAnsi="Aptos Narrow"/>
-                <w:color w:val="000000"/>
-                <w:sz w:val="22"/>
-                <w:szCs w:val="22"/>
-              </w:rPr>
-              <w:t xml:space="preserve"/>
-            </w:r>
-          </w:p>
         </w:tc>
       </w:tr>
       <w:tr>
@@ -4796,7 +4085,7 @@
                 <w:sz w:val="22"/>
                 <w:szCs w:val="22"/>
               </w:rPr>
-              <w:t xml:space="preserve">A second explanation</w:t>
+              <w:t xml:space="preserve">Link sentence</w:t>
             </w:r>
           </w:p>
         </w:tc>
@@ -4823,7 +4112,7 @@
                 <w:sz w:val="20"/>
                 <w:szCs w:val="20"/>
               </w:rPr>
-              <w:t xml:space="preserve">The Jackets …</w:t>
+              <w:t xml:space="preserve">So for Subhi, freedom is …</w:t>
             </w:r>
           </w:p>
           <w:p>
@@ -4839,214 +4128,7 @@
                 <w:sz w:val="20"/>
                 <w:szCs w:val="20"/>
               </w:rPr>
-              <w:t xml:space="preserve">Jimmie carries …</w:t>
-            </w:r>
-          </w:p>
-          <w:p>
-            <w:pPr>
-              <w:spacing w:after="0"/>
-            </w:pPr>
-            <w:r>
-              <w:rPr>
-                <w:rFonts w:ascii="Aptos Narrow" w:cs="Aptos Narrow" w:eastAsia="Aptos Narrow" w:hAnsi="Aptos Narrow"/>
-                <w:i/>
-                <w:iCs/>
-                <w:color w:val="595959"/>
-                <w:sz w:val="20"/>
-                <w:szCs w:val="20"/>
-              </w:rPr>
-              <w:t xml:space="preserve">Eli’s stories give Subhi …</w:t>
-            </w:r>
-          </w:p>
-          <w:p>
-            <w:pPr>
-              <w:pBdr>
-                <w:bottom w:val="single" w:color="BFBFBF" w:sz="4"/>
-              </w:pBdr>
-              <w:spacing w:after="0" w:before="230"/>
-            </w:pPr>
-            <w:r>
-              <w:rPr>
-                <w:rFonts w:ascii="Aptos Narrow" w:cs="Aptos Narrow" w:eastAsia="Aptos Narrow" w:hAnsi="Aptos Narrow"/>
-                <w:color w:val="000000"/>
-                <w:sz w:val="22"/>
-                <w:szCs w:val="22"/>
-              </w:rPr>
-              <w:t xml:space="preserve"/>
-            </w:r>
-          </w:p>
-          <w:p>
-            <w:pPr>
-              <w:pBdr>
-                <w:bottom w:val="single" w:color="BFBFBF" w:sz="4"/>
-              </w:pBdr>
-              <w:spacing w:after="0" w:before="230"/>
-            </w:pPr>
-            <w:r>
-              <w:rPr>
-                <w:rFonts w:ascii="Aptos Narrow" w:cs="Aptos Narrow" w:eastAsia="Aptos Narrow" w:hAnsi="Aptos Narrow"/>
-                <w:color w:val="000000"/>
-                <w:sz w:val="22"/>
-                <w:szCs w:val="22"/>
-              </w:rPr>
-              <w:t xml:space="preserve"/>
-            </w:r>
-          </w:p>
-          <w:p>
-            <w:pPr>
-              <w:pBdr>
-                <w:bottom w:val="single" w:color="BFBFBF" w:sz="4"/>
-              </w:pBdr>
-              <w:spacing w:after="0" w:before="230"/>
-            </w:pPr>
-            <w:r>
-              <w:rPr>
-                <w:rFonts w:ascii="Aptos Narrow" w:cs="Aptos Narrow" w:eastAsia="Aptos Narrow" w:hAnsi="Aptos Narrow"/>
-                <w:color w:val="000000"/>
-                <w:sz w:val="22"/>
-                <w:szCs w:val="22"/>
-              </w:rPr>
-              <w:t xml:space="preserve"/>
-            </w:r>
-          </w:p>
-          <w:p>
-            <w:pPr>
-              <w:pBdr>
-                <w:bottom w:val="single" w:color="BFBFBF" w:sz="4"/>
-              </w:pBdr>
-              <w:spacing w:after="0" w:before="230"/>
-            </w:pPr>
-            <w:r>
-              <w:rPr>
-                <w:rFonts w:ascii="Aptos Narrow" w:cs="Aptos Narrow" w:eastAsia="Aptos Narrow" w:hAnsi="Aptos Narrow"/>
-                <w:color w:val="000000"/>
-                <w:sz w:val="22"/>
-                <w:szCs w:val="22"/>
-              </w:rPr>
-              <w:t xml:space="preserve"/>
-            </w:r>
-          </w:p>
-          <w:p>
-            <w:pPr>
-              <w:pBdr>
-                <w:bottom w:val="single" w:color="BFBFBF" w:sz="4"/>
-              </w:pBdr>
-              <w:spacing w:after="0" w:before="230"/>
-            </w:pPr>
-            <w:r>
-              <w:rPr>
-                <w:rFonts w:ascii="Aptos Narrow" w:cs="Aptos Narrow" w:eastAsia="Aptos Narrow" w:hAnsi="Aptos Narrow"/>
-                <w:color w:val="000000"/>
-                <w:sz w:val="22"/>
-                <w:szCs w:val="22"/>
-              </w:rPr>
-              <w:t xml:space="preserve"/>
-            </w:r>
-          </w:p>
-        </w:tc>
-      </w:tr>
-      <w:tr>
-        <w:tc>
-          <w:tcPr>
-            <w:tcW w:type="dxa" w:w="2300"/>
-            <w:shd w:fill="F2D0DA" w:color="auto" w:val="clear"/>
-            <w:tcMar>
-              <w:top w:type="dxa" w:w="80"/>
-              <w:left w:type="dxa" w:w="120"/>
-              <w:bottom w:type="dxa" w:w="80"/>
-              <w:right w:type="dxa" w:w="120"/>
-            </w:tcMar>
-          </w:tcPr>
-          <w:p>
-            <w:pPr>
-              <w:spacing w:after="0"/>
-            </w:pPr>
-            <w:r>
-              <w:rPr>
-                <w:rFonts w:ascii="Aptos Narrow" w:cs="Aptos Narrow" w:eastAsia="Aptos Narrow" w:hAnsi="Aptos Narrow"/>
-                <w:b/>
-                <w:bCs/>
-                <w:color w:val="000000"/>
-                <w:sz w:val="22"/>
-                <w:szCs w:val="22"/>
-              </w:rPr>
-              <w:t xml:space="preserve">Link sentence</w:t>
-            </w:r>
-          </w:p>
-        </w:tc>
-        <w:tc>
-          <w:tcPr>
-            <w:tcW w:type="dxa" w:w="8166"/>
-            <w:tcMar>
-              <w:top w:type="dxa" w:w="80"/>
-              <w:left w:type="dxa" w:w="120"/>
-              <w:bottom w:type="dxa" w:w="80"/>
-              <w:right w:type="dxa" w:w="120"/>
-            </w:tcMar>
-          </w:tcPr>
-          <w:p>
-            <w:pPr>
-              <w:spacing w:after="0"/>
-            </w:pPr>
-            <w:r>
-              <w:rPr>
-                <w:rFonts w:ascii="Aptos Narrow" w:cs="Aptos Narrow" w:eastAsia="Aptos Narrow" w:hAnsi="Aptos Narrow"/>
-                <w:i/>
-                <w:iCs/>
-                <w:color w:val="595959"/>
-                <w:sz w:val="20"/>
-                <w:szCs w:val="20"/>
-              </w:rPr>
-              <w:t xml:space="preserve">So for Subhi, freedom is …</w:t>
-            </w:r>
-          </w:p>
-          <w:p>
-            <w:pPr>
-              <w:spacing w:after="0"/>
-            </w:pPr>
-            <w:r>
-              <w:rPr>
-                <w:rFonts w:ascii="Aptos Narrow" w:cs="Aptos Narrow" w:eastAsia="Aptos Narrow" w:hAnsi="Aptos Narrow"/>
-                <w:i/>
-                <w:iCs/>
-                <w:color w:val="595959"/>
-                <w:sz w:val="20"/>
-                <w:szCs w:val="20"/>
-              </w:rPr>
               <w:t xml:space="preserve">Jimmie shows that being free is not the same as …</w:t>
-            </w:r>
-          </w:p>
-          <w:p>
-            <w:pPr>
-              <w:spacing w:after="0"/>
-            </w:pPr>
-            <w:r>
-              <w:rPr>
-                <w:rFonts w:ascii="Aptos Narrow" w:cs="Aptos Narrow" w:eastAsia="Aptos Narrow" w:hAnsi="Aptos Narrow"/>
-                <w:i/>
-                <w:iCs/>
-                <w:color w:val="595959"/>
-                <w:sz w:val="20"/>
-                <w:szCs w:val="20"/>
-              </w:rPr>
-              <w:t xml:space="preserve">Together, the two of them suggest that …</w:t>
-            </w:r>
-          </w:p>
-          <w:p>
-            <w:pPr>
-              <w:pBdr>
-                <w:bottom w:val="single" w:color="BFBFBF" w:sz="4"/>
-              </w:pBdr>
-              <w:spacing w:after="0" w:before="230"/>
-            </w:pPr>
-            <w:r>
-              <w:rPr>
-                <w:rFonts w:ascii="Aptos Narrow" w:cs="Aptos Narrow" w:eastAsia="Aptos Narrow" w:hAnsi="Aptos Narrow"/>
-                <w:color w:val="000000"/>
-                <w:sz w:val="22"/>
-                <w:szCs w:val="22"/>
-              </w:rPr>
-              <w:t xml:space="preserve"/>
             </w:r>
           </w:p>
           <w:p>
@@ -5113,7 +4195,7 @@
     </w:p>
     <w:p>
       <w:pPr>
-        <w:spacing w:after="80" w:before="200"/>
+        <w:spacing w:after="60" w:before="160"/>
       </w:pPr>
       <w:r>
         <w:rPr>
@@ -5121,8 +4203,8 @@
           <w:b/>
           <w:bCs/>
           <w:color w:val="000000"/>
-          <w:sz w:val="26"/>
-          <w:szCs w:val="26"/>
+          <w:sz w:val="25"/>
+          <w:szCs w:val="25"/>
         </w:rPr>
         <w:t xml:space="preserve">Paragraph 3</w:t>
       </w:r>
@@ -5374,198 +4456,23 @@
               <w:t xml:space="preserve"/>
             </w:r>
           </w:p>
-          <w:p>
-            <w:pPr>
-              <w:pBdr>
-                <w:bottom w:val="single" w:color="BFBFBF" w:sz="4"/>
-              </w:pBdr>
-              <w:spacing w:after="0" w:before="230"/>
-            </w:pPr>
-            <w:r>
-              <w:rPr>
-                <w:rFonts w:ascii="Aptos Narrow" w:cs="Aptos Narrow" w:eastAsia="Aptos Narrow" w:hAnsi="Aptos Narrow"/>
-                <w:color w:val="000000"/>
-                <w:sz w:val="22"/>
-                <w:szCs w:val="22"/>
-              </w:rPr>
-              <w:t xml:space="preserve"/>
-            </w:r>
-          </w:p>
-          <w:p>
-            <w:pPr>
-              <w:pBdr>
-                <w:bottom w:val="single" w:color="BFBFBF" w:sz="4"/>
-              </w:pBdr>
-              <w:spacing w:after="0" w:before="230"/>
-            </w:pPr>
-            <w:r>
-              <w:rPr>
-                <w:rFonts w:ascii="Aptos Narrow" w:cs="Aptos Narrow" w:eastAsia="Aptos Narrow" w:hAnsi="Aptos Narrow"/>
-                <w:color w:val="000000"/>
-                <w:sz w:val="22"/>
-                <w:szCs w:val="22"/>
-              </w:rPr>
-              <w:t xml:space="preserve"/>
-            </w:r>
-          </w:p>
-          <w:p>
-            <w:pPr>
-              <w:pBdr>
-                <w:bottom w:val="single" w:color="BFBFBF" w:sz="4"/>
-              </w:pBdr>
-              <w:spacing w:after="0" w:before="230"/>
-            </w:pPr>
-            <w:r>
-              <w:rPr>
-                <w:rFonts w:ascii="Aptos Narrow" w:cs="Aptos Narrow" w:eastAsia="Aptos Narrow" w:hAnsi="Aptos Narrow"/>
-                <w:color w:val="000000"/>
-                <w:sz w:val="22"/>
-                <w:szCs w:val="22"/>
-              </w:rPr>
-              <w:t xml:space="preserve"/>
-            </w:r>
-          </w:p>
-          <w:p>
-            <w:pPr>
-              <w:pBdr>
-                <w:bottom w:val="single" w:color="BFBFBF" w:sz="4"/>
-              </w:pBdr>
-              <w:spacing w:after="0" w:before="230"/>
-            </w:pPr>
-            <w:r>
-              <w:rPr>
-                <w:rFonts w:ascii="Aptos Narrow" w:cs="Aptos Narrow" w:eastAsia="Aptos Narrow" w:hAnsi="Aptos Narrow"/>
-                <w:color w:val="000000"/>
-                <w:sz w:val="22"/>
-                <w:szCs w:val="22"/>
-              </w:rPr>
-              <w:t xml:space="preserve"/>
-            </w:r>
-          </w:p>
-          <w:p>
-            <w:pPr>
-              <w:pBdr>
-                <w:bottom w:val="single" w:color="BFBFBF" w:sz="4"/>
-              </w:pBdr>
-              <w:spacing w:after="0" w:before="230"/>
-            </w:pPr>
-            <w:r>
-              <w:rPr>
-                <w:rFonts w:ascii="Aptos Narrow" w:cs="Aptos Narrow" w:eastAsia="Aptos Narrow" w:hAnsi="Aptos Narrow"/>
-                <w:color w:val="000000"/>
-                <w:sz w:val="22"/>
-                <w:szCs w:val="22"/>
-              </w:rPr>
-              <w:t xml:space="preserve"/>
-            </w:r>
-          </w:p>
-          <w:p>
-            <w:pPr>
-              <w:pBdr>
-                <w:bottom w:val="single" w:color="BFBFBF" w:sz="4"/>
-              </w:pBdr>
-              <w:spacing w:after="0" w:before="230"/>
-            </w:pPr>
-            <w:r>
-              <w:rPr>
-                <w:rFonts w:ascii="Aptos Narrow" w:cs="Aptos Narrow" w:eastAsia="Aptos Narrow" w:hAnsi="Aptos Narrow"/>
-                <w:color w:val="000000"/>
-                <w:sz w:val="22"/>
-                <w:szCs w:val="22"/>
-              </w:rPr>
-              <w:t xml:space="preserve"/>
-            </w:r>
-          </w:p>
-          <w:p>
-            <w:pPr>
-              <w:pBdr>
-                <w:bottom w:val="single" w:color="BFBFBF" w:sz="4"/>
-              </w:pBdr>
-              <w:spacing w:after="0" w:before="230"/>
-            </w:pPr>
-            <w:r>
-              <w:rPr>
-                <w:rFonts w:ascii="Aptos Narrow" w:cs="Aptos Narrow" w:eastAsia="Aptos Narrow" w:hAnsi="Aptos Narrow"/>
-                <w:color w:val="000000"/>
-                <w:sz w:val="22"/>
-                <w:szCs w:val="22"/>
-              </w:rPr>
-              <w:t xml:space="preserve"/>
-            </w:r>
-          </w:p>
-          <w:p>
-            <w:pPr>
-              <w:pBdr>
-                <w:bottom w:val="single" w:color="BFBFBF" w:sz="4"/>
-              </w:pBdr>
-              <w:spacing w:after="0" w:before="230"/>
-            </w:pPr>
-            <w:r>
-              <w:rPr>
-                <w:rFonts w:ascii="Aptos Narrow" w:cs="Aptos Narrow" w:eastAsia="Aptos Narrow" w:hAnsi="Aptos Narrow"/>
-                <w:color w:val="000000"/>
-                <w:sz w:val="22"/>
-                <w:szCs w:val="22"/>
-              </w:rPr>
-              <w:t xml:space="preserve"/>
-            </w:r>
-          </w:p>
-          <w:p>
-            <w:pPr>
-              <w:pBdr>
-                <w:bottom w:val="single" w:color="BFBFBF" w:sz="4"/>
-              </w:pBdr>
-              <w:spacing w:after="0" w:before="230"/>
-            </w:pPr>
-            <w:r>
-              <w:rPr>
-                <w:rFonts w:ascii="Aptos Narrow" w:cs="Aptos Narrow" w:eastAsia="Aptos Narrow" w:hAnsi="Aptos Narrow"/>
-                <w:color w:val="000000"/>
-                <w:sz w:val="22"/>
-                <w:szCs w:val="22"/>
-              </w:rPr>
-              <w:t xml:space="preserve"/>
-            </w:r>
-          </w:p>
         </w:tc>
       </w:tr>
     </w:tbl>
     <w:p>
       <w:pPr>
-        <w:spacing w:after="0"/>
-      </w:pPr>
-      <w:r>
-        <w:br w:type="page"/>
-      </w:r>
-    </w:p>
-    <w:p>
-      <w:pPr>
-        <w:spacing w:after="40"/>
+        <w:spacing w:after="60" w:before="160"/>
       </w:pPr>
       <w:r>
         <w:rPr>
           <w:rFonts w:ascii="Aptos Narrow" w:cs="Aptos Narrow" w:eastAsia="Aptos Narrow" w:hAnsi="Aptos Narrow"/>
           <w:b/>
           <w:bCs/>
-          <w:color w:val="8C072D"/>
-          <w:sz w:val="36"/>
-          <w:szCs w:val="36"/>
+          <w:color w:val="000000"/>
+          <w:sz w:val="25"/>
+          <w:szCs w:val="25"/>
         </w:rPr>
         <w:t xml:space="preserve">How did it go?</w:t>
-      </w:r>
-    </w:p>
-    <w:p>
-      <w:pPr>
-        <w:spacing w:after="120"/>
-      </w:pPr>
-      <w:r>
-        <w:rPr>
-          <w:rFonts w:ascii="Aptos Narrow" w:cs="Aptos Narrow" w:eastAsia="Aptos Narrow" w:hAnsi="Aptos Narrow"/>
-          <w:color w:val="000000"/>
-          <w:sz w:val="22"/>
-          <w:szCs w:val="22"/>
-        </w:rPr>
-        <w:t xml:space="preserve">Tick one box in each row for the paragraph you wrote.</w:t>
       </w:r>
     </w:p>
     <w:tbl>
@@ -5726,7 +4633,7 @@
       </w:tr>
       <w:tr>
         <w:trPr>
-          <w:trHeight w:val="620" w:hRule="atLeast"/>
+          <w:trHeight w:val="520" w:hRule="atLeast"/>
         </w:trPr>
         <w:tc>
           <w:tcPr>
@@ -5858,7 +4765,7 @@
       </w:tr>
       <w:tr>
         <w:trPr>
-          <w:trHeight w:val="620" w:hRule="atLeast"/>
+          <w:trHeight w:val="520" w:hRule="atLeast"/>
         </w:trPr>
         <w:tc>
           <w:tcPr>
@@ -5990,7 +4897,7 @@
       </w:tr>
       <w:tr>
         <w:trPr>
-          <w:trHeight w:val="620" w:hRule="atLeast"/>
+          <w:trHeight w:val="520" w:hRule="atLeast"/>
         </w:trPr>
         <w:tc>
           <w:tcPr>
@@ -6122,7 +5029,7 @@
       </w:tr>
       <w:tr>
         <w:trPr>
-          <w:trHeight w:val="620" w:hRule="atLeast"/>
+          <w:trHeight w:val="520" w:hRule="atLeast"/>
         </w:trPr>
         <w:tc>
           <w:tcPr>
@@ -6255,7 +5162,7 @@
     </w:tbl>
     <w:p>
       <w:pPr>
-        <w:spacing w:after="80" w:before="200"/>
+        <w:spacing w:after="60" w:before="160"/>
       </w:pPr>
       <w:r>
         <w:rPr>
@@ -6263,8 +5170,8 @@
           <w:b/>
           <w:bCs/>
           <w:color w:val="000000"/>
-          <w:sz w:val="26"/>
-          <w:szCs w:val="26"/>
+          <w:sz w:val="25"/>
+          <w:szCs w:val="25"/>
         </w:rPr>
         <w:t xml:space="preserve">One thing I will do better next time</w:t>
       </w:r>
@@ -6329,29 +5236,12 @@
               <w:t xml:space="preserve"/>
             </w:r>
           </w:p>
-          <w:p>
-            <w:pPr>
-              <w:pBdr>
-                <w:bottom w:val="single" w:color="BFBFBF" w:sz="4"/>
-              </w:pBdr>
-              <w:spacing w:after="0" w:before="230"/>
-            </w:pPr>
-            <w:r>
-              <w:rPr>
-                <w:rFonts w:ascii="Aptos Narrow" w:cs="Aptos Narrow" w:eastAsia="Aptos Narrow" w:hAnsi="Aptos Narrow"/>
-                <w:color w:val="000000"/>
-                <w:sz w:val="22"/>
-                <w:szCs w:val="22"/>
-              </w:rPr>
-              <w:t xml:space="preserve"/>
-            </w:r>
-          </w:p>
         </w:tc>
       </w:tr>
     </w:tbl>
     <w:p>
       <w:pPr>
-        <w:spacing w:after="80" w:before="200"/>
+        <w:spacing w:after="60" w:before="160"/>
       </w:pPr>
       <w:r>
         <w:rPr>
@@ -6359,8 +5249,8 @@
           <w:b/>
           <w:bCs/>
           <w:color w:val="000000"/>
-          <w:sz w:val="26"/>
-          <w:szCs w:val="26"/>
+          <w:sz w:val="25"/>
+          <w:szCs w:val="25"/>
         </w:rPr>
         <w:t xml:space="preserve">Teacher feedback</w:t>
       </w:r>
@@ -6442,40 +5332,6 @@
               <w:t xml:space="preserve"/>
             </w:r>
           </w:p>
-          <w:p>
-            <w:pPr>
-              <w:pBdr>
-                <w:bottom w:val="single" w:color="BFBFBF" w:sz="4"/>
-              </w:pBdr>
-              <w:spacing w:after="0" w:before="230"/>
-            </w:pPr>
-            <w:r>
-              <w:rPr>
-                <w:rFonts w:ascii="Aptos Narrow" w:cs="Aptos Narrow" w:eastAsia="Aptos Narrow" w:hAnsi="Aptos Narrow"/>
-                <w:color w:val="000000"/>
-                <w:sz w:val="22"/>
-                <w:szCs w:val="22"/>
-              </w:rPr>
-              <w:t xml:space="preserve"/>
-            </w:r>
-          </w:p>
-          <w:p>
-            <w:pPr>
-              <w:pBdr>
-                <w:bottom w:val="single" w:color="BFBFBF" w:sz="4"/>
-              </w:pBdr>
-              <w:spacing w:after="0" w:before="230"/>
-            </w:pPr>
-            <w:r>
-              <w:rPr>
-                <w:rFonts w:ascii="Aptos Narrow" w:cs="Aptos Narrow" w:eastAsia="Aptos Narrow" w:hAnsi="Aptos Narrow"/>
-                <w:color w:val="000000"/>
-                <w:sz w:val="22"/>
-                <w:szCs w:val="22"/>
-              </w:rPr>
-              <w:t xml:space="preserve"/>
-            </w:r>
-          </w:p>
         </w:tc>
       </w:tr>
     </w:tbl>
@@ -6485,6 +5341,107 @@
       </w:pPr>
       <w:r>
         <w:br w:type="page"/>
+      </w:r>
+    </w:p>
+    <w:p>
+      <w:pPr>
+        <w:spacing w:after="60" w:before="160"/>
+      </w:pPr>
+      <w:r>
+        <w:rPr>
+          <w:rFonts w:ascii="Aptos Narrow" w:cs="Aptos Narrow" w:eastAsia="Aptos Narrow" w:hAnsi="Aptos Narrow"/>
+          <w:b/>
+          <w:bCs/>
+          <w:color w:val="000000"/>
+          <w:sz w:val="25"/>
+          <w:szCs w:val="25"/>
+        </w:rPr>
+        <w:t xml:space="preserve">Paragraph 1</w:t>
+      </w:r>
+    </w:p>
+    <w:p>
+      <w:pPr>
+        <w:spacing w:after="140"/>
+      </w:pPr>
+      <w:r>
+        <w:rPr>
+          <w:rFonts w:ascii="Aptos Narrow" w:cs="Aptos Narrow" w:eastAsia="Aptos Narrow" w:hAnsi="Aptos Narrow"/>
+          <w:b/>
+          <w:bCs/>
+          <w:color w:val="C00000"/>
+          <w:sz w:val="22"/>
+          <w:szCs w:val="22"/>
+        </w:rPr>
+        <w:t xml:space="preserve">  subject  </w:t>
+      </w:r>
+      <w:r>
+        <w:rPr>
+          <w:rFonts w:ascii="Aptos Narrow" w:cs="Aptos Narrow" w:eastAsia="Aptos Narrow" w:hAnsi="Aptos Narrow"/>
+          <w:color w:val="000000"/>
+          <w:sz w:val="22"/>
+          <w:szCs w:val="22"/>
+        </w:rPr>
+        <w:t xml:space="preserve">   </w:t>
+      </w:r>
+      <w:r>
+        <w:rPr>
+          <w:rFonts w:ascii="Aptos Narrow" w:cs="Aptos Narrow" w:eastAsia="Aptos Narrow" w:hAnsi="Aptos Narrow"/>
+          <w:b/>
+          <w:bCs/>
+          <w:color w:val="3B7D23"/>
+          <w:sz w:val="22"/>
+          <w:szCs w:val="22"/>
+        </w:rPr>
+        <w:t xml:space="preserve">  verb  </w:t>
+      </w:r>
+      <w:r>
+        <w:rPr>
+          <w:rFonts w:ascii="Aptos Narrow" w:cs="Aptos Narrow" w:eastAsia="Aptos Narrow" w:hAnsi="Aptos Narrow"/>
+          <w:color w:val="000000"/>
+          <w:sz w:val="22"/>
+          <w:szCs w:val="22"/>
+        </w:rPr>
+        <w:t xml:space="preserve">   </w:t>
+      </w:r>
+      <w:r>
+        <w:rPr>
+          <w:rFonts w:ascii="Aptos Narrow" w:cs="Aptos Narrow" w:eastAsia="Aptos Narrow" w:hAnsi="Aptos Narrow"/>
+          <w:b/>
+          <w:bCs/>
+          <w:color w:val="C04F15"/>
+          <w:sz w:val="22"/>
+          <w:szCs w:val="22"/>
+        </w:rPr>
+        <w:t xml:space="preserve">  object  </w:t>
+      </w:r>
+      <w:r>
+        <w:rPr>
+          <w:rFonts w:ascii="Aptos Narrow" w:cs="Aptos Narrow" w:eastAsia="Aptos Narrow" w:hAnsi="Aptos Narrow"/>
+          <w:color w:val="000000"/>
+          <w:sz w:val="22"/>
+          <w:szCs w:val="22"/>
+        </w:rPr>
+        <w:t xml:space="preserve">   </w:t>
+      </w:r>
+      <w:r>
+        <w:rPr>
+          <w:rFonts w:ascii="Aptos Narrow" w:cs="Aptos Narrow" w:eastAsia="Aptos Narrow" w:hAnsi="Aptos Narrow"/>
+          <w:b/>
+          <w:bCs/>
+          <w:color w:val="0070C0"/>
+          <w:sz w:val="22"/>
+          <w:szCs w:val="22"/>
+        </w:rPr>
+        <w:t xml:space="preserve">  prepositional phrase  </w:t>
+      </w:r>
+      <w:r>
+        <w:rPr>
+          <w:rFonts w:ascii="Aptos Narrow" w:cs="Aptos Narrow" w:eastAsia="Aptos Narrow" w:hAnsi="Aptos Narrow"/>
+          <w:color w:val="000000"/>
+          <w:sz w:val="22"/>
+          <w:szCs w:val="22"/>
+        </w:rPr>
+        <w:t xml:space="preserve">   </w:t>
       </w:r>
     </w:p>
     <w:tbl>
@@ -6506,28 +5463,198 @@
         <w:tc>
           <w:tcPr>
             <w:tcW w:type="dxa" w:w="10466"/>
-            <w:shd w:fill="8C072D" w:color="auto" w:val="clear"/>
-            <w:tcMar>
-              <w:top w:type="dxa" w:w="80"/>
-              <w:left w:type="dxa" w:w="120"/>
-              <w:bottom w:type="dxa" w:w="80"/>
-              <w:right w:type="dxa" w:w="120"/>
-            </w:tcMar>
-          </w:tcPr>
-          <w:p>
-            <w:pPr>
-              <w:spacing w:after="0"/>
-            </w:pPr>
-            <w:r>
-              <w:rPr>
-                <w:rFonts w:ascii="Aptos Narrow" w:cs="Aptos Narrow" w:eastAsia="Aptos Narrow" w:hAnsi="Aptos Narrow"/>
-                <w:b/>
-                <w:bCs/>
-                <w:color w:val="FFFFFF"/>
-                <w:sz w:val="22"/>
-                <w:szCs w:val="22"/>
-              </w:rPr>
-              <w:t xml:space="preserve">TASK 3  —  Motif and storytelling</w:t>
+            <w:shd w:fill="F2F2F2" w:color="auto" w:val="clear"/>
+            <w:tcMar>
+              <w:top w:type="dxa" w:w="80"/>
+              <w:left w:type="dxa" w:w="120"/>
+              <w:bottom w:type="dxa" w:w="80"/>
+              <w:right w:type="dxa" w:w="120"/>
+            </w:tcMar>
+          </w:tcPr>
+          <w:p>
+            <w:pPr>
+              <w:spacing w:after="160" w:line="460"/>
+            </w:pPr>
+            <w:r>
+              <w:rPr>
+                <w:rFonts w:ascii="Aptos Narrow" w:cs="Aptos Narrow" w:eastAsia="Aptos Narrow" w:hAnsi="Aptos Narrow"/>
+                <w:b/>
+                <w:bCs/>
+                <w:color w:val="C00000"/>
+                <w:sz w:val="24"/>
+                <w:szCs w:val="24"/>
+              </w:rPr>
+              <w:t xml:space="preserve">Fraillon</w:t>
+            </w:r>
+            <w:r>
+              <w:rPr>
+                <w:rFonts w:ascii="Aptos Narrow" w:cs="Aptos Narrow" w:eastAsia="Aptos Narrow" w:hAnsi="Aptos Narrow"/>
+                <w:b/>
+                <w:bCs/>
+                <w:color w:val="3B7D23"/>
+                <w:sz w:val="24"/>
+                <w:szCs w:val="24"/>
+              </w:rPr>
+              <w:t xml:space="preserve"> uses</w:t>
+            </w:r>
+            <w:r>
+              <w:rPr>
+                <w:rFonts w:ascii="Aptos Narrow" w:cs="Aptos Narrow" w:eastAsia="Aptos Narrow" w:hAnsi="Aptos Narrow"/>
+                <w:b/>
+                <w:bCs/>
+                <w:color w:val="C04F15"/>
+                <w:sz w:val="24"/>
+                <w:szCs w:val="24"/>
+              </w:rPr>
+              <w:t xml:space="preserve"> the fence</w:t>
+            </w:r>
+            <w:r>
+              <w:rPr>
+                <w:rFonts w:ascii="Aptos Narrow" w:cs="Aptos Narrow" w:eastAsia="Aptos Narrow" w:hAnsi="Aptos Narrow"/>
+                <w:color w:val="000000"/>
+                <w:sz w:val="24"/>
+                <w:szCs w:val="24"/>
+              </w:rPr>
+              <w:t xml:space="preserve"> to show that being locked in also means being cut off from knowing what is outside.</w:t>
+            </w:r>
+          </w:p>
+          <w:p>
+            <w:pPr>
+              <w:spacing w:after="160" w:line="460"/>
+            </w:pPr>
+            <w:r>
+              <w:rPr>
+                <w:rFonts w:ascii="Aptos Narrow" w:cs="Aptos Narrow" w:eastAsia="Aptos Narrow" w:hAnsi="Aptos Narrow"/>
+                <w:b/>
+                <w:bCs/>
+                <w:color w:val="C00000"/>
+                <w:sz w:val="24"/>
+                <w:szCs w:val="24"/>
+              </w:rPr>
+              <w:t xml:space="preserve">Subhi</w:t>
+            </w:r>
+            <w:r>
+              <w:rPr>
+                <w:rFonts w:ascii="Aptos Narrow" w:cs="Aptos Narrow" w:eastAsia="Aptos Narrow" w:hAnsi="Aptos Narrow"/>
+                <w:b/>
+                <w:bCs/>
+                <w:color w:val="3B7D23"/>
+                <w:sz w:val="24"/>
+                <w:szCs w:val="24"/>
+              </w:rPr>
+              <w:t xml:space="preserve"> admits</w:t>
+            </w:r>
+            <w:r>
+              <w:rPr>
+                <w:rFonts w:ascii="Aptos Narrow" w:cs="Aptos Narrow" w:eastAsia="Aptos Narrow" w:hAnsi="Aptos Narrow"/>
+                <w:color w:val="000000"/>
+                <w:sz w:val="24"/>
+                <w:szCs w:val="24"/>
+              </w:rPr>
+              <w:t xml:space="preserve"> that “none of us knows what it is like just on the other side of the fences” (ch. 14), which shows that the fence keeps out information as well as people.</w:t>
+            </w:r>
+          </w:p>
+          <w:p>
+            <w:pPr>
+              <w:spacing w:after="160" w:line="460"/>
+            </w:pPr>
+            <w:r>
+              <w:rPr>
+                <w:rFonts w:ascii="Aptos Narrow" w:cs="Aptos Narrow" w:eastAsia="Aptos Narrow" w:hAnsi="Aptos Narrow"/>
+                <w:b/>
+                <w:bCs/>
+                <w:color w:val="C00000"/>
+                <w:sz w:val="24"/>
+                <w:szCs w:val="24"/>
+              </w:rPr>
+              <w:t xml:space="preserve">Jimmie</w:t>
+            </w:r>
+            <w:r>
+              <w:rPr>
+                <w:rFonts w:ascii="Aptos Narrow" w:cs="Aptos Narrow" w:eastAsia="Aptos Narrow" w:hAnsi="Aptos Narrow"/>
+                <w:b/>
+                <w:bCs/>
+                <w:color w:val="3B7D23"/>
+                <w:sz w:val="24"/>
+                <w:szCs w:val="24"/>
+              </w:rPr>
+              <w:t xml:space="preserve"> is</w:t>
+            </w:r>
+            <w:r>
+              <w:rPr>
+                <w:rFonts w:ascii="Aptos Narrow" w:cs="Aptos Narrow" w:eastAsia="Aptos Narrow" w:hAnsi="Aptos Narrow"/>
+                <w:b/>
+                <w:bCs/>
+                <w:color w:val="C04F15"/>
+                <w:sz w:val="24"/>
+                <w:szCs w:val="24"/>
+              </w:rPr>
+              <w:t xml:space="preserve"> the one who brings the outside in</w:t>
+            </w:r>
+            <w:r>
+              <w:rPr>
+                <w:rFonts w:ascii="Aptos Narrow" w:cs="Aptos Narrow" w:eastAsia="Aptos Narrow" w:hAnsi="Aptos Narrow"/>
+                <w:color w:val="000000"/>
+                <w:sz w:val="24"/>
+                <w:szCs w:val="24"/>
+              </w:rPr>
+              <w:t xml:space="preserve">: “But Jimmie does” (ch. 14) is all Subhi needs to say, which shows that a friend from the other side is his only window on the world.</w:t>
+            </w:r>
+          </w:p>
+          <w:p>
+            <w:pPr>
+              <w:spacing w:after="0" w:line="460"/>
+            </w:pPr>
+            <w:r>
+              <w:rPr>
+                <w:rFonts w:ascii="Aptos Narrow" w:cs="Aptos Narrow" w:eastAsia="Aptos Narrow" w:hAnsi="Aptos Narrow"/>
+                <w:b/>
+                <w:bCs/>
+                <w:color w:val="0070C0"/>
+                <w:sz w:val="24"/>
+                <w:szCs w:val="24"/>
+              </w:rPr>
+              <w:t xml:space="preserve">By putting the two of them on opposite sides of the same fence</w:t>
+            </w:r>
+            <w:r>
+              <w:rPr>
+                <w:rFonts w:ascii="Aptos Narrow" w:cs="Aptos Narrow" w:eastAsia="Aptos Narrow" w:hAnsi="Aptos Narrow"/>
+                <w:color w:val="000000"/>
+                <w:sz w:val="24"/>
+                <w:szCs w:val="24"/>
+              </w:rPr>
+              <w:t xml:space="preserve">, </w:t>
+            </w:r>
+            <w:r>
+              <w:rPr>
+                <w:rFonts w:ascii="Aptos Narrow" w:cs="Aptos Narrow" w:eastAsia="Aptos Narrow" w:hAnsi="Aptos Narrow"/>
+                <w:b/>
+                <w:bCs/>
+                <w:color w:val="C00000"/>
+                <w:sz w:val="24"/>
+                <w:szCs w:val="24"/>
+              </w:rPr>
+              <w:t xml:space="preserve">Fraillon</w:t>
+            </w:r>
+            <w:r>
+              <w:rPr>
+                <w:rFonts w:ascii="Aptos Narrow" w:cs="Aptos Narrow" w:eastAsia="Aptos Narrow" w:hAnsi="Aptos Narrow"/>
+                <w:b/>
+                <w:bCs/>
+                <w:color w:val="3B7D23"/>
+                <w:sz w:val="24"/>
+                <w:szCs w:val="24"/>
+              </w:rPr>
+              <w:t xml:space="preserve"> suggests</w:t>
+            </w:r>
+            <w:r>
+              <w:rPr>
+                <w:rFonts w:ascii="Aptos Narrow" w:cs="Aptos Narrow" w:eastAsia="Aptos Narrow" w:hAnsi="Aptos Narrow"/>
+                <w:color w:val="000000"/>
+                <w:sz w:val="24"/>
+                <w:szCs w:val="24"/>
+              </w:rPr>
+              <w:t xml:space="preserve"> that freedom is not only where your body can go, but what you are allowed to know.</w:t>
             </w:r>
           </w:p>
         </w:tc>
@@ -6535,64 +5662,29 @@
     </w:tbl>
     <w:p>
       <w:pPr>
-        <w:spacing w:after="60"/>
+        <w:spacing w:after="0"/>
       </w:pPr>
       <w:r>
-        <w:rPr>
-          <w:rFonts w:ascii="Aptos Narrow" w:cs="Aptos Narrow" w:eastAsia="Aptos Narrow" w:hAnsi="Aptos Narrow"/>
-          <w:b/>
-          <w:bCs/>
+        <w:br w:type="page"/>
+      </w:r>
+    </w:p>
+    <w:p>
+      <w:r>
+        <w:rPr>
+          <w:rFonts w:ascii="Aptos Narrow" w:cs="Aptos Narrow" w:eastAsia="Aptos Narrow" w:hAnsi="Aptos Narrow"/>
           <w:color w:val="000000"/>
           <w:sz w:val="22"/>
           <w:szCs w:val="22"/>
         </w:rPr>
-        <w:t xml:space="preserve">How does Fraillon explore the idea that stories are a form of survival in The Bone Sparrow?</w:t>
+        <w:t xml:space="preserve"/>
       </w:r>
     </w:p>
     <w:p>
       <w:pPr>
-        <w:spacing w:after="80"/>
+        <w:spacing w:after="0"/>
       </w:pPr>
       <w:r>
-        <w:rPr>
-          <w:rFonts w:ascii="Aptos Narrow" w:cs="Aptos Narrow" w:eastAsia="Aptos Narrow" w:hAnsi="Aptos Narrow"/>
-          <w:i/>
-          <w:iCs/>
-          <w:color w:val="595959"/>
-          <w:sz w:val="20"/>
-          <w:szCs w:val="20"/>
-        </w:rPr>
-        <w:t xml:space="preserve">Thinking springboard: Maá’s Listen Now stories; Jimmie’s family book; the stories Subhi tells himself; what happens when the stories stop.</w:t>
-      </w:r>
-    </w:p>
-    <w:p>
-      <w:pPr>
-        <w:spacing w:after="100"/>
-      </w:pPr>
-      <w:r>
-        <w:rPr>
-          <w:rFonts w:ascii="Aptos Narrow" w:cs="Aptos Narrow" w:eastAsia="Aptos Narrow" w:hAnsi="Aptos Narrow"/>
-          <w:color w:val="000000"/>
-          <w:sz w:val="22"/>
-          <w:szCs w:val="22"/>
-        </w:rPr>
-        <w:t xml:space="preserve">The introduction and the first paragraph are written for you. Write the second paragraph. The third is there if you get there.</w:t>
-      </w:r>
-    </w:p>
-    <w:p>
-      <w:pPr>
-        <w:spacing w:after="80" w:before="200"/>
-      </w:pPr>
-      <w:r>
-        <w:rPr>
-          <w:rFonts w:ascii="Aptos Narrow" w:cs="Aptos Narrow" w:eastAsia="Aptos Narrow" w:hAnsi="Aptos Narrow"/>
-          <w:b/>
-          <w:bCs/>
-          <w:color w:val="000000"/>
-          <w:sz w:val="26"/>
-          <w:szCs w:val="26"/>
-        </w:rPr>
-        <w:t xml:space="preserve">Introduction</w:t>
+        <w:br w:type="page"/>
       </w:r>
     </w:p>
     <w:tbl>
@@ -6614,26 +5706,28 @@
         <w:tc>
           <w:tcPr>
             <w:tcW w:type="dxa" w:w="10466"/>
-            <w:shd w:fill="F2F2F2" w:color="auto" w:val="clear"/>
-            <w:tcMar>
-              <w:top w:type="dxa" w:w="80"/>
-              <w:left w:type="dxa" w:w="120"/>
-              <w:bottom w:type="dxa" w:w="80"/>
-              <w:right w:type="dxa" w:w="120"/>
-            </w:tcMar>
-          </w:tcPr>
-          <w:p>
-            <w:pPr>
-              <w:spacing w:after="100" w:line="340"/>
-            </w:pPr>
-            <w:r>
-              <w:rPr>
-                <w:rFonts w:ascii="Aptos Narrow" w:cs="Aptos Narrow" w:eastAsia="Aptos Narrow" w:hAnsi="Aptos Narrow"/>
-                <w:color w:val="000000"/>
-                <w:sz w:val="22"/>
-                <w:szCs w:val="22"/>
-              </w:rPr>
-              <w:t xml:space="preserve">In The Bone Sparrow, Zana Fraillon presents storytelling as the thing that keeps people going when nothing around them changes. Through the stories Maá tells, the book Jimmie carries and the stories Subhi tells himself, Fraillon shows that a story can do what food and shelter cannot: it can make a person feel brave, remembered and less alone. Fraillon suggests that for people who have been locked away, a story is not an escape from survival but a part of it.</w:t>
+            <w:shd w:fill="8C072D" w:color="auto" w:val="clear"/>
+            <w:tcMar>
+              <w:top w:type="dxa" w:w="80"/>
+              <w:left w:type="dxa" w:w="120"/>
+              <w:bottom w:type="dxa" w:w="80"/>
+              <w:right w:type="dxa" w:w="120"/>
+            </w:tcMar>
+          </w:tcPr>
+          <w:p>
+            <w:pPr>
+              <w:spacing w:after="0"/>
+            </w:pPr>
+            <w:r>
+              <w:rPr>
+                <w:rFonts w:ascii="Aptos Narrow" w:cs="Aptos Narrow" w:eastAsia="Aptos Narrow" w:hAnsi="Aptos Narrow"/>
+                <w:b/>
+                <w:bCs/>
+                <w:color w:val="FFFFFF"/>
+                <w:sz w:val="22"/>
+                <w:szCs w:val="22"/>
+              </w:rPr>
+              <w:t xml:space="preserve">TASK 3  —  Motif and storytelling</w:t>
             </w:r>
           </w:p>
         </w:tc>
@@ -6641,37 +5735,7 @@
     </w:tbl>
     <w:p>
       <w:pPr>
-        <w:spacing w:after="80" w:before="200"/>
-      </w:pPr>
-      <w:r>
-        <w:rPr>
-          <w:rFonts w:ascii="Aptos Narrow" w:cs="Aptos Narrow" w:eastAsia="Aptos Narrow" w:hAnsi="Aptos Narrow"/>
-          <w:b/>
-          <w:bCs/>
-          <w:color w:val="000000"/>
-          <w:sz w:val="26"/>
-          <w:szCs w:val="26"/>
-        </w:rPr>
-        <w:t xml:space="preserve">Paragraph 2</w:t>
-      </w:r>
-    </w:p>
-    <w:p>
-      <w:pPr>
-        <w:spacing w:after="100"/>
-      </w:pPr>
-      <w:r>
-        <w:rPr>
-          <w:rFonts w:ascii="Aptos Narrow" w:cs="Aptos Narrow" w:eastAsia="Aptos Narrow" w:hAnsi="Aptos Narrow"/>
-          <w:color w:val="000000"/>
-          <w:sz w:val="22"/>
-          <w:szCs w:val="22"/>
-        </w:rPr>
-        <w:t xml:space="preserve">The introduction names three kinds of story: Maá’s, Jimmie’s book, and Subhi’s own. Paragraph 1 is Maá’s stories and Jimmie’s book, so paragraph 2 is the stories Subhi tells himself, or what happens when the stories stop.</w:t>
-      </w:r>
-    </w:p>
-    <w:p>
-      <w:pPr>
-        <w:spacing w:after="100"/>
+        <w:spacing w:after="40"/>
       </w:pPr>
       <w:r>
         <w:rPr>
@@ -6682,29 +5746,28 @@
           <w:sz w:val="22"/>
           <w:szCs w:val="22"/>
         </w:rPr>
-        <w:t xml:space="preserve">I will write about:  </w:t>
-      </w:r>
-      <w:r>
-        <w:rPr>
-          <w:rFonts w:ascii="Aptos Narrow" w:cs="Aptos Narrow" w:eastAsia="Aptos Narrow" w:hAnsi="Aptos Narrow"/>
-          <w:color w:val="000000"/>
-          <w:sz w:val="22"/>
-          <w:szCs w:val="22"/>
-        </w:rPr>
-        <w:t xml:space="preserve">☐ the stories Subhi tells himself     ☐ what happens when the stories stop</w:t>
+        <w:t xml:space="preserve">How does Fraillon explore the idea that stories are a form of survival in The Bone Sparrow?</w:t>
       </w:r>
     </w:p>
     <w:p>
       <w:pPr>
-        <w:spacing w:after="0"/>
+        <w:spacing w:after="80"/>
       </w:pPr>
       <w:r>
-        <w:br w:type="page"/>
+        <w:rPr>
+          <w:rFonts w:ascii="Aptos Narrow" w:cs="Aptos Narrow" w:eastAsia="Aptos Narrow" w:hAnsi="Aptos Narrow"/>
+          <w:i/>
+          <w:iCs/>
+          <w:color w:val="595959"/>
+          <w:sz w:val="19"/>
+          <w:szCs w:val="19"/>
+        </w:rPr>
+        <w:t xml:space="preserve">Think about: Maá’s Listen Now stories; Jimmie’s family book; the stories Subhi tells himself; what happens when the stories stop.</w:t>
       </w:r>
     </w:p>
     <w:p>
       <w:pPr>
-        <w:spacing w:after="80" w:before="200"/>
+        <w:spacing w:after="60" w:before="160"/>
       </w:pPr>
       <w:r>
         <w:rPr>
@@ -6712,95 +5775,10 @@
           <w:b/>
           <w:bCs/>
           <w:color w:val="000000"/>
-          <w:sz w:val="26"/>
-          <w:szCs w:val="26"/>
-        </w:rPr>
-        <w:t xml:space="preserve">Paragraph 1</w:t>
-      </w:r>
-    </w:p>
-    <w:p>
-      <w:pPr>
-        <w:spacing w:after="140"/>
-      </w:pPr>
-      <w:r>
-        <w:rPr>
-          <w:rFonts w:ascii="Aptos Narrow" w:cs="Aptos Narrow" w:eastAsia="Aptos Narrow" w:hAnsi="Aptos Narrow"/>
-          <w:b/>
-          <w:bCs/>
-          <w:color w:val="C00000"/>
-          <w:sz w:val="22"/>
-          <w:szCs w:val="22"/>
-        </w:rPr>
-        <w:t xml:space="preserve">  subject  </w:t>
-      </w:r>
-      <w:r>
-        <w:rPr>
-          <w:rFonts w:ascii="Aptos Narrow" w:cs="Aptos Narrow" w:eastAsia="Aptos Narrow" w:hAnsi="Aptos Narrow"/>
-          <w:color w:val="000000"/>
-          <w:sz w:val="22"/>
-          <w:szCs w:val="22"/>
-        </w:rPr>
-        <w:t xml:space="preserve">   </w:t>
-      </w:r>
-      <w:r>
-        <w:rPr>
-          <w:rFonts w:ascii="Aptos Narrow" w:cs="Aptos Narrow" w:eastAsia="Aptos Narrow" w:hAnsi="Aptos Narrow"/>
-          <w:b/>
-          <w:bCs/>
-          <w:color w:val="3B7D23"/>
-          <w:sz w:val="22"/>
-          <w:szCs w:val="22"/>
-        </w:rPr>
-        <w:t xml:space="preserve">  verb  </w:t>
-      </w:r>
-      <w:r>
-        <w:rPr>
-          <w:rFonts w:ascii="Aptos Narrow" w:cs="Aptos Narrow" w:eastAsia="Aptos Narrow" w:hAnsi="Aptos Narrow"/>
-          <w:color w:val="000000"/>
-          <w:sz w:val="22"/>
-          <w:szCs w:val="22"/>
-        </w:rPr>
-        <w:t xml:space="preserve">   </w:t>
-      </w:r>
-      <w:r>
-        <w:rPr>
-          <w:rFonts w:ascii="Aptos Narrow" w:cs="Aptos Narrow" w:eastAsia="Aptos Narrow" w:hAnsi="Aptos Narrow"/>
-          <w:b/>
-          <w:bCs/>
-          <w:color w:val="C04F15"/>
-          <w:sz w:val="22"/>
-          <w:szCs w:val="22"/>
-        </w:rPr>
-        <w:t xml:space="preserve">  object  </w:t>
-      </w:r>
-      <w:r>
-        <w:rPr>
-          <w:rFonts w:ascii="Aptos Narrow" w:cs="Aptos Narrow" w:eastAsia="Aptos Narrow" w:hAnsi="Aptos Narrow"/>
-          <w:color w:val="000000"/>
-          <w:sz w:val="22"/>
-          <w:szCs w:val="22"/>
-        </w:rPr>
-        <w:t xml:space="preserve">   </w:t>
-      </w:r>
-      <w:r>
-        <w:rPr>
-          <w:rFonts w:ascii="Aptos Narrow" w:cs="Aptos Narrow" w:eastAsia="Aptos Narrow" w:hAnsi="Aptos Narrow"/>
-          <w:b/>
-          <w:bCs/>
-          <w:color w:val="0070C0"/>
-          <w:sz w:val="22"/>
-          <w:szCs w:val="22"/>
-        </w:rPr>
-        <w:t xml:space="preserve">  prepositional phrase  </w:t>
-      </w:r>
-      <w:r>
-        <w:rPr>
-          <w:rFonts w:ascii="Aptos Narrow" w:cs="Aptos Narrow" w:eastAsia="Aptos Narrow" w:hAnsi="Aptos Narrow"/>
-          <w:color w:val="000000"/>
-          <w:sz w:val="22"/>
-          <w:szCs w:val="22"/>
-        </w:rPr>
-        <w:t xml:space="preserve">   </w:t>
+          <w:sz w:val="25"/>
+          <w:szCs w:val="25"/>
+        </w:rPr>
+        <w:t xml:space="preserve">Introduction</w:t>
       </w:r>
     </w:p>
     <w:tbl>
@@ -6832,219 +5810,16 @@
           </w:tcPr>
           <w:p>
             <w:pPr>
-              <w:spacing w:after="120" w:line="400"/>
-            </w:pPr>
-            <w:r>
-              <w:rPr>
-                <w:rFonts w:ascii="Aptos Narrow" w:cs="Aptos Narrow" w:eastAsia="Aptos Narrow" w:hAnsi="Aptos Narrow"/>
-                <w:b/>
-                <w:bCs/>
-                <w:color w:val="C00000"/>
-                <w:sz w:val="22"/>
-                <w:szCs w:val="22"/>
-              </w:rPr>
-              <w:t xml:space="preserve">Stories</w:t>
-            </w:r>
-            <w:r>
-              <w:rPr>
-                <w:rFonts w:ascii="Aptos Narrow" w:cs="Aptos Narrow" w:eastAsia="Aptos Narrow" w:hAnsi="Aptos Narrow"/>
-                <w:b/>
-                <w:bCs/>
-                <w:color w:val="3B7D23"/>
-                <w:sz w:val="22"/>
-                <w:szCs w:val="22"/>
-              </w:rPr>
-              <w:t xml:space="preserve"> are</w:t>
-            </w:r>
-            <w:r>
-              <w:rPr>
-                <w:rFonts w:ascii="Aptos Narrow" w:cs="Aptos Narrow" w:eastAsia="Aptos Narrow" w:hAnsi="Aptos Narrow"/>
-                <w:b/>
-                <w:bCs/>
-                <w:color w:val="C04F15"/>
-                <w:sz w:val="22"/>
-                <w:szCs w:val="22"/>
-              </w:rPr>
-              <w:t xml:space="preserve"> how the characters in the centre keep going</w:t>
-            </w:r>
-            <w:r>
-              <w:rPr>
-                <w:rFonts w:ascii="Aptos Narrow" w:cs="Aptos Narrow" w:eastAsia="Aptos Narrow" w:hAnsi="Aptos Narrow"/>
-                <w:color w:val="000000"/>
-                <w:sz w:val="22"/>
-                <w:szCs w:val="22"/>
-              </w:rPr>
-              <w:t xml:space="preserve"> when nothing else changes.</w:t>
-            </w:r>
-          </w:p>
-          <w:p>
-            <w:pPr>
-              <w:spacing w:after="120" w:line="400"/>
-            </w:pPr>
-            <w:r>
-              <w:rPr>
-                <w:rFonts w:ascii="Aptos Narrow" w:cs="Aptos Narrow" w:eastAsia="Aptos Narrow" w:hAnsi="Aptos Narrow"/>
-                <w:b/>
-                <w:bCs/>
-                <w:color w:val="C00000"/>
-                <w:sz w:val="22"/>
-                <w:szCs w:val="22"/>
-              </w:rPr>
-              <w:t xml:space="preserve">Maá’s “Listen Now” stories</w:t>
-            </w:r>
-            <w:r>
-              <w:rPr>
-                <w:rFonts w:ascii="Aptos Narrow" w:cs="Aptos Narrow" w:eastAsia="Aptos Narrow" w:hAnsi="Aptos Narrow"/>
-                <w:b/>
-                <w:bCs/>
-                <w:color w:val="3B7D23"/>
-                <w:sz w:val="22"/>
-                <w:szCs w:val="22"/>
-              </w:rPr>
-              <w:t xml:space="preserve"> are</w:t>
-            </w:r>
-            <w:r>
-              <w:rPr>
-                <w:rFonts w:ascii="Aptos Narrow" w:cs="Aptos Narrow" w:eastAsia="Aptos Narrow" w:hAnsi="Aptos Narrow"/>
-                <w:b/>
-                <w:bCs/>
-                <w:color w:val="C04F15"/>
-                <w:sz w:val="22"/>
-                <w:szCs w:val="22"/>
-              </w:rPr>
-              <w:t xml:space="preserve"> the thing Subhi remembers</w:t>
-            </w:r>
-            <w:r>
-              <w:rPr>
-                <w:rFonts w:ascii="Aptos Narrow" w:cs="Aptos Narrow" w:eastAsia="Aptos Narrow" w:hAnsi="Aptos Narrow"/>
-                <w:color w:val="000000"/>
-                <w:sz w:val="22"/>
-                <w:szCs w:val="22"/>
-              </w:rPr>
-              <w:t xml:space="preserve"> as “perfect. Each one” (ch. 5), which shows that a story can hold a family together in a place that gives them nothing.</w:t>
-            </w:r>
-          </w:p>
-          <w:p>
-            <w:pPr>
-              <w:spacing w:after="120" w:line="400"/>
-            </w:pPr>
-            <w:r>
-              <w:rPr>
-                <w:rFonts w:ascii="Aptos Narrow" w:cs="Aptos Narrow" w:eastAsia="Aptos Narrow" w:hAnsi="Aptos Narrow"/>
-                <w:b/>
-                <w:bCs/>
-                <w:color w:val="0070C0"/>
-                <w:sz w:val="22"/>
-                <w:szCs w:val="22"/>
-              </w:rPr>
-              <w:t xml:space="preserve">When Jimmie brings her mother’s book</w:t>
-            </w:r>
-            <w:r>
-              <w:rPr>
-                <w:rFonts w:ascii="Aptos Narrow" w:cs="Aptos Narrow" w:eastAsia="Aptos Narrow" w:hAnsi="Aptos Narrow"/>
-                <w:color w:val="000000"/>
-                <w:sz w:val="22"/>
-                <w:szCs w:val="22"/>
-              </w:rPr>
-              <w:t xml:space="preserve">, </w:t>
-            </w:r>
-            <w:r>
-              <w:rPr>
-                <w:rFonts w:ascii="Aptos Narrow" w:cs="Aptos Narrow" w:eastAsia="Aptos Narrow" w:hAnsi="Aptos Narrow"/>
-                <w:b/>
-                <w:bCs/>
-                <w:color w:val="C00000"/>
-                <w:sz w:val="22"/>
-                <w:szCs w:val="22"/>
-              </w:rPr>
-              <w:t xml:space="preserve">Subhi</w:t>
-            </w:r>
-            <w:r>
-              <w:rPr>
-                <w:rFonts w:ascii="Aptos Narrow" w:cs="Aptos Narrow" w:eastAsia="Aptos Narrow" w:hAnsi="Aptos Narrow"/>
-                <w:b/>
-                <w:bCs/>
-                <w:color w:val="3B7D23"/>
-                <w:sz w:val="22"/>
-                <w:szCs w:val="22"/>
-              </w:rPr>
-              <w:t xml:space="preserve"> feels</w:t>
-            </w:r>
-            <w:r>
-              <w:rPr>
-                <w:rFonts w:ascii="Aptos Narrow" w:cs="Aptos Narrow" w:eastAsia="Aptos Narrow" w:hAnsi="Aptos Narrow"/>
-                <w:b/>
-                <w:bCs/>
-                <w:color w:val="C04F15"/>
-                <w:sz w:val="22"/>
-                <w:szCs w:val="22"/>
-              </w:rPr>
-              <w:t xml:space="preserve"> “a sort of brave that I haven’t felt since Eli got taken” (ch. 10)</w:t>
-            </w:r>
-            <w:r>
-              <w:rPr>
-                <w:rFonts w:ascii="Aptos Narrow" w:cs="Aptos Narrow" w:eastAsia="Aptos Narrow" w:hAnsi="Aptos Narrow"/>
-                <w:color w:val="000000"/>
-                <w:sz w:val="22"/>
-                <w:szCs w:val="22"/>
-              </w:rPr>
-              <w:t xml:space="preserve"> before he has read a word, which shows that a story changes how a person feels just by being there.</w:t>
-            </w:r>
-          </w:p>
-          <w:p>
-            <w:pPr>
-              <w:spacing w:after="0" w:line="400"/>
-            </w:pPr>
-            <w:r>
-              <w:rPr>
-                <w:rFonts w:ascii="Aptos Narrow" w:cs="Aptos Narrow" w:eastAsia="Aptos Narrow" w:hAnsi="Aptos Narrow"/>
-                <w:b/>
-                <w:bCs/>
-                <w:color w:val="0070C0"/>
-                <w:sz w:val="22"/>
-                <w:szCs w:val="22"/>
-              </w:rPr>
-              <w:t xml:space="preserve">Through these stories</w:t>
-            </w:r>
-            <w:r>
-              <w:rPr>
-                <w:rFonts w:ascii="Aptos Narrow" w:cs="Aptos Narrow" w:eastAsia="Aptos Narrow" w:hAnsi="Aptos Narrow"/>
-                <w:color w:val="000000"/>
-                <w:sz w:val="22"/>
-                <w:szCs w:val="22"/>
-              </w:rPr>
-              <w:t xml:space="preserve">, </w:t>
-            </w:r>
-            <w:r>
-              <w:rPr>
-                <w:rFonts w:ascii="Aptos Narrow" w:cs="Aptos Narrow" w:eastAsia="Aptos Narrow" w:hAnsi="Aptos Narrow"/>
-                <w:b/>
-                <w:bCs/>
-                <w:color w:val="C00000"/>
-                <w:sz w:val="22"/>
-                <w:szCs w:val="22"/>
-              </w:rPr>
-              <w:t xml:space="preserve">Fraillon</w:t>
-            </w:r>
-            <w:r>
-              <w:rPr>
-                <w:rFonts w:ascii="Aptos Narrow" w:cs="Aptos Narrow" w:eastAsia="Aptos Narrow" w:hAnsi="Aptos Narrow"/>
-                <w:b/>
-                <w:bCs/>
-                <w:color w:val="3B7D23"/>
-                <w:sz w:val="22"/>
-                <w:szCs w:val="22"/>
-              </w:rPr>
-              <w:t xml:space="preserve"> suggests</w:t>
-            </w:r>
-            <w:r>
-              <w:rPr>
-                <w:rFonts w:ascii="Aptos Narrow" w:cs="Aptos Narrow" w:eastAsia="Aptos Narrow" w:hAnsi="Aptos Narrow"/>
-                <w:color w:val="000000"/>
-                <w:sz w:val="22"/>
-                <w:szCs w:val="22"/>
-              </w:rPr>
-              <w:t xml:space="preserve"> that surviving the centre is about more than food and safety: it is about having something to hold on to.</w:t>
+              <w:spacing w:after="0" w:line="300"/>
+            </w:pPr>
+            <w:r>
+              <w:rPr>
+                <w:rFonts w:ascii="Aptos Narrow" w:cs="Aptos Narrow" w:eastAsia="Aptos Narrow" w:hAnsi="Aptos Narrow"/>
+                <w:color w:val="000000"/>
+                <w:sz w:val="22"/>
+                <w:szCs w:val="22"/>
+              </w:rPr>
+              <w:t xml:space="preserve">In The Bone Sparrow, Zana Fraillon presents storytelling as the thing that keeps people going when nothing around them changes. Through the stories Maá tells, the book Jimmie carries and the stories Subhi tells himself, Fraillon shows that a story can do what food and shelter cannot: it can make a person feel brave, remembered and less alone. Fraillon suggests that for people who have been locked away, a story is not an escape from survival but a part of it.</w:t>
             </w:r>
           </w:p>
         </w:tc>
@@ -7052,13 +5827,8 @@
     </w:tbl>
     <w:p>
       <w:pPr>
-        <w:spacing w:after="0"/>
+        <w:spacing w:after="40"/>
       </w:pPr>
-      <w:r>
-        <w:br w:type="page"/>
-      </w:r>
-    </w:p>
-    <w:p>
       <w:r>
         <w:rPr>
           <w:rFonts w:ascii="Aptos Narrow" w:cs="Aptos Narrow" w:eastAsia="Aptos Narrow" w:hAnsi="Aptos Narrow"/>
@@ -7066,20 +5836,37 @@
           <w:sz w:val="22"/>
           <w:szCs w:val="22"/>
         </w:rPr>
-        <w:t xml:space="preserve"/>
+        <w:t xml:space="preserve">The introduction names three kinds of story: Maá’s, Jimmie’s book, and Subhi’s own. Paragraph 1 is Maá’s stories and Jimmie’s book, so paragraph 2 is the stories Subhi tells himself, or what happens when the stories stop.</w:t>
       </w:r>
     </w:p>
     <w:p>
       <w:pPr>
-        <w:spacing w:after="0"/>
+        <w:spacing w:after="60"/>
       </w:pPr>
       <w:r>
-        <w:br w:type="page"/>
+        <w:rPr>
+          <w:rFonts w:ascii="Aptos Narrow" w:cs="Aptos Narrow" w:eastAsia="Aptos Narrow" w:hAnsi="Aptos Narrow"/>
+          <w:b/>
+          <w:bCs/>
+          <w:color w:val="000000"/>
+          <w:sz w:val="22"/>
+          <w:szCs w:val="22"/>
+        </w:rPr>
+        <w:t xml:space="preserve">I will write about:  </w:t>
+      </w:r>
+      <w:r>
+        <w:rPr>
+          <w:rFonts w:ascii="Aptos Narrow" w:cs="Aptos Narrow" w:eastAsia="Aptos Narrow" w:hAnsi="Aptos Narrow"/>
+          <w:color w:val="000000"/>
+          <w:sz w:val="22"/>
+          <w:szCs w:val="22"/>
+        </w:rPr>
+        <w:t xml:space="preserve">☐ the stories Subhi tells himself     ☐ what happens when the stories stop</w:t>
       </w:r>
     </w:p>
     <w:p>
       <w:pPr>
-        <w:spacing w:after="80" w:before="200"/>
+        <w:spacing w:after="60" w:before="160"/>
       </w:pPr>
       <w:r>
         <w:rPr>
@@ -7087,8 +5874,8 @@
           <w:b/>
           <w:bCs/>
           <w:color w:val="000000"/>
-          <w:sz w:val="26"/>
-          <w:szCs w:val="26"/>
+          <w:sz w:val="25"/>
+          <w:szCs w:val="25"/>
         </w:rPr>
         <w:t xml:space="preserve">Paragraph 2</w:t>
       </w:r>
@@ -7182,6 +5969,98 @@
           </w:p>
           <w:p>
             <w:pPr>
+              <w:pBdr>
+                <w:bottom w:val="single" w:color="BFBFBF" w:sz="4"/>
+              </w:pBdr>
+              <w:spacing w:after="0" w:before="230"/>
+            </w:pPr>
+            <w:r>
+              <w:rPr>
+                <w:rFonts w:ascii="Aptos Narrow" w:cs="Aptos Narrow" w:eastAsia="Aptos Narrow" w:hAnsi="Aptos Narrow"/>
+                <w:color w:val="000000"/>
+                <w:sz w:val="22"/>
+                <w:szCs w:val="22"/>
+              </w:rPr>
+              <w:t xml:space="preserve"/>
+            </w:r>
+          </w:p>
+          <w:p>
+            <w:pPr>
+              <w:pBdr>
+                <w:bottom w:val="single" w:color="BFBFBF" w:sz="4"/>
+              </w:pBdr>
+              <w:spacing w:after="0" w:before="230"/>
+            </w:pPr>
+            <w:r>
+              <w:rPr>
+                <w:rFonts w:ascii="Aptos Narrow" w:cs="Aptos Narrow" w:eastAsia="Aptos Narrow" w:hAnsi="Aptos Narrow"/>
+                <w:color w:val="000000"/>
+                <w:sz w:val="22"/>
+                <w:szCs w:val="22"/>
+              </w:rPr>
+              <w:t xml:space="preserve"/>
+            </w:r>
+          </w:p>
+          <w:p>
+            <w:pPr>
+              <w:pBdr>
+                <w:bottom w:val="single" w:color="BFBFBF" w:sz="4"/>
+              </w:pBdr>
+              <w:spacing w:after="0" w:before="230"/>
+            </w:pPr>
+            <w:r>
+              <w:rPr>
+                <w:rFonts w:ascii="Aptos Narrow" w:cs="Aptos Narrow" w:eastAsia="Aptos Narrow" w:hAnsi="Aptos Narrow"/>
+                <w:color w:val="000000"/>
+                <w:sz w:val="22"/>
+                <w:szCs w:val="22"/>
+              </w:rPr>
+              <w:t xml:space="preserve"/>
+            </w:r>
+          </w:p>
+        </w:tc>
+      </w:tr>
+      <w:tr>
+        <w:tc>
+          <w:tcPr>
+            <w:tcW w:type="dxa" w:w="2300"/>
+            <w:shd w:fill="F2D0DA" w:color="auto" w:val="clear"/>
+            <w:tcMar>
+              <w:top w:type="dxa" w:w="80"/>
+              <w:left w:type="dxa" w:w="120"/>
+              <w:bottom w:type="dxa" w:w="80"/>
+              <w:right w:type="dxa" w:w="120"/>
+            </w:tcMar>
+          </w:tcPr>
+          <w:p>
+            <w:pPr>
+              <w:spacing w:after="0"/>
+            </w:pPr>
+            <w:r>
+              <w:rPr>
+                <w:rFonts w:ascii="Aptos Narrow" w:cs="Aptos Narrow" w:eastAsia="Aptos Narrow" w:hAnsi="Aptos Narrow"/>
+                <w:b/>
+                <w:bCs/>
+                <w:color w:val="000000"/>
+                <w:sz w:val="22"/>
+                <w:szCs w:val="22"/>
+              </w:rPr>
+              <w:t xml:space="preserve">Explanation with evidence</w:t>
+            </w:r>
+          </w:p>
+        </w:tc>
+        <w:tc>
+          <w:tcPr>
+            <w:tcW w:type="dxa" w:w="8166"/>
+            <w:tcMar>
+              <w:top w:type="dxa" w:w="80"/>
+              <w:left w:type="dxa" w:w="120"/>
+              <w:bottom w:type="dxa" w:w="80"/>
+              <w:right w:type="dxa" w:w="120"/>
+            </w:tcMar>
+          </w:tcPr>
+          <w:p>
+            <w:pPr>
               <w:spacing w:after="0"/>
             </w:pPr>
             <w:r>
@@ -7193,118 +6072,9 @@
                 <w:sz w:val="20"/>
                 <w:szCs w:val="20"/>
               </w:rPr>
-              <w:t xml:space="preserve">Fraillon shows what the stories are for by taking them away: …</w:t>
-            </w:r>
-          </w:p>
-          <w:p>
-            <w:pPr>
-              <w:pBdr>
-                <w:bottom w:val="single" w:color="BFBFBF" w:sz="4"/>
-              </w:pBdr>
-              <w:spacing w:after="0" w:before="230"/>
-            </w:pPr>
-            <w:r>
-              <w:rPr>
-                <w:rFonts w:ascii="Aptos Narrow" w:cs="Aptos Narrow" w:eastAsia="Aptos Narrow" w:hAnsi="Aptos Narrow"/>
-                <w:color w:val="000000"/>
-                <w:sz w:val="22"/>
-                <w:szCs w:val="22"/>
-              </w:rPr>
-              <w:t xml:space="preserve"/>
-            </w:r>
-          </w:p>
-          <w:p>
-            <w:pPr>
-              <w:pBdr>
-                <w:bottom w:val="single" w:color="BFBFBF" w:sz="4"/>
-              </w:pBdr>
-              <w:spacing w:after="0" w:before="230"/>
-            </w:pPr>
-            <w:r>
-              <w:rPr>
-                <w:rFonts w:ascii="Aptos Narrow" w:cs="Aptos Narrow" w:eastAsia="Aptos Narrow" w:hAnsi="Aptos Narrow"/>
-                <w:color w:val="000000"/>
-                <w:sz w:val="22"/>
-                <w:szCs w:val="22"/>
-              </w:rPr>
-              <w:t xml:space="preserve"/>
-            </w:r>
-          </w:p>
-          <w:p>
-            <w:pPr>
-              <w:pBdr>
-                <w:bottom w:val="single" w:color="BFBFBF" w:sz="4"/>
-              </w:pBdr>
-              <w:spacing w:after="0" w:before="230"/>
-            </w:pPr>
-            <w:r>
-              <w:rPr>
-                <w:rFonts w:ascii="Aptos Narrow" w:cs="Aptos Narrow" w:eastAsia="Aptos Narrow" w:hAnsi="Aptos Narrow"/>
-                <w:color w:val="000000"/>
-                <w:sz w:val="22"/>
-                <w:szCs w:val="22"/>
-              </w:rPr>
-              <w:t xml:space="preserve"/>
-            </w:r>
-          </w:p>
-          <w:p>
-            <w:pPr>
-              <w:pBdr>
-                <w:bottom w:val="single" w:color="BFBFBF" w:sz="4"/>
-              </w:pBdr>
-              <w:spacing w:after="0" w:before="230"/>
-            </w:pPr>
-            <w:r>
-              <w:rPr>
-                <w:rFonts w:ascii="Aptos Narrow" w:cs="Aptos Narrow" w:eastAsia="Aptos Narrow" w:hAnsi="Aptos Narrow"/>
-                <w:color w:val="000000"/>
-                <w:sz w:val="22"/>
-                <w:szCs w:val="22"/>
-              </w:rPr>
-              <w:t xml:space="preserve"/>
-            </w:r>
-          </w:p>
-        </w:tc>
-      </w:tr>
-      <w:tr>
-        <w:tc>
-          <w:tcPr>
-            <w:tcW w:type="dxa" w:w="2300"/>
-            <w:shd w:fill="F2D0DA" w:color="auto" w:val="clear"/>
-            <w:tcMar>
-              <w:top w:type="dxa" w:w="80"/>
-              <w:left w:type="dxa" w:w="120"/>
-              <w:bottom w:type="dxa" w:w="80"/>
-              <w:right w:type="dxa" w:w="120"/>
-            </w:tcMar>
-          </w:tcPr>
-          <w:p>
-            <w:pPr>
-              <w:spacing w:after="0"/>
-            </w:pPr>
-            <w:r>
-              <w:rPr>
-                <w:rFonts w:ascii="Aptos Narrow" w:cs="Aptos Narrow" w:eastAsia="Aptos Narrow" w:hAnsi="Aptos Narrow"/>
-                <w:b/>
-                <w:bCs/>
-                <w:color w:val="000000"/>
-                <w:sz w:val="22"/>
-                <w:szCs w:val="22"/>
-              </w:rPr>
-              <w:t xml:space="preserve">Explanation with evidence</w:t>
-            </w:r>
-          </w:p>
-        </w:tc>
-        <w:tc>
-          <w:tcPr>
-            <w:tcW w:type="dxa" w:w="8166"/>
-            <w:tcMar>
-              <w:top w:type="dxa" w:w="80"/>
-              <w:left w:type="dxa" w:w="120"/>
-              <w:bottom w:type="dxa" w:w="80"/>
-              <w:right w:type="dxa" w:w="120"/>
-            </w:tcMar>
-          </w:tcPr>
+              <w:t xml:space="preserve">Subhi imagines …</w:t>
+            </w:r>
+          </w:p>
           <w:p>
             <w:pPr>
               <w:spacing w:after="0"/>
@@ -7318,9 +6088,118 @@
                 <w:sz w:val="20"/>
                 <w:szCs w:val="20"/>
               </w:rPr>
-              <w:t xml:space="preserve">Subhi imagines …</w:t>
-            </w:r>
-          </w:p>
+              <w:t xml:space="preserve">When Maá says she is “too tired” (ch. 5), …</w:t>
+            </w:r>
+          </w:p>
+          <w:p>
+            <w:pPr>
+              <w:pBdr>
+                <w:bottom w:val="single" w:color="BFBFBF" w:sz="4"/>
+              </w:pBdr>
+              <w:spacing w:after="0" w:before="230"/>
+            </w:pPr>
+            <w:r>
+              <w:rPr>
+                <w:rFonts w:ascii="Aptos Narrow" w:cs="Aptos Narrow" w:eastAsia="Aptos Narrow" w:hAnsi="Aptos Narrow"/>
+                <w:color w:val="000000"/>
+                <w:sz w:val="22"/>
+                <w:szCs w:val="22"/>
+              </w:rPr>
+              <w:t xml:space="preserve"/>
+            </w:r>
+          </w:p>
+          <w:p>
+            <w:pPr>
+              <w:pBdr>
+                <w:bottom w:val="single" w:color="BFBFBF" w:sz="4"/>
+              </w:pBdr>
+              <w:spacing w:after="0" w:before="230"/>
+            </w:pPr>
+            <w:r>
+              <w:rPr>
+                <w:rFonts w:ascii="Aptos Narrow" w:cs="Aptos Narrow" w:eastAsia="Aptos Narrow" w:hAnsi="Aptos Narrow"/>
+                <w:color w:val="000000"/>
+                <w:sz w:val="22"/>
+                <w:szCs w:val="22"/>
+              </w:rPr>
+              <w:t xml:space="preserve"/>
+            </w:r>
+          </w:p>
+          <w:p>
+            <w:pPr>
+              <w:pBdr>
+                <w:bottom w:val="single" w:color="BFBFBF" w:sz="4"/>
+              </w:pBdr>
+              <w:spacing w:after="0" w:before="230"/>
+            </w:pPr>
+            <w:r>
+              <w:rPr>
+                <w:rFonts w:ascii="Aptos Narrow" w:cs="Aptos Narrow" w:eastAsia="Aptos Narrow" w:hAnsi="Aptos Narrow"/>
+                <w:color w:val="000000"/>
+                <w:sz w:val="22"/>
+                <w:szCs w:val="22"/>
+              </w:rPr>
+              <w:t xml:space="preserve"/>
+            </w:r>
+          </w:p>
+          <w:p>
+            <w:pPr>
+              <w:pBdr>
+                <w:bottom w:val="single" w:color="BFBFBF" w:sz="4"/>
+              </w:pBdr>
+              <w:spacing w:after="0" w:before="230"/>
+            </w:pPr>
+            <w:r>
+              <w:rPr>
+                <w:rFonts w:ascii="Aptos Narrow" w:cs="Aptos Narrow" w:eastAsia="Aptos Narrow" w:hAnsi="Aptos Narrow"/>
+                <w:color w:val="000000"/>
+                <w:sz w:val="22"/>
+                <w:szCs w:val="22"/>
+              </w:rPr>
+              <w:t xml:space="preserve"/>
+            </w:r>
+          </w:p>
+        </w:tc>
+      </w:tr>
+      <w:tr>
+        <w:tc>
+          <w:tcPr>
+            <w:tcW w:type="dxa" w:w="2300"/>
+            <w:shd w:fill="F2D0DA" w:color="auto" w:val="clear"/>
+            <w:tcMar>
+              <w:top w:type="dxa" w:w="80"/>
+              <w:left w:type="dxa" w:w="120"/>
+              <w:bottom w:type="dxa" w:w="80"/>
+              <w:right w:type="dxa" w:w="120"/>
+            </w:tcMar>
+          </w:tcPr>
+          <w:p>
+            <w:pPr>
+              <w:spacing w:after="0"/>
+            </w:pPr>
+            <w:r>
+              <w:rPr>
+                <w:rFonts w:ascii="Aptos Narrow" w:cs="Aptos Narrow" w:eastAsia="Aptos Narrow" w:hAnsi="Aptos Narrow"/>
+                <w:b/>
+                <w:bCs/>
+                <w:color w:val="000000"/>
+                <w:sz w:val="22"/>
+                <w:szCs w:val="22"/>
+              </w:rPr>
+              <w:t xml:space="preserve">A second explanation</w:t>
+            </w:r>
+          </w:p>
+        </w:tc>
+        <w:tc>
+          <w:tcPr>
+            <w:tcW w:type="dxa" w:w="8166"/>
+            <w:tcMar>
+              <w:top w:type="dxa" w:w="80"/>
+              <w:left w:type="dxa" w:w="120"/>
+              <w:bottom w:type="dxa" w:w="80"/>
+              <w:right w:type="dxa" w:w="120"/>
+            </w:tcMar>
+          </w:tcPr>
           <w:p>
             <w:pPr>
               <w:spacing w:after="0"/>
@@ -7334,7 +6213,7 @@
                 <w:sz w:val="20"/>
                 <w:szCs w:val="20"/>
               </w:rPr>
-              <w:t xml:space="preserve">When Maá says she is “too tired” (ch. 5), …</w:t>
+              <w:t xml:space="preserve">Eli’s whale …</w:t>
             </w:r>
           </w:p>
           <w:p>
@@ -7350,7 +6229,7 @@
                 <w:sz w:val="20"/>
                 <w:szCs w:val="20"/>
               </w:rPr>
-              <w:t xml:space="preserve">By the end, Subhi feels that “even my stories are gone” (ch. 32), which shows …</w:t>
+              <w:t xml:space="preserve">The Night Sea …</w:t>
             </w:r>
           </w:p>
           <w:p>
@@ -7421,23 +6300,6 @@
               <w:t xml:space="preserve"/>
             </w:r>
           </w:p>
-          <w:p>
-            <w:pPr>
-              <w:pBdr>
-                <w:bottom w:val="single" w:color="BFBFBF" w:sz="4"/>
-              </w:pBdr>
-              <w:spacing w:after="0" w:before="230"/>
-            </w:pPr>
-            <w:r>
-              <w:rPr>
-                <w:rFonts w:ascii="Aptos Narrow" w:cs="Aptos Narrow" w:eastAsia="Aptos Narrow" w:hAnsi="Aptos Narrow"/>
-                <w:color w:val="000000"/>
-                <w:sz w:val="22"/>
-                <w:szCs w:val="22"/>
-              </w:rPr>
-              <w:t xml:space="preserve"/>
-            </w:r>
-          </w:p>
         </w:tc>
       </w:tr>
       <w:tr>
@@ -7465,7 +6327,7 @@
                 <w:sz w:val="22"/>
                 <w:szCs w:val="22"/>
               </w:rPr>
-              <w:t xml:space="preserve">A second explanation</w:t>
+              <w:t xml:space="preserve">Link sentence</w:t>
             </w:r>
           </w:p>
         </w:tc>
@@ -7492,7 +6354,7 @@
                 <w:sz w:val="20"/>
                 <w:szCs w:val="20"/>
               </w:rPr>
-              <w:t xml:space="preserve">Eli’s whale …</w:t>
+              <w:t xml:space="preserve">So stories are …</w:t>
             </w:r>
           </w:p>
           <w:p>
@@ -7508,214 +6370,7 @@
                 <w:sz w:val="20"/>
                 <w:szCs w:val="20"/>
               </w:rPr>
-              <w:t xml:space="preserve">The Night Sea …</w:t>
-            </w:r>
-          </w:p>
-          <w:p>
-            <w:pPr>
-              <w:spacing w:after="0"/>
-            </w:pPr>
-            <w:r>
-              <w:rPr>
-                <w:rFonts w:ascii="Aptos Narrow" w:cs="Aptos Narrow" w:eastAsia="Aptos Narrow" w:hAnsi="Aptos Narrow"/>
-                <w:i/>
-                <w:iCs/>
-                <w:color w:val="595959"/>
-                <w:sz w:val="20"/>
-                <w:szCs w:val="20"/>
-              </w:rPr>
-              <w:t xml:space="preserve">Without the stories, the centre …</w:t>
-            </w:r>
-          </w:p>
-          <w:p>
-            <w:pPr>
-              <w:pBdr>
-                <w:bottom w:val="single" w:color="BFBFBF" w:sz="4"/>
-              </w:pBdr>
-              <w:spacing w:after="0" w:before="230"/>
-            </w:pPr>
-            <w:r>
-              <w:rPr>
-                <w:rFonts w:ascii="Aptos Narrow" w:cs="Aptos Narrow" w:eastAsia="Aptos Narrow" w:hAnsi="Aptos Narrow"/>
-                <w:color w:val="000000"/>
-                <w:sz w:val="22"/>
-                <w:szCs w:val="22"/>
-              </w:rPr>
-              <w:t xml:space="preserve"/>
-            </w:r>
-          </w:p>
-          <w:p>
-            <w:pPr>
-              <w:pBdr>
-                <w:bottom w:val="single" w:color="BFBFBF" w:sz="4"/>
-              </w:pBdr>
-              <w:spacing w:after="0" w:before="230"/>
-            </w:pPr>
-            <w:r>
-              <w:rPr>
-                <w:rFonts w:ascii="Aptos Narrow" w:cs="Aptos Narrow" w:eastAsia="Aptos Narrow" w:hAnsi="Aptos Narrow"/>
-                <w:color w:val="000000"/>
-                <w:sz w:val="22"/>
-                <w:szCs w:val="22"/>
-              </w:rPr>
-              <w:t xml:space="preserve"/>
-            </w:r>
-          </w:p>
-          <w:p>
-            <w:pPr>
-              <w:pBdr>
-                <w:bottom w:val="single" w:color="BFBFBF" w:sz="4"/>
-              </w:pBdr>
-              <w:spacing w:after="0" w:before="230"/>
-            </w:pPr>
-            <w:r>
-              <w:rPr>
-                <w:rFonts w:ascii="Aptos Narrow" w:cs="Aptos Narrow" w:eastAsia="Aptos Narrow" w:hAnsi="Aptos Narrow"/>
-                <w:color w:val="000000"/>
-                <w:sz w:val="22"/>
-                <w:szCs w:val="22"/>
-              </w:rPr>
-              <w:t xml:space="preserve"/>
-            </w:r>
-          </w:p>
-          <w:p>
-            <w:pPr>
-              <w:pBdr>
-                <w:bottom w:val="single" w:color="BFBFBF" w:sz="4"/>
-              </w:pBdr>
-              <w:spacing w:after="0" w:before="230"/>
-            </w:pPr>
-            <w:r>
-              <w:rPr>
-                <w:rFonts w:ascii="Aptos Narrow" w:cs="Aptos Narrow" w:eastAsia="Aptos Narrow" w:hAnsi="Aptos Narrow"/>
-                <w:color w:val="000000"/>
-                <w:sz w:val="22"/>
-                <w:szCs w:val="22"/>
-              </w:rPr>
-              <w:t xml:space="preserve"/>
-            </w:r>
-          </w:p>
-          <w:p>
-            <w:pPr>
-              <w:pBdr>
-                <w:bottom w:val="single" w:color="BFBFBF" w:sz="4"/>
-              </w:pBdr>
-              <w:spacing w:after="0" w:before="230"/>
-            </w:pPr>
-            <w:r>
-              <w:rPr>
-                <w:rFonts w:ascii="Aptos Narrow" w:cs="Aptos Narrow" w:eastAsia="Aptos Narrow" w:hAnsi="Aptos Narrow"/>
-                <w:color w:val="000000"/>
-                <w:sz w:val="22"/>
-                <w:szCs w:val="22"/>
-              </w:rPr>
-              <w:t xml:space="preserve"/>
-            </w:r>
-          </w:p>
-        </w:tc>
-      </w:tr>
-      <w:tr>
-        <w:tc>
-          <w:tcPr>
-            <w:tcW w:type="dxa" w:w="2300"/>
-            <w:shd w:fill="F2D0DA" w:color="auto" w:val="clear"/>
-            <w:tcMar>
-              <w:top w:type="dxa" w:w="80"/>
-              <w:left w:type="dxa" w:w="120"/>
-              <w:bottom w:type="dxa" w:w="80"/>
-              <w:right w:type="dxa" w:w="120"/>
-            </w:tcMar>
-          </w:tcPr>
-          <w:p>
-            <w:pPr>
-              <w:spacing w:after="0"/>
-            </w:pPr>
-            <w:r>
-              <w:rPr>
-                <w:rFonts w:ascii="Aptos Narrow" w:cs="Aptos Narrow" w:eastAsia="Aptos Narrow" w:hAnsi="Aptos Narrow"/>
-                <w:b/>
-                <w:bCs/>
-                <w:color w:val="000000"/>
-                <w:sz w:val="22"/>
-                <w:szCs w:val="22"/>
-              </w:rPr>
-              <w:t xml:space="preserve">Link sentence</w:t>
-            </w:r>
-          </w:p>
-        </w:tc>
-        <w:tc>
-          <w:tcPr>
-            <w:tcW w:type="dxa" w:w="8166"/>
-            <w:tcMar>
-              <w:top w:type="dxa" w:w="80"/>
-              <w:left w:type="dxa" w:w="120"/>
-              <w:bottom w:type="dxa" w:w="80"/>
-              <w:right w:type="dxa" w:w="120"/>
-            </w:tcMar>
-          </w:tcPr>
-          <w:p>
-            <w:pPr>
-              <w:spacing w:after="0"/>
-            </w:pPr>
-            <w:r>
-              <w:rPr>
-                <w:rFonts w:ascii="Aptos Narrow" w:cs="Aptos Narrow" w:eastAsia="Aptos Narrow" w:hAnsi="Aptos Narrow"/>
-                <w:i/>
-                <w:iCs/>
-                <w:color w:val="595959"/>
-                <w:sz w:val="20"/>
-                <w:szCs w:val="20"/>
-              </w:rPr>
-              <w:t xml:space="preserve">So stories are …</w:t>
-            </w:r>
-          </w:p>
-          <w:p>
-            <w:pPr>
-              <w:spacing w:after="0"/>
-            </w:pPr>
-            <w:r>
-              <w:rPr>
-                <w:rFonts w:ascii="Aptos Narrow" w:cs="Aptos Narrow" w:eastAsia="Aptos Narrow" w:hAnsi="Aptos Narrow"/>
-                <w:i/>
-                <w:iCs/>
-                <w:color w:val="595959"/>
-                <w:sz w:val="20"/>
-                <w:szCs w:val="20"/>
-              </w:rPr>
               <w:t xml:space="preserve">When the stories stop, …</w:t>
-            </w:r>
-          </w:p>
-          <w:p>
-            <w:pPr>
-              <w:spacing w:after="0"/>
-            </w:pPr>
-            <w:r>
-              <w:rPr>
-                <w:rFonts w:ascii="Aptos Narrow" w:cs="Aptos Narrow" w:eastAsia="Aptos Narrow" w:hAnsi="Aptos Narrow"/>
-                <w:i/>
-                <w:iCs/>
-                <w:color w:val="595959"/>
-                <w:sz w:val="20"/>
-                <w:szCs w:val="20"/>
-              </w:rPr>
-              <w:t xml:space="preserve">Fraillon suggests that survival is …</w:t>
-            </w:r>
-          </w:p>
-          <w:p>
-            <w:pPr>
-              <w:pBdr>
-                <w:bottom w:val="single" w:color="BFBFBF" w:sz="4"/>
-              </w:pBdr>
-              <w:spacing w:after="0" w:before="230"/>
-            </w:pPr>
-            <w:r>
-              <w:rPr>
-                <w:rFonts w:ascii="Aptos Narrow" w:cs="Aptos Narrow" w:eastAsia="Aptos Narrow" w:hAnsi="Aptos Narrow"/>
-                <w:color w:val="000000"/>
-                <w:sz w:val="22"/>
-                <w:szCs w:val="22"/>
-              </w:rPr>
-              <w:t xml:space="preserve"/>
             </w:r>
           </w:p>
           <w:p>
@@ -7782,7 +6437,7 @@
     </w:p>
     <w:p>
       <w:pPr>
-        <w:spacing w:after="80" w:before="200"/>
+        <w:spacing w:after="60" w:before="160"/>
       </w:pPr>
       <w:r>
         <w:rPr>
@@ -7790,8 +6445,8 @@
           <w:b/>
           <w:bCs/>
           <w:color w:val="000000"/>
-          <w:sz w:val="26"/>
-          <w:szCs w:val="26"/>
+          <w:sz w:val="25"/>
+          <w:szCs w:val="25"/>
         </w:rPr>
         <w:t xml:space="preserve">Paragraph 3</w:t>
       </w:r>
@@ -8043,198 +6698,23 @@
               <w:t xml:space="preserve"/>
             </w:r>
           </w:p>
-          <w:p>
-            <w:pPr>
-              <w:pBdr>
-                <w:bottom w:val="single" w:color="BFBFBF" w:sz="4"/>
-              </w:pBdr>
-              <w:spacing w:after="0" w:before="230"/>
-            </w:pPr>
-            <w:r>
-              <w:rPr>
-                <w:rFonts w:ascii="Aptos Narrow" w:cs="Aptos Narrow" w:eastAsia="Aptos Narrow" w:hAnsi="Aptos Narrow"/>
-                <w:color w:val="000000"/>
-                <w:sz w:val="22"/>
-                <w:szCs w:val="22"/>
-              </w:rPr>
-              <w:t xml:space="preserve"/>
-            </w:r>
-          </w:p>
-          <w:p>
-            <w:pPr>
-              <w:pBdr>
-                <w:bottom w:val="single" w:color="BFBFBF" w:sz="4"/>
-              </w:pBdr>
-              <w:spacing w:after="0" w:before="230"/>
-            </w:pPr>
-            <w:r>
-              <w:rPr>
-                <w:rFonts w:ascii="Aptos Narrow" w:cs="Aptos Narrow" w:eastAsia="Aptos Narrow" w:hAnsi="Aptos Narrow"/>
-                <w:color w:val="000000"/>
-                <w:sz w:val="22"/>
-                <w:szCs w:val="22"/>
-              </w:rPr>
-              <w:t xml:space="preserve"/>
-            </w:r>
-          </w:p>
-          <w:p>
-            <w:pPr>
-              <w:pBdr>
-                <w:bottom w:val="single" w:color="BFBFBF" w:sz="4"/>
-              </w:pBdr>
-              <w:spacing w:after="0" w:before="230"/>
-            </w:pPr>
-            <w:r>
-              <w:rPr>
-                <w:rFonts w:ascii="Aptos Narrow" w:cs="Aptos Narrow" w:eastAsia="Aptos Narrow" w:hAnsi="Aptos Narrow"/>
-                <w:color w:val="000000"/>
-                <w:sz w:val="22"/>
-                <w:szCs w:val="22"/>
-              </w:rPr>
-              <w:t xml:space="preserve"/>
-            </w:r>
-          </w:p>
-          <w:p>
-            <w:pPr>
-              <w:pBdr>
-                <w:bottom w:val="single" w:color="BFBFBF" w:sz="4"/>
-              </w:pBdr>
-              <w:spacing w:after="0" w:before="230"/>
-            </w:pPr>
-            <w:r>
-              <w:rPr>
-                <w:rFonts w:ascii="Aptos Narrow" w:cs="Aptos Narrow" w:eastAsia="Aptos Narrow" w:hAnsi="Aptos Narrow"/>
-                <w:color w:val="000000"/>
-                <w:sz w:val="22"/>
-                <w:szCs w:val="22"/>
-              </w:rPr>
-              <w:t xml:space="preserve"/>
-            </w:r>
-          </w:p>
-          <w:p>
-            <w:pPr>
-              <w:pBdr>
-                <w:bottom w:val="single" w:color="BFBFBF" w:sz="4"/>
-              </w:pBdr>
-              <w:spacing w:after="0" w:before="230"/>
-            </w:pPr>
-            <w:r>
-              <w:rPr>
-                <w:rFonts w:ascii="Aptos Narrow" w:cs="Aptos Narrow" w:eastAsia="Aptos Narrow" w:hAnsi="Aptos Narrow"/>
-                <w:color w:val="000000"/>
-                <w:sz w:val="22"/>
-                <w:szCs w:val="22"/>
-              </w:rPr>
-              <w:t xml:space="preserve"/>
-            </w:r>
-          </w:p>
-          <w:p>
-            <w:pPr>
-              <w:pBdr>
-                <w:bottom w:val="single" w:color="BFBFBF" w:sz="4"/>
-              </w:pBdr>
-              <w:spacing w:after="0" w:before="230"/>
-            </w:pPr>
-            <w:r>
-              <w:rPr>
-                <w:rFonts w:ascii="Aptos Narrow" w:cs="Aptos Narrow" w:eastAsia="Aptos Narrow" w:hAnsi="Aptos Narrow"/>
-                <w:color w:val="000000"/>
-                <w:sz w:val="22"/>
-                <w:szCs w:val="22"/>
-              </w:rPr>
-              <w:t xml:space="preserve"/>
-            </w:r>
-          </w:p>
-          <w:p>
-            <w:pPr>
-              <w:pBdr>
-                <w:bottom w:val="single" w:color="BFBFBF" w:sz="4"/>
-              </w:pBdr>
-              <w:spacing w:after="0" w:before="230"/>
-            </w:pPr>
-            <w:r>
-              <w:rPr>
-                <w:rFonts w:ascii="Aptos Narrow" w:cs="Aptos Narrow" w:eastAsia="Aptos Narrow" w:hAnsi="Aptos Narrow"/>
-                <w:color w:val="000000"/>
-                <w:sz w:val="22"/>
-                <w:szCs w:val="22"/>
-              </w:rPr>
-              <w:t xml:space="preserve"/>
-            </w:r>
-          </w:p>
-          <w:p>
-            <w:pPr>
-              <w:pBdr>
-                <w:bottom w:val="single" w:color="BFBFBF" w:sz="4"/>
-              </w:pBdr>
-              <w:spacing w:after="0" w:before="230"/>
-            </w:pPr>
-            <w:r>
-              <w:rPr>
-                <w:rFonts w:ascii="Aptos Narrow" w:cs="Aptos Narrow" w:eastAsia="Aptos Narrow" w:hAnsi="Aptos Narrow"/>
-                <w:color w:val="000000"/>
-                <w:sz w:val="22"/>
-                <w:szCs w:val="22"/>
-              </w:rPr>
-              <w:t xml:space="preserve"/>
-            </w:r>
-          </w:p>
-          <w:p>
-            <w:pPr>
-              <w:pBdr>
-                <w:bottom w:val="single" w:color="BFBFBF" w:sz="4"/>
-              </w:pBdr>
-              <w:spacing w:after="0" w:before="230"/>
-            </w:pPr>
-            <w:r>
-              <w:rPr>
-                <w:rFonts w:ascii="Aptos Narrow" w:cs="Aptos Narrow" w:eastAsia="Aptos Narrow" w:hAnsi="Aptos Narrow"/>
-                <w:color w:val="000000"/>
-                <w:sz w:val="22"/>
-                <w:szCs w:val="22"/>
-              </w:rPr>
-              <w:t xml:space="preserve"/>
-            </w:r>
-          </w:p>
         </w:tc>
       </w:tr>
     </w:tbl>
     <w:p>
       <w:pPr>
-        <w:spacing w:after="0"/>
-      </w:pPr>
-      <w:r>
-        <w:br w:type="page"/>
-      </w:r>
-    </w:p>
-    <w:p>
-      <w:pPr>
-        <w:spacing w:after="40"/>
+        <w:spacing w:after="60" w:before="160"/>
       </w:pPr>
       <w:r>
         <w:rPr>
           <w:rFonts w:ascii="Aptos Narrow" w:cs="Aptos Narrow" w:eastAsia="Aptos Narrow" w:hAnsi="Aptos Narrow"/>
           <w:b/>
           <w:bCs/>
-          <w:color w:val="8C072D"/>
-          <w:sz w:val="36"/>
-          <w:szCs w:val="36"/>
+          <w:color w:val="000000"/>
+          <w:sz w:val="25"/>
+          <w:szCs w:val="25"/>
         </w:rPr>
         <w:t xml:space="preserve">How did it go?</w:t>
-      </w:r>
-    </w:p>
-    <w:p>
-      <w:pPr>
-        <w:spacing w:after="120"/>
-      </w:pPr>
-      <w:r>
-        <w:rPr>
-          <w:rFonts w:ascii="Aptos Narrow" w:cs="Aptos Narrow" w:eastAsia="Aptos Narrow" w:hAnsi="Aptos Narrow"/>
-          <w:color w:val="000000"/>
-          <w:sz w:val="22"/>
-          <w:szCs w:val="22"/>
-        </w:rPr>
-        <w:t xml:space="preserve">Tick one box in each row for the paragraph you wrote.</w:t>
       </w:r>
     </w:p>
     <w:tbl>
@@ -8395,7 +6875,7 @@
       </w:tr>
       <w:tr>
         <w:trPr>
-          <w:trHeight w:val="620" w:hRule="atLeast"/>
+          <w:trHeight w:val="520" w:hRule="atLeast"/>
         </w:trPr>
         <w:tc>
           <w:tcPr>
@@ -8527,7 +7007,7 @@
       </w:tr>
       <w:tr>
         <w:trPr>
-          <w:trHeight w:val="620" w:hRule="atLeast"/>
+          <w:trHeight w:val="520" w:hRule="atLeast"/>
         </w:trPr>
         <w:tc>
           <w:tcPr>
@@ -8659,7 +7139,7 @@
       </w:tr>
       <w:tr>
         <w:trPr>
-          <w:trHeight w:val="620" w:hRule="atLeast"/>
+          <w:trHeight w:val="520" w:hRule="atLeast"/>
         </w:trPr>
         <w:tc>
           <w:tcPr>
@@ -8791,7 +7271,7 @@
       </w:tr>
       <w:tr>
         <w:trPr>
-          <w:trHeight w:val="620" w:hRule="atLeast"/>
+          <w:trHeight w:val="520" w:hRule="atLeast"/>
         </w:trPr>
         <w:tc>
           <w:tcPr>
@@ -8924,7 +7404,7 @@
     </w:tbl>
     <w:p>
       <w:pPr>
-        <w:spacing w:after="80" w:before="200"/>
+        <w:spacing w:after="60" w:before="160"/>
       </w:pPr>
       <w:r>
         <w:rPr>
@@ -8932,8 +7412,8 @@
           <w:b/>
           <w:bCs/>
           <w:color w:val="000000"/>
-          <w:sz w:val="26"/>
-          <w:szCs w:val="26"/>
+          <w:sz w:val="25"/>
+          <w:szCs w:val="25"/>
         </w:rPr>
         <w:t xml:space="preserve">One thing I will do better next time</w:t>
       </w:r>
@@ -8998,29 +7478,12 @@
               <w:t xml:space="preserve"/>
             </w:r>
           </w:p>
-          <w:p>
-            <w:pPr>
-              <w:pBdr>
-                <w:bottom w:val="single" w:color="BFBFBF" w:sz="4"/>
-              </w:pBdr>
-              <w:spacing w:after="0" w:before="230"/>
-            </w:pPr>
-            <w:r>
-              <w:rPr>
-                <w:rFonts w:ascii="Aptos Narrow" w:cs="Aptos Narrow" w:eastAsia="Aptos Narrow" w:hAnsi="Aptos Narrow"/>
-                <w:color w:val="000000"/>
-                <w:sz w:val="22"/>
-                <w:szCs w:val="22"/>
-              </w:rPr>
-              <w:t xml:space="preserve"/>
-            </w:r>
-          </w:p>
         </w:tc>
       </w:tr>
     </w:tbl>
     <w:p>
       <w:pPr>
-        <w:spacing w:after="80" w:before="200"/>
+        <w:spacing w:after="60" w:before="160"/>
       </w:pPr>
       <w:r>
         <w:rPr>
@@ -9028,8 +7491,8 @@
           <w:b/>
           <w:bCs/>
           <w:color w:val="000000"/>
-          <w:sz w:val="26"/>
-          <w:szCs w:val="26"/>
+          <w:sz w:val="25"/>
+          <w:szCs w:val="25"/>
         </w:rPr>
         <w:t xml:space="preserve">Teacher feedback</w:t>
       </w:r>
@@ -9111,43 +7574,384 @@
               <w:t xml:space="preserve"/>
             </w:r>
           </w:p>
-          <w:p>
-            <w:pPr>
-              <w:pBdr>
-                <w:bottom w:val="single" w:color="BFBFBF" w:sz="4"/>
-              </w:pBdr>
-              <w:spacing w:after="0" w:before="230"/>
-            </w:pPr>
-            <w:r>
-              <w:rPr>
-                <w:rFonts w:ascii="Aptos Narrow" w:cs="Aptos Narrow" w:eastAsia="Aptos Narrow" w:hAnsi="Aptos Narrow"/>
-                <w:color w:val="000000"/>
-                <w:sz w:val="22"/>
-                <w:szCs w:val="22"/>
-              </w:rPr>
-              <w:t xml:space="preserve"/>
-            </w:r>
-          </w:p>
-          <w:p>
-            <w:pPr>
-              <w:pBdr>
-                <w:bottom w:val="single" w:color="BFBFBF" w:sz="4"/>
-              </w:pBdr>
-              <w:spacing w:after="0" w:before="230"/>
-            </w:pPr>
-            <w:r>
-              <w:rPr>
-                <w:rFonts w:ascii="Aptos Narrow" w:cs="Aptos Narrow" w:eastAsia="Aptos Narrow" w:hAnsi="Aptos Narrow"/>
-                <w:color w:val="000000"/>
-                <w:sz w:val="22"/>
-                <w:szCs w:val="22"/>
-              </w:rPr>
-              <w:t xml:space="preserve"/>
-            </w:r>
-          </w:p>
         </w:tc>
       </w:tr>
     </w:tbl>
+    <w:p>
+      <w:pPr>
+        <w:spacing w:after="0"/>
+      </w:pPr>
+      <w:r>
+        <w:br w:type="page"/>
+      </w:r>
+    </w:p>
+    <w:p>
+      <w:pPr>
+        <w:spacing w:after="60" w:before="160"/>
+      </w:pPr>
+      <w:r>
+        <w:rPr>
+          <w:rFonts w:ascii="Aptos Narrow" w:cs="Aptos Narrow" w:eastAsia="Aptos Narrow" w:hAnsi="Aptos Narrow"/>
+          <w:b/>
+          <w:bCs/>
+          <w:color w:val="000000"/>
+          <w:sz w:val="25"/>
+          <w:szCs w:val="25"/>
+        </w:rPr>
+        <w:t xml:space="preserve">Paragraph 1</w:t>
+      </w:r>
+    </w:p>
+    <w:p>
+      <w:pPr>
+        <w:spacing w:after="140"/>
+      </w:pPr>
+      <w:r>
+        <w:rPr>
+          <w:rFonts w:ascii="Aptos Narrow" w:cs="Aptos Narrow" w:eastAsia="Aptos Narrow" w:hAnsi="Aptos Narrow"/>
+          <w:b/>
+          <w:bCs/>
+          <w:color w:val="C00000"/>
+          <w:sz w:val="22"/>
+          <w:szCs w:val="22"/>
+        </w:rPr>
+        <w:t xml:space="preserve">  subject  </w:t>
+      </w:r>
+      <w:r>
+        <w:rPr>
+          <w:rFonts w:ascii="Aptos Narrow" w:cs="Aptos Narrow" w:eastAsia="Aptos Narrow" w:hAnsi="Aptos Narrow"/>
+          <w:color w:val="000000"/>
+          <w:sz w:val="22"/>
+          <w:szCs w:val="22"/>
+        </w:rPr>
+        <w:t xml:space="preserve">   </w:t>
+      </w:r>
+      <w:r>
+        <w:rPr>
+          <w:rFonts w:ascii="Aptos Narrow" w:cs="Aptos Narrow" w:eastAsia="Aptos Narrow" w:hAnsi="Aptos Narrow"/>
+          <w:b/>
+          <w:bCs/>
+          <w:color w:val="3B7D23"/>
+          <w:sz w:val="22"/>
+          <w:szCs w:val="22"/>
+        </w:rPr>
+        <w:t xml:space="preserve">  verb  </w:t>
+      </w:r>
+      <w:r>
+        <w:rPr>
+          <w:rFonts w:ascii="Aptos Narrow" w:cs="Aptos Narrow" w:eastAsia="Aptos Narrow" w:hAnsi="Aptos Narrow"/>
+          <w:color w:val="000000"/>
+          <w:sz w:val="22"/>
+          <w:szCs w:val="22"/>
+        </w:rPr>
+        <w:t xml:space="preserve">   </w:t>
+      </w:r>
+      <w:r>
+        <w:rPr>
+          <w:rFonts w:ascii="Aptos Narrow" w:cs="Aptos Narrow" w:eastAsia="Aptos Narrow" w:hAnsi="Aptos Narrow"/>
+          <w:b/>
+          <w:bCs/>
+          <w:color w:val="C04F15"/>
+          <w:sz w:val="22"/>
+          <w:szCs w:val="22"/>
+        </w:rPr>
+        <w:t xml:space="preserve">  object  </w:t>
+      </w:r>
+      <w:r>
+        <w:rPr>
+          <w:rFonts w:ascii="Aptos Narrow" w:cs="Aptos Narrow" w:eastAsia="Aptos Narrow" w:hAnsi="Aptos Narrow"/>
+          <w:color w:val="000000"/>
+          <w:sz w:val="22"/>
+          <w:szCs w:val="22"/>
+        </w:rPr>
+        <w:t xml:space="preserve">   </w:t>
+      </w:r>
+      <w:r>
+        <w:rPr>
+          <w:rFonts w:ascii="Aptos Narrow" w:cs="Aptos Narrow" w:eastAsia="Aptos Narrow" w:hAnsi="Aptos Narrow"/>
+          <w:b/>
+          <w:bCs/>
+          <w:color w:val="0070C0"/>
+          <w:sz w:val="22"/>
+          <w:szCs w:val="22"/>
+        </w:rPr>
+        <w:t xml:space="preserve">  prepositional phrase  </w:t>
+      </w:r>
+      <w:r>
+        <w:rPr>
+          <w:rFonts w:ascii="Aptos Narrow" w:cs="Aptos Narrow" w:eastAsia="Aptos Narrow" w:hAnsi="Aptos Narrow"/>
+          <w:color w:val="000000"/>
+          <w:sz w:val="22"/>
+          <w:szCs w:val="22"/>
+        </w:rPr>
+        <w:t xml:space="preserve">   </w:t>
+      </w:r>
+    </w:p>
+    <w:tbl>
+      <w:tblPr>
+        <w:tblW w:type="dxa" w:w="10466"/>
+        <w:tblBorders>
+          <w:top w:val="single" w:color="808080" w:sz="6"/>
+          <w:left w:val="single" w:color="808080" w:sz="6"/>
+          <w:bottom w:val="single" w:color="808080" w:sz="6"/>
+          <w:right w:val="single" w:color="808080" w:sz="6"/>
+          <w:insideH w:val="single" w:color="auto" w:sz="4"/>
+          <w:insideV w:val="single" w:color="auto" w:sz="4"/>
+        </w:tblBorders>
+      </w:tblPr>
+      <w:tblGrid>
+        <w:gridCol w:w="10466"/>
+      </w:tblGrid>
+      <w:tr>
+        <w:tc>
+          <w:tcPr>
+            <w:tcW w:type="dxa" w:w="10466"/>
+            <w:shd w:fill="F2F2F2" w:color="auto" w:val="clear"/>
+            <w:tcMar>
+              <w:top w:type="dxa" w:w="80"/>
+              <w:left w:type="dxa" w:w="120"/>
+              <w:bottom w:type="dxa" w:w="80"/>
+              <w:right w:type="dxa" w:w="120"/>
+            </w:tcMar>
+          </w:tcPr>
+          <w:p>
+            <w:pPr>
+              <w:spacing w:after="160" w:line="460"/>
+            </w:pPr>
+            <w:r>
+              <w:rPr>
+                <w:rFonts w:ascii="Aptos Narrow" w:cs="Aptos Narrow" w:eastAsia="Aptos Narrow" w:hAnsi="Aptos Narrow"/>
+                <w:b/>
+                <w:bCs/>
+                <w:color w:val="C00000"/>
+                <w:sz w:val="24"/>
+                <w:szCs w:val="24"/>
+              </w:rPr>
+              <w:t xml:space="preserve">Stories</w:t>
+            </w:r>
+            <w:r>
+              <w:rPr>
+                <w:rFonts w:ascii="Aptos Narrow" w:cs="Aptos Narrow" w:eastAsia="Aptos Narrow" w:hAnsi="Aptos Narrow"/>
+                <w:b/>
+                <w:bCs/>
+                <w:color w:val="3B7D23"/>
+                <w:sz w:val="24"/>
+                <w:szCs w:val="24"/>
+              </w:rPr>
+              <w:t xml:space="preserve"> are</w:t>
+            </w:r>
+            <w:r>
+              <w:rPr>
+                <w:rFonts w:ascii="Aptos Narrow" w:cs="Aptos Narrow" w:eastAsia="Aptos Narrow" w:hAnsi="Aptos Narrow"/>
+                <w:b/>
+                <w:bCs/>
+                <w:color w:val="C04F15"/>
+                <w:sz w:val="24"/>
+                <w:szCs w:val="24"/>
+              </w:rPr>
+              <w:t xml:space="preserve"> how the characters in the centre keep going</w:t>
+            </w:r>
+            <w:r>
+              <w:rPr>
+                <w:rFonts w:ascii="Aptos Narrow" w:cs="Aptos Narrow" w:eastAsia="Aptos Narrow" w:hAnsi="Aptos Narrow"/>
+                <w:color w:val="000000"/>
+                <w:sz w:val="24"/>
+                <w:szCs w:val="24"/>
+              </w:rPr>
+              <w:t xml:space="preserve"> when nothing else changes.</w:t>
+            </w:r>
+          </w:p>
+          <w:p>
+            <w:pPr>
+              <w:spacing w:after="160" w:line="460"/>
+            </w:pPr>
+            <w:r>
+              <w:rPr>
+                <w:rFonts w:ascii="Aptos Narrow" w:cs="Aptos Narrow" w:eastAsia="Aptos Narrow" w:hAnsi="Aptos Narrow"/>
+                <w:b/>
+                <w:bCs/>
+                <w:color w:val="C00000"/>
+                <w:sz w:val="24"/>
+                <w:szCs w:val="24"/>
+              </w:rPr>
+              <w:t xml:space="preserve">Maá’s “Listen Now” stories</w:t>
+            </w:r>
+            <w:r>
+              <w:rPr>
+                <w:rFonts w:ascii="Aptos Narrow" w:cs="Aptos Narrow" w:eastAsia="Aptos Narrow" w:hAnsi="Aptos Narrow"/>
+                <w:b/>
+                <w:bCs/>
+                <w:color w:val="3B7D23"/>
+                <w:sz w:val="24"/>
+                <w:szCs w:val="24"/>
+              </w:rPr>
+              <w:t xml:space="preserve"> are</w:t>
+            </w:r>
+            <w:r>
+              <w:rPr>
+                <w:rFonts w:ascii="Aptos Narrow" w:cs="Aptos Narrow" w:eastAsia="Aptos Narrow" w:hAnsi="Aptos Narrow"/>
+                <w:b/>
+                <w:bCs/>
+                <w:color w:val="C04F15"/>
+                <w:sz w:val="24"/>
+                <w:szCs w:val="24"/>
+              </w:rPr>
+              <w:t xml:space="preserve"> the thing Subhi remembers</w:t>
+            </w:r>
+            <w:r>
+              <w:rPr>
+                <w:rFonts w:ascii="Aptos Narrow" w:cs="Aptos Narrow" w:eastAsia="Aptos Narrow" w:hAnsi="Aptos Narrow"/>
+                <w:color w:val="000000"/>
+                <w:sz w:val="24"/>
+                <w:szCs w:val="24"/>
+              </w:rPr>
+              <w:t xml:space="preserve"> as “perfect. Each one” (ch. 5), which shows that a story can hold a family together in a place that gives them nothing.</w:t>
+            </w:r>
+          </w:p>
+          <w:p>
+            <w:pPr>
+              <w:spacing w:after="160" w:line="460"/>
+            </w:pPr>
+            <w:r>
+              <w:rPr>
+                <w:rFonts w:ascii="Aptos Narrow" w:cs="Aptos Narrow" w:eastAsia="Aptos Narrow" w:hAnsi="Aptos Narrow"/>
+                <w:b/>
+                <w:bCs/>
+                <w:color w:val="0070C0"/>
+                <w:sz w:val="24"/>
+                <w:szCs w:val="24"/>
+              </w:rPr>
+              <w:t xml:space="preserve">When Jimmie brings her mother’s book</w:t>
+            </w:r>
+            <w:r>
+              <w:rPr>
+                <w:rFonts w:ascii="Aptos Narrow" w:cs="Aptos Narrow" w:eastAsia="Aptos Narrow" w:hAnsi="Aptos Narrow"/>
+                <w:color w:val="000000"/>
+                <w:sz w:val="24"/>
+                <w:szCs w:val="24"/>
+              </w:rPr>
+              <w:t xml:space="preserve">, </w:t>
+            </w:r>
+            <w:r>
+              <w:rPr>
+                <w:rFonts w:ascii="Aptos Narrow" w:cs="Aptos Narrow" w:eastAsia="Aptos Narrow" w:hAnsi="Aptos Narrow"/>
+                <w:b/>
+                <w:bCs/>
+                <w:color w:val="C00000"/>
+                <w:sz w:val="24"/>
+                <w:szCs w:val="24"/>
+              </w:rPr>
+              <w:t xml:space="preserve">Subhi</w:t>
+            </w:r>
+            <w:r>
+              <w:rPr>
+                <w:rFonts w:ascii="Aptos Narrow" w:cs="Aptos Narrow" w:eastAsia="Aptos Narrow" w:hAnsi="Aptos Narrow"/>
+                <w:b/>
+                <w:bCs/>
+                <w:color w:val="3B7D23"/>
+                <w:sz w:val="24"/>
+                <w:szCs w:val="24"/>
+              </w:rPr>
+              <w:t xml:space="preserve"> feels</w:t>
+            </w:r>
+            <w:r>
+              <w:rPr>
+                <w:rFonts w:ascii="Aptos Narrow" w:cs="Aptos Narrow" w:eastAsia="Aptos Narrow" w:hAnsi="Aptos Narrow"/>
+                <w:b/>
+                <w:bCs/>
+                <w:color w:val="C04F15"/>
+                <w:sz w:val="24"/>
+                <w:szCs w:val="24"/>
+              </w:rPr>
+              <w:t xml:space="preserve"> “a sort of brave that I haven’t felt since Eli got taken” (ch. 10)</w:t>
+            </w:r>
+            <w:r>
+              <w:rPr>
+                <w:rFonts w:ascii="Aptos Narrow" w:cs="Aptos Narrow" w:eastAsia="Aptos Narrow" w:hAnsi="Aptos Narrow"/>
+                <w:color w:val="000000"/>
+                <w:sz w:val="24"/>
+                <w:szCs w:val="24"/>
+              </w:rPr>
+              <w:t xml:space="preserve"> before he has read a word, which shows that a story changes how a person feels just by being there.</w:t>
+            </w:r>
+          </w:p>
+          <w:p>
+            <w:pPr>
+              <w:spacing w:after="0" w:line="460"/>
+            </w:pPr>
+            <w:r>
+              <w:rPr>
+                <w:rFonts w:ascii="Aptos Narrow" w:cs="Aptos Narrow" w:eastAsia="Aptos Narrow" w:hAnsi="Aptos Narrow"/>
+                <w:b/>
+                <w:bCs/>
+                <w:color w:val="0070C0"/>
+                <w:sz w:val="24"/>
+                <w:szCs w:val="24"/>
+              </w:rPr>
+              <w:t xml:space="preserve">Through these stories</w:t>
+            </w:r>
+            <w:r>
+              <w:rPr>
+                <w:rFonts w:ascii="Aptos Narrow" w:cs="Aptos Narrow" w:eastAsia="Aptos Narrow" w:hAnsi="Aptos Narrow"/>
+                <w:color w:val="000000"/>
+                <w:sz w:val="24"/>
+                <w:szCs w:val="24"/>
+              </w:rPr>
+              <w:t xml:space="preserve">, </w:t>
+            </w:r>
+            <w:r>
+              <w:rPr>
+                <w:rFonts w:ascii="Aptos Narrow" w:cs="Aptos Narrow" w:eastAsia="Aptos Narrow" w:hAnsi="Aptos Narrow"/>
+                <w:b/>
+                <w:bCs/>
+                <w:color w:val="C00000"/>
+                <w:sz w:val="24"/>
+                <w:szCs w:val="24"/>
+              </w:rPr>
+              <w:t xml:space="preserve">Fraillon</w:t>
+            </w:r>
+            <w:r>
+              <w:rPr>
+                <w:rFonts w:ascii="Aptos Narrow" w:cs="Aptos Narrow" w:eastAsia="Aptos Narrow" w:hAnsi="Aptos Narrow"/>
+                <w:b/>
+                <w:bCs/>
+                <w:color w:val="3B7D23"/>
+                <w:sz w:val="24"/>
+                <w:szCs w:val="24"/>
+              </w:rPr>
+              <w:t xml:space="preserve"> suggests</w:t>
+            </w:r>
+            <w:r>
+              <w:rPr>
+                <w:rFonts w:ascii="Aptos Narrow" w:cs="Aptos Narrow" w:eastAsia="Aptos Narrow" w:hAnsi="Aptos Narrow"/>
+                <w:color w:val="000000"/>
+                <w:sz w:val="24"/>
+                <w:szCs w:val="24"/>
+              </w:rPr>
+              <w:t xml:space="preserve"> that surviving the centre is about more than food and safety: it is about having something to hold on to.</w:t>
+            </w:r>
+          </w:p>
+        </w:tc>
+      </w:tr>
+    </w:tbl>
+    <w:p>
+      <w:pPr>
+        <w:spacing w:after="0"/>
+      </w:pPr>
+      <w:r>
+        <w:br w:type="page"/>
+      </w:r>
+    </w:p>
+    <w:p>
+      <w:r>
+        <w:rPr>
+          <w:rFonts w:ascii="Aptos Narrow" w:cs="Aptos Narrow" w:eastAsia="Aptos Narrow" w:hAnsi="Aptos Narrow"/>
+          <w:color w:val="000000"/>
+          <w:sz w:val="22"/>
+          <w:szCs w:val="22"/>
+        </w:rPr>
+        <w:t xml:space="preserve"/>
+      </w:r>
+    </w:p>
     <w:p>
       <w:pPr>
         <w:sectPr>

--- a/BoneSparrow-CAT-folio-grammar.docx
+++ b/BoneSparrow-CAT-folio-grammar.docx
@@ -794,7 +794,7 @@
                 <w:sz w:val="24"/>
                 <w:szCs w:val="24"/>
               </w:rPr>
-              <w:t xml:space="preserve"> show that stories and objects help the characters hold on to who they are in </w:t>
+              <w:t xml:space="preserve"> show that the objects the characters keep help them hold on to who they are in </w:t>
             </w:r>
             <w:r>
               <w:rPr>
@@ -853,7 +853,7 @@
                 <w:i/>
                 <w:iCs/>
               </w:rPr>
-              <w:t xml:space="preserve"> You might also think about Jimmie’s book, Maá’s stories or Eli’s whale.</w:t>
+              <w:t xml:space="preserve"> You might also think about Subhi’s treasures, Jimmie’s necklace, or the family around Subhi.</w:t>
             </w:r>
           </w:p>
         </w:tc>

--- a/BoneSparrow-CAT-folio-grammar.docx
+++ b/BoneSparrow-CAT-folio-grammar.docx
@@ -794,7 +794,7 @@
                 <w:sz w:val="24"/>
                 <w:szCs w:val="24"/>
               </w:rPr>
-              <w:t xml:space="preserve"> show that the objects the characters keep help them hold on to who they are in </w:t>
+              <w:t xml:space="preserve"> show that objects and family help the characters hold on to who they are in </w:t>
             </w:r>
             <w:r>
               <w:rPr>

--- a/BoneSparrow-CAT-folio-grammar.docx
+++ b/BoneSparrow-CAT-folio-grammar.docx
@@ -1296,7 +1296,7 @@
           </w:tcPr>
           <w:p>
             <w:pPr>
-              <w:spacing w:after="0" w:line="290"/>
+              <w:spacing w:after="100" w:line="290"/>
             </w:pPr>
             <w:r>
               <w:rPr>
@@ -1305,7 +1305,246 @@
                 <w:sz w:val="21"/>
                 <w:szCs w:val="21"/>
               </w:rPr>
-              <w:t xml:space="preserve">In The Bone Sparrow, Zana Fraillon shows that people can hold on to who they are even when they have lost their home. Subhi has never been outside the detention centre, but the objects he keeps and the family around him keep him connected to where he comes from. Fraillon suggests that a person’s identity cannot be locked up with them: it is carried in the things they hold and the people who hold on to them.</w:t>
+              <w:t xml:space="preserve">In The Bone Sparrow, Zana Fraillon shows that people can hold on to who they are even when they have lost their home. Subhi has never been outside the detention centre, but he stays connected to where he comes from.</w:t>
+            </w:r>
+          </w:p>
+          <w:p>
+            <w:pPr>
+              <w:spacing w:after="100"/>
+            </w:pPr>
+            <w:r>
+              <w:rPr>
+                <w:rFonts w:ascii="Aptos Narrow" w:cs="Aptos Narrow" w:eastAsia="Aptos Narrow" w:hAnsi="Aptos Narrow"/>
+                <w:color w:val="000000"/>
+                <w:sz w:val="21"/>
+                <w:szCs w:val="21"/>
+              </w:rPr>
+              <w:t xml:space="preserve">Fraillon shows this first through </w:t>
+            </w:r>
+            <w:r>
+              <w:rPr>
+                <w:rFonts w:ascii="Aptos Narrow" w:cs="Aptos Narrow" w:eastAsia="Aptos Narrow" w:hAnsi="Aptos Narrow"/>
+                <w:b/>
+                <w:bCs/>
+                <w:color w:val="C04F15"/>
+                <w:sz w:val="21"/>
+                <w:szCs w:val="21"/>
+              </w:rPr>
+              <w:t xml:space="preserve">the objects he keeps</w:t>
+            </w:r>
+            <w:r>
+              <w:rPr>
+                <w:rFonts w:ascii="Aptos Narrow" w:cs="Aptos Narrow" w:eastAsia="Aptos Narrow" w:hAnsi="Aptos Narrow"/>
+                <w:color w:val="000000"/>
+                <w:sz w:val="21"/>
+                <w:szCs w:val="21"/>
+              </w:rPr>
+              <w:t xml:space="preserve">.</w:t>
+            </w:r>
+          </w:p>
+          <w:p>
+            <w:pPr>
+              <w:spacing w:after="40"/>
+            </w:pPr>
+            <w:r>
+              <w:rPr>
+                <w:rFonts w:ascii="Aptos Narrow" w:cs="Aptos Narrow" w:eastAsia="Aptos Narrow" w:hAnsi="Aptos Narrow"/>
+                <w:color w:val="000000"/>
+                <w:sz w:val="21"/>
+                <w:szCs w:val="21"/>
+              </w:rPr>
+              <w:t xml:space="preserve">She also shows it through</w:t>
+            </w:r>
+          </w:p>
+          <w:tbl>
+            <w:tblPr>
+              <w:tblW w:type="dxa" w:w="10066"/>
+              <w:tblBorders>
+                <w:top w:val="none" w:color="FFFFFF" w:sz="0"/>
+                <w:left w:val="none" w:color="FFFFFF" w:sz="0"/>
+                <w:bottom w:val="single" w:color="BFBFBF" w:sz="4"/>
+                <w:right w:val="none" w:color="FFFFFF" w:sz="0"/>
+                <w:insideH w:val="single" w:color="auto" w:sz="4"/>
+                <w:insideV w:val="single" w:color="auto" w:sz="4"/>
+              </w:tblBorders>
+            </w:tblPr>
+            <w:tblGrid>
+              <w:gridCol w:w="10066"/>
+            </w:tblGrid>
+            <w:tr>
+              <w:trPr>
+                <w:trHeight w:val="520" w:hRule="exact"/>
+              </w:trPr>
+              <w:tc>
+                <w:tcPr>
+                  <w:tcW w:type="dxa" w:w="10066"/>
+                  <w:tcMar>
+                    <w:top w:type="dxa" w:w="0"/>
+                    <w:left w:type="dxa" w:w="0"/>
+                    <w:bottom w:type="dxa" w:w="0"/>
+                    <w:right w:type="dxa" w:w="0"/>
+                  </w:tcMar>
+                </w:tcPr>
+                <w:p>
+                  <w:pPr>
+                    <w:spacing w:after="0"/>
+                  </w:pPr>
+                  <w:r>
+                    <w:rPr>
+                      <w:rFonts w:ascii="Aptos Narrow" w:cs="Aptos Narrow" w:eastAsia="Aptos Narrow" w:hAnsi="Aptos Narrow"/>
+                      <w:color w:val="000000"/>
+                      <w:sz w:val="22"/>
+                      <w:szCs w:val="22"/>
+                    </w:rPr>
+                    <w:t xml:space="preserve"/>
+                  </w:r>
+                </w:p>
+              </w:tc>
+            </w:tr>
+            <w:tr>
+              <w:trPr>
+                <w:trHeight w:val="520" w:hRule="exact"/>
+              </w:trPr>
+              <w:tc>
+                <w:tcPr>
+                  <w:tcW w:type="dxa" w:w="10066"/>
+                  <w:tcMar>
+                    <w:top w:type="dxa" w:w="0"/>
+                    <w:left w:type="dxa" w:w="0"/>
+                    <w:bottom w:type="dxa" w:w="0"/>
+                    <w:right w:type="dxa" w:w="0"/>
+                  </w:tcMar>
+                </w:tcPr>
+                <w:p>
+                  <w:pPr>
+                    <w:spacing w:after="0"/>
+                  </w:pPr>
+                  <w:r>
+                    <w:rPr>
+                      <w:rFonts w:ascii="Aptos Narrow" w:cs="Aptos Narrow" w:eastAsia="Aptos Narrow" w:hAnsi="Aptos Narrow"/>
+                      <w:color w:val="000000"/>
+                      <w:sz w:val="22"/>
+                      <w:szCs w:val="22"/>
+                    </w:rPr>
+                    <w:t xml:space="preserve"/>
+                  </w:r>
+                </w:p>
+              </w:tc>
+            </w:tr>
+          </w:tbl>
+          <w:p>
+            <w:pPr>
+              <w:spacing w:after="40" w:before="140"/>
+            </w:pPr>
+            <w:r>
+              <w:rPr>
+                <w:rFonts w:ascii="Aptos Narrow" w:cs="Aptos Narrow" w:eastAsia="Aptos Narrow" w:hAnsi="Aptos Narrow"/>
+                <w:color w:val="000000"/>
+                <w:sz w:val="21"/>
+                <w:szCs w:val="21"/>
+              </w:rPr>
+              <w:t xml:space="preserve">and through</w:t>
+            </w:r>
+            <w:r>
+              <w:rPr>
+                <w:rFonts w:ascii="Aptos Narrow" w:cs="Aptos Narrow" w:eastAsia="Aptos Narrow" w:hAnsi="Aptos Narrow"/>
+                <w:i/>
+                <w:iCs/>
+                <w:color w:val="595959"/>
+                <w:sz w:val="17"/>
+                <w:szCs w:val="17"/>
+              </w:rPr>
+              <w:t xml:space="preserve">     if you get there</w:t>
+            </w:r>
+          </w:p>
+          <w:tbl>
+            <w:tblPr>
+              <w:tblW w:type="dxa" w:w="10066"/>
+              <w:tblBorders>
+                <w:top w:val="none" w:color="FFFFFF" w:sz="0"/>
+                <w:left w:val="none" w:color="FFFFFF" w:sz="0"/>
+                <w:bottom w:val="single" w:color="BFBFBF" w:sz="4"/>
+                <w:right w:val="none" w:color="FFFFFF" w:sz="0"/>
+                <w:insideH w:val="single" w:color="auto" w:sz="4"/>
+                <w:insideV w:val="single" w:color="auto" w:sz="4"/>
+              </w:tblBorders>
+            </w:tblPr>
+            <w:tblGrid>
+              <w:gridCol w:w="10066"/>
+            </w:tblGrid>
+            <w:tr>
+              <w:trPr>
+                <w:trHeight w:val="520" w:hRule="exact"/>
+              </w:trPr>
+              <w:tc>
+                <w:tcPr>
+                  <w:tcW w:type="dxa" w:w="10066"/>
+                  <w:tcMar>
+                    <w:top w:type="dxa" w:w="0"/>
+                    <w:left w:type="dxa" w:w="0"/>
+                    <w:bottom w:type="dxa" w:w="0"/>
+                    <w:right w:type="dxa" w:w="0"/>
+                  </w:tcMar>
+                </w:tcPr>
+                <w:p>
+                  <w:pPr>
+                    <w:spacing w:after="0"/>
+                  </w:pPr>
+                  <w:r>
+                    <w:rPr>
+                      <w:rFonts w:ascii="Aptos Narrow" w:cs="Aptos Narrow" w:eastAsia="Aptos Narrow" w:hAnsi="Aptos Narrow"/>
+                      <w:color w:val="000000"/>
+                      <w:sz w:val="22"/>
+                      <w:szCs w:val="22"/>
+                    </w:rPr>
+                    <w:t xml:space="preserve"/>
+                  </w:r>
+                </w:p>
+              </w:tc>
+            </w:tr>
+            <w:tr>
+              <w:trPr>
+                <w:trHeight w:val="520" w:hRule="exact"/>
+              </w:trPr>
+              <w:tc>
+                <w:tcPr>
+                  <w:tcW w:type="dxa" w:w="10066"/>
+                  <w:tcMar>
+                    <w:top w:type="dxa" w:w="0"/>
+                    <w:left w:type="dxa" w:w="0"/>
+                    <w:bottom w:type="dxa" w:w="0"/>
+                    <w:right w:type="dxa" w:w="0"/>
+                  </w:tcMar>
+                </w:tcPr>
+                <w:p>
+                  <w:pPr>
+                    <w:spacing w:after="0"/>
+                  </w:pPr>
+                  <w:r>
+                    <w:rPr>
+                      <w:rFonts w:ascii="Aptos Narrow" w:cs="Aptos Narrow" w:eastAsia="Aptos Narrow" w:hAnsi="Aptos Narrow"/>
+                      <w:color w:val="000000"/>
+                      <w:sz w:val="22"/>
+                      <w:szCs w:val="22"/>
+                    </w:rPr>
+                    <w:t xml:space="preserve"/>
+                  </w:r>
+                </w:p>
+              </w:tc>
+            </w:tr>
+          </w:tbl>
+          <w:p>
+            <w:pPr>
+              <w:spacing w:after="0" w:before="160" w:line="290"/>
+            </w:pPr>
+            <w:r>
+              <w:rPr>
+                <w:rFonts w:ascii="Aptos Narrow" w:cs="Aptos Narrow" w:eastAsia="Aptos Narrow" w:hAnsi="Aptos Narrow"/>
+                <w:color w:val="000000"/>
+                <w:sz w:val="21"/>
+                <w:szCs w:val="21"/>
+              </w:rPr>
+              <w:t xml:space="preserve">Fraillon suggests that a person’s identity cannot be locked up with them.</w:t>
             </w:r>
           </w:p>
         </w:tc>
@@ -1940,7 +2179,7 @@
           <w:sz w:val="18"/>
           <w:szCs w:val="18"/>
         </w:rPr>
-        <w:t xml:space="preserve">The introduction names two things that keep the characters connected: objects and family. Paragraph 1 is objects.</w:t>
+        <w:t xml:space="preserve">Paragraph 1 is objects. Paragraph 2 is the idea you wrote second in your introduction.</w:t>
       </w:r>
     </w:p>
     <w:p>
@@ -2039,57 +2278,113 @@
               <w:t xml:space="preserve">Through the relationships between Subhi, Queeny and Maá, Fraillon also shows that …</w:t>
             </w:r>
           </w:p>
-          <w:p>
-            <w:pPr>
-              <w:pBdr>
+          <w:tbl>
+            <w:tblPr>
+              <w:tblW w:type="dxa" w:w="7846"/>
+              <w:tblBorders>
+                <w:top w:val="none" w:color="FFFFFF" w:sz="0"/>
+                <w:left w:val="none" w:color="FFFFFF" w:sz="0"/>
                 <w:bottom w:val="single" w:color="BFBFBF" w:sz="4"/>
-              </w:pBdr>
-              <w:spacing w:after="0" w:before="200"/>
-            </w:pPr>
-            <w:r>
-              <w:rPr>
-                <w:rFonts w:ascii="Aptos Narrow" w:cs="Aptos Narrow" w:eastAsia="Aptos Narrow" w:hAnsi="Aptos Narrow"/>
-                <w:color w:val="000000"/>
-                <w:sz w:val="22"/>
-                <w:szCs w:val="22"/>
-              </w:rPr>
-              <w:t xml:space="preserve"/>
-            </w:r>
-          </w:p>
-          <w:p>
-            <w:pPr>
-              <w:pBdr>
-                <w:bottom w:val="single" w:color="BFBFBF" w:sz="4"/>
-              </w:pBdr>
-              <w:spacing w:after="0" w:before="200"/>
-            </w:pPr>
-            <w:r>
-              <w:rPr>
-                <w:rFonts w:ascii="Aptos Narrow" w:cs="Aptos Narrow" w:eastAsia="Aptos Narrow" w:hAnsi="Aptos Narrow"/>
-                <w:color w:val="000000"/>
-                <w:sz w:val="22"/>
-                <w:szCs w:val="22"/>
-              </w:rPr>
-              <w:t xml:space="preserve"/>
-            </w:r>
-          </w:p>
-          <w:p>
-            <w:pPr>
-              <w:pBdr>
-                <w:bottom w:val="single" w:color="BFBFBF" w:sz="4"/>
-              </w:pBdr>
-              <w:spacing w:after="0" w:before="200"/>
-            </w:pPr>
-            <w:r>
-              <w:rPr>
-                <w:rFonts w:ascii="Aptos Narrow" w:cs="Aptos Narrow" w:eastAsia="Aptos Narrow" w:hAnsi="Aptos Narrow"/>
-                <w:color w:val="000000"/>
-                <w:sz w:val="22"/>
-                <w:szCs w:val="22"/>
-              </w:rPr>
-              <w:t xml:space="preserve"/>
-            </w:r>
-          </w:p>
+                <w:right w:val="none" w:color="FFFFFF" w:sz="0"/>
+                <w:insideH w:val="single" w:color="auto" w:sz="4"/>
+                <w:insideV w:val="single" w:color="auto" w:sz="4"/>
+              </w:tblBorders>
+            </w:tblPr>
+            <w:tblGrid>
+              <w:gridCol w:w="7846"/>
+            </w:tblGrid>
+            <w:tr>
+              <w:trPr>
+                <w:trHeight w:val="520" w:hRule="exact"/>
+              </w:trPr>
+              <w:tc>
+                <w:tcPr>
+                  <w:tcW w:type="dxa" w:w="7846"/>
+                  <w:tcMar>
+                    <w:top w:type="dxa" w:w="0"/>
+                    <w:left w:type="dxa" w:w="0"/>
+                    <w:bottom w:type="dxa" w:w="0"/>
+                    <w:right w:type="dxa" w:w="0"/>
+                  </w:tcMar>
+                </w:tcPr>
+                <w:p>
+                  <w:pPr>
+                    <w:spacing w:after="0"/>
+                  </w:pPr>
+                  <w:r>
+                    <w:rPr>
+                      <w:rFonts w:ascii="Aptos Narrow" w:cs="Aptos Narrow" w:eastAsia="Aptos Narrow" w:hAnsi="Aptos Narrow"/>
+                      <w:color w:val="000000"/>
+                      <w:sz w:val="22"/>
+                      <w:szCs w:val="22"/>
+                    </w:rPr>
+                    <w:t xml:space="preserve"/>
+                  </w:r>
+                </w:p>
+              </w:tc>
+            </w:tr>
+            <w:tr>
+              <w:trPr>
+                <w:trHeight w:val="520" w:hRule="exact"/>
+              </w:trPr>
+              <w:tc>
+                <w:tcPr>
+                  <w:tcW w:type="dxa" w:w="7846"/>
+                  <w:tcMar>
+                    <w:top w:type="dxa" w:w="0"/>
+                    <w:left w:type="dxa" w:w="0"/>
+                    <w:bottom w:type="dxa" w:w="0"/>
+                    <w:right w:type="dxa" w:w="0"/>
+                  </w:tcMar>
+                </w:tcPr>
+                <w:p>
+                  <w:pPr>
+                    <w:spacing w:after="0"/>
+                  </w:pPr>
+                  <w:r>
+                    <w:rPr>
+                      <w:rFonts w:ascii="Aptos Narrow" w:cs="Aptos Narrow" w:eastAsia="Aptos Narrow" w:hAnsi="Aptos Narrow"/>
+                      <w:color w:val="000000"/>
+                      <w:sz w:val="22"/>
+                      <w:szCs w:val="22"/>
+                    </w:rPr>
+                    <w:t xml:space="preserve"/>
+                  </w:r>
+                </w:p>
+              </w:tc>
+            </w:tr>
+            <w:tr>
+              <w:trPr>
+                <w:trHeight w:val="520" w:hRule="exact"/>
+              </w:trPr>
+              <w:tc>
+                <w:tcPr>
+                  <w:tcW w:type="dxa" w:w="7846"/>
+                  <w:tcMar>
+                    <w:top w:type="dxa" w:w="0"/>
+                    <w:left w:type="dxa" w:w="0"/>
+                    <w:bottom w:type="dxa" w:w="0"/>
+                    <w:right w:type="dxa" w:w="0"/>
+                  </w:tcMar>
+                </w:tcPr>
+                <w:p>
+                  <w:pPr>
+                    <w:spacing w:after="0"/>
+                  </w:pPr>
+                  <w:r>
+                    <w:rPr>
+                      <w:rFonts w:ascii="Aptos Narrow" w:cs="Aptos Narrow" w:eastAsia="Aptos Narrow" w:hAnsi="Aptos Narrow"/>
+                      <w:color w:val="000000"/>
+                      <w:sz w:val="22"/>
+                      <w:szCs w:val="22"/>
+                    </w:rPr>
+                    <w:t xml:space="preserve"/>
+                  </w:r>
+                </w:p>
+              </w:tc>
+            </w:tr>
+          </w:tbl>
+          <w:p/>
         </w:tc>
       </w:tr>
       <w:tr>
@@ -2147,91 +2442,203 @@
               <w:t xml:space="preserve">Queeny’s care for Subhi shows that …</w:t>
             </w:r>
           </w:p>
-          <w:p>
-            <w:pPr>
-              <w:pBdr>
+          <w:tbl>
+            <w:tblPr>
+              <w:tblW w:type="dxa" w:w="7846"/>
+              <w:tblBorders>
+                <w:top w:val="none" w:color="FFFFFF" w:sz="0"/>
+                <w:left w:val="none" w:color="FFFFFF" w:sz="0"/>
                 <w:bottom w:val="single" w:color="BFBFBF" w:sz="4"/>
-              </w:pBdr>
-              <w:spacing w:after="0" w:before="200"/>
-            </w:pPr>
-            <w:r>
-              <w:rPr>
-                <w:rFonts w:ascii="Aptos Narrow" w:cs="Aptos Narrow" w:eastAsia="Aptos Narrow" w:hAnsi="Aptos Narrow"/>
-                <w:color w:val="000000"/>
-                <w:sz w:val="22"/>
-                <w:szCs w:val="22"/>
-              </w:rPr>
-              <w:t xml:space="preserve"/>
-            </w:r>
-          </w:p>
-          <w:p>
-            <w:pPr>
-              <w:pBdr>
-                <w:bottom w:val="single" w:color="BFBFBF" w:sz="4"/>
-              </w:pBdr>
-              <w:spacing w:after="0" w:before="200"/>
-            </w:pPr>
-            <w:r>
-              <w:rPr>
-                <w:rFonts w:ascii="Aptos Narrow" w:cs="Aptos Narrow" w:eastAsia="Aptos Narrow" w:hAnsi="Aptos Narrow"/>
-                <w:color w:val="000000"/>
-                <w:sz w:val="22"/>
-                <w:szCs w:val="22"/>
-              </w:rPr>
-              <w:t xml:space="preserve"/>
-            </w:r>
-          </w:p>
-          <w:p>
-            <w:pPr>
-              <w:pBdr>
-                <w:bottom w:val="single" w:color="BFBFBF" w:sz="4"/>
-              </w:pBdr>
-              <w:spacing w:after="0" w:before="200"/>
-            </w:pPr>
-            <w:r>
-              <w:rPr>
-                <w:rFonts w:ascii="Aptos Narrow" w:cs="Aptos Narrow" w:eastAsia="Aptos Narrow" w:hAnsi="Aptos Narrow"/>
-                <w:color w:val="000000"/>
-                <w:sz w:val="22"/>
-                <w:szCs w:val="22"/>
-              </w:rPr>
-              <w:t xml:space="preserve"/>
-            </w:r>
-          </w:p>
-          <w:p>
-            <w:pPr>
-              <w:pBdr>
-                <w:bottom w:val="single" w:color="BFBFBF" w:sz="4"/>
-              </w:pBdr>
-              <w:spacing w:after="0" w:before="200"/>
-            </w:pPr>
-            <w:r>
-              <w:rPr>
-                <w:rFonts w:ascii="Aptos Narrow" w:cs="Aptos Narrow" w:eastAsia="Aptos Narrow" w:hAnsi="Aptos Narrow"/>
-                <w:color w:val="000000"/>
-                <w:sz w:val="22"/>
-                <w:szCs w:val="22"/>
-              </w:rPr>
-              <w:t xml:space="preserve"/>
-            </w:r>
-          </w:p>
-          <w:p>
-            <w:pPr>
-              <w:pBdr>
-                <w:bottom w:val="single" w:color="BFBFBF" w:sz="4"/>
-              </w:pBdr>
-              <w:spacing w:after="0" w:before="200"/>
-            </w:pPr>
-            <w:r>
-              <w:rPr>
-                <w:rFonts w:ascii="Aptos Narrow" w:cs="Aptos Narrow" w:eastAsia="Aptos Narrow" w:hAnsi="Aptos Narrow"/>
-                <w:color w:val="000000"/>
-                <w:sz w:val="22"/>
-                <w:szCs w:val="22"/>
-              </w:rPr>
-              <w:t xml:space="preserve"/>
-            </w:r>
-          </w:p>
+                <w:right w:val="none" w:color="FFFFFF" w:sz="0"/>
+                <w:insideH w:val="single" w:color="auto" w:sz="4"/>
+                <w:insideV w:val="single" w:color="auto" w:sz="4"/>
+              </w:tblBorders>
+            </w:tblPr>
+            <w:tblGrid>
+              <w:gridCol w:w="7846"/>
+            </w:tblGrid>
+            <w:tr>
+              <w:trPr>
+                <w:trHeight w:val="520" w:hRule="exact"/>
+              </w:trPr>
+              <w:tc>
+                <w:tcPr>
+                  <w:tcW w:type="dxa" w:w="7846"/>
+                  <w:tcMar>
+                    <w:top w:type="dxa" w:w="0"/>
+                    <w:left w:type="dxa" w:w="0"/>
+                    <w:bottom w:type="dxa" w:w="0"/>
+                    <w:right w:type="dxa" w:w="0"/>
+                  </w:tcMar>
+                </w:tcPr>
+                <w:p>
+                  <w:pPr>
+                    <w:spacing w:after="0"/>
+                  </w:pPr>
+                  <w:r>
+                    <w:rPr>
+                      <w:rFonts w:ascii="Aptos Narrow" w:cs="Aptos Narrow" w:eastAsia="Aptos Narrow" w:hAnsi="Aptos Narrow"/>
+                      <w:color w:val="000000"/>
+                      <w:sz w:val="22"/>
+                      <w:szCs w:val="22"/>
+                    </w:rPr>
+                    <w:t xml:space="preserve"/>
+                  </w:r>
+                </w:p>
+              </w:tc>
+            </w:tr>
+            <w:tr>
+              <w:trPr>
+                <w:trHeight w:val="520" w:hRule="exact"/>
+              </w:trPr>
+              <w:tc>
+                <w:tcPr>
+                  <w:tcW w:type="dxa" w:w="7846"/>
+                  <w:tcMar>
+                    <w:top w:type="dxa" w:w="0"/>
+                    <w:left w:type="dxa" w:w="0"/>
+                    <w:bottom w:type="dxa" w:w="0"/>
+                    <w:right w:type="dxa" w:w="0"/>
+                  </w:tcMar>
+                </w:tcPr>
+                <w:p>
+                  <w:pPr>
+                    <w:spacing w:after="0"/>
+                  </w:pPr>
+                  <w:r>
+                    <w:rPr>
+                      <w:rFonts w:ascii="Aptos Narrow" w:cs="Aptos Narrow" w:eastAsia="Aptos Narrow" w:hAnsi="Aptos Narrow"/>
+                      <w:color w:val="000000"/>
+                      <w:sz w:val="22"/>
+                      <w:szCs w:val="22"/>
+                    </w:rPr>
+                    <w:t xml:space="preserve"/>
+                  </w:r>
+                </w:p>
+              </w:tc>
+            </w:tr>
+            <w:tr>
+              <w:trPr>
+                <w:trHeight w:val="520" w:hRule="exact"/>
+              </w:trPr>
+              <w:tc>
+                <w:tcPr>
+                  <w:tcW w:type="dxa" w:w="7846"/>
+                  <w:tcMar>
+                    <w:top w:type="dxa" w:w="0"/>
+                    <w:left w:type="dxa" w:w="0"/>
+                    <w:bottom w:type="dxa" w:w="0"/>
+                    <w:right w:type="dxa" w:w="0"/>
+                  </w:tcMar>
+                </w:tcPr>
+                <w:p>
+                  <w:pPr>
+                    <w:spacing w:after="0"/>
+                  </w:pPr>
+                  <w:r>
+                    <w:rPr>
+                      <w:rFonts w:ascii="Aptos Narrow" w:cs="Aptos Narrow" w:eastAsia="Aptos Narrow" w:hAnsi="Aptos Narrow"/>
+                      <w:color w:val="000000"/>
+                      <w:sz w:val="22"/>
+                      <w:szCs w:val="22"/>
+                    </w:rPr>
+                    <w:t xml:space="preserve"/>
+                  </w:r>
+                </w:p>
+              </w:tc>
+            </w:tr>
+            <w:tr>
+              <w:trPr>
+                <w:trHeight w:val="520" w:hRule="exact"/>
+              </w:trPr>
+              <w:tc>
+                <w:tcPr>
+                  <w:tcW w:type="dxa" w:w="7846"/>
+                  <w:tcMar>
+                    <w:top w:type="dxa" w:w="0"/>
+                    <w:left w:type="dxa" w:w="0"/>
+                    <w:bottom w:type="dxa" w:w="0"/>
+                    <w:right w:type="dxa" w:w="0"/>
+                  </w:tcMar>
+                </w:tcPr>
+                <w:p>
+                  <w:pPr>
+                    <w:spacing w:after="0"/>
+                  </w:pPr>
+                  <w:r>
+                    <w:rPr>
+                      <w:rFonts w:ascii="Aptos Narrow" w:cs="Aptos Narrow" w:eastAsia="Aptos Narrow" w:hAnsi="Aptos Narrow"/>
+                      <w:color w:val="000000"/>
+                      <w:sz w:val="22"/>
+                      <w:szCs w:val="22"/>
+                    </w:rPr>
+                    <w:t xml:space="preserve"/>
+                  </w:r>
+                </w:p>
+              </w:tc>
+            </w:tr>
+            <w:tr>
+              <w:trPr>
+                <w:trHeight w:val="520" w:hRule="exact"/>
+              </w:trPr>
+              <w:tc>
+                <w:tcPr>
+                  <w:tcW w:type="dxa" w:w="7846"/>
+                  <w:tcMar>
+                    <w:top w:type="dxa" w:w="0"/>
+                    <w:left w:type="dxa" w:w="0"/>
+                    <w:bottom w:type="dxa" w:w="0"/>
+                    <w:right w:type="dxa" w:w="0"/>
+                  </w:tcMar>
+                </w:tcPr>
+                <w:p>
+                  <w:pPr>
+                    <w:spacing w:after="0"/>
+                  </w:pPr>
+                  <w:r>
+                    <w:rPr>
+                      <w:rFonts w:ascii="Aptos Narrow" w:cs="Aptos Narrow" w:eastAsia="Aptos Narrow" w:hAnsi="Aptos Narrow"/>
+                      <w:color w:val="000000"/>
+                      <w:sz w:val="22"/>
+                      <w:szCs w:val="22"/>
+                    </w:rPr>
+                    <w:t xml:space="preserve"/>
+                  </w:r>
+                </w:p>
+              </w:tc>
+            </w:tr>
+            <w:tr>
+              <w:trPr>
+                <w:trHeight w:val="520" w:hRule="exact"/>
+              </w:trPr>
+              <w:tc>
+                <w:tcPr>
+                  <w:tcW w:type="dxa" w:w="7846"/>
+                  <w:tcMar>
+                    <w:top w:type="dxa" w:w="0"/>
+                    <w:left w:type="dxa" w:w="0"/>
+                    <w:bottom w:type="dxa" w:w="0"/>
+                    <w:right w:type="dxa" w:w="0"/>
+                  </w:tcMar>
+                </w:tcPr>
+                <w:p>
+                  <w:pPr>
+                    <w:spacing w:after="0"/>
+                  </w:pPr>
+                  <w:r>
+                    <w:rPr>
+                      <w:rFonts w:ascii="Aptos Narrow" w:cs="Aptos Narrow" w:eastAsia="Aptos Narrow" w:hAnsi="Aptos Narrow"/>
+                      <w:color w:val="000000"/>
+                      <w:sz w:val="22"/>
+                      <w:szCs w:val="22"/>
+                    </w:rPr>
+                    <w:t xml:space="preserve"/>
+                  </w:r>
+                </w:p>
+              </w:tc>
+            </w:tr>
+          </w:tbl>
+          <w:p/>
         </w:tc>
       </w:tr>
       <w:tr>
@@ -2289,91 +2696,203 @@
               <w:t xml:space="preserve">Even though Eli and Subhi aren’t related, they are like family, suggesting that …</w:t>
             </w:r>
           </w:p>
-          <w:p>
-            <w:pPr>
-              <w:pBdr>
+          <w:tbl>
+            <w:tblPr>
+              <w:tblW w:type="dxa" w:w="7846"/>
+              <w:tblBorders>
+                <w:top w:val="none" w:color="FFFFFF" w:sz="0"/>
+                <w:left w:val="none" w:color="FFFFFF" w:sz="0"/>
                 <w:bottom w:val="single" w:color="BFBFBF" w:sz="4"/>
-              </w:pBdr>
-              <w:spacing w:after="0" w:before="200"/>
-            </w:pPr>
-            <w:r>
-              <w:rPr>
-                <w:rFonts w:ascii="Aptos Narrow" w:cs="Aptos Narrow" w:eastAsia="Aptos Narrow" w:hAnsi="Aptos Narrow"/>
-                <w:color w:val="000000"/>
-                <w:sz w:val="22"/>
-                <w:szCs w:val="22"/>
-              </w:rPr>
-              <w:t xml:space="preserve"/>
-            </w:r>
-          </w:p>
-          <w:p>
-            <w:pPr>
-              <w:pBdr>
-                <w:bottom w:val="single" w:color="BFBFBF" w:sz="4"/>
-              </w:pBdr>
-              <w:spacing w:after="0" w:before="200"/>
-            </w:pPr>
-            <w:r>
-              <w:rPr>
-                <w:rFonts w:ascii="Aptos Narrow" w:cs="Aptos Narrow" w:eastAsia="Aptos Narrow" w:hAnsi="Aptos Narrow"/>
-                <w:color w:val="000000"/>
-                <w:sz w:val="22"/>
-                <w:szCs w:val="22"/>
-              </w:rPr>
-              <w:t xml:space="preserve"/>
-            </w:r>
-          </w:p>
-          <w:p>
-            <w:pPr>
-              <w:pBdr>
-                <w:bottom w:val="single" w:color="BFBFBF" w:sz="4"/>
-              </w:pBdr>
-              <w:spacing w:after="0" w:before="200"/>
-            </w:pPr>
-            <w:r>
-              <w:rPr>
-                <w:rFonts w:ascii="Aptos Narrow" w:cs="Aptos Narrow" w:eastAsia="Aptos Narrow" w:hAnsi="Aptos Narrow"/>
-                <w:color w:val="000000"/>
-                <w:sz w:val="22"/>
-                <w:szCs w:val="22"/>
-              </w:rPr>
-              <w:t xml:space="preserve"/>
-            </w:r>
-          </w:p>
-          <w:p>
-            <w:pPr>
-              <w:pBdr>
-                <w:bottom w:val="single" w:color="BFBFBF" w:sz="4"/>
-              </w:pBdr>
-              <w:spacing w:after="0" w:before="200"/>
-            </w:pPr>
-            <w:r>
-              <w:rPr>
-                <w:rFonts w:ascii="Aptos Narrow" w:cs="Aptos Narrow" w:eastAsia="Aptos Narrow" w:hAnsi="Aptos Narrow"/>
-                <w:color w:val="000000"/>
-                <w:sz w:val="22"/>
-                <w:szCs w:val="22"/>
-              </w:rPr>
-              <w:t xml:space="preserve"/>
-            </w:r>
-          </w:p>
-          <w:p>
-            <w:pPr>
-              <w:pBdr>
-                <w:bottom w:val="single" w:color="BFBFBF" w:sz="4"/>
-              </w:pBdr>
-              <w:spacing w:after="0" w:before="200"/>
-            </w:pPr>
-            <w:r>
-              <w:rPr>
-                <w:rFonts w:ascii="Aptos Narrow" w:cs="Aptos Narrow" w:eastAsia="Aptos Narrow" w:hAnsi="Aptos Narrow"/>
-                <w:color w:val="000000"/>
-                <w:sz w:val="22"/>
-                <w:szCs w:val="22"/>
-              </w:rPr>
-              <w:t xml:space="preserve"/>
-            </w:r>
-          </w:p>
+                <w:right w:val="none" w:color="FFFFFF" w:sz="0"/>
+                <w:insideH w:val="single" w:color="auto" w:sz="4"/>
+                <w:insideV w:val="single" w:color="auto" w:sz="4"/>
+              </w:tblBorders>
+            </w:tblPr>
+            <w:tblGrid>
+              <w:gridCol w:w="7846"/>
+            </w:tblGrid>
+            <w:tr>
+              <w:trPr>
+                <w:trHeight w:val="520" w:hRule="exact"/>
+              </w:trPr>
+              <w:tc>
+                <w:tcPr>
+                  <w:tcW w:type="dxa" w:w="7846"/>
+                  <w:tcMar>
+                    <w:top w:type="dxa" w:w="0"/>
+                    <w:left w:type="dxa" w:w="0"/>
+                    <w:bottom w:type="dxa" w:w="0"/>
+                    <w:right w:type="dxa" w:w="0"/>
+                  </w:tcMar>
+                </w:tcPr>
+                <w:p>
+                  <w:pPr>
+                    <w:spacing w:after="0"/>
+                  </w:pPr>
+                  <w:r>
+                    <w:rPr>
+                      <w:rFonts w:ascii="Aptos Narrow" w:cs="Aptos Narrow" w:eastAsia="Aptos Narrow" w:hAnsi="Aptos Narrow"/>
+                      <w:color w:val="000000"/>
+                      <w:sz w:val="22"/>
+                      <w:szCs w:val="22"/>
+                    </w:rPr>
+                    <w:t xml:space="preserve"/>
+                  </w:r>
+                </w:p>
+              </w:tc>
+            </w:tr>
+            <w:tr>
+              <w:trPr>
+                <w:trHeight w:val="520" w:hRule="exact"/>
+              </w:trPr>
+              <w:tc>
+                <w:tcPr>
+                  <w:tcW w:type="dxa" w:w="7846"/>
+                  <w:tcMar>
+                    <w:top w:type="dxa" w:w="0"/>
+                    <w:left w:type="dxa" w:w="0"/>
+                    <w:bottom w:type="dxa" w:w="0"/>
+                    <w:right w:type="dxa" w:w="0"/>
+                  </w:tcMar>
+                </w:tcPr>
+                <w:p>
+                  <w:pPr>
+                    <w:spacing w:after="0"/>
+                  </w:pPr>
+                  <w:r>
+                    <w:rPr>
+                      <w:rFonts w:ascii="Aptos Narrow" w:cs="Aptos Narrow" w:eastAsia="Aptos Narrow" w:hAnsi="Aptos Narrow"/>
+                      <w:color w:val="000000"/>
+                      <w:sz w:val="22"/>
+                      <w:szCs w:val="22"/>
+                    </w:rPr>
+                    <w:t xml:space="preserve"/>
+                  </w:r>
+                </w:p>
+              </w:tc>
+            </w:tr>
+            <w:tr>
+              <w:trPr>
+                <w:trHeight w:val="520" w:hRule="exact"/>
+              </w:trPr>
+              <w:tc>
+                <w:tcPr>
+                  <w:tcW w:type="dxa" w:w="7846"/>
+                  <w:tcMar>
+                    <w:top w:type="dxa" w:w="0"/>
+                    <w:left w:type="dxa" w:w="0"/>
+                    <w:bottom w:type="dxa" w:w="0"/>
+                    <w:right w:type="dxa" w:w="0"/>
+                  </w:tcMar>
+                </w:tcPr>
+                <w:p>
+                  <w:pPr>
+                    <w:spacing w:after="0"/>
+                  </w:pPr>
+                  <w:r>
+                    <w:rPr>
+                      <w:rFonts w:ascii="Aptos Narrow" w:cs="Aptos Narrow" w:eastAsia="Aptos Narrow" w:hAnsi="Aptos Narrow"/>
+                      <w:color w:val="000000"/>
+                      <w:sz w:val="22"/>
+                      <w:szCs w:val="22"/>
+                    </w:rPr>
+                    <w:t xml:space="preserve"/>
+                  </w:r>
+                </w:p>
+              </w:tc>
+            </w:tr>
+            <w:tr>
+              <w:trPr>
+                <w:trHeight w:val="520" w:hRule="exact"/>
+              </w:trPr>
+              <w:tc>
+                <w:tcPr>
+                  <w:tcW w:type="dxa" w:w="7846"/>
+                  <w:tcMar>
+                    <w:top w:type="dxa" w:w="0"/>
+                    <w:left w:type="dxa" w:w="0"/>
+                    <w:bottom w:type="dxa" w:w="0"/>
+                    <w:right w:type="dxa" w:w="0"/>
+                  </w:tcMar>
+                </w:tcPr>
+                <w:p>
+                  <w:pPr>
+                    <w:spacing w:after="0"/>
+                  </w:pPr>
+                  <w:r>
+                    <w:rPr>
+                      <w:rFonts w:ascii="Aptos Narrow" w:cs="Aptos Narrow" w:eastAsia="Aptos Narrow" w:hAnsi="Aptos Narrow"/>
+                      <w:color w:val="000000"/>
+                      <w:sz w:val="22"/>
+                      <w:szCs w:val="22"/>
+                    </w:rPr>
+                    <w:t xml:space="preserve"/>
+                  </w:r>
+                </w:p>
+              </w:tc>
+            </w:tr>
+            <w:tr>
+              <w:trPr>
+                <w:trHeight w:val="520" w:hRule="exact"/>
+              </w:trPr>
+              <w:tc>
+                <w:tcPr>
+                  <w:tcW w:type="dxa" w:w="7846"/>
+                  <w:tcMar>
+                    <w:top w:type="dxa" w:w="0"/>
+                    <w:left w:type="dxa" w:w="0"/>
+                    <w:bottom w:type="dxa" w:w="0"/>
+                    <w:right w:type="dxa" w:w="0"/>
+                  </w:tcMar>
+                </w:tcPr>
+                <w:p>
+                  <w:pPr>
+                    <w:spacing w:after="0"/>
+                  </w:pPr>
+                  <w:r>
+                    <w:rPr>
+                      <w:rFonts w:ascii="Aptos Narrow" w:cs="Aptos Narrow" w:eastAsia="Aptos Narrow" w:hAnsi="Aptos Narrow"/>
+                      <w:color w:val="000000"/>
+                      <w:sz w:val="22"/>
+                      <w:szCs w:val="22"/>
+                    </w:rPr>
+                    <w:t xml:space="preserve"/>
+                  </w:r>
+                </w:p>
+              </w:tc>
+            </w:tr>
+            <w:tr>
+              <w:trPr>
+                <w:trHeight w:val="520" w:hRule="exact"/>
+              </w:trPr>
+              <w:tc>
+                <w:tcPr>
+                  <w:tcW w:type="dxa" w:w="7846"/>
+                  <w:tcMar>
+                    <w:top w:type="dxa" w:w="0"/>
+                    <w:left w:type="dxa" w:w="0"/>
+                    <w:bottom w:type="dxa" w:w="0"/>
+                    <w:right w:type="dxa" w:w="0"/>
+                  </w:tcMar>
+                </w:tcPr>
+                <w:p>
+                  <w:pPr>
+                    <w:spacing w:after="0"/>
+                  </w:pPr>
+                  <w:r>
+                    <w:rPr>
+                      <w:rFonts w:ascii="Aptos Narrow" w:cs="Aptos Narrow" w:eastAsia="Aptos Narrow" w:hAnsi="Aptos Narrow"/>
+                      <w:color w:val="000000"/>
+                      <w:sz w:val="22"/>
+                      <w:szCs w:val="22"/>
+                    </w:rPr>
+                    <w:t xml:space="preserve"/>
+                  </w:r>
+                </w:p>
+              </w:tc>
+            </w:tr>
+          </w:tbl>
+          <w:p/>
         </w:tc>
       </w:tr>
       <w:tr>
@@ -2431,74 +2950,173 @@
               <w:right w:type="dxa" w:w="160"/>
             </w:tcMar>
           </w:tcPr>
-          <w:p>
-            <w:pPr>
-              <w:pBdr>
+          <w:tbl>
+            <w:tblPr>
+              <w:tblW w:type="dxa" w:w="7846"/>
+              <w:tblBorders>
+                <w:top w:val="none" w:color="FFFFFF" w:sz="0"/>
+                <w:left w:val="none" w:color="FFFFFF" w:sz="0"/>
                 <w:bottom w:val="single" w:color="BFBFBF" w:sz="4"/>
-              </w:pBdr>
-              <w:spacing w:after="0" w:before="200"/>
-            </w:pPr>
-            <w:r>
-              <w:rPr>
-                <w:rFonts w:ascii="Aptos Narrow" w:cs="Aptos Narrow" w:eastAsia="Aptos Narrow" w:hAnsi="Aptos Narrow"/>
-                <w:color w:val="000000"/>
-                <w:sz w:val="22"/>
-                <w:szCs w:val="22"/>
-              </w:rPr>
-              <w:t xml:space="preserve"/>
-            </w:r>
-          </w:p>
-          <w:p>
-            <w:pPr>
-              <w:pBdr>
-                <w:bottom w:val="single" w:color="BFBFBF" w:sz="4"/>
-              </w:pBdr>
-              <w:spacing w:after="0" w:before="200"/>
-            </w:pPr>
-            <w:r>
-              <w:rPr>
-                <w:rFonts w:ascii="Aptos Narrow" w:cs="Aptos Narrow" w:eastAsia="Aptos Narrow" w:hAnsi="Aptos Narrow"/>
-                <w:color w:val="000000"/>
-                <w:sz w:val="22"/>
-                <w:szCs w:val="22"/>
-              </w:rPr>
-              <w:t xml:space="preserve"/>
-            </w:r>
-          </w:p>
-          <w:p>
-            <w:pPr>
-              <w:pBdr>
-                <w:bottom w:val="single" w:color="BFBFBF" w:sz="4"/>
-              </w:pBdr>
-              <w:spacing w:after="0" w:before="200"/>
-            </w:pPr>
-            <w:r>
-              <w:rPr>
-                <w:rFonts w:ascii="Aptos Narrow" w:cs="Aptos Narrow" w:eastAsia="Aptos Narrow" w:hAnsi="Aptos Narrow"/>
-                <w:color w:val="000000"/>
-                <w:sz w:val="22"/>
-                <w:szCs w:val="22"/>
-              </w:rPr>
-              <w:t xml:space="preserve"/>
-            </w:r>
-          </w:p>
-          <w:p>
-            <w:pPr>
-              <w:pBdr>
-                <w:bottom w:val="single" w:color="BFBFBF" w:sz="4"/>
-              </w:pBdr>
-              <w:spacing w:after="0" w:before="200"/>
-            </w:pPr>
-            <w:r>
-              <w:rPr>
-                <w:rFonts w:ascii="Aptos Narrow" w:cs="Aptos Narrow" w:eastAsia="Aptos Narrow" w:hAnsi="Aptos Narrow"/>
-                <w:color w:val="000000"/>
-                <w:sz w:val="22"/>
-                <w:szCs w:val="22"/>
-              </w:rPr>
-              <w:t xml:space="preserve"/>
-            </w:r>
-          </w:p>
+                <w:right w:val="none" w:color="FFFFFF" w:sz="0"/>
+                <w:insideH w:val="single" w:color="auto" w:sz="4"/>
+                <w:insideV w:val="single" w:color="auto" w:sz="4"/>
+              </w:tblBorders>
+            </w:tblPr>
+            <w:tblGrid>
+              <w:gridCol w:w="7846"/>
+            </w:tblGrid>
+            <w:tr>
+              <w:trPr>
+                <w:trHeight w:val="520" w:hRule="exact"/>
+              </w:trPr>
+              <w:tc>
+                <w:tcPr>
+                  <w:tcW w:type="dxa" w:w="7846"/>
+                  <w:tcMar>
+                    <w:top w:type="dxa" w:w="0"/>
+                    <w:left w:type="dxa" w:w="0"/>
+                    <w:bottom w:type="dxa" w:w="0"/>
+                    <w:right w:type="dxa" w:w="0"/>
+                  </w:tcMar>
+                </w:tcPr>
+                <w:p>
+                  <w:pPr>
+                    <w:spacing w:after="0"/>
+                  </w:pPr>
+                  <w:r>
+                    <w:rPr>
+                      <w:rFonts w:ascii="Aptos Narrow" w:cs="Aptos Narrow" w:eastAsia="Aptos Narrow" w:hAnsi="Aptos Narrow"/>
+                      <w:color w:val="000000"/>
+                      <w:sz w:val="22"/>
+                      <w:szCs w:val="22"/>
+                    </w:rPr>
+                    <w:t xml:space="preserve"/>
+                  </w:r>
+                </w:p>
+              </w:tc>
+            </w:tr>
+            <w:tr>
+              <w:trPr>
+                <w:trHeight w:val="520" w:hRule="exact"/>
+              </w:trPr>
+              <w:tc>
+                <w:tcPr>
+                  <w:tcW w:type="dxa" w:w="7846"/>
+                  <w:tcMar>
+                    <w:top w:type="dxa" w:w="0"/>
+                    <w:left w:type="dxa" w:w="0"/>
+                    <w:bottom w:type="dxa" w:w="0"/>
+                    <w:right w:type="dxa" w:w="0"/>
+                  </w:tcMar>
+                </w:tcPr>
+                <w:p>
+                  <w:pPr>
+                    <w:spacing w:after="0"/>
+                  </w:pPr>
+                  <w:r>
+                    <w:rPr>
+                      <w:rFonts w:ascii="Aptos Narrow" w:cs="Aptos Narrow" w:eastAsia="Aptos Narrow" w:hAnsi="Aptos Narrow"/>
+                      <w:color w:val="000000"/>
+                      <w:sz w:val="22"/>
+                      <w:szCs w:val="22"/>
+                    </w:rPr>
+                    <w:t xml:space="preserve"/>
+                  </w:r>
+                </w:p>
+              </w:tc>
+            </w:tr>
+            <w:tr>
+              <w:trPr>
+                <w:trHeight w:val="520" w:hRule="exact"/>
+              </w:trPr>
+              <w:tc>
+                <w:tcPr>
+                  <w:tcW w:type="dxa" w:w="7846"/>
+                  <w:tcMar>
+                    <w:top w:type="dxa" w:w="0"/>
+                    <w:left w:type="dxa" w:w="0"/>
+                    <w:bottom w:type="dxa" w:w="0"/>
+                    <w:right w:type="dxa" w:w="0"/>
+                  </w:tcMar>
+                </w:tcPr>
+                <w:p>
+                  <w:pPr>
+                    <w:spacing w:after="0"/>
+                  </w:pPr>
+                  <w:r>
+                    <w:rPr>
+                      <w:rFonts w:ascii="Aptos Narrow" w:cs="Aptos Narrow" w:eastAsia="Aptos Narrow" w:hAnsi="Aptos Narrow"/>
+                      <w:color w:val="000000"/>
+                      <w:sz w:val="22"/>
+                      <w:szCs w:val="22"/>
+                    </w:rPr>
+                    <w:t xml:space="preserve"/>
+                  </w:r>
+                </w:p>
+              </w:tc>
+            </w:tr>
+            <w:tr>
+              <w:trPr>
+                <w:trHeight w:val="520" w:hRule="exact"/>
+              </w:trPr>
+              <w:tc>
+                <w:tcPr>
+                  <w:tcW w:type="dxa" w:w="7846"/>
+                  <w:tcMar>
+                    <w:top w:type="dxa" w:w="0"/>
+                    <w:left w:type="dxa" w:w="0"/>
+                    <w:bottom w:type="dxa" w:w="0"/>
+                    <w:right w:type="dxa" w:w="0"/>
+                  </w:tcMar>
+                </w:tcPr>
+                <w:p>
+                  <w:pPr>
+                    <w:spacing w:after="0"/>
+                  </w:pPr>
+                  <w:r>
+                    <w:rPr>
+                      <w:rFonts w:ascii="Aptos Narrow" w:cs="Aptos Narrow" w:eastAsia="Aptos Narrow" w:hAnsi="Aptos Narrow"/>
+                      <w:color w:val="000000"/>
+                      <w:sz w:val="22"/>
+                      <w:szCs w:val="22"/>
+                    </w:rPr>
+                    <w:t xml:space="preserve"/>
+                  </w:r>
+                </w:p>
+              </w:tc>
+            </w:tr>
+            <w:tr>
+              <w:trPr>
+                <w:trHeight w:val="520" w:hRule="exact"/>
+              </w:trPr>
+              <w:tc>
+                <w:tcPr>
+                  <w:tcW w:type="dxa" w:w="7846"/>
+                  <w:tcMar>
+                    <w:top w:type="dxa" w:w="0"/>
+                    <w:left w:type="dxa" w:w="0"/>
+                    <w:bottom w:type="dxa" w:w="0"/>
+                    <w:right w:type="dxa" w:w="0"/>
+                  </w:tcMar>
+                </w:tcPr>
+                <w:p>
+                  <w:pPr>
+                    <w:spacing w:after="0"/>
+                  </w:pPr>
+                  <w:r>
+                    <w:rPr>
+                      <w:rFonts w:ascii="Aptos Narrow" w:cs="Aptos Narrow" w:eastAsia="Aptos Narrow" w:hAnsi="Aptos Narrow"/>
+                      <w:color w:val="000000"/>
+                      <w:sz w:val="22"/>
+                      <w:szCs w:val="22"/>
+                    </w:rPr>
+                    <w:t xml:space="preserve"/>
+                  </w:r>
+                </w:p>
+              </w:tc>
+            </w:tr>
+          </w:tbl>
+          <w:p/>
         </w:tc>
       </w:tr>
       <w:tr>
@@ -2556,74 +3174,143 @@
               <w:t xml:space="preserve">Through these family bonds, Fraillon suggests that …</w:t>
             </w:r>
           </w:p>
-          <w:p>
-            <w:pPr>
-              <w:pBdr>
+          <w:tbl>
+            <w:tblPr>
+              <w:tblW w:type="dxa" w:w="7846"/>
+              <w:tblBorders>
+                <w:top w:val="none" w:color="FFFFFF" w:sz="0"/>
+                <w:left w:val="none" w:color="FFFFFF" w:sz="0"/>
                 <w:bottom w:val="single" w:color="BFBFBF" w:sz="4"/>
-              </w:pBdr>
-              <w:spacing w:after="0" w:before="200"/>
-            </w:pPr>
-            <w:r>
-              <w:rPr>
-                <w:rFonts w:ascii="Aptos Narrow" w:cs="Aptos Narrow" w:eastAsia="Aptos Narrow" w:hAnsi="Aptos Narrow"/>
-                <w:color w:val="000000"/>
-                <w:sz w:val="22"/>
-                <w:szCs w:val="22"/>
-              </w:rPr>
-              <w:t xml:space="preserve"/>
-            </w:r>
-          </w:p>
-          <w:p>
-            <w:pPr>
-              <w:pBdr>
-                <w:bottom w:val="single" w:color="BFBFBF" w:sz="4"/>
-              </w:pBdr>
-              <w:spacing w:after="0" w:before="200"/>
-            </w:pPr>
-            <w:r>
-              <w:rPr>
-                <w:rFonts w:ascii="Aptos Narrow" w:cs="Aptos Narrow" w:eastAsia="Aptos Narrow" w:hAnsi="Aptos Narrow"/>
-                <w:color w:val="000000"/>
-                <w:sz w:val="22"/>
-                <w:szCs w:val="22"/>
-              </w:rPr>
-              <w:t xml:space="preserve"/>
-            </w:r>
-          </w:p>
-          <w:p>
-            <w:pPr>
-              <w:pBdr>
-                <w:bottom w:val="single" w:color="BFBFBF" w:sz="4"/>
-              </w:pBdr>
-              <w:spacing w:after="0" w:before="200"/>
-            </w:pPr>
-            <w:r>
-              <w:rPr>
-                <w:rFonts w:ascii="Aptos Narrow" w:cs="Aptos Narrow" w:eastAsia="Aptos Narrow" w:hAnsi="Aptos Narrow"/>
-                <w:color w:val="000000"/>
-                <w:sz w:val="22"/>
-                <w:szCs w:val="22"/>
-              </w:rPr>
-              <w:t xml:space="preserve"/>
-            </w:r>
-          </w:p>
-          <w:p>
-            <w:pPr>
-              <w:pBdr>
-                <w:bottom w:val="single" w:color="BFBFBF" w:sz="4"/>
-              </w:pBdr>
-              <w:spacing w:after="0" w:before="200"/>
-            </w:pPr>
-            <w:r>
-              <w:rPr>
-                <w:rFonts w:ascii="Aptos Narrow" w:cs="Aptos Narrow" w:eastAsia="Aptos Narrow" w:hAnsi="Aptos Narrow"/>
-                <w:color w:val="000000"/>
-                <w:sz w:val="22"/>
-                <w:szCs w:val="22"/>
-              </w:rPr>
-              <w:t xml:space="preserve"/>
-            </w:r>
-          </w:p>
+                <w:right w:val="none" w:color="FFFFFF" w:sz="0"/>
+                <w:insideH w:val="single" w:color="auto" w:sz="4"/>
+                <w:insideV w:val="single" w:color="auto" w:sz="4"/>
+              </w:tblBorders>
+            </w:tblPr>
+            <w:tblGrid>
+              <w:gridCol w:w="7846"/>
+            </w:tblGrid>
+            <w:tr>
+              <w:trPr>
+                <w:trHeight w:val="520" w:hRule="exact"/>
+              </w:trPr>
+              <w:tc>
+                <w:tcPr>
+                  <w:tcW w:type="dxa" w:w="7846"/>
+                  <w:tcMar>
+                    <w:top w:type="dxa" w:w="0"/>
+                    <w:left w:type="dxa" w:w="0"/>
+                    <w:bottom w:type="dxa" w:w="0"/>
+                    <w:right w:type="dxa" w:w="0"/>
+                  </w:tcMar>
+                </w:tcPr>
+                <w:p>
+                  <w:pPr>
+                    <w:spacing w:after="0"/>
+                  </w:pPr>
+                  <w:r>
+                    <w:rPr>
+                      <w:rFonts w:ascii="Aptos Narrow" w:cs="Aptos Narrow" w:eastAsia="Aptos Narrow" w:hAnsi="Aptos Narrow"/>
+                      <w:color w:val="000000"/>
+                      <w:sz w:val="22"/>
+                      <w:szCs w:val="22"/>
+                    </w:rPr>
+                    <w:t xml:space="preserve"/>
+                  </w:r>
+                </w:p>
+              </w:tc>
+            </w:tr>
+            <w:tr>
+              <w:trPr>
+                <w:trHeight w:val="520" w:hRule="exact"/>
+              </w:trPr>
+              <w:tc>
+                <w:tcPr>
+                  <w:tcW w:type="dxa" w:w="7846"/>
+                  <w:tcMar>
+                    <w:top w:type="dxa" w:w="0"/>
+                    <w:left w:type="dxa" w:w="0"/>
+                    <w:bottom w:type="dxa" w:w="0"/>
+                    <w:right w:type="dxa" w:w="0"/>
+                  </w:tcMar>
+                </w:tcPr>
+                <w:p>
+                  <w:pPr>
+                    <w:spacing w:after="0"/>
+                  </w:pPr>
+                  <w:r>
+                    <w:rPr>
+                      <w:rFonts w:ascii="Aptos Narrow" w:cs="Aptos Narrow" w:eastAsia="Aptos Narrow" w:hAnsi="Aptos Narrow"/>
+                      <w:color w:val="000000"/>
+                      <w:sz w:val="22"/>
+                      <w:szCs w:val="22"/>
+                    </w:rPr>
+                    <w:t xml:space="preserve"/>
+                  </w:r>
+                </w:p>
+              </w:tc>
+            </w:tr>
+            <w:tr>
+              <w:trPr>
+                <w:trHeight w:val="520" w:hRule="exact"/>
+              </w:trPr>
+              <w:tc>
+                <w:tcPr>
+                  <w:tcW w:type="dxa" w:w="7846"/>
+                  <w:tcMar>
+                    <w:top w:type="dxa" w:w="0"/>
+                    <w:left w:type="dxa" w:w="0"/>
+                    <w:bottom w:type="dxa" w:w="0"/>
+                    <w:right w:type="dxa" w:w="0"/>
+                  </w:tcMar>
+                </w:tcPr>
+                <w:p>
+                  <w:pPr>
+                    <w:spacing w:after="0"/>
+                  </w:pPr>
+                  <w:r>
+                    <w:rPr>
+                      <w:rFonts w:ascii="Aptos Narrow" w:cs="Aptos Narrow" w:eastAsia="Aptos Narrow" w:hAnsi="Aptos Narrow"/>
+                      <w:color w:val="000000"/>
+                      <w:sz w:val="22"/>
+                      <w:szCs w:val="22"/>
+                    </w:rPr>
+                    <w:t xml:space="preserve"/>
+                  </w:r>
+                </w:p>
+              </w:tc>
+            </w:tr>
+            <w:tr>
+              <w:trPr>
+                <w:trHeight w:val="520" w:hRule="exact"/>
+              </w:trPr>
+              <w:tc>
+                <w:tcPr>
+                  <w:tcW w:type="dxa" w:w="7846"/>
+                  <w:tcMar>
+                    <w:top w:type="dxa" w:w="0"/>
+                    <w:left w:type="dxa" w:w="0"/>
+                    <w:bottom w:type="dxa" w:w="0"/>
+                    <w:right w:type="dxa" w:w="0"/>
+                  </w:tcMar>
+                </w:tcPr>
+                <w:p>
+                  <w:pPr>
+                    <w:spacing w:after="0"/>
+                  </w:pPr>
+                  <w:r>
+                    <w:rPr>
+                      <w:rFonts w:ascii="Aptos Narrow" w:cs="Aptos Narrow" w:eastAsia="Aptos Narrow" w:hAnsi="Aptos Narrow"/>
+                      <w:color w:val="000000"/>
+                      <w:sz w:val="22"/>
+                      <w:szCs w:val="22"/>
+                    </w:rPr>
+                    <w:t xml:space="preserve"/>
+                  </w:r>
+                </w:p>
+              </w:tc>
+            </w:tr>
+          </w:tbl>
+          <w:p/>
         </w:tc>
       </w:tr>
     </w:tbl>
@@ -2691,482 +3378,803 @@
               <w:right w:type="dxa" w:w="160"/>
             </w:tcMar>
           </w:tcPr>
-          <w:p>
-            <w:pPr>
-              <w:pBdr>
+          <w:tbl>
+            <w:tblPr>
+              <w:tblW w:type="dxa" w:w="10146"/>
+              <w:tblBorders>
+                <w:top w:val="none" w:color="FFFFFF" w:sz="0"/>
+                <w:left w:val="none" w:color="FFFFFF" w:sz="0"/>
                 <w:bottom w:val="single" w:color="BFBFBF" w:sz="4"/>
-              </w:pBdr>
-              <w:spacing w:after="0" w:before="200"/>
-            </w:pPr>
-            <w:r>
-              <w:rPr>
-                <w:rFonts w:ascii="Aptos Narrow" w:cs="Aptos Narrow" w:eastAsia="Aptos Narrow" w:hAnsi="Aptos Narrow"/>
-                <w:color w:val="000000"/>
-                <w:sz w:val="22"/>
-                <w:szCs w:val="22"/>
-              </w:rPr>
-              <w:t xml:space="preserve"/>
-            </w:r>
-          </w:p>
-          <w:p>
-            <w:pPr>
-              <w:pBdr>
-                <w:bottom w:val="single" w:color="BFBFBF" w:sz="4"/>
-              </w:pBdr>
-              <w:spacing w:after="0" w:before="200"/>
-            </w:pPr>
-            <w:r>
-              <w:rPr>
-                <w:rFonts w:ascii="Aptos Narrow" w:cs="Aptos Narrow" w:eastAsia="Aptos Narrow" w:hAnsi="Aptos Narrow"/>
-                <w:color w:val="000000"/>
-                <w:sz w:val="22"/>
-                <w:szCs w:val="22"/>
-              </w:rPr>
-              <w:t xml:space="preserve"/>
-            </w:r>
-          </w:p>
-          <w:p>
-            <w:pPr>
-              <w:pBdr>
-                <w:bottom w:val="single" w:color="BFBFBF" w:sz="4"/>
-              </w:pBdr>
-              <w:spacing w:after="0" w:before="200"/>
-            </w:pPr>
-            <w:r>
-              <w:rPr>
-                <w:rFonts w:ascii="Aptos Narrow" w:cs="Aptos Narrow" w:eastAsia="Aptos Narrow" w:hAnsi="Aptos Narrow"/>
-                <w:color w:val="000000"/>
-                <w:sz w:val="22"/>
-                <w:szCs w:val="22"/>
-              </w:rPr>
-              <w:t xml:space="preserve"/>
-            </w:r>
-          </w:p>
-          <w:p>
-            <w:pPr>
-              <w:pBdr>
-                <w:bottom w:val="single" w:color="BFBFBF" w:sz="4"/>
-              </w:pBdr>
-              <w:spacing w:after="0" w:before="200"/>
-            </w:pPr>
-            <w:r>
-              <w:rPr>
-                <w:rFonts w:ascii="Aptos Narrow" w:cs="Aptos Narrow" w:eastAsia="Aptos Narrow" w:hAnsi="Aptos Narrow"/>
-                <w:color w:val="000000"/>
-                <w:sz w:val="22"/>
-                <w:szCs w:val="22"/>
-              </w:rPr>
-              <w:t xml:space="preserve"/>
-            </w:r>
-          </w:p>
-          <w:p>
-            <w:pPr>
-              <w:pBdr>
-                <w:bottom w:val="single" w:color="BFBFBF" w:sz="4"/>
-              </w:pBdr>
-              <w:spacing w:after="0" w:before="200"/>
-            </w:pPr>
-            <w:r>
-              <w:rPr>
-                <w:rFonts w:ascii="Aptos Narrow" w:cs="Aptos Narrow" w:eastAsia="Aptos Narrow" w:hAnsi="Aptos Narrow"/>
-                <w:color w:val="000000"/>
-                <w:sz w:val="22"/>
-                <w:szCs w:val="22"/>
-              </w:rPr>
-              <w:t xml:space="preserve"/>
-            </w:r>
-          </w:p>
-          <w:p>
-            <w:pPr>
-              <w:pBdr>
-                <w:bottom w:val="single" w:color="BFBFBF" w:sz="4"/>
-              </w:pBdr>
-              <w:spacing w:after="0" w:before="200"/>
-            </w:pPr>
-            <w:r>
-              <w:rPr>
-                <w:rFonts w:ascii="Aptos Narrow" w:cs="Aptos Narrow" w:eastAsia="Aptos Narrow" w:hAnsi="Aptos Narrow"/>
-                <w:color w:val="000000"/>
-                <w:sz w:val="22"/>
-                <w:szCs w:val="22"/>
-              </w:rPr>
-              <w:t xml:space="preserve"/>
-            </w:r>
-          </w:p>
-          <w:p>
-            <w:pPr>
-              <w:pBdr>
-                <w:bottom w:val="single" w:color="BFBFBF" w:sz="4"/>
-              </w:pBdr>
-              <w:spacing w:after="0" w:before="200"/>
-            </w:pPr>
-            <w:r>
-              <w:rPr>
-                <w:rFonts w:ascii="Aptos Narrow" w:cs="Aptos Narrow" w:eastAsia="Aptos Narrow" w:hAnsi="Aptos Narrow"/>
-                <w:color w:val="000000"/>
-                <w:sz w:val="22"/>
-                <w:szCs w:val="22"/>
-              </w:rPr>
-              <w:t xml:space="preserve"/>
-            </w:r>
-          </w:p>
-          <w:p>
-            <w:pPr>
-              <w:pBdr>
-                <w:bottom w:val="single" w:color="BFBFBF" w:sz="4"/>
-              </w:pBdr>
-              <w:spacing w:after="0" w:before="200"/>
-            </w:pPr>
-            <w:r>
-              <w:rPr>
-                <w:rFonts w:ascii="Aptos Narrow" w:cs="Aptos Narrow" w:eastAsia="Aptos Narrow" w:hAnsi="Aptos Narrow"/>
-                <w:color w:val="000000"/>
-                <w:sz w:val="22"/>
-                <w:szCs w:val="22"/>
-              </w:rPr>
-              <w:t xml:space="preserve"/>
-            </w:r>
-          </w:p>
-          <w:p>
-            <w:pPr>
-              <w:pBdr>
-                <w:bottom w:val="single" w:color="BFBFBF" w:sz="4"/>
-              </w:pBdr>
-              <w:spacing w:after="0" w:before="200"/>
-            </w:pPr>
-            <w:r>
-              <w:rPr>
-                <w:rFonts w:ascii="Aptos Narrow" w:cs="Aptos Narrow" w:eastAsia="Aptos Narrow" w:hAnsi="Aptos Narrow"/>
-                <w:color w:val="000000"/>
-                <w:sz w:val="22"/>
-                <w:szCs w:val="22"/>
-              </w:rPr>
-              <w:t xml:space="preserve"/>
-            </w:r>
-          </w:p>
-          <w:p>
-            <w:pPr>
-              <w:pBdr>
-                <w:bottom w:val="single" w:color="BFBFBF" w:sz="4"/>
-              </w:pBdr>
-              <w:spacing w:after="0" w:before="200"/>
-            </w:pPr>
-            <w:r>
-              <w:rPr>
-                <w:rFonts w:ascii="Aptos Narrow" w:cs="Aptos Narrow" w:eastAsia="Aptos Narrow" w:hAnsi="Aptos Narrow"/>
-                <w:color w:val="000000"/>
-                <w:sz w:val="22"/>
-                <w:szCs w:val="22"/>
-              </w:rPr>
-              <w:t xml:space="preserve"/>
-            </w:r>
-          </w:p>
-          <w:p>
-            <w:pPr>
-              <w:pBdr>
-                <w:bottom w:val="single" w:color="BFBFBF" w:sz="4"/>
-              </w:pBdr>
-              <w:spacing w:after="0" w:before="200"/>
-            </w:pPr>
-            <w:r>
-              <w:rPr>
-                <w:rFonts w:ascii="Aptos Narrow" w:cs="Aptos Narrow" w:eastAsia="Aptos Narrow" w:hAnsi="Aptos Narrow"/>
-                <w:color w:val="000000"/>
-                <w:sz w:val="22"/>
-                <w:szCs w:val="22"/>
-              </w:rPr>
-              <w:t xml:space="preserve"/>
-            </w:r>
-          </w:p>
-          <w:p>
-            <w:pPr>
-              <w:pBdr>
-                <w:bottom w:val="single" w:color="BFBFBF" w:sz="4"/>
-              </w:pBdr>
-              <w:spacing w:after="0" w:before="200"/>
-            </w:pPr>
-            <w:r>
-              <w:rPr>
-                <w:rFonts w:ascii="Aptos Narrow" w:cs="Aptos Narrow" w:eastAsia="Aptos Narrow" w:hAnsi="Aptos Narrow"/>
-                <w:color w:val="000000"/>
-                <w:sz w:val="22"/>
-                <w:szCs w:val="22"/>
-              </w:rPr>
-              <w:t xml:space="preserve"/>
-            </w:r>
-          </w:p>
-          <w:p>
-            <w:pPr>
-              <w:pBdr>
-                <w:bottom w:val="single" w:color="BFBFBF" w:sz="4"/>
-              </w:pBdr>
-              <w:spacing w:after="0" w:before="200"/>
-            </w:pPr>
-            <w:r>
-              <w:rPr>
-                <w:rFonts w:ascii="Aptos Narrow" w:cs="Aptos Narrow" w:eastAsia="Aptos Narrow" w:hAnsi="Aptos Narrow"/>
-                <w:color w:val="000000"/>
-                <w:sz w:val="22"/>
-                <w:szCs w:val="22"/>
-              </w:rPr>
-              <w:t xml:space="preserve"/>
-            </w:r>
-          </w:p>
-          <w:p>
-            <w:pPr>
-              <w:pBdr>
-                <w:bottom w:val="single" w:color="BFBFBF" w:sz="4"/>
-              </w:pBdr>
-              <w:spacing w:after="0" w:before="200"/>
-            </w:pPr>
-            <w:r>
-              <w:rPr>
-                <w:rFonts w:ascii="Aptos Narrow" w:cs="Aptos Narrow" w:eastAsia="Aptos Narrow" w:hAnsi="Aptos Narrow"/>
-                <w:color w:val="000000"/>
-                <w:sz w:val="22"/>
-                <w:szCs w:val="22"/>
-              </w:rPr>
-              <w:t xml:space="preserve"/>
-            </w:r>
-          </w:p>
-          <w:p>
-            <w:pPr>
-              <w:pBdr>
-                <w:bottom w:val="single" w:color="BFBFBF" w:sz="4"/>
-              </w:pBdr>
-              <w:spacing w:after="0" w:before="200"/>
-            </w:pPr>
-            <w:r>
-              <w:rPr>
-                <w:rFonts w:ascii="Aptos Narrow" w:cs="Aptos Narrow" w:eastAsia="Aptos Narrow" w:hAnsi="Aptos Narrow"/>
-                <w:color w:val="000000"/>
-                <w:sz w:val="22"/>
-                <w:szCs w:val="22"/>
-              </w:rPr>
-              <w:t xml:space="preserve"/>
-            </w:r>
-          </w:p>
-          <w:p>
-            <w:pPr>
-              <w:pBdr>
-                <w:bottom w:val="single" w:color="BFBFBF" w:sz="4"/>
-              </w:pBdr>
-              <w:spacing w:after="0" w:before="200"/>
-            </w:pPr>
-            <w:r>
-              <w:rPr>
-                <w:rFonts w:ascii="Aptos Narrow" w:cs="Aptos Narrow" w:eastAsia="Aptos Narrow" w:hAnsi="Aptos Narrow"/>
-                <w:color w:val="000000"/>
-                <w:sz w:val="22"/>
-                <w:szCs w:val="22"/>
-              </w:rPr>
-              <w:t xml:space="preserve"/>
-            </w:r>
-          </w:p>
-          <w:p>
-            <w:pPr>
-              <w:pBdr>
-                <w:bottom w:val="single" w:color="BFBFBF" w:sz="4"/>
-              </w:pBdr>
-              <w:spacing w:after="0" w:before="200"/>
-            </w:pPr>
-            <w:r>
-              <w:rPr>
-                <w:rFonts w:ascii="Aptos Narrow" w:cs="Aptos Narrow" w:eastAsia="Aptos Narrow" w:hAnsi="Aptos Narrow"/>
-                <w:color w:val="000000"/>
-                <w:sz w:val="22"/>
-                <w:szCs w:val="22"/>
-              </w:rPr>
-              <w:t xml:space="preserve"/>
-            </w:r>
-          </w:p>
-          <w:p>
-            <w:pPr>
-              <w:pBdr>
-                <w:bottom w:val="single" w:color="BFBFBF" w:sz="4"/>
-              </w:pBdr>
-              <w:spacing w:after="0" w:before="200"/>
-            </w:pPr>
-            <w:r>
-              <w:rPr>
-                <w:rFonts w:ascii="Aptos Narrow" w:cs="Aptos Narrow" w:eastAsia="Aptos Narrow" w:hAnsi="Aptos Narrow"/>
-                <w:color w:val="000000"/>
-                <w:sz w:val="22"/>
-                <w:szCs w:val="22"/>
-              </w:rPr>
-              <w:t xml:space="preserve"/>
-            </w:r>
-          </w:p>
-          <w:p>
-            <w:pPr>
-              <w:pBdr>
-                <w:bottom w:val="single" w:color="BFBFBF" w:sz="4"/>
-              </w:pBdr>
-              <w:spacing w:after="0" w:before="200"/>
-            </w:pPr>
-            <w:r>
-              <w:rPr>
-                <w:rFonts w:ascii="Aptos Narrow" w:cs="Aptos Narrow" w:eastAsia="Aptos Narrow" w:hAnsi="Aptos Narrow"/>
-                <w:color w:val="000000"/>
-                <w:sz w:val="22"/>
-                <w:szCs w:val="22"/>
-              </w:rPr>
-              <w:t xml:space="preserve"/>
-            </w:r>
-          </w:p>
-          <w:p>
-            <w:pPr>
-              <w:pBdr>
-                <w:bottom w:val="single" w:color="BFBFBF" w:sz="4"/>
-              </w:pBdr>
-              <w:spacing w:after="0" w:before="200"/>
-            </w:pPr>
-            <w:r>
-              <w:rPr>
-                <w:rFonts w:ascii="Aptos Narrow" w:cs="Aptos Narrow" w:eastAsia="Aptos Narrow" w:hAnsi="Aptos Narrow"/>
-                <w:color w:val="000000"/>
-                <w:sz w:val="22"/>
-                <w:szCs w:val="22"/>
-              </w:rPr>
-              <w:t xml:space="preserve"/>
-            </w:r>
-          </w:p>
-          <w:p>
-            <w:pPr>
-              <w:pBdr>
-                <w:bottom w:val="single" w:color="BFBFBF" w:sz="4"/>
-              </w:pBdr>
-              <w:spacing w:after="0" w:before="200"/>
-            </w:pPr>
-            <w:r>
-              <w:rPr>
-                <w:rFonts w:ascii="Aptos Narrow" w:cs="Aptos Narrow" w:eastAsia="Aptos Narrow" w:hAnsi="Aptos Narrow"/>
-                <w:color w:val="000000"/>
-                <w:sz w:val="22"/>
-                <w:szCs w:val="22"/>
-              </w:rPr>
-              <w:t xml:space="preserve"/>
-            </w:r>
-          </w:p>
-          <w:p>
-            <w:pPr>
-              <w:pBdr>
-                <w:bottom w:val="single" w:color="BFBFBF" w:sz="4"/>
-              </w:pBdr>
-              <w:spacing w:after="0" w:before="200"/>
-            </w:pPr>
-            <w:r>
-              <w:rPr>
-                <w:rFonts w:ascii="Aptos Narrow" w:cs="Aptos Narrow" w:eastAsia="Aptos Narrow" w:hAnsi="Aptos Narrow"/>
-                <w:color w:val="000000"/>
-                <w:sz w:val="22"/>
-                <w:szCs w:val="22"/>
-              </w:rPr>
-              <w:t xml:space="preserve"/>
-            </w:r>
-          </w:p>
-          <w:p>
-            <w:pPr>
-              <w:pBdr>
-                <w:bottom w:val="single" w:color="BFBFBF" w:sz="4"/>
-              </w:pBdr>
-              <w:spacing w:after="0" w:before="200"/>
-            </w:pPr>
-            <w:r>
-              <w:rPr>
-                <w:rFonts w:ascii="Aptos Narrow" w:cs="Aptos Narrow" w:eastAsia="Aptos Narrow" w:hAnsi="Aptos Narrow"/>
-                <w:color w:val="000000"/>
-                <w:sz w:val="22"/>
-                <w:szCs w:val="22"/>
-              </w:rPr>
-              <w:t xml:space="preserve"/>
-            </w:r>
-          </w:p>
-          <w:p>
-            <w:pPr>
-              <w:pBdr>
-                <w:bottom w:val="single" w:color="BFBFBF" w:sz="4"/>
-              </w:pBdr>
-              <w:spacing w:after="0" w:before="200"/>
-            </w:pPr>
-            <w:r>
-              <w:rPr>
-                <w:rFonts w:ascii="Aptos Narrow" w:cs="Aptos Narrow" w:eastAsia="Aptos Narrow" w:hAnsi="Aptos Narrow"/>
-                <w:color w:val="000000"/>
-                <w:sz w:val="22"/>
-                <w:szCs w:val="22"/>
-              </w:rPr>
-              <w:t xml:space="preserve"/>
-            </w:r>
-          </w:p>
-          <w:p>
-            <w:pPr>
-              <w:pBdr>
-                <w:bottom w:val="single" w:color="BFBFBF" w:sz="4"/>
-              </w:pBdr>
-              <w:spacing w:after="0" w:before="200"/>
-            </w:pPr>
-            <w:r>
-              <w:rPr>
-                <w:rFonts w:ascii="Aptos Narrow" w:cs="Aptos Narrow" w:eastAsia="Aptos Narrow" w:hAnsi="Aptos Narrow"/>
-                <w:color w:val="000000"/>
-                <w:sz w:val="22"/>
-                <w:szCs w:val="22"/>
-              </w:rPr>
-              <w:t xml:space="preserve"/>
-            </w:r>
-          </w:p>
-          <w:p>
-            <w:pPr>
-              <w:pBdr>
-                <w:bottom w:val="single" w:color="BFBFBF" w:sz="4"/>
-              </w:pBdr>
-              <w:spacing w:after="0" w:before="200"/>
-            </w:pPr>
-            <w:r>
-              <w:rPr>
-                <w:rFonts w:ascii="Aptos Narrow" w:cs="Aptos Narrow" w:eastAsia="Aptos Narrow" w:hAnsi="Aptos Narrow"/>
-                <w:color w:val="000000"/>
-                <w:sz w:val="22"/>
-                <w:szCs w:val="22"/>
-              </w:rPr>
-              <w:t xml:space="preserve"/>
-            </w:r>
-          </w:p>
-          <w:p>
-            <w:pPr>
-              <w:pBdr>
-                <w:bottom w:val="single" w:color="BFBFBF" w:sz="4"/>
-              </w:pBdr>
-              <w:spacing w:after="0" w:before="200"/>
-            </w:pPr>
-            <w:r>
-              <w:rPr>
-                <w:rFonts w:ascii="Aptos Narrow" w:cs="Aptos Narrow" w:eastAsia="Aptos Narrow" w:hAnsi="Aptos Narrow"/>
-                <w:color w:val="000000"/>
-                <w:sz w:val="22"/>
-                <w:szCs w:val="22"/>
-              </w:rPr>
-              <w:t xml:space="preserve"/>
-            </w:r>
-          </w:p>
-          <w:p>
-            <w:pPr>
-              <w:pBdr>
-                <w:bottom w:val="single" w:color="BFBFBF" w:sz="4"/>
-              </w:pBdr>
-              <w:spacing w:after="0" w:before="200"/>
-            </w:pPr>
-            <w:r>
-              <w:rPr>
-                <w:rFonts w:ascii="Aptos Narrow" w:cs="Aptos Narrow" w:eastAsia="Aptos Narrow" w:hAnsi="Aptos Narrow"/>
-                <w:color w:val="000000"/>
-                <w:sz w:val="22"/>
-                <w:szCs w:val="22"/>
-              </w:rPr>
-              <w:t xml:space="preserve"/>
-            </w:r>
-          </w:p>
+                <w:right w:val="none" w:color="FFFFFF" w:sz="0"/>
+                <w:insideH w:val="single" w:color="auto" w:sz="4"/>
+                <w:insideV w:val="single" w:color="auto" w:sz="4"/>
+              </w:tblBorders>
+            </w:tblPr>
+            <w:tblGrid>
+              <w:gridCol w:w="10146"/>
+            </w:tblGrid>
+            <w:tr>
+              <w:trPr>
+                <w:trHeight w:val="520" w:hRule="exact"/>
+              </w:trPr>
+              <w:tc>
+                <w:tcPr>
+                  <w:tcW w:type="dxa" w:w="10146"/>
+                  <w:tcMar>
+                    <w:top w:type="dxa" w:w="0"/>
+                    <w:left w:type="dxa" w:w="0"/>
+                    <w:bottom w:type="dxa" w:w="0"/>
+                    <w:right w:type="dxa" w:w="0"/>
+                  </w:tcMar>
+                </w:tcPr>
+                <w:p>
+                  <w:pPr>
+                    <w:spacing w:after="0"/>
+                  </w:pPr>
+                  <w:r>
+                    <w:rPr>
+                      <w:rFonts w:ascii="Aptos Narrow" w:cs="Aptos Narrow" w:eastAsia="Aptos Narrow" w:hAnsi="Aptos Narrow"/>
+                      <w:color w:val="000000"/>
+                      <w:sz w:val="22"/>
+                      <w:szCs w:val="22"/>
+                    </w:rPr>
+                    <w:t xml:space="preserve"/>
+                  </w:r>
+                </w:p>
+              </w:tc>
+            </w:tr>
+            <w:tr>
+              <w:trPr>
+                <w:trHeight w:val="520" w:hRule="exact"/>
+              </w:trPr>
+              <w:tc>
+                <w:tcPr>
+                  <w:tcW w:type="dxa" w:w="10146"/>
+                  <w:tcMar>
+                    <w:top w:type="dxa" w:w="0"/>
+                    <w:left w:type="dxa" w:w="0"/>
+                    <w:bottom w:type="dxa" w:w="0"/>
+                    <w:right w:type="dxa" w:w="0"/>
+                  </w:tcMar>
+                </w:tcPr>
+                <w:p>
+                  <w:pPr>
+                    <w:spacing w:after="0"/>
+                  </w:pPr>
+                  <w:r>
+                    <w:rPr>
+                      <w:rFonts w:ascii="Aptos Narrow" w:cs="Aptos Narrow" w:eastAsia="Aptos Narrow" w:hAnsi="Aptos Narrow"/>
+                      <w:color w:val="000000"/>
+                      <w:sz w:val="22"/>
+                      <w:szCs w:val="22"/>
+                    </w:rPr>
+                    <w:t xml:space="preserve"/>
+                  </w:r>
+                </w:p>
+              </w:tc>
+            </w:tr>
+            <w:tr>
+              <w:trPr>
+                <w:trHeight w:val="520" w:hRule="exact"/>
+              </w:trPr>
+              <w:tc>
+                <w:tcPr>
+                  <w:tcW w:type="dxa" w:w="10146"/>
+                  <w:tcMar>
+                    <w:top w:type="dxa" w:w="0"/>
+                    <w:left w:type="dxa" w:w="0"/>
+                    <w:bottom w:type="dxa" w:w="0"/>
+                    <w:right w:type="dxa" w:w="0"/>
+                  </w:tcMar>
+                </w:tcPr>
+                <w:p>
+                  <w:pPr>
+                    <w:spacing w:after="0"/>
+                  </w:pPr>
+                  <w:r>
+                    <w:rPr>
+                      <w:rFonts w:ascii="Aptos Narrow" w:cs="Aptos Narrow" w:eastAsia="Aptos Narrow" w:hAnsi="Aptos Narrow"/>
+                      <w:color w:val="000000"/>
+                      <w:sz w:val="22"/>
+                      <w:szCs w:val="22"/>
+                    </w:rPr>
+                    <w:t xml:space="preserve"/>
+                  </w:r>
+                </w:p>
+              </w:tc>
+            </w:tr>
+            <w:tr>
+              <w:trPr>
+                <w:trHeight w:val="520" w:hRule="exact"/>
+              </w:trPr>
+              <w:tc>
+                <w:tcPr>
+                  <w:tcW w:type="dxa" w:w="10146"/>
+                  <w:tcMar>
+                    <w:top w:type="dxa" w:w="0"/>
+                    <w:left w:type="dxa" w:w="0"/>
+                    <w:bottom w:type="dxa" w:w="0"/>
+                    <w:right w:type="dxa" w:w="0"/>
+                  </w:tcMar>
+                </w:tcPr>
+                <w:p>
+                  <w:pPr>
+                    <w:spacing w:after="0"/>
+                  </w:pPr>
+                  <w:r>
+                    <w:rPr>
+                      <w:rFonts w:ascii="Aptos Narrow" w:cs="Aptos Narrow" w:eastAsia="Aptos Narrow" w:hAnsi="Aptos Narrow"/>
+                      <w:color w:val="000000"/>
+                      <w:sz w:val="22"/>
+                      <w:szCs w:val="22"/>
+                    </w:rPr>
+                    <w:t xml:space="preserve"/>
+                  </w:r>
+                </w:p>
+              </w:tc>
+            </w:tr>
+            <w:tr>
+              <w:trPr>
+                <w:trHeight w:val="520" w:hRule="exact"/>
+              </w:trPr>
+              <w:tc>
+                <w:tcPr>
+                  <w:tcW w:type="dxa" w:w="10146"/>
+                  <w:tcMar>
+                    <w:top w:type="dxa" w:w="0"/>
+                    <w:left w:type="dxa" w:w="0"/>
+                    <w:bottom w:type="dxa" w:w="0"/>
+                    <w:right w:type="dxa" w:w="0"/>
+                  </w:tcMar>
+                </w:tcPr>
+                <w:p>
+                  <w:pPr>
+                    <w:spacing w:after="0"/>
+                  </w:pPr>
+                  <w:r>
+                    <w:rPr>
+                      <w:rFonts w:ascii="Aptos Narrow" w:cs="Aptos Narrow" w:eastAsia="Aptos Narrow" w:hAnsi="Aptos Narrow"/>
+                      <w:color w:val="000000"/>
+                      <w:sz w:val="22"/>
+                      <w:szCs w:val="22"/>
+                    </w:rPr>
+                    <w:t xml:space="preserve"/>
+                  </w:r>
+                </w:p>
+              </w:tc>
+            </w:tr>
+            <w:tr>
+              <w:trPr>
+                <w:trHeight w:val="520" w:hRule="exact"/>
+              </w:trPr>
+              <w:tc>
+                <w:tcPr>
+                  <w:tcW w:type="dxa" w:w="10146"/>
+                  <w:tcMar>
+                    <w:top w:type="dxa" w:w="0"/>
+                    <w:left w:type="dxa" w:w="0"/>
+                    <w:bottom w:type="dxa" w:w="0"/>
+                    <w:right w:type="dxa" w:w="0"/>
+                  </w:tcMar>
+                </w:tcPr>
+                <w:p>
+                  <w:pPr>
+                    <w:spacing w:after="0"/>
+                  </w:pPr>
+                  <w:r>
+                    <w:rPr>
+                      <w:rFonts w:ascii="Aptos Narrow" w:cs="Aptos Narrow" w:eastAsia="Aptos Narrow" w:hAnsi="Aptos Narrow"/>
+                      <w:color w:val="000000"/>
+                      <w:sz w:val="22"/>
+                      <w:szCs w:val="22"/>
+                    </w:rPr>
+                    <w:t xml:space="preserve"/>
+                  </w:r>
+                </w:p>
+              </w:tc>
+            </w:tr>
+            <w:tr>
+              <w:trPr>
+                <w:trHeight w:val="520" w:hRule="exact"/>
+              </w:trPr>
+              <w:tc>
+                <w:tcPr>
+                  <w:tcW w:type="dxa" w:w="10146"/>
+                  <w:tcMar>
+                    <w:top w:type="dxa" w:w="0"/>
+                    <w:left w:type="dxa" w:w="0"/>
+                    <w:bottom w:type="dxa" w:w="0"/>
+                    <w:right w:type="dxa" w:w="0"/>
+                  </w:tcMar>
+                </w:tcPr>
+                <w:p>
+                  <w:pPr>
+                    <w:spacing w:after="0"/>
+                  </w:pPr>
+                  <w:r>
+                    <w:rPr>
+                      <w:rFonts w:ascii="Aptos Narrow" w:cs="Aptos Narrow" w:eastAsia="Aptos Narrow" w:hAnsi="Aptos Narrow"/>
+                      <w:color w:val="000000"/>
+                      <w:sz w:val="22"/>
+                      <w:szCs w:val="22"/>
+                    </w:rPr>
+                    <w:t xml:space="preserve"/>
+                  </w:r>
+                </w:p>
+              </w:tc>
+            </w:tr>
+            <w:tr>
+              <w:trPr>
+                <w:trHeight w:val="520" w:hRule="exact"/>
+              </w:trPr>
+              <w:tc>
+                <w:tcPr>
+                  <w:tcW w:type="dxa" w:w="10146"/>
+                  <w:tcMar>
+                    <w:top w:type="dxa" w:w="0"/>
+                    <w:left w:type="dxa" w:w="0"/>
+                    <w:bottom w:type="dxa" w:w="0"/>
+                    <w:right w:type="dxa" w:w="0"/>
+                  </w:tcMar>
+                </w:tcPr>
+                <w:p>
+                  <w:pPr>
+                    <w:spacing w:after="0"/>
+                  </w:pPr>
+                  <w:r>
+                    <w:rPr>
+                      <w:rFonts w:ascii="Aptos Narrow" w:cs="Aptos Narrow" w:eastAsia="Aptos Narrow" w:hAnsi="Aptos Narrow"/>
+                      <w:color w:val="000000"/>
+                      <w:sz w:val="22"/>
+                      <w:szCs w:val="22"/>
+                    </w:rPr>
+                    <w:t xml:space="preserve"/>
+                  </w:r>
+                </w:p>
+              </w:tc>
+            </w:tr>
+            <w:tr>
+              <w:trPr>
+                <w:trHeight w:val="520" w:hRule="exact"/>
+              </w:trPr>
+              <w:tc>
+                <w:tcPr>
+                  <w:tcW w:type="dxa" w:w="10146"/>
+                  <w:tcMar>
+                    <w:top w:type="dxa" w:w="0"/>
+                    <w:left w:type="dxa" w:w="0"/>
+                    <w:bottom w:type="dxa" w:w="0"/>
+                    <w:right w:type="dxa" w:w="0"/>
+                  </w:tcMar>
+                </w:tcPr>
+                <w:p>
+                  <w:pPr>
+                    <w:spacing w:after="0"/>
+                  </w:pPr>
+                  <w:r>
+                    <w:rPr>
+                      <w:rFonts w:ascii="Aptos Narrow" w:cs="Aptos Narrow" w:eastAsia="Aptos Narrow" w:hAnsi="Aptos Narrow"/>
+                      <w:color w:val="000000"/>
+                      <w:sz w:val="22"/>
+                      <w:szCs w:val="22"/>
+                    </w:rPr>
+                    <w:t xml:space="preserve"/>
+                  </w:r>
+                </w:p>
+              </w:tc>
+            </w:tr>
+            <w:tr>
+              <w:trPr>
+                <w:trHeight w:val="520" w:hRule="exact"/>
+              </w:trPr>
+              <w:tc>
+                <w:tcPr>
+                  <w:tcW w:type="dxa" w:w="10146"/>
+                  <w:tcMar>
+                    <w:top w:type="dxa" w:w="0"/>
+                    <w:left w:type="dxa" w:w="0"/>
+                    <w:bottom w:type="dxa" w:w="0"/>
+                    <w:right w:type="dxa" w:w="0"/>
+                  </w:tcMar>
+                </w:tcPr>
+                <w:p>
+                  <w:pPr>
+                    <w:spacing w:after="0"/>
+                  </w:pPr>
+                  <w:r>
+                    <w:rPr>
+                      <w:rFonts w:ascii="Aptos Narrow" w:cs="Aptos Narrow" w:eastAsia="Aptos Narrow" w:hAnsi="Aptos Narrow"/>
+                      <w:color w:val="000000"/>
+                      <w:sz w:val="22"/>
+                      <w:szCs w:val="22"/>
+                    </w:rPr>
+                    <w:t xml:space="preserve"/>
+                  </w:r>
+                </w:p>
+              </w:tc>
+            </w:tr>
+            <w:tr>
+              <w:trPr>
+                <w:trHeight w:val="520" w:hRule="exact"/>
+              </w:trPr>
+              <w:tc>
+                <w:tcPr>
+                  <w:tcW w:type="dxa" w:w="10146"/>
+                  <w:tcMar>
+                    <w:top w:type="dxa" w:w="0"/>
+                    <w:left w:type="dxa" w:w="0"/>
+                    <w:bottom w:type="dxa" w:w="0"/>
+                    <w:right w:type="dxa" w:w="0"/>
+                  </w:tcMar>
+                </w:tcPr>
+                <w:p>
+                  <w:pPr>
+                    <w:spacing w:after="0"/>
+                  </w:pPr>
+                  <w:r>
+                    <w:rPr>
+                      <w:rFonts w:ascii="Aptos Narrow" w:cs="Aptos Narrow" w:eastAsia="Aptos Narrow" w:hAnsi="Aptos Narrow"/>
+                      <w:color w:val="000000"/>
+                      <w:sz w:val="22"/>
+                      <w:szCs w:val="22"/>
+                    </w:rPr>
+                    <w:t xml:space="preserve"/>
+                  </w:r>
+                </w:p>
+              </w:tc>
+            </w:tr>
+            <w:tr>
+              <w:trPr>
+                <w:trHeight w:val="520" w:hRule="exact"/>
+              </w:trPr>
+              <w:tc>
+                <w:tcPr>
+                  <w:tcW w:type="dxa" w:w="10146"/>
+                  <w:tcMar>
+                    <w:top w:type="dxa" w:w="0"/>
+                    <w:left w:type="dxa" w:w="0"/>
+                    <w:bottom w:type="dxa" w:w="0"/>
+                    <w:right w:type="dxa" w:w="0"/>
+                  </w:tcMar>
+                </w:tcPr>
+                <w:p>
+                  <w:pPr>
+                    <w:spacing w:after="0"/>
+                  </w:pPr>
+                  <w:r>
+                    <w:rPr>
+                      <w:rFonts w:ascii="Aptos Narrow" w:cs="Aptos Narrow" w:eastAsia="Aptos Narrow" w:hAnsi="Aptos Narrow"/>
+                      <w:color w:val="000000"/>
+                      <w:sz w:val="22"/>
+                      <w:szCs w:val="22"/>
+                    </w:rPr>
+                    <w:t xml:space="preserve"/>
+                  </w:r>
+                </w:p>
+              </w:tc>
+            </w:tr>
+            <w:tr>
+              <w:trPr>
+                <w:trHeight w:val="520" w:hRule="exact"/>
+              </w:trPr>
+              <w:tc>
+                <w:tcPr>
+                  <w:tcW w:type="dxa" w:w="10146"/>
+                  <w:tcMar>
+                    <w:top w:type="dxa" w:w="0"/>
+                    <w:left w:type="dxa" w:w="0"/>
+                    <w:bottom w:type="dxa" w:w="0"/>
+                    <w:right w:type="dxa" w:w="0"/>
+                  </w:tcMar>
+                </w:tcPr>
+                <w:p>
+                  <w:pPr>
+                    <w:spacing w:after="0"/>
+                  </w:pPr>
+                  <w:r>
+                    <w:rPr>
+                      <w:rFonts w:ascii="Aptos Narrow" w:cs="Aptos Narrow" w:eastAsia="Aptos Narrow" w:hAnsi="Aptos Narrow"/>
+                      <w:color w:val="000000"/>
+                      <w:sz w:val="22"/>
+                      <w:szCs w:val="22"/>
+                    </w:rPr>
+                    <w:t xml:space="preserve"/>
+                  </w:r>
+                </w:p>
+              </w:tc>
+            </w:tr>
+            <w:tr>
+              <w:trPr>
+                <w:trHeight w:val="520" w:hRule="exact"/>
+              </w:trPr>
+              <w:tc>
+                <w:tcPr>
+                  <w:tcW w:type="dxa" w:w="10146"/>
+                  <w:tcMar>
+                    <w:top w:type="dxa" w:w="0"/>
+                    <w:left w:type="dxa" w:w="0"/>
+                    <w:bottom w:type="dxa" w:w="0"/>
+                    <w:right w:type="dxa" w:w="0"/>
+                  </w:tcMar>
+                </w:tcPr>
+                <w:p>
+                  <w:pPr>
+                    <w:spacing w:after="0"/>
+                  </w:pPr>
+                  <w:r>
+                    <w:rPr>
+                      <w:rFonts w:ascii="Aptos Narrow" w:cs="Aptos Narrow" w:eastAsia="Aptos Narrow" w:hAnsi="Aptos Narrow"/>
+                      <w:color w:val="000000"/>
+                      <w:sz w:val="22"/>
+                      <w:szCs w:val="22"/>
+                    </w:rPr>
+                    <w:t xml:space="preserve"/>
+                  </w:r>
+                </w:p>
+              </w:tc>
+            </w:tr>
+            <w:tr>
+              <w:trPr>
+                <w:trHeight w:val="520" w:hRule="exact"/>
+              </w:trPr>
+              <w:tc>
+                <w:tcPr>
+                  <w:tcW w:type="dxa" w:w="10146"/>
+                  <w:tcMar>
+                    <w:top w:type="dxa" w:w="0"/>
+                    <w:left w:type="dxa" w:w="0"/>
+                    <w:bottom w:type="dxa" w:w="0"/>
+                    <w:right w:type="dxa" w:w="0"/>
+                  </w:tcMar>
+                </w:tcPr>
+                <w:p>
+                  <w:pPr>
+                    <w:spacing w:after="0"/>
+                  </w:pPr>
+                  <w:r>
+                    <w:rPr>
+                      <w:rFonts w:ascii="Aptos Narrow" w:cs="Aptos Narrow" w:eastAsia="Aptos Narrow" w:hAnsi="Aptos Narrow"/>
+                      <w:color w:val="000000"/>
+                      <w:sz w:val="22"/>
+                      <w:szCs w:val="22"/>
+                    </w:rPr>
+                    <w:t xml:space="preserve"/>
+                  </w:r>
+                </w:p>
+              </w:tc>
+            </w:tr>
+            <w:tr>
+              <w:trPr>
+                <w:trHeight w:val="520" w:hRule="exact"/>
+              </w:trPr>
+              <w:tc>
+                <w:tcPr>
+                  <w:tcW w:type="dxa" w:w="10146"/>
+                  <w:tcMar>
+                    <w:top w:type="dxa" w:w="0"/>
+                    <w:left w:type="dxa" w:w="0"/>
+                    <w:bottom w:type="dxa" w:w="0"/>
+                    <w:right w:type="dxa" w:w="0"/>
+                  </w:tcMar>
+                </w:tcPr>
+                <w:p>
+                  <w:pPr>
+                    <w:spacing w:after="0"/>
+                  </w:pPr>
+                  <w:r>
+                    <w:rPr>
+                      <w:rFonts w:ascii="Aptos Narrow" w:cs="Aptos Narrow" w:eastAsia="Aptos Narrow" w:hAnsi="Aptos Narrow"/>
+                      <w:color w:val="000000"/>
+                      <w:sz w:val="22"/>
+                      <w:szCs w:val="22"/>
+                    </w:rPr>
+                    <w:t xml:space="preserve"/>
+                  </w:r>
+                </w:p>
+              </w:tc>
+            </w:tr>
+            <w:tr>
+              <w:trPr>
+                <w:trHeight w:val="520" w:hRule="exact"/>
+              </w:trPr>
+              <w:tc>
+                <w:tcPr>
+                  <w:tcW w:type="dxa" w:w="10146"/>
+                  <w:tcMar>
+                    <w:top w:type="dxa" w:w="0"/>
+                    <w:left w:type="dxa" w:w="0"/>
+                    <w:bottom w:type="dxa" w:w="0"/>
+                    <w:right w:type="dxa" w:w="0"/>
+                  </w:tcMar>
+                </w:tcPr>
+                <w:p>
+                  <w:pPr>
+                    <w:spacing w:after="0"/>
+                  </w:pPr>
+                  <w:r>
+                    <w:rPr>
+                      <w:rFonts w:ascii="Aptos Narrow" w:cs="Aptos Narrow" w:eastAsia="Aptos Narrow" w:hAnsi="Aptos Narrow"/>
+                      <w:color w:val="000000"/>
+                      <w:sz w:val="22"/>
+                      <w:szCs w:val="22"/>
+                    </w:rPr>
+                    <w:t xml:space="preserve"/>
+                  </w:r>
+                </w:p>
+              </w:tc>
+            </w:tr>
+            <w:tr>
+              <w:trPr>
+                <w:trHeight w:val="520" w:hRule="exact"/>
+              </w:trPr>
+              <w:tc>
+                <w:tcPr>
+                  <w:tcW w:type="dxa" w:w="10146"/>
+                  <w:tcMar>
+                    <w:top w:type="dxa" w:w="0"/>
+                    <w:left w:type="dxa" w:w="0"/>
+                    <w:bottom w:type="dxa" w:w="0"/>
+                    <w:right w:type="dxa" w:w="0"/>
+                  </w:tcMar>
+                </w:tcPr>
+                <w:p>
+                  <w:pPr>
+                    <w:spacing w:after="0"/>
+                  </w:pPr>
+                  <w:r>
+                    <w:rPr>
+                      <w:rFonts w:ascii="Aptos Narrow" w:cs="Aptos Narrow" w:eastAsia="Aptos Narrow" w:hAnsi="Aptos Narrow"/>
+                      <w:color w:val="000000"/>
+                      <w:sz w:val="22"/>
+                      <w:szCs w:val="22"/>
+                    </w:rPr>
+                    <w:t xml:space="preserve"/>
+                  </w:r>
+                </w:p>
+              </w:tc>
+            </w:tr>
+            <w:tr>
+              <w:trPr>
+                <w:trHeight w:val="520" w:hRule="exact"/>
+              </w:trPr>
+              <w:tc>
+                <w:tcPr>
+                  <w:tcW w:type="dxa" w:w="10146"/>
+                  <w:tcMar>
+                    <w:top w:type="dxa" w:w="0"/>
+                    <w:left w:type="dxa" w:w="0"/>
+                    <w:bottom w:type="dxa" w:w="0"/>
+                    <w:right w:type="dxa" w:w="0"/>
+                  </w:tcMar>
+                </w:tcPr>
+                <w:p>
+                  <w:pPr>
+                    <w:spacing w:after="0"/>
+                  </w:pPr>
+                  <w:r>
+                    <w:rPr>
+                      <w:rFonts w:ascii="Aptos Narrow" w:cs="Aptos Narrow" w:eastAsia="Aptos Narrow" w:hAnsi="Aptos Narrow"/>
+                      <w:color w:val="000000"/>
+                      <w:sz w:val="22"/>
+                      <w:szCs w:val="22"/>
+                    </w:rPr>
+                    <w:t xml:space="preserve"/>
+                  </w:r>
+                </w:p>
+              </w:tc>
+            </w:tr>
+            <w:tr>
+              <w:trPr>
+                <w:trHeight w:val="520" w:hRule="exact"/>
+              </w:trPr>
+              <w:tc>
+                <w:tcPr>
+                  <w:tcW w:type="dxa" w:w="10146"/>
+                  <w:tcMar>
+                    <w:top w:type="dxa" w:w="0"/>
+                    <w:left w:type="dxa" w:w="0"/>
+                    <w:bottom w:type="dxa" w:w="0"/>
+                    <w:right w:type="dxa" w:w="0"/>
+                  </w:tcMar>
+                </w:tcPr>
+                <w:p>
+                  <w:pPr>
+                    <w:spacing w:after="0"/>
+                  </w:pPr>
+                  <w:r>
+                    <w:rPr>
+                      <w:rFonts w:ascii="Aptos Narrow" w:cs="Aptos Narrow" w:eastAsia="Aptos Narrow" w:hAnsi="Aptos Narrow"/>
+                      <w:color w:val="000000"/>
+                      <w:sz w:val="22"/>
+                      <w:szCs w:val="22"/>
+                    </w:rPr>
+                    <w:t xml:space="preserve"/>
+                  </w:r>
+                </w:p>
+              </w:tc>
+            </w:tr>
+            <w:tr>
+              <w:trPr>
+                <w:trHeight w:val="520" w:hRule="exact"/>
+              </w:trPr>
+              <w:tc>
+                <w:tcPr>
+                  <w:tcW w:type="dxa" w:w="10146"/>
+                  <w:tcMar>
+                    <w:top w:type="dxa" w:w="0"/>
+                    <w:left w:type="dxa" w:w="0"/>
+                    <w:bottom w:type="dxa" w:w="0"/>
+                    <w:right w:type="dxa" w:w="0"/>
+                  </w:tcMar>
+                </w:tcPr>
+                <w:p>
+                  <w:pPr>
+                    <w:spacing w:after="0"/>
+                  </w:pPr>
+                  <w:r>
+                    <w:rPr>
+                      <w:rFonts w:ascii="Aptos Narrow" w:cs="Aptos Narrow" w:eastAsia="Aptos Narrow" w:hAnsi="Aptos Narrow"/>
+                      <w:color w:val="000000"/>
+                      <w:sz w:val="22"/>
+                      <w:szCs w:val="22"/>
+                    </w:rPr>
+                    <w:t xml:space="preserve"/>
+                  </w:r>
+                </w:p>
+              </w:tc>
+            </w:tr>
+            <w:tr>
+              <w:trPr>
+                <w:trHeight w:val="520" w:hRule="exact"/>
+              </w:trPr>
+              <w:tc>
+                <w:tcPr>
+                  <w:tcW w:type="dxa" w:w="10146"/>
+                  <w:tcMar>
+                    <w:top w:type="dxa" w:w="0"/>
+                    <w:left w:type="dxa" w:w="0"/>
+                    <w:bottom w:type="dxa" w:w="0"/>
+                    <w:right w:type="dxa" w:w="0"/>
+                  </w:tcMar>
+                </w:tcPr>
+                <w:p>
+                  <w:pPr>
+                    <w:spacing w:after="0"/>
+                  </w:pPr>
+                  <w:r>
+                    <w:rPr>
+                      <w:rFonts w:ascii="Aptos Narrow" w:cs="Aptos Narrow" w:eastAsia="Aptos Narrow" w:hAnsi="Aptos Narrow"/>
+                      <w:color w:val="000000"/>
+                      <w:sz w:val="22"/>
+                      <w:szCs w:val="22"/>
+                    </w:rPr>
+                    <w:t xml:space="preserve"/>
+                  </w:r>
+                </w:p>
+              </w:tc>
+            </w:tr>
+            <w:tr>
+              <w:trPr>
+                <w:trHeight w:val="520" w:hRule="exact"/>
+              </w:trPr>
+              <w:tc>
+                <w:tcPr>
+                  <w:tcW w:type="dxa" w:w="10146"/>
+                  <w:tcMar>
+                    <w:top w:type="dxa" w:w="0"/>
+                    <w:left w:type="dxa" w:w="0"/>
+                    <w:bottom w:type="dxa" w:w="0"/>
+                    <w:right w:type="dxa" w:w="0"/>
+                  </w:tcMar>
+                </w:tcPr>
+                <w:p>
+                  <w:pPr>
+                    <w:spacing w:after="0"/>
+                  </w:pPr>
+                  <w:r>
+                    <w:rPr>
+                      <w:rFonts w:ascii="Aptos Narrow" w:cs="Aptos Narrow" w:eastAsia="Aptos Narrow" w:hAnsi="Aptos Narrow"/>
+                      <w:color w:val="000000"/>
+                      <w:sz w:val="22"/>
+                      <w:szCs w:val="22"/>
+                    </w:rPr>
+                    <w:t xml:space="preserve"/>
+                  </w:r>
+                </w:p>
+              </w:tc>
+            </w:tr>
+            <w:tr>
+              <w:trPr>
+                <w:trHeight w:val="520" w:hRule="exact"/>
+              </w:trPr>
+              <w:tc>
+                <w:tcPr>
+                  <w:tcW w:type="dxa" w:w="10146"/>
+                  <w:tcMar>
+                    <w:top w:type="dxa" w:w="0"/>
+                    <w:left w:type="dxa" w:w="0"/>
+                    <w:bottom w:type="dxa" w:w="0"/>
+                    <w:right w:type="dxa" w:w="0"/>
+                  </w:tcMar>
+                </w:tcPr>
+                <w:p>
+                  <w:pPr>
+                    <w:spacing w:after="0"/>
+                  </w:pPr>
+                  <w:r>
+                    <w:rPr>
+                      <w:rFonts w:ascii="Aptos Narrow" w:cs="Aptos Narrow" w:eastAsia="Aptos Narrow" w:hAnsi="Aptos Narrow"/>
+                      <w:color w:val="000000"/>
+                      <w:sz w:val="22"/>
+                      <w:szCs w:val="22"/>
+                    </w:rPr>
+                    <w:t xml:space="preserve"/>
+                  </w:r>
+                </w:p>
+              </w:tc>
+            </w:tr>
+            <w:tr>
+              <w:trPr>
+                <w:trHeight w:val="520" w:hRule="exact"/>
+              </w:trPr>
+              <w:tc>
+                <w:tcPr>
+                  <w:tcW w:type="dxa" w:w="10146"/>
+                  <w:tcMar>
+                    <w:top w:type="dxa" w:w="0"/>
+                    <w:left w:type="dxa" w:w="0"/>
+                    <w:bottom w:type="dxa" w:w="0"/>
+                    <w:right w:type="dxa" w:w="0"/>
+                  </w:tcMar>
+                </w:tcPr>
+                <w:p>
+                  <w:pPr>
+                    <w:spacing w:after="0"/>
+                  </w:pPr>
+                  <w:r>
+                    <w:rPr>
+                      <w:rFonts w:ascii="Aptos Narrow" w:cs="Aptos Narrow" w:eastAsia="Aptos Narrow" w:hAnsi="Aptos Narrow"/>
+                      <w:color w:val="000000"/>
+                      <w:sz w:val="22"/>
+                      <w:szCs w:val="22"/>
+                    </w:rPr>
+                    <w:t xml:space="preserve"/>
+                  </w:r>
+                </w:p>
+              </w:tc>
+            </w:tr>
+            <w:tr>
+              <w:trPr>
+                <w:trHeight w:val="520" w:hRule="exact"/>
+              </w:trPr>
+              <w:tc>
+                <w:tcPr>
+                  <w:tcW w:type="dxa" w:w="10146"/>
+                  <w:tcMar>
+                    <w:top w:type="dxa" w:w="0"/>
+                    <w:left w:type="dxa" w:w="0"/>
+                    <w:bottom w:type="dxa" w:w="0"/>
+                    <w:right w:type="dxa" w:w="0"/>
+                  </w:tcMar>
+                </w:tcPr>
+                <w:p>
+                  <w:pPr>
+                    <w:spacing w:after="0"/>
+                  </w:pPr>
+                  <w:r>
+                    <w:rPr>
+                      <w:rFonts w:ascii="Aptos Narrow" w:cs="Aptos Narrow" w:eastAsia="Aptos Narrow" w:hAnsi="Aptos Narrow"/>
+                      <w:color w:val="000000"/>
+                      <w:sz w:val="22"/>
+                      <w:szCs w:val="22"/>
+                    </w:rPr>
+                    <w:t xml:space="preserve"/>
+                  </w:r>
+                </w:p>
+              </w:tc>
+            </w:tr>
+          </w:tbl>
+          <w:p/>
         </w:tc>
       </w:tr>
     </w:tbl>
@@ -3250,10 +4258,7 @@
           </w:p>
           <w:p>
             <w:pPr>
-              <w:pBdr>
-                <w:bottom w:val="single" w:color="BFBFBF" w:sz="4"/>
-              </w:pBdr>
-              <w:spacing w:after="0" w:before="200"/>
+              <w:spacing w:after="0" w:before="120"/>
             </w:pPr>
             <w:r>
               <w:rPr>
@@ -3267,74 +4272,173 @@
               <w:t xml:space="preserve">Through objects and family, Fraillon suggests that …</w:t>
             </w:r>
           </w:p>
-          <w:p>
-            <w:pPr>
-              <w:pBdr>
+          <w:tbl>
+            <w:tblPr>
+              <w:tblW w:type="dxa" w:w="10066"/>
+              <w:tblBorders>
+                <w:top w:val="none" w:color="FFFFFF" w:sz="0"/>
+                <w:left w:val="none" w:color="FFFFFF" w:sz="0"/>
                 <w:bottom w:val="single" w:color="BFBFBF" w:sz="4"/>
-              </w:pBdr>
-              <w:spacing w:after="0" w:before="200"/>
-            </w:pPr>
-            <w:r>
-              <w:rPr>
-                <w:rFonts w:ascii="Aptos Narrow" w:cs="Aptos Narrow" w:eastAsia="Aptos Narrow" w:hAnsi="Aptos Narrow"/>
-                <w:color w:val="000000"/>
-                <w:sz w:val="22"/>
-                <w:szCs w:val="22"/>
-              </w:rPr>
-              <w:t xml:space="preserve"/>
-            </w:r>
-          </w:p>
-          <w:p>
-            <w:pPr>
-              <w:pBdr>
-                <w:bottom w:val="single" w:color="BFBFBF" w:sz="4"/>
-              </w:pBdr>
-              <w:spacing w:after="0" w:before="200"/>
-            </w:pPr>
-            <w:r>
-              <w:rPr>
-                <w:rFonts w:ascii="Aptos Narrow" w:cs="Aptos Narrow" w:eastAsia="Aptos Narrow" w:hAnsi="Aptos Narrow"/>
-                <w:color w:val="000000"/>
-                <w:sz w:val="22"/>
-                <w:szCs w:val="22"/>
-              </w:rPr>
-              <w:t xml:space="preserve"/>
-            </w:r>
-          </w:p>
-          <w:p>
-            <w:pPr>
-              <w:pBdr>
-                <w:bottom w:val="single" w:color="BFBFBF" w:sz="4"/>
-              </w:pBdr>
-              <w:spacing w:after="0" w:before="200"/>
-            </w:pPr>
-            <w:r>
-              <w:rPr>
-                <w:rFonts w:ascii="Aptos Narrow" w:cs="Aptos Narrow" w:eastAsia="Aptos Narrow" w:hAnsi="Aptos Narrow"/>
-                <w:color w:val="000000"/>
-                <w:sz w:val="22"/>
-                <w:szCs w:val="22"/>
-              </w:rPr>
-              <w:t xml:space="preserve"/>
-            </w:r>
-          </w:p>
-          <w:p>
-            <w:pPr>
-              <w:pBdr>
-                <w:bottom w:val="single" w:color="BFBFBF" w:sz="4"/>
-              </w:pBdr>
-              <w:spacing w:after="0" w:before="200"/>
-            </w:pPr>
-            <w:r>
-              <w:rPr>
-                <w:rFonts w:ascii="Aptos Narrow" w:cs="Aptos Narrow" w:eastAsia="Aptos Narrow" w:hAnsi="Aptos Narrow"/>
-                <w:color w:val="000000"/>
-                <w:sz w:val="22"/>
-                <w:szCs w:val="22"/>
-              </w:rPr>
-              <w:t xml:space="preserve"/>
-            </w:r>
-          </w:p>
+                <w:right w:val="none" w:color="FFFFFF" w:sz="0"/>
+                <w:insideH w:val="single" w:color="auto" w:sz="4"/>
+                <w:insideV w:val="single" w:color="auto" w:sz="4"/>
+              </w:tblBorders>
+            </w:tblPr>
+            <w:tblGrid>
+              <w:gridCol w:w="10066"/>
+            </w:tblGrid>
+            <w:tr>
+              <w:trPr>
+                <w:trHeight w:val="520" w:hRule="exact"/>
+              </w:trPr>
+              <w:tc>
+                <w:tcPr>
+                  <w:tcW w:type="dxa" w:w="10066"/>
+                  <w:tcMar>
+                    <w:top w:type="dxa" w:w="0"/>
+                    <w:left w:type="dxa" w:w="0"/>
+                    <w:bottom w:type="dxa" w:w="0"/>
+                    <w:right w:type="dxa" w:w="0"/>
+                  </w:tcMar>
+                </w:tcPr>
+                <w:p>
+                  <w:pPr>
+                    <w:spacing w:after="0"/>
+                  </w:pPr>
+                  <w:r>
+                    <w:rPr>
+                      <w:rFonts w:ascii="Aptos Narrow" w:cs="Aptos Narrow" w:eastAsia="Aptos Narrow" w:hAnsi="Aptos Narrow"/>
+                      <w:color w:val="000000"/>
+                      <w:sz w:val="22"/>
+                      <w:szCs w:val="22"/>
+                    </w:rPr>
+                    <w:t xml:space="preserve"/>
+                  </w:r>
+                </w:p>
+              </w:tc>
+            </w:tr>
+            <w:tr>
+              <w:trPr>
+                <w:trHeight w:val="520" w:hRule="exact"/>
+              </w:trPr>
+              <w:tc>
+                <w:tcPr>
+                  <w:tcW w:type="dxa" w:w="10066"/>
+                  <w:tcMar>
+                    <w:top w:type="dxa" w:w="0"/>
+                    <w:left w:type="dxa" w:w="0"/>
+                    <w:bottom w:type="dxa" w:w="0"/>
+                    <w:right w:type="dxa" w:w="0"/>
+                  </w:tcMar>
+                </w:tcPr>
+                <w:p>
+                  <w:pPr>
+                    <w:spacing w:after="0"/>
+                  </w:pPr>
+                  <w:r>
+                    <w:rPr>
+                      <w:rFonts w:ascii="Aptos Narrow" w:cs="Aptos Narrow" w:eastAsia="Aptos Narrow" w:hAnsi="Aptos Narrow"/>
+                      <w:color w:val="000000"/>
+                      <w:sz w:val="22"/>
+                      <w:szCs w:val="22"/>
+                    </w:rPr>
+                    <w:t xml:space="preserve"/>
+                  </w:r>
+                </w:p>
+              </w:tc>
+            </w:tr>
+            <w:tr>
+              <w:trPr>
+                <w:trHeight w:val="520" w:hRule="exact"/>
+              </w:trPr>
+              <w:tc>
+                <w:tcPr>
+                  <w:tcW w:type="dxa" w:w="10066"/>
+                  <w:tcMar>
+                    <w:top w:type="dxa" w:w="0"/>
+                    <w:left w:type="dxa" w:w="0"/>
+                    <w:bottom w:type="dxa" w:w="0"/>
+                    <w:right w:type="dxa" w:w="0"/>
+                  </w:tcMar>
+                </w:tcPr>
+                <w:p>
+                  <w:pPr>
+                    <w:spacing w:after="0"/>
+                  </w:pPr>
+                  <w:r>
+                    <w:rPr>
+                      <w:rFonts w:ascii="Aptos Narrow" w:cs="Aptos Narrow" w:eastAsia="Aptos Narrow" w:hAnsi="Aptos Narrow"/>
+                      <w:color w:val="000000"/>
+                      <w:sz w:val="22"/>
+                      <w:szCs w:val="22"/>
+                    </w:rPr>
+                    <w:t xml:space="preserve"/>
+                  </w:r>
+                </w:p>
+              </w:tc>
+            </w:tr>
+            <w:tr>
+              <w:trPr>
+                <w:trHeight w:val="520" w:hRule="exact"/>
+              </w:trPr>
+              <w:tc>
+                <w:tcPr>
+                  <w:tcW w:type="dxa" w:w="10066"/>
+                  <w:tcMar>
+                    <w:top w:type="dxa" w:w="0"/>
+                    <w:left w:type="dxa" w:w="0"/>
+                    <w:bottom w:type="dxa" w:w="0"/>
+                    <w:right w:type="dxa" w:w="0"/>
+                  </w:tcMar>
+                </w:tcPr>
+                <w:p>
+                  <w:pPr>
+                    <w:spacing w:after="0"/>
+                  </w:pPr>
+                  <w:r>
+                    <w:rPr>
+                      <w:rFonts w:ascii="Aptos Narrow" w:cs="Aptos Narrow" w:eastAsia="Aptos Narrow" w:hAnsi="Aptos Narrow"/>
+                      <w:color w:val="000000"/>
+                      <w:sz w:val="22"/>
+                      <w:szCs w:val="22"/>
+                    </w:rPr>
+                    <w:t xml:space="preserve"/>
+                  </w:r>
+                </w:p>
+              </w:tc>
+            </w:tr>
+            <w:tr>
+              <w:trPr>
+                <w:trHeight w:val="520" w:hRule="exact"/>
+              </w:trPr>
+              <w:tc>
+                <w:tcPr>
+                  <w:tcW w:type="dxa" w:w="10066"/>
+                  <w:tcMar>
+                    <w:top w:type="dxa" w:w="0"/>
+                    <w:left w:type="dxa" w:w="0"/>
+                    <w:bottom w:type="dxa" w:w="0"/>
+                    <w:right w:type="dxa" w:w="0"/>
+                  </w:tcMar>
+                </w:tcPr>
+                <w:p>
+                  <w:pPr>
+                    <w:spacing w:after="0"/>
+                  </w:pPr>
+                  <w:r>
+                    <w:rPr>
+                      <w:rFonts w:ascii="Aptos Narrow" w:cs="Aptos Narrow" w:eastAsia="Aptos Narrow" w:hAnsi="Aptos Narrow"/>
+                      <w:color w:val="000000"/>
+                      <w:sz w:val="22"/>
+                      <w:szCs w:val="22"/>
+                    </w:rPr>
+                    <w:t xml:space="preserve"/>
+                  </w:r>
+                </w:p>
+              </w:tc>
+            </w:tr>
+          </w:tbl>
+          <w:p/>
         </w:tc>
       </w:tr>
     </w:tbl>
@@ -4470,7 +5574,7 @@
           </w:tcPr>
           <w:p>
             <w:pPr>
-              <w:spacing w:after="0" w:line="290"/>
+              <w:spacing w:after="100" w:line="290"/>
             </w:pPr>
             <w:r>
               <w:rPr>
@@ -4479,7 +5583,246 @@
                 <w:sz w:val="21"/>
                 <w:szCs w:val="21"/>
               </w:rPr>
-              <w:t xml:space="preserve">In The Bone Sparrow, Zana Fraillon presents freedom and confinement not simply as physical states, but as experiences that shape how people understand themselves and the world around them. Through Subhi, who has never set foot outside the detention centre, and Jimmie, who moves freely but carries her own grief and loss, Fraillon complicates the idea that freedom and confinement are opposites. Fraillon suggests that while physical confinement can be imposed upon a person’s body, the imagination and the connections between people offer a kind of freedom that cannot be taken away.</w:t>
+              <w:t xml:space="preserve">In The Bone Sparrow, Zana Fraillon presents freedom and confinement not simply as physical states, but as experiences that shape how people understand themselves and the world around them.</w:t>
+            </w:r>
+          </w:p>
+          <w:p>
+            <w:pPr>
+              <w:spacing w:after="100"/>
+            </w:pPr>
+            <w:r>
+              <w:rPr>
+                <w:rFonts w:ascii="Aptos Narrow" w:cs="Aptos Narrow" w:eastAsia="Aptos Narrow" w:hAnsi="Aptos Narrow"/>
+                <w:color w:val="000000"/>
+                <w:sz w:val="21"/>
+                <w:szCs w:val="21"/>
+              </w:rPr>
+              <w:t xml:space="preserve">Fraillon shows this first through </w:t>
+            </w:r>
+            <w:r>
+              <w:rPr>
+                <w:rFonts w:ascii="Aptos Narrow" w:cs="Aptos Narrow" w:eastAsia="Aptos Narrow" w:hAnsi="Aptos Narrow"/>
+                <w:b/>
+                <w:bCs/>
+                <w:color w:val="C04F15"/>
+                <w:sz w:val="21"/>
+                <w:szCs w:val="21"/>
+              </w:rPr>
+              <w:t xml:space="preserve">the fence between the people inside the centre and the people outside it</w:t>
+            </w:r>
+            <w:r>
+              <w:rPr>
+                <w:rFonts w:ascii="Aptos Narrow" w:cs="Aptos Narrow" w:eastAsia="Aptos Narrow" w:hAnsi="Aptos Narrow"/>
+                <w:color w:val="000000"/>
+                <w:sz w:val="21"/>
+                <w:szCs w:val="21"/>
+              </w:rPr>
+              <w:t xml:space="preserve">.</w:t>
+            </w:r>
+          </w:p>
+          <w:p>
+            <w:pPr>
+              <w:spacing w:after="40"/>
+            </w:pPr>
+            <w:r>
+              <w:rPr>
+                <w:rFonts w:ascii="Aptos Narrow" w:cs="Aptos Narrow" w:eastAsia="Aptos Narrow" w:hAnsi="Aptos Narrow"/>
+                <w:color w:val="000000"/>
+                <w:sz w:val="21"/>
+                <w:szCs w:val="21"/>
+              </w:rPr>
+              <w:t xml:space="preserve">She also shows it through</w:t>
+            </w:r>
+          </w:p>
+          <w:tbl>
+            <w:tblPr>
+              <w:tblW w:type="dxa" w:w="10066"/>
+              <w:tblBorders>
+                <w:top w:val="none" w:color="FFFFFF" w:sz="0"/>
+                <w:left w:val="none" w:color="FFFFFF" w:sz="0"/>
+                <w:bottom w:val="single" w:color="BFBFBF" w:sz="4"/>
+                <w:right w:val="none" w:color="FFFFFF" w:sz="0"/>
+                <w:insideH w:val="single" w:color="auto" w:sz="4"/>
+                <w:insideV w:val="single" w:color="auto" w:sz="4"/>
+              </w:tblBorders>
+            </w:tblPr>
+            <w:tblGrid>
+              <w:gridCol w:w="10066"/>
+            </w:tblGrid>
+            <w:tr>
+              <w:trPr>
+                <w:trHeight w:val="520" w:hRule="exact"/>
+              </w:trPr>
+              <w:tc>
+                <w:tcPr>
+                  <w:tcW w:type="dxa" w:w="10066"/>
+                  <w:tcMar>
+                    <w:top w:type="dxa" w:w="0"/>
+                    <w:left w:type="dxa" w:w="0"/>
+                    <w:bottom w:type="dxa" w:w="0"/>
+                    <w:right w:type="dxa" w:w="0"/>
+                  </w:tcMar>
+                </w:tcPr>
+                <w:p>
+                  <w:pPr>
+                    <w:spacing w:after="0"/>
+                  </w:pPr>
+                  <w:r>
+                    <w:rPr>
+                      <w:rFonts w:ascii="Aptos Narrow" w:cs="Aptos Narrow" w:eastAsia="Aptos Narrow" w:hAnsi="Aptos Narrow"/>
+                      <w:color w:val="000000"/>
+                      <w:sz w:val="22"/>
+                      <w:szCs w:val="22"/>
+                    </w:rPr>
+                    <w:t xml:space="preserve"/>
+                  </w:r>
+                </w:p>
+              </w:tc>
+            </w:tr>
+            <w:tr>
+              <w:trPr>
+                <w:trHeight w:val="520" w:hRule="exact"/>
+              </w:trPr>
+              <w:tc>
+                <w:tcPr>
+                  <w:tcW w:type="dxa" w:w="10066"/>
+                  <w:tcMar>
+                    <w:top w:type="dxa" w:w="0"/>
+                    <w:left w:type="dxa" w:w="0"/>
+                    <w:bottom w:type="dxa" w:w="0"/>
+                    <w:right w:type="dxa" w:w="0"/>
+                  </w:tcMar>
+                </w:tcPr>
+                <w:p>
+                  <w:pPr>
+                    <w:spacing w:after="0"/>
+                  </w:pPr>
+                  <w:r>
+                    <w:rPr>
+                      <w:rFonts w:ascii="Aptos Narrow" w:cs="Aptos Narrow" w:eastAsia="Aptos Narrow" w:hAnsi="Aptos Narrow"/>
+                      <w:color w:val="000000"/>
+                      <w:sz w:val="22"/>
+                      <w:szCs w:val="22"/>
+                    </w:rPr>
+                    <w:t xml:space="preserve"/>
+                  </w:r>
+                </w:p>
+              </w:tc>
+            </w:tr>
+          </w:tbl>
+          <w:p>
+            <w:pPr>
+              <w:spacing w:after="40" w:before="140"/>
+            </w:pPr>
+            <w:r>
+              <w:rPr>
+                <w:rFonts w:ascii="Aptos Narrow" w:cs="Aptos Narrow" w:eastAsia="Aptos Narrow" w:hAnsi="Aptos Narrow"/>
+                <w:color w:val="000000"/>
+                <w:sz w:val="21"/>
+                <w:szCs w:val="21"/>
+              </w:rPr>
+              <w:t xml:space="preserve">and through</w:t>
+            </w:r>
+            <w:r>
+              <w:rPr>
+                <w:rFonts w:ascii="Aptos Narrow" w:cs="Aptos Narrow" w:eastAsia="Aptos Narrow" w:hAnsi="Aptos Narrow"/>
+                <w:i/>
+                <w:iCs/>
+                <w:color w:val="595959"/>
+                <w:sz w:val="17"/>
+                <w:szCs w:val="17"/>
+              </w:rPr>
+              <w:t xml:space="preserve">     if you get there</w:t>
+            </w:r>
+          </w:p>
+          <w:tbl>
+            <w:tblPr>
+              <w:tblW w:type="dxa" w:w="10066"/>
+              <w:tblBorders>
+                <w:top w:val="none" w:color="FFFFFF" w:sz="0"/>
+                <w:left w:val="none" w:color="FFFFFF" w:sz="0"/>
+                <w:bottom w:val="single" w:color="BFBFBF" w:sz="4"/>
+                <w:right w:val="none" w:color="FFFFFF" w:sz="0"/>
+                <w:insideH w:val="single" w:color="auto" w:sz="4"/>
+                <w:insideV w:val="single" w:color="auto" w:sz="4"/>
+              </w:tblBorders>
+            </w:tblPr>
+            <w:tblGrid>
+              <w:gridCol w:w="10066"/>
+            </w:tblGrid>
+            <w:tr>
+              <w:trPr>
+                <w:trHeight w:val="520" w:hRule="exact"/>
+              </w:trPr>
+              <w:tc>
+                <w:tcPr>
+                  <w:tcW w:type="dxa" w:w="10066"/>
+                  <w:tcMar>
+                    <w:top w:type="dxa" w:w="0"/>
+                    <w:left w:type="dxa" w:w="0"/>
+                    <w:bottom w:type="dxa" w:w="0"/>
+                    <w:right w:type="dxa" w:w="0"/>
+                  </w:tcMar>
+                </w:tcPr>
+                <w:p>
+                  <w:pPr>
+                    <w:spacing w:after="0"/>
+                  </w:pPr>
+                  <w:r>
+                    <w:rPr>
+                      <w:rFonts w:ascii="Aptos Narrow" w:cs="Aptos Narrow" w:eastAsia="Aptos Narrow" w:hAnsi="Aptos Narrow"/>
+                      <w:color w:val="000000"/>
+                      <w:sz w:val="22"/>
+                      <w:szCs w:val="22"/>
+                    </w:rPr>
+                    <w:t xml:space="preserve"/>
+                  </w:r>
+                </w:p>
+              </w:tc>
+            </w:tr>
+            <w:tr>
+              <w:trPr>
+                <w:trHeight w:val="520" w:hRule="exact"/>
+              </w:trPr>
+              <w:tc>
+                <w:tcPr>
+                  <w:tcW w:type="dxa" w:w="10066"/>
+                  <w:tcMar>
+                    <w:top w:type="dxa" w:w="0"/>
+                    <w:left w:type="dxa" w:w="0"/>
+                    <w:bottom w:type="dxa" w:w="0"/>
+                    <w:right w:type="dxa" w:w="0"/>
+                  </w:tcMar>
+                </w:tcPr>
+                <w:p>
+                  <w:pPr>
+                    <w:spacing w:after="0"/>
+                  </w:pPr>
+                  <w:r>
+                    <w:rPr>
+                      <w:rFonts w:ascii="Aptos Narrow" w:cs="Aptos Narrow" w:eastAsia="Aptos Narrow" w:hAnsi="Aptos Narrow"/>
+                      <w:color w:val="000000"/>
+                      <w:sz w:val="22"/>
+                      <w:szCs w:val="22"/>
+                    </w:rPr>
+                    <w:t xml:space="preserve"/>
+                  </w:r>
+                </w:p>
+              </w:tc>
+            </w:tr>
+          </w:tbl>
+          <w:p>
+            <w:pPr>
+              <w:spacing w:after="0" w:before="160" w:line="290"/>
+            </w:pPr>
+            <w:r>
+              <w:rPr>
+                <w:rFonts w:ascii="Aptos Narrow" w:cs="Aptos Narrow" w:eastAsia="Aptos Narrow" w:hAnsi="Aptos Narrow"/>
+                <w:color w:val="000000"/>
+                <w:sz w:val="21"/>
+                <w:szCs w:val="21"/>
+              </w:rPr>
+              <w:t xml:space="preserve">Fraillon suggests that while physical confinement can be imposed upon a person’s body, the imagination and the connections between people offer a kind of freedom that cannot be taken away.</w:t>
             </w:r>
           </w:p>
         </w:tc>
@@ -5052,7 +6395,7 @@
           <w:sz w:val="18"/>
           <w:szCs w:val="18"/>
         </w:rPr>
-        <w:t xml:space="preserve">The introduction names three claims: the fence between the detained and the free, how Subhi copes with confinement, and how Jimmie experiences freedom. Paragraph 1 is the fence.</w:t>
+        <w:t xml:space="preserve">Paragraph 1 is the fence. Paragraph 2 is the idea you wrote second in your introduction.</w:t>
       </w:r>
     </w:p>
     <w:p>
@@ -5135,309 +6478,589 @@
               <w:right w:type="dxa" w:w="160"/>
             </w:tcMar>
           </w:tcPr>
-          <w:p>
-            <w:pPr>
-              <w:pBdr>
+          <w:tbl>
+            <w:tblPr>
+              <w:tblW w:type="dxa" w:w="7846"/>
+              <w:tblBorders>
+                <w:top w:val="none" w:color="FFFFFF" w:sz="0"/>
+                <w:left w:val="none" w:color="FFFFFF" w:sz="0"/>
                 <w:bottom w:val="single" w:color="BFBFBF" w:sz="4"/>
-              </w:pBdr>
-              <w:spacing w:after="0" w:before="200"/>
-            </w:pPr>
-            <w:r>
-              <w:rPr>
-                <w:rFonts w:ascii="Aptos Narrow" w:cs="Aptos Narrow" w:eastAsia="Aptos Narrow" w:hAnsi="Aptos Narrow"/>
+                <w:right w:val="none" w:color="FFFFFF" w:sz="0"/>
+                <w:insideH w:val="single" w:color="auto" w:sz="4"/>
+                <w:insideV w:val="single" w:color="auto" w:sz="4"/>
+              </w:tblBorders>
+            </w:tblPr>
+            <w:tblGrid>
+              <w:gridCol w:w="7846"/>
+            </w:tblGrid>
+            <w:tr>
+              <w:trPr>
+                <w:trHeight w:val="520" w:hRule="exact"/>
+              </w:trPr>
+              <w:tc>
+                <w:tcPr>
+                  <w:tcW w:type="dxa" w:w="7846"/>
+                  <w:tcMar>
+                    <w:top w:type="dxa" w:w="0"/>
+                    <w:left w:type="dxa" w:w="0"/>
+                    <w:bottom w:type="dxa" w:w="0"/>
+                    <w:right w:type="dxa" w:w="0"/>
+                  </w:tcMar>
+                </w:tcPr>
+                <w:p>
+                  <w:pPr>
+                    <w:spacing w:after="0"/>
+                  </w:pPr>
+                  <w:r>
+                    <w:rPr>
+                      <w:rFonts w:ascii="Aptos Narrow" w:cs="Aptos Narrow" w:eastAsia="Aptos Narrow" w:hAnsi="Aptos Narrow"/>
+                      <w:color w:val="000000"/>
+                      <w:sz w:val="22"/>
+                      <w:szCs w:val="22"/>
+                    </w:rPr>
+                    <w:t xml:space="preserve"/>
+                  </w:r>
+                </w:p>
+              </w:tc>
+            </w:tr>
+            <w:tr>
+              <w:trPr>
+                <w:trHeight w:val="520" w:hRule="exact"/>
+              </w:trPr>
+              <w:tc>
+                <w:tcPr>
+                  <w:tcW w:type="dxa" w:w="7846"/>
+                  <w:tcMar>
+                    <w:top w:type="dxa" w:w="0"/>
+                    <w:left w:type="dxa" w:w="0"/>
+                    <w:bottom w:type="dxa" w:w="0"/>
+                    <w:right w:type="dxa" w:w="0"/>
+                  </w:tcMar>
+                </w:tcPr>
+                <w:p>
+                  <w:pPr>
+                    <w:spacing w:after="0"/>
+                  </w:pPr>
+                  <w:r>
+                    <w:rPr>
+                      <w:rFonts w:ascii="Aptos Narrow" w:cs="Aptos Narrow" w:eastAsia="Aptos Narrow" w:hAnsi="Aptos Narrow"/>
+                      <w:color w:val="000000"/>
+                      <w:sz w:val="22"/>
+                      <w:szCs w:val="22"/>
+                    </w:rPr>
+                    <w:t xml:space="preserve"/>
+                  </w:r>
+                </w:p>
+              </w:tc>
+            </w:tr>
+            <w:tr>
+              <w:trPr>
+                <w:trHeight w:val="520" w:hRule="exact"/>
+              </w:trPr>
+              <w:tc>
+                <w:tcPr>
+                  <w:tcW w:type="dxa" w:w="7846"/>
+                  <w:tcMar>
+                    <w:top w:type="dxa" w:w="0"/>
+                    <w:left w:type="dxa" w:w="0"/>
+                    <w:bottom w:type="dxa" w:w="0"/>
+                    <w:right w:type="dxa" w:w="0"/>
+                  </w:tcMar>
+                </w:tcPr>
+                <w:p>
+                  <w:pPr>
+                    <w:spacing w:after="0"/>
+                  </w:pPr>
+                  <w:r>
+                    <w:rPr>
+                      <w:rFonts w:ascii="Aptos Narrow" w:cs="Aptos Narrow" w:eastAsia="Aptos Narrow" w:hAnsi="Aptos Narrow"/>
+                      <w:color w:val="000000"/>
+                      <w:sz w:val="22"/>
+                      <w:szCs w:val="22"/>
+                    </w:rPr>
+                    <w:t xml:space="preserve"/>
+                  </w:r>
+                </w:p>
+              </w:tc>
+            </w:tr>
+          </w:tbl>
+          <w:p/>
+        </w:tc>
+      </w:tr>
+      <w:tr>
+        <w:tc>
+          <w:tcPr>
+            <w:tcW w:type="dxa" w:w="2300"/>
+            <w:shd w:fill="F2D0DA" w:color="auto" w:val="clear"/>
+            <w:tcMar>
+              <w:top w:type="dxa" w:w="100"/>
+              <w:left w:type="dxa" w:w="160"/>
+              <w:bottom w:type="dxa" w:w="100"/>
+              <w:right w:type="dxa" w:w="160"/>
+            </w:tcMar>
+          </w:tcPr>
+          <w:p>
+            <w:pPr>
+              <w:spacing w:after="0"/>
+            </w:pPr>
+            <w:r>
+              <w:rPr>
+                <w:rFonts w:ascii="Aptos Narrow" w:cs="Aptos Narrow" w:eastAsia="Aptos Narrow" w:hAnsi="Aptos Narrow"/>
+                <w:b/>
+                <w:bCs/>
                 <w:color w:val="000000"/>
                 <w:sz w:val="22"/>
                 <w:szCs w:val="22"/>
               </w:rPr>
-              <w:t xml:space="preserve"/>
-            </w:r>
-          </w:p>
-          <w:p>
-            <w:pPr>
-              <w:pBdr>
+              <w:t xml:space="preserve">Explanation with evidence</w:t>
+            </w:r>
+          </w:p>
+        </w:tc>
+        <w:tc>
+          <w:tcPr>
+            <w:tcW w:type="dxa" w:w="8166"/>
+            <w:tcMar>
+              <w:top w:type="dxa" w:w="80"/>
+              <w:left w:type="dxa" w:w="160"/>
+              <w:bottom w:type="dxa" w:w="140"/>
+              <w:right w:type="dxa" w:w="160"/>
+            </w:tcMar>
+          </w:tcPr>
+          <w:tbl>
+            <w:tblPr>
+              <w:tblW w:type="dxa" w:w="7846"/>
+              <w:tblBorders>
+                <w:top w:val="none" w:color="FFFFFF" w:sz="0"/>
+                <w:left w:val="none" w:color="FFFFFF" w:sz="0"/>
                 <w:bottom w:val="single" w:color="BFBFBF" w:sz="4"/>
-              </w:pBdr>
-              <w:spacing w:after="0" w:before="200"/>
-            </w:pPr>
-            <w:r>
-              <w:rPr>
-                <w:rFonts w:ascii="Aptos Narrow" w:cs="Aptos Narrow" w:eastAsia="Aptos Narrow" w:hAnsi="Aptos Narrow"/>
+                <w:right w:val="none" w:color="FFFFFF" w:sz="0"/>
+                <w:insideH w:val="single" w:color="auto" w:sz="4"/>
+                <w:insideV w:val="single" w:color="auto" w:sz="4"/>
+              </w:tblBorders>
+            </w:tblPr>
+            <w:tblGrid>
+              <w:gridCol w:w="7846"/>
+            </w:tblGrid>
+            <w:tr>
+              <w:trPr>
+                <w:trHeight w:val="520" w:hRule="exact"/>
+              </w:trPr>
+              <w:tc>
+                <w:tcPr>
+                  <w:tcW w:type="dxa" w:w="7846"/>
+                  <w:tcMar>
+                    <w:top w:type="dxa" w:w="0"/>
+                    <w:left w:type="dxa" w:w="0"/>
+                    <w:bottom w:type="dxa" w:w="0"/>
+                    <w:right w:type="dxa" w:w="0"/>
+                  </w:tcMar>
+                </w:tcPr>
+                <w:p>
+                  <w:pPr>
+                    <w:spacing w:after="0"/>
+                  </w:pPr>
+                  <w:r>
+                    <w:rPr>
+                      <w:rFonts w:ascii="Aptos Narrow" w:cs="Aptos Narrow" w:eastAsia="Aptos Narrow" w:hAnsi="Aptos Narrow"/>
+                      <w:color w:val="000000"/>
+                      <w:sz w:val="22"/>
+                      <w:szCs w:val="22"/>
+                    </w:rPr>
+                    <w:t xml:space="preserve"/>
+                  </w:r>
+                </w:p>
+              </w:tc>
+            </w:tr>
+            <w:tr>
+              <w:trPr>
+                <w:trHeight w:val="520" w:hRule="exact"/>
+              </w:trPr>
+              <w:tc>
+                <w:tcPr>
+                  <w:tcW w:type="dxa" w:w="7846"/>
+                  <w:tcMar>
+                    <w:top w:type="dxa" w:w="0"/>
+                    <w:left w:type="dxa" w:w="0"/>
+                    <w:bottom w:type="dxa" w:w="0"/>
+                    <w:right w:type="dxa" w:w="0"/>
+                  </w:tcMar>
+                </w:tcPr>
+                <w:p>
+                  <w:pPr>
+                    <w:spacing w:after="0"/>
+                  </w:pPr>
+                  <w:r>
+                    <w:rPr>
+                      <w:rFonts w:ascii="Aptos Narrow" w:cs="Aptos Narrow" w:eastAsia="Aptos Narrow" w:hAnsi="Aptos Narrow"/>
+                      <w:color w:val="000000"/>
+                      <w:sz w:val="22"/>
+                      <w:szCs w:val="22"/>
+                    </w:rPr>
+                    <w:t xml:space="preserve"/>
+                  </w:r>
+                </w:p>
+              </w:tc>
+            </w:tr>
+            <w:tr>
+              <w:trPr>
+                <w:trHeight w:val="520" w:hRule="exact"/>
+              </w:trPr>
+              <w:tc>
+                <w:tcPr>
+                  <w:tcW w:type="dxa" w:w="7846"/>
+                  <w:tcMar>
+                    <w:top w:type="dxa" w:w="0"/>
+                    <w:left w:type="dxa" w:w="0"/>
+                    <w:bottom w:type="dxa" w:w="0"/>
+                    <w:right w:type="dxa" w:w="0"/>
+                  </w:tcMar>
+                </w:tcPr>
+                <w:p>
+                  <w:pPr>
+                    <w:spacing w:after="0"/>
+                  </w:pPr>
+                  <w:r>
+                    <w:rPr>
+                      <w:rFonts w:ascii="Aptos Narrow" w:cs="Aptos Narrow" w:eastAsia="Aptos Narrow" w:hAnsi="Aptos Narrow"/>
+                      <w:color w:val="000000"/>
+                      <w:sz w:val="22"/>
+                      <w:szCs w:val="22"/>
+                    </w:rPr>
+                    <w:t xml:space="preserve"/>
+                  </w:r>
+                </w:p>
+              </w:tc>
+            </w:tr>
+            <w:tr>
+              <w:trPr>
+                <w:trHeight w:val="520" w:hRule="exact"/>
+              </w:trPr>
+              <w:tc>
+                <w:tcPr>
+                  <w:tcW w:type="dxa" w:w="7846"/>
+                  <w:tcMar>
+                    <w:top w:type="dxa" w:w="0"/>
+                    <w:left w:type="dxa" w:w="0"/>
+                    <w:bottom w:type="dxa" w:w="0"/>
+                    <w:right w:type="dxa" w:w="0"/>
+                  </w:tcMar>
+                </w:tcPr>
+                <w:p>
+                  <w:pPr>
+                    <w:spacing w:after="0"/>
+                  </w:pPr>
+                  <w:r>
+                    <w:rPr>
+                      <w:rFonts w:ascii="Aptos Narrow" w:cs="Aptos Narrow" w:eastAsia="Aptos Narrow" w:hAnsi="Aptos Narrow"/>
+                      <w:color w:val="000000"/>
+                      <w:sz w:val="22"/>
+                      <w:szCs w:val="22"/>
+                    </w:rPr>
+                    <w:t xml:space="preserve"/>
+                  </w:r>
+                </w:p>
+              </w:tc>
+            </w:tr>
+            <w:tr>
+              <w:trPr>
+                <w:trHeight w:val="520" w:hRule="exact"/>
+              </w:trPr>
+              <w:tc>
+                <w:tcPr>
+                  <w:tcW w:type="dxa" w:w="7846"/>
+                  <w:tcMar>
+                    <w:top w:type="dxa" w:w="0"/>
+                    <w:left w:type="dxa" w:w="0"/>
+                    <w:bottom w:type="dxa" w:w="0"/>
+                    <w:right w:type="dxa" w:w="0"/>
+                  </w:tcMar>
+                </w:tcPr>
+                <w:p>
+                  <w:pPr>
+                    <w:spacing w:after="0"/>
+                  </w:pPr>
+                  <w:r>
+                    <w:rPr>
+                      <w:rFonts w:ascii="Aptos Narrow" w:cs="Aptos Narrow" w:eastAsia="Aptos Narrow" w:hAnsi="Aptos Narrow"/>
+                      <w:color w:val="000000"/>
+                      <w:sz w:val="22"/>
+                      <w:szCs w:val="22"/>
+                    </w:rPr>
+                    <w:t xml:space="preserve"/>
+                  </w:r>
+                </w:p>
+              </w:tc>
+            </w:tr>
+            <w:tr>
+              <w:trPr>
+                <w:trHeight w:val="520" w:hRule="exact"/>
+              </w:trPr>
+              <w:tc>
+                <w:tcPr>
+                  <w:tcW w:type="dxa" w:w="7846"/>
+                  <w:tcMar>
+                    <w:top w:type="dxa" w:w="0"/>
+                    <w:left w:type="dxa" w:w="0"/>
+                    <w:bottom w:type="dxa" w:w="0"/>
+                    <w:right w:type="dxa" w:w="0"/>
+                  </w:tcMar>
+                </w:tcPr>
+                <w:p>
+                  <w:pPr>
+                    <w:spacing w:after="0"/>
+                  </w:pPr>
+                  <w:r>
+                    <w:rPr>
+                      <w:rFonts w:ascii="Aptos Narrow" w:cs="Aptos Narrow" w:eastAsia="Aptos Narrow" w:hAnsi="Aptos Narrow"/>
+                      <w:color w:val="000000"/>
+                      <w:sz w:val="22"/>
+                      <w:szCs w:val="22"/>
+                    </w:rPr>
+                    <w:t xml:space="preserve"/>
+                  </w:r>
+                </w:p>
+              </w:tc>
+            </w:tr>
+          </w:tbl>
+          <w:p/>
+        </w:tc>
+      </w:tr>
+      <w:tr>
+        <w:tc>
+          <w:tcPr>
+            <w:tcW w:type="dxa" w:w="2300"/>
+            <w:shd w:fill="F2D0DA" w:color="auto" w:val="clear"/>
+            <w:tcMar>
+              <w:top w:type="dxa" w:w="100"/>
+              <w:left w:type="dxa" w:w="160"/>
+              <w:bottom w:type="dxa" w:w="100"/>
+              <w:right w:type="dxa" w:w="160"/>
+            </w:tcMar>
+          </w:tcPr>
+          <w:p>
+            <w:pPr>
+              <w:spacing w:after="0"/>
+            </w:pPr>
+            <w:r>
+              <w:rPr>
+                <w:rFonts w:ascii="Aptos Narrow" w:cs="Aptos Narrow" w:eastAsia="Aptos Narrow" w:hAnsi="Aptos Narrow"/>
+                <w:b/>
+                <w:bCs/>
                 <w:color w:val="000000"/>
                 <w:sz w:val="22"/>
                 <w:szCs w:val="22"/>
               </w:rPr>
-              <w:t xml:space="preserve"/>
-            </w:r>
-          </w:p>
-          <w:p>
-            <w:pPr>
-              <w:pBdr>
+              <w:t xml:space="preserve">A second explanation</w:t>
+            </w:r>
+          </w:p>
+        </w:tc>
+        <w:tc>
+          <w:tcPr>
+            <w:tcW w:type="dxa" w:w="8166"/>
+            <w:tcMar>
+              <w:top w:type="dxa" w:w="80"/>
+              <w:left w:type="dxa" w:w="160"/>
+              <w:bottom w:type="dxa" w:w="140"/>
+              <w:right w:type="dxa" w:w="160"/>
+            </w:tcMar>
+          </w:tcPr>
+          <w:tbl>
+            <w:tblPr>
+              <w:tblW w:type="dxa" w:w="7846"/>
+              <w:tblBorders>
+                <w:top w:val="none" w:color="FFFFFF" w:sz="0"/>
+                <w:left w:val="none" w:color="FFFFFF" w:sz="0"/>
                 <w:bottom w:val="single" w:color="BFBFBF" w:sz="4"/>
-              </w:pBdr>
-              <w:spacing w:after="0" w:before="200"/>
-            </w:pPr>
-            <w:r>
-              <w:rPr>
-                <w:rFonts w:ascii="Aptos Narrow" w:cs="Aptos Narrow" w:eastAsia="Aptos Narrow" w:hAnsi="Aptos Narrow"/>
-                <w:color w:val="000000"/>
-                <w:sz w:val="22"/>
-                <w:szCs w:val="22"/>
-              </w:rPr>
-              <w:t xml:space="preserve"/>
-            </w:r>
-          </w:p>
-        </w:tc>
-      </w:tr>
-      <w:tr>
-        <w:tc>
-          <w:tcPr>
-            <w:tcW w:type="dxa" w:w="2300"/>
-            <w:shd w:fill="F2D0DA" w:color="auto" w:val="clear"/>
-            <w:tcMar>
-              <w:top w:type="dxa" w:w="100"/>
-              <w:left w:type="dxa" w:w="160"/>
-              <w:bottom w:type="dxa" w:w="100"/>
-              <w:right w:type="dxa" w:w="160"/>
-            </w:tcMar>
-          </w:tcPr>
-          <w:p>
-            <w:pPr>
-              <w:spacing w:after="0"/>
-            </w:pPr>
-            <w:r>
-              <w:rPr>
-                <w:rFonts w:ascii="Aptos Narrow" w:cs="Aptos Narrow" w:eastAsia="Aptos Narrow" w:hAnsi="Aptos Narrow"/>
-                <w:b/>
-                <w:bCs/>
-                <w:color w:val="000000"/>
-                <w:sz w:val="22"/>
-                <w:szCs w:val="22"/>
-              </w:rPr>
-              <w:t xml:space="preserve">Explanation with evidence</w:t>
-            </w:r>
-          </w:p>
-        </w:tc>
-        <w:tc>
-          <w:tcPr>
-            <w:tcW w:type="dxa" w:w="8166"/>
-            <w:tcMar>
-              <w:top w:type="dxa" w:w="80"/>
-              <w:left w:type="dxa" w:w="160"/>
-              <w:bottom w:type="dxa" w:w="140"/>
-              <w:right w:type="dxa" w:w="160"/>
-            </w:tcMar>
-          </w:tcPr>
-          <w:p>
-            <w:pPr>
-              <w:pBdr>
-                <w:bottom w:val="single" w:color="BFBFBF" w:sz="4"/>
-              </w:pBdr>
-              <w:spacing w:after="0" w:before="200"/>
-            </w:pPr>
-            <w:r>
-              <w:rPr>
-                <w:rFonts w:ascii="Aptos Narrow" w:cs="Aptos Narrow" w:eastAsia="Aptos Narrow" w:hAnsi="Aptos Narrow"/>
-                <w:color w:val="000000"/>
-                <w:sz w:val="22"/>
-                <w:szCs w:val="22"/>
-              </w:rPr>
-              <w:t xml:space="preserve"/>
-            </w:r>
-          </w:p>
-          <w:p>
-            <w:pPr>
-              <w:pBdr>
-                <w:bottom w:val="single" w:color="BFBFBF" w:sz="4"/>
-              </w:pBdr>
-              <w:spacing w:after="0" w:before="200"/>
-            </w:pPr>
-            <w:r>
-              <w:rPr>
-                <w:rFonts w:ascii="Aptos Narrow" w:cs="Aptos Narrow" w:eastAsia="Aptos Narrow" w:hAnsi="Aptos Narrow"/>
-                <w:color w:val="000000"/>
-                <w:sz w:val="22"/>
-                <w:szCs w:val="22"/>
-              </w:rPr>
-              <w:t xml:space="preserve"/>
-            </w:r>
-          </w:p>
-          <w:p>
-            <w:pPr>
-              <w:pBdr>
-                <w:bottom w:val="single" w:color="BFBFBF" w:sz="4"/>
-              </w:pBdr>
-              <w:spacing w:after="0" w:before="200"/>
-            </w:pPr>
-            <w:r>
-              <w:rPr>
-                <w:rFonts w:ascii="Aptos Narrow" w:cs="Aptos Narrow" w:eastAsia="Aptos Narrow" w:hAnsi="Aptos Narrow"/>
-                <w:color w:val="000000"/>
-                <w:sz w:val="22"/>
-                <w:szCs w:val="22"/>
-              </w:rPr>
-              <w:t xml:space="preserve"/>
-            </w:r>
-          </w:p>
-          <w:p>
-            <w:pPr>
-              <w:pBdr>
-                <w:bottom w:val="single" w:color="BFBFBF" w:sz="4"/>
-              </w:pBdr>
-              <w:spacing w:after="0" w:before="200"/>
-            </w:pPr>
-            <w:r>
-              <w:rPr>
-                <w:rFonts w:ascii="Aptos Narrow" w:cs="Aptos Narrow" w:eastAsia="Aptos Narrow" w:hAnsi="Aptos Narrow"/>
-                <w:color w:val="000000"/>
-                <w:sz w:val="22"/>
-                <w:szCs w:val="22"/>
-              </w:rPr>
-              <w:t xml:space="preserve"/>
-            </w:r>
-          </w:p>
-          <w:p>
-            <w:pPr>
-              <w:pBdr>
-                <w:bottom w:val="single" w:color="BFBFBF" w:sz="4"/>
-              </w:pBdr>
-              <w:spacing w:after="0" w:before="200"/>
-            </w:pPr>
-            <w:r>
-              <w:rPr>
-                <w:rFonts w:ascii="Aptos Narrow" w:cs="Aptos Narrow" w:eastAsia="Aptos Narrow" w:hAnsi="Aptos Narrow"/>
-                <w:color w:val="000000"/>
-                <w:sz w:val="22"/>
-                <w:szCs w:val="22"/>
-              </w:rPr>
-              <w:t xml:space="preserve"/>
-            </w:r>
-          </w:p>
-        </w:tc>
-      </w:tr>
-      <w:tr>
-        <w:tc>
-          <w:tcPr>
-            <w:tcW w:type="dxa" w:w="2300"/>
-            <w:shd w:fill="F2D0DA" w:color="auto" w:val="clear"/>
-            <w:tcMar>
-              <w:top w:type="dxa" w:w="100"/>
-              <w:left w:type="dxa" w:w="160"/>
-              <w:bottom w:type="dxa" w:w="100"/>
-              <w:right w:type="dxa" w:w="160"/>
-            </w:tcMar>
-          </w:tcPr>
-          <w:p>
-            <w:pPr>
-              <w:spacing w:after="0"/>
-            </w:pPr>
-            <w:r>
-              <w:rPr>
-                <w:rFonts w:ascii="Aptos Narrow" w:cs="Aptos Narrow" w:eastAsia="Aptos Narrow" w:hAnsi="Aptos Narrow"/>
-                <w:b/>
-                <w:bCs/>
-                <w:color w:val="000000"/>
-                <w:sz w:val="22"/>
-                <w:szCs w:val="22"/>
-              </w:rPr>
-              <w:t xml:space="preserve">A second explanation</w:t>
-            </w:r>
-          </w:p>
-        </w:tc>
-        <w:tc>
-          <w:tcPr>
-            <w:tcW w:type="dxa" w:w="8166"/>
-            <w:tcMar>
-              <w:top w:type="dxa" w:w="80"/>
-              <w:left w:type="dxa" w:w="160"/>
-              <w:bottom w:type="dxa" w:w="140"/>
-              <w:right w:type="dxa" w:w="160"/>
-            </w:tcMar>
-          </w:tcPr>
-          <w:p>
-            <w:pPr>
-              <w:pBdr>
-                <w:bottom w:val="single" w:color="BFBFBF" w:sz="4"/>
-              </w:pBdr>
-              <w:spacing w:after="0" w:before="200"/>
-            </w:pPr>
-            <w:r>
-              <w:rPr>
-                <w:rFonts w:ascii="Aptos Narrow" w:cs="Aptos Narrow" w:eastAsia="Aptos Narrow" w:hAnsi="Aptos Narrow"/>
-                <w:color w:val="000000"/>
-                <w:sz w:val="22"/>
-                <w:szCs w:val="22"/>
-              </w:rPr>
-              <w:t xml:space="preserve"/>
-            </w:r>
-          </w:p>
-          <w:p>
-            <w:pPr>
-              <w:pBdr>
-                <w:bottom w:val="single" w:color="BFBFBF" w:sz="4"/>
-              </w:pBdr>
-              <w:spacing w:after="0" w:before="200"/>
-            </w:pPr>
-            <w:r>
-              <w:rPr>
-                <w:rFonts w:ascii="Aptos Narrow" w:cs="Aptos Narrow" w:eastAsia="Aptos Narrow" w:hAnsi="Aptos Narrow"/>
-                <w:color w:val="000000"/>
-                <w:sz w:val="22"/>
-                <w:szCs w:val="22"/>
-              </w:rPr>
-              <w:t xml:space="preserve"/>
-            </w:r>
-          </w:p>
-          <w:p>
-            <w:pPr>
-              <w:pBdr>
-                <w:bottom w:val="single" w:color="BFBFBF" w:sz="4"/>
-              </w:pBdr>
-              <w:spacing w:after="0" w:before="200"/>
-            </w:pPr>
-            <w:r>
-              <w:rPr>
-                <w:rFonts w:ascii="Aptos Narrow" w:cs="Aptos Narrow" w:eastAsia="Aptos Narrow" w:hAnsi="Aptos Narrow"/>
-                <w:color w:val="000000"/>
-                <w:sz w:val="22"/>
-                <w:szCs w:val="22"/>
-              </w:rPr>
-              <w:t xml:space="preserve"/>
-            </w:r>
-          </w:p>
-          <w:p>
-            <w:pPr>
-              <w:pBdr>
-                <w:bottom w:val="single" w:color="BFBFBF" w:sz="4"/>
-              </w:pBdr>
-              <w:spacing w:after="0" w:before="200"/>
-            </w:pPr>
-            <w:r>
-              <w:rPr>
-                <w:rFonts w:ascii="Aptos Narrow" w:cs="Aptos Narrow" w:eastAsia="Aptos Narrow" w:hAnsi="Aptos Narrow"/>
-                <w:color w:val="000000"/>
-                <w:sz w:val="22"/>
-                <w:szCs w:val="22"/>
-              </w:rPr>
-              <w:t xml:space="preserve"/>
-            </w:r>
-          </w:p>
-          <w:p>
-            <w:pPr>
-              <w:pBdr>
-                <w:bottom w:val="single" w:color="BFBFBF" w:sz="4"/>
-              </w:pBdr>
-              <w:spacing w:after="0" w:before="200"/>
-            </w:pPr>
-            <w:r>
-              <w:rPr>
-                <w:rFonts w:ascii="Aptos Narrow" w:cs="Aptos Narrow" w:eastAsia="Aptos Narrow" w:hAnsi="Aptos Narrow"/>
-                <w:color w:val="000000"/>
-                <w:sz w:val="22"/>
-                <w:szCs w:val="22"/>
-              </w:rPr>
-              <w:t xml:space="preserve"/>
-            </w:r>
-          </w:p>
+                <w:right w:val="none" w:color="FFFFFF" w:sz="0"/>
+                <w:insideH w:val="single" w:color="auto" w:sz="4"/>
+                <w:insideV w:val="single" w:color="auto" w:sz="4"/>
+              </w:tblBorders>
+            </w:tblPr>
+            <w:tblGrid>
+              <w:gridCol w:w="7846"/>
+            </w:tblGrid>
+            <w:tr>
+              <w:trPr>
+                <w:trHeight w:val="520" w:hRule="exact"/>
+              </w:trPr>
+              <w:tc>
+                <w:tcPr>
+                  <w:tcW w:type="dxa" w:w="7846"/>
+                  <w:tcMar>
+                    <w:top w:type="dxa" w:w="0"/>
+                    <w:left w:type="dxa" w:w="0"/>
+                    <w:bottom w:type="dxa" w:w="0"/>
+                    <w:right w:type="dxa" w:w="0"/>
+                  </w:tcMar>
+                </w:tcPr>
+                <w:p>
+                  <w:pPr>
+                    <w:spacing w:after="0"/>
+                  </w:pPr>
+                  <w:r>
+                    <w:rPr>
+                      <w:rFonts w:ascii="Aptos Narrow" w:cs="Aptos Narrow" w:eastAsia="Aptos Narrow" w:hAnsi="Aptos Narrow"/>
+                      <w:color w:val="000000"/>
+                      <w:sz w:val="22"/>
+                      <w:szCs w:val="22"/>
+                    </w:rPr>
+                    <w:t xml:space="preserve"/>
+                  </w:r>
+                </w:p>
+              </w:tc>
+            </w:tr>
+            <w:tr>
+              <w:trPr>
+                <w:trHeight w:val="520" w:hRule="exact"/>
+              </w:trPr>
+              <w:tc>
+                <w:tcPr>
+                  <w:tcW w:type="dxa" w:w="7846"/>
+                  <w:tcMar>
+                    <w:top w:type="dxa" w:w="0"/>
+                    <w:left w:type="dxa" w:w="0"/>
+                    <w:bottom w:type="dxa" w:w="0"/>
+                    <w:right w:type="dxa" w:w="0"/>
+                  </w:tcMar>
+                </w:tcPr>
+                <w:p>
+                  <w:pPr>
+                    <w:spacing w:after="0"/>
+                  </w:pPr>
+                  <w:r>
+                    <w:rPr>
+                      <w:rFonts w:ascii="Aptos Narrow" w:cs="Aptos Narrow" w:eastAsia="Aptos Narrow" w:hAnsi="Aptos Narrow"/>
+                      <w:color w:val="000000"/>
+                      <w:sz w:val="22"/>
+                      <w:szCs w:val="22"/>
+                    </w:rPr>
+                    <w:t xml:space="preserve"/>
+                  </w:r>
+                </w:p>
+              </w:tc>
+            </w:tr>
+            <w:tr>
+              <w:trPr>
+                <w:trHeight w:val="520" w:hRule="exact"/>
+              </w:trPr>
+              <w:tc>
+                <w:tcPr>
+                  <w:tcW w:type="dxa" w:w="7846"/>
+                  <w:tcMar>
+                    <w:top w:type="dxa" w:w="0"/>
+                    <w:left w:type="dxa" w:w="0"/>
+                    <w:bottom w:type="dxa" w:w="0"/>
+                    <w:right w:type="dxa" w:w="0"/>
+                  </w:tcMar>
+                </w:tcPr>
+                <w:p>
+                  <w:pPr>
+                    <w:spacing w:after="0"/>
+                  </w:pPr>
+                  <w:r>
+                    <w:rPr>
+                      <w:rFonts w:ascii="Aptos Narrow" w:cs="Aptos Narrow" w:eastAsia="Aptos Narrow" w:hAnsi="Aptos Narrow"/>
+                      <w:color w:val="000000"/>
+                      <w:sz w:val="22"/>
+                      <w:szCs w:val="22"/>
+                    </w:rPr>
+                    <w:t xml:space="preserve"/>
+                  </w:r>
+                </w:p>
+              </w:tc>
+            </w:tr>
+            <w:tr>
+              <w:trPr>
+                <w:trHeight w:val="520" w:hRule="exact"/>
+              </w:trPr>
+              <w:tc>
+                <w:tcPr>
+                  <w:tcW w:type="dxa" w:w="7846"/>
+                  <w:tcMar>
+                    <w:top w:type="dxa" w:w="0"/>
+                    <w:left w:type="dxa" w:w="0"/>
+                    <w:bottom w:type="dxa" w:w="0"/>
+                    <w:right w:type="dxa" w:w="0"/>
+                  </w:tcMar>
+                </w:tcPr>
+                <w:p>
+                  <w:pPr>
+                    <w:spacing w:after="0"/>
+                  </w:pPr>
+                  <w:r>
+                    <w:rPr>
+                      <w:rFonts w:ascii="Aptos Narrow" w:cs="Aptos Narrow" w:eastAsia="Aptos Narrow" w:hAnsi="Aptos Narrow"/>
+                      <w:color w:val="000000"/>
+                      <w:sz w:val="22"/>
+                      <w:szCs w:val="22"/>
+                    </w:rPr>
+                    <w:t xml:space="preserve"/>
+                  </w:r>
+                </w:p>
+              </w:tc>
+            </w:tr>
+            <w:tr>
+              <w:trPr>
+                <w:trHeight w:val="520" w:hRule="exact"/>
+              </w:trPr>
+              <w:tc>
+                <w:tcPr>
+                  <w:tcW w:type="dxa" w:w="7846"/>
+                  <w:tcMar>
+                    <w:top w:type="dxa" w:w="0"/>
+                    <w:left w:type="dxa" w:w="0"/>
+                    <w:bottom w:type="dxa" w:w="0"/>
+                    <w:right w:type="dxa" w:w="0"/>
+                  </w:tcMar>
+                </w:tcPr>
+                <w:p>
+                  <w:pPr>
+                    <w:spacing w:after="0"/>
+                  </w:pPr>
+                  <w:r>
+                    <w:rPr>
+                      <w:rFonts w:ascii="Aptos Narrow" w:cs="Aptos Narrow" w:eastAsia="Aptos Narrow" w:hAnsi="Aptos Narrow"/>
+                      <w:color w:val="000000"/>
+                      <w:sz w:val="22"/>
+                      <w:szCs w:val="22"/>
+                    </w:rPr>
+                    <w:t xml:space="preserve"/>
+                  </w:r>
+                </w:p>
+              </w:tc>
+            </w:tr>
+            <w:tr>
+              <w:trPr>
+                <w:trHeight w:val="520" w:hRule="exact"/>
+              </w:trPr>
+              <w:tc>
+                <w:tcPr>
+                  <w:tcW w:type="dxa" w:w="7846"/>
+                  <w:tcMar>
+                    <w:top w:type="dxa" w:w="0"/>
+                    <w:left w:type="dxa" w:w="0"/>
+                    <w:bottom w:type="dxa" w:w="0"/>
+                    <w:right w:type="dxa" w:w="0"/>
+                  </w:tcMar>
+                </w:tcPr>
+                <w:p>
+                  <w:pPr>
+                    <w:spacing w:after="0"/>
+                  </w:pPr>
+                  <w:r>
+                    <w:rPr>
+                      <w:rFonts w:ascii="Aptos Narrow" w:cs="Aptos Narrow" w:eastAsia="Aptos Narrow" w:hAnsi="Aptos Narrow"/>
+                      <w:color w:val="000000"/>
+                      <w:sz w:val="22"/>
+                      <w:szCs w:val="22"/>
+                    </w:rPr>
+                    <w:t xml:space="preserve"/>
+                  </w:r>
+                </w:p>
+              </w:tc>
+            </w:tr>
+          </w:tbl>
+          <w:p/>
         </w:tc>
       </w:tr>
       <w:tr>
@@ -5495,183 +7118,351 @@
               <w:right w:type="dxa" w:w="160"/>
             </w:tcMar>
           </w:tcPr>
-          <w:p>
-            <w:pPr>
-              <w:pBdr>
+          <w:tbl>
+            <w:tblPr>
+              <w:tblW w:type="dxa" w:w="7846"/>
+              <w:tblBorders>
+                <w:top w:val="none" w:color="FFFFFF" w:sz="0"/>
+                <w:left w:val="none" w:color="FFFFFF" w:sz="0"/>
                 <w:bottom w:val="single" w:color="BFBFBF" w:sz="4"/>
-              </w:pBdr>
-              <w:spacing w:after="0" w:before="200"/>
-            </w:pPr>
-            <w:r>
-              <w:rPr>
-                <w:rFonts w:ascii="Aptos Narrow" w:cs="Aptos Narrow" w:eastAsia="Aptos Narrow" w:hAnsi="Aptos Narrow"/>
+                <w:right w:val="none" w:color="FFFFFF" w:sz="0"/>
+                <w:insideH w:val="single" w:color="auto" w:sz="4"/>
+                <w:insideV w:val="single" w:color="auto" w:sz="4"/>
+              </w:tblBorders>
+            </w:tblPr>
+            <w:tblGrid>
+              <w:gridCol w:w="7846"/>
+            </w:tblGrid>
+            <w:tr>
+              <w:trPr>
+                <w:trHeight w:val="520" w:hRule="exact"/>
+              </w:trPr>
+              <w:tc>
+                <w:tcPr>
+                  <w:tcW w:type="dxa" w:w="7846"/>
+                  <w:tcMar>
+                    <w:top w:type="dxa" w:w="0"/>
+                    <w:left w:type="dxa" w:w="0"/>
+                    <w:bottom w:type="dxa" w:w="0"/>
+                    <w:right w:type="dxa" w:w="0"/>
+                  </w:tcMar>
+                </w:tcPr>
+                <w:p>
+                  <w:pPr>
+                    <w:spacing w:after="0"/>
+                  </w:pPr>
+                  <w:r>
+                    <w:rPr>
+                      <w:rFonts w:ascii="Aptos Narrow" w:cs="Aptos Narrow" w:eastAsia="Aptos Narrow" w:hAnsi="Aptos Narrow"/>
+                      <w:color w:val="000000"/>
+                      <w:sz w:val="22"/>
+                      <w:szCs w:val="22"/>
+                    </w:rPr>
+                    <w:t xml:space="preserve"/>
+                  </w:r>
+                </w:p>
+              </w:tc>
+            </w:tr>
+            <w:tr>
+              <w:trPr>
+                <w:trHeight w:val="520" w:hRule="exact"/>
+              </w:trPr>
+              <w:tc>
+                <w:tcPr>
+                  <w:tcW w:type="dxa" w:w="7846"/>
+                  <w:tcMar>
+                    <w:top w:type="dxa" w:w="0"/>
+                    <w:left w:type="dxa" w:w="0"/>
+                    <w:bottom w:type="dxa" w:w="0"/>
+                    <w:right w:type="dxa" w:w="0"/>
+                  </w:tcMar>
+                </w:tcPr>
+                <w:p>
+                  <w:pPr>
+                    <w:spacing w:after="0"/>
+                  </w:pPr>
+                  <w:r>
+                    <w:rPr>
+                      <w:rFonts w:ascii="Aptos Narrow" w:cs="Aptos Narrow" w:eastAsia="Aptos Narrow" w:hAnsi="Aptos Narrow"/>
+                      <w:color w:val="000000"/>
+                      <w:sz w:val="22"/>
+                      <w:szCs w:val="22"/>
+                    </w:rPr>
+                    <w:t xml:space="preserve"/>
+                  </w:r>
+                </w:p>
+              </w:tc>
+            </w:tr>
+            <w:tr>
+              <w:trPr>
+                <w:trHeight w:val="520" w:hRule="exact"/>
+              </w:trPr>
+              <w:tc>
+                <w:tcPr>
+                  <w:tcW w:type="dxa" w:w="7846"/>
+                  <w:tcMar>
+                    <w:top w:type="dxa" w:w="0"/>
+                    <w:left w:type="dxa" w:w="0"/>
+                    <w:bottom w:type="dxa" w:w="0"/>
+                    <w:right w:type="dxa" w:w="0"/>
+                  </w:tcMar>
+                </w:tcPr>
+                <w:p>
+                  <w:pPr>
+                    <w:spacing w:after="0"/>
+                  </w:pPr>
+                  <w:r>
+                    <w:rPr>
+                      <w:rFonts w:ascii="Aptos Narrow" w:cs="Aptos Narrow" w:eastAsia="Aptos Narrow" w:hAnsi="Aptos Narrow"/>
+                      <w:color w:val="000000"/>
+                      <w:sz w:val="22"/>
+                      <w:szCs w:val="22"/>
+                    </w:rPr>
+                    <w:t xml:space="preserve"/>
+                  </w:r>
+                </w:p>
+              </w:tc>
+            </w:tr>
+            <w:tr>
+              <w:trPr>
+                <w:trHeight w:val="520" w:hRule="exact"/>
+              </w:trPr>
+              <w:tc>
+                <w:tcPr>
+                  <w:tcW w:type="dxa" w:w="7846"/>
+                  <w:tcMar>
+                    <w:top w:type="dxa" w:w="0"/>
+                    <w:left w:type="dxa" w:w="0"/>
+                    <w:bottom w:type="dxa" w:w="0"/>
+                    <w:right w:type="dxa" w:w="0"/>
+                  </w:tcMar>
+                </w:tcPr>
+                <w:p>
+                  <w:pPr>
+                    <w:spacing w:after="0"/>
+                  </w:pPr>
+                  <w:r>
+                    <w:rPr>
+                      <w:rFonts w:ascii="Aptos Narrow" w:cs="Aptos Narrow" w:eastAsia="Aptos Narrow" w:hAnsi="Aptos Narrow"/>
+                      <w:color w:val="000000"/>
+                      <w:sz w:val="22"/>
+                      <w:szCs w:val="22"/>
+                    </w:rPr>
+                    <w:t xml:space="preserve"/>
+                  </w:r>
+                </w:p>
+              </w:tc>
+            </w:tr>
+            <w:tr>
+              <w:trPr>
+                <w:trHeight w:val="520" w:hRule="exact"/>
+              </w:trPr>
+              <w:tc>
+                <w:tcPr>
+                  <w:tcW w:type="dxa" w:w="7846"/>
+                  <w:tcMar>
+                    <w:top w:type="dxa" w:w="0"/>
+                    <w:left w:type="dxa" w:w="0"/>
+                    <w:bottom w:type="dxa" w:w="0"/>
+                    <w:right w:type="dxa" w:w="0"/>
+                  </w:tcMar>
+                </w:tcPr>
+                <w:p>
+                  <w:pPr>
+                    <w:spacing w:after="0"/>
+                  </w:pPr>
+                  <w:r>
+                    <w:rPr>
+                      <w:rFonts w:ascii="Aptos Narrow" w:cs="Aptos Narrow" w:eastAsia="Aptos Narrow" w:hAnsi="Aptos Narrow"/>
+                      <w:color w:val="000000"/>
+                      <w:sz w:val="22"/>
+                      <w:szCs w:val="22"/>
+                    </w:rPr>
+                    <w:t xml:space="preserve"/>
+                  </w:r>
+                </w:p>
+              </w:tc>
+            </w:tr>
+          </w:tbl>
+          <w:p/>
+        </w:tc>
+      </w:tr>
+      <w:tr>
+        <w:tc>
+          <w:tcPr>
+            <w:tcW w:type="dxa" w:w="2300"/>
+            <w:shd w:fill="F2D0DA" w:color="auto" w:val="clear"/>
+            <w:tcMar>
+              <w:top w:type="dxa" w:w="100"/>
+              <w:left w:type="dxa" w:w="160"/>
+              <w:bottom w:type="dxa" w:w="100"/>
+              <w:right w:type="dxa" w:w="160"/>
+            </w:tcMar>
+          </w:tcPr>
+          <w:p>
+            <w:pPr>
+              <w:spacing w:after="0"/>
+            </w:pPr>
+            <w:r>
+              <w:rPr>
+                <w:rFonts w:ascii="Aptos Narrow" w:cs="Aptos Narrow" w:eastAsia="Aptos Narrow" w:hAnsi="Aptos Narrow"/>
+                <w:b/>
+                <w:bCs/>
                 <w:color w:val="000000"/>
                 <w:sz w:val="22"/>
                 <w:szCs w:val="22"/>
               </w:rPr>
-              <w:t xml:space="preserve"/>
-            </w:r>
-          </w:p>
-          <w:p>
-            <w:pPr>
-              <w:pBdr>
+              <w:t xml:space="preserve">Link sentence</w:t>
+            </w:r>
+          </w:p>
+        </w:tc>
+        <w:tc>
+          <w:tcPr>
+            <w:tcW w:type="dxa" w:w="8166"/>
+            <w:tcMar>
+              <w:top w:type="dxa" w:w="80"/>
+              <w:left w:type="dxa" w:w="160"/>
+              <w:bottom w:type="dxa" w:w="140"/>
+              <w:right w:type="dxa" w:w="160"/>
+            </w:tcMar>
+          </w:tcPr>
+          <w:tbl>
+            <w:tblPr>
+              <w:tblW w:type="dxa" w:w="7846"/>
+              <w:tblBorders>
+                <w:top w:val="none" w:color="FFFFFF" w:sz="0"/>
+                <w:left w:val="none" w:color="FFFFFF" w:sz="0"/>
                 <w:bottom w:val="single" w:color="BFBFBF" w:sz="4"/>
-              </w:pBdr>
-              <w:spacing w:after="0" w:before="200"/>
-            </w:pPr>
-            <w:r>
-              <w:rPr>
-                <w:rFonts w:ascii="Aptos Narrow" w:cs="Aptos Narrow" w:eastAsia="Aptos Narrow" w:hAnsi="Aptos Narrow"/>
-                <w:color w:val="000000"/>
-                <w:sz w:val="22"/>
-                <w:szCs w:val="22"/>
-              </w:rPr>
-              <w:t xml:space="preserve"/>
-            </w:r>
-          </w:p>
-          <w:p>
-            <w:pPr>
-              <w:pBdr>
-                <w:bottom w:val="single" w:color="BFBFBF" w:sz="4"/>
-              </w:pBdr>
-              <w:spacing w:after="0" w:before="200"/>
-            </w:pPr>
-            <w:r>
-              <w:rPr>
-                <w:rFonts w:ascii="Aptos Narrow" w:cs="Aptos Narrow" w:eastAsia="Aptos Narrow" w:hAnsi="Aptos Narrow"/>
-                <w:color w:val="000000"/>
-                <w:sz w:val="22"/>
-                <w:szCs w:val="22"/>
-              </w:rPr>
-              <w:t xml:space="preserve"/>
-            </w:r>
-          </w:p>
-          <w:p>
-            <w:pPr>
-              <w:pBdr>
-                <w:bottom w:val="single" w:color="BFBFBF" w:sz="4"/>
-              </w:pBdr>
-              <w:spacing w:after="0" w:before="200"/>
-            </w:pPr>
-            <w:r>
-              <w:rPr>
-                <w:rFonts w:ascii="Aptos Narrow" w:cs="Aptos Narrow" w:eastAsia="Aptos Narrow" w:hAnsi="Aptos Narrow"/>
-                <w:color w:val="000000"/>
-                <w:sz w:val="22"/>
-                <w:szCs w:val="22"/>
-              </w:rPr>
-              <w:t xml:space="preserve"/>
-            </w:r>
-          </w:p>
-        </w:tc>
-      </w:tr>
-      <w:tr>
-        <w:tc>
-          <w:tcPr>
-            <w:tcW w:type="dxa" w:w="2300"/>
-            <w:shd w:fill="F2D0DA" w:color="auto" w:val="clear"/>
-            <w:tcMar>
-              <w:top w:type="dxa" w:w="100"/>
-              <w:left w:type="dxa" w:w="160"/>
-              <w:bottom w:type="dxa" w:w="100"/>
-              <w:right w:type="dxa" w:w="160"/>
-            </w:tcMar>
-          </w:tcPr>
-          <w:p>
-            <w:pPr>
-              <w:spacing w:after="0"/>
-            </w:pPr>
-            <w:r>
-              <w:rPr>
-                <w:rFonts w:ascii="Aptos Narrow" w:cs="Aptos Narrow" w:eastAsia="Aptos Narrow" w:hAnsi="Aptos Narrow"/>
-                <w:b/>
-                <w:bCs/>
-                <w:color w:val="000000"/>
-                <w:sz w:val="22"/>
-                <w:szCs w:val="22"/>
-              </w:rPr>
-              <w:t xml:space="preserve">Link sentence</w:t>
-            </w:r>
-          </w:p>
-        </w:tc>
-        <w:tc>
-          <w:tcPr>
-            <w:tcW w:type="dxa" w:w="8166"/>
-            <w:tcMar>
-              <w:top w:type="dxa" w:w="80"/>
-              <w:left w:type="dxa" w:w="160"/>
-              <w:bottom w:type="dxa" w:w="140"/>
-              <w:right w:type="dxa" w:w="160"/>
-            </w:tcMar>
-          </w:tcPr>
-          <w:p>
-            <w:pPr>
-              <w:pBdr>
-                <w:bottom w:val="single" w:color="BFBFBF" w:sz="4"/>
-              </w:pBdr>
-              <w:spacing w:after="0" w:before="200"/>
-            </w:pPr>
-            <w:r>
-              <w:rPr>
-                <w:rFonts w:ascii="Aptos Narrow" w:cs="Aptos Narrow" w:eastAsia="Aptos Narrow" w:hAnsi="Aptos Narrow"/>
-                <w:color w:val="000000"/>
-                <w:sz w:val="22"/>
-                <w:szCs w:val="22"/>
-              </w:rPr>
-              <w:t xml:space="preserve"/>
-            </w:r>
-          </w:p>
-          <w:p>
-            <w:pPr>
-              <w:pBdr>
-                <w:bottom w:val="single" w:color="BFBFBF" w:sz="4"/>
-              </w:pBdr>
-              <w:spacing w:after="0" w:before="200"/>
-            </w:pPr>
-            <w:r>
-              <w:rPr>
-                <w:rFonts w:ascii="Aptos Narrow" w:cs="Aptos Narrow" w:eastAsia="Aptos Narrow" w:hAnsi="Aptos Narrow"/>
-                <w:color w:val="000000"/>
-                <w:sz w:val="22"/>
-                <w:szCs w:val="22"/>
-              </w:rPr>
-              <w:t xml:space="preserve"/>
-            </w:r>
-          </w:p>
-          <w:p>
-            <w:pPr>
-              <w:pBdr>
-                <w:bottom w:val="single" w:color="BFBFBF" w:sz="4"/>
-              </w:pBdr>
-              <w:spacing w:after="0" w:before="200"/>
-            </w:pPr>
-            <w:r>
-              <w:rPr>
-                <w:rFonts w:ascii="Aptos Narrow" w:cs="Aptos Narrow" w:eastAsia="Aptos Narrow" w:hAnsi="Aptos Narrow"/>
-                <w:color w:val="000000"/>
-                <w:sz w:val="22"/>
-                <w:szCs w:val="22"/>
-              </w:rPr>
-              <w:t xml:space="preserve"/>
-            </w:r>
-          </w:p>
-          <w:p>
-            <w:pPr>
-              <w:pBdr>
-                <w:bottom w:val="single" w:color="BFBFBF" w:sz="4"/>
-              </w:pBdr>
-              <w:spacing w:after="0" w:before="200"/>
-            </w:pPr>
-            <w:r>
-              <w:rPr>
-                <w:rFonts w:ascii="Aptos Narrow" w:cs="Aptos Narrow" w:eastAsia="Aptos Narrow" w:hAnsi="Aptos Narrow"/>
-                <w:color w:val="000000"/>
-                <w:sz w:val="22"/>
-                <w:szCs w:val="22"/>
-              </w:rPr>
-              <w:t xml:space="preserve"/>
-            </w:r>
-          </w:p>
+                <w:right w:val="none" w:color="FFFFFF" w:sz="0"/>
+                <w:insideH w:val="single" w:color="auto" w:sz="4"/>
+                <w:insideV w:val="single" w:color="auto" w:sz="4"/>
+              </w:tblBorders>
+            </w:tblPr>
+            <w:tblGrid>
+              <w:gridCol w:w="7846"/>
+            </w:tblGrid>
+            <w:tr>
+              <w:trPr>
+                <w:trHeight w:val="520" w:hRule="exact"/>
+              </w:trPr>
+              <w:tc>
+                <w:tcPr>
+                  <w:tcW w:type="dxa" w:w="7846"/>
+                  <w:tcMar>
+                    <w:top w:type="dxa" w:w="0"/>
+                    <w:left w:type="dxa" w:w="0"/>
+                    <w:bottom w:type="dxa" w:w="0"/>
+                    <w:right w:type="dxa" w:w="0"/>
+                  </w:tcMar>
+                </w:tcPr>
+                <w:p>
+                  <w:pPr>
+                    <w:spacing w:after="0"/>
+                  </w:pPr>
+                  <w:r>
+                    <w:rPr>
+                      <w:rFonts w:ascii="Aptos Narrow" w:cs="Aptos Narrow" w:eastAsia="Aptos Narrow" w:hAnsi="Aptos Narrow"/>
+                      <w:color w:val="000000"/>
+                      <w:sz w:val="22"/>
+                      <w:szCs w:val="22"/>
+                    </w:rPr>
+                    <w:t xml:space="preserve"/>
+                  </w:r>
+                </w:p>
+              </w:tc>
+            </w:tr>
+            <w:tr>
+              <w:trPr>
+                <w:trHeight w:val="520" w:hRule="exact"/>
+              </w:trPr>
+              <w:tc>
+                <w:tcPr>
+                  <w:tcW w:type="dxa" w:w="7846"/>
+                  <w:tcMar>
+                    <w:top w:type="dxa" w:w="0"/>
+                    <w:left w:type="dxa" w:w="0"/>
+                    <w:bottom w:type="dxa" w:w="0"/>
+                    <w:right w:type="dxa" w:w="0"/>
+                  </w:tcMar>
+                </w:tcPr>
+                <w:p>
+                  <w:pPr>
+                    <w:spacing w:after="0"/>
+                  </w:pPr>
+                  <w:r>
+                    <w:rPr>
+                      <w:rFonts w:ascii="Aptos Narrow" w:cs="Aptos Narrow" w:eastAsia="Aptos Narrow" w:hAnsi="Aptos Narrow"/>
+                      <w:color w:val="000000"/>
+                      <w:sz w:val="22"/>
+                      <w:szCs w:val="22"/>
+                    </w:rPr>
+                    <w:t xml:space="preserve"/>
+                  </w:r>
+                </w:p>
+              </w:tc>
+            </w:tr>
+            <w:tr>
+              <w:trPr>
+                <w:trHeight w:val="520" w:hRule="exact"/>
+              </w:trPr>
+              <w:tc>
+                <w:tcPr>
+                  <w:tcW w:type="dxa" w:w="7846"/>
+                  <w:tcMar>
+                    <w:top w:type="dxa" w:w="0"/>
+                    <w:left w:type="dxa" w:w="0"/>
+                    <w:bottom w:type="dxa" w:w="0"/>
+                    <w:right w:type="dxa" w:w="0"/>
+                  </w:tcMar>
+                </w:tcPr>
+                <w:p>
+                  <w:pPr>
+                    <w:spacing w:after="0"/>
+                  </w:pPr>
+                  <w:r>
+                    <w:rPr>
+                      <w:rFonts w:ascii="Aptos Narrow" w:cs="Aptos Narrow" w:eastAsia="Aptos Narrow" w:hAnsi="Aptos Narrow"/>
+                      <w:color w:val="000000"/>
+                      <w:sz w:val="22"/>
+                      <w:szCs w:val="22"/>
+                    </w:rPr>
+                    <w:t xml:space="preserve"/>
+                  </w:r>
+                </w:p>
+              </w:tc>
+            </w:tr>
+            <w:tr>
+              <w:trPr>
+                <w:trHeight w:val="520" w:hRule="exact"/>
+              </w:trPr>
+              <w:tc>
+                <w:tcPr>
+                  <w:tcW w:type="dxa" w:w="7846"/>
+                  <w:tcMar>
+                    <w:top w:type="dxa" w:w="0"/>
+                    <w:left w:type="dxa" w:w="0"/>
+                    <w:bottom w:type="dxa" w:w="0"/>
+                    <w:right w:type="dxa" w:w="0"/>
+                  </w:tcMar>
+                </w:tcPr>
+                <w:p>
+                  <w:pPr>
+                    <w:spacing w:after="0"/>
+                  </w:pPr>
+                  <w:r>
+                    <w:rPr>
+                      <w:rFonts w:ascii="Aptos Narrow" w:cs="Aptos Narrow" w:eastAsia="Aptos Narrow" w:hAnsi="Aptos Narrow"/>
+                      <w:color w:val="000000"/>
+                      <w:sz w:val="22"/>
+                      <w:szCs w:val="22"/>
+                    </w:rPr>
+                    <w:t xml:space="preserve"/>
+                  </w:r>
+                </w:p>
+              </w:tc>
+            </w:tr>
+          </w:tbl>
+          <w:p/>
         </w:tc>
       </w:tr>
     </w:tbl>
@@ -5739,482 +7530,803 @@
               <w:right w:type="dxa" w:w="160"/>
             </w:tcMar>
           </w:tcPr>
-          <w:p>
-            <w:pPr>
-              <w:pBdr>
+          <w:tbl>
+            <w:tblPr>
+              <w:tblW w:type="dxa" w:w="10146"/>
+              <w:tblBorders>
+                <w:top w:val="none" w:color="FFFFFF" w:sz="0"/>
+                <w:left w:val="none" w:color="FFFFFF" w:sz="0"/>
                 <w:bottom w:val="single" w:color="BFBFBF" w:sz="4"/>
-              </w:pBdr>
-              <w:spacing w:after="0" w:before="200"/>
-            </w:pPr>
-            <w:r>
-              <w:rPr>
-                <w:rFonts w:ascii="Aptos Narrow" w:cs="Aptos Narrow" w:eastAsia="Aptos Narrow" w:hAnsi="Aptos Narrow"/>
-                <w:color w:val="000000"/>
-                <w:sz w:val="22"/>
-                <w:szCs w:val="22"/>
-              </w:rPr>
-              <w:t xml:space="preserve"/>
-            </w:r>
-          </w:p>
-          <w:p>
-            <w:pPr>
-              <w:pBdr>
-                <w:bottom w:val="single" w:color="BFBFBF" w:sz="4"/>
-              </w:pBdr>
-              <w:spacing w:after="0" w:before="200"/>
-            </w:pPr>
-            <w:r>
-              <w:rPr>
-                <w:rFonts w:ascii="Aptos Narrow" w:cs="Aptos Narrow" w:eastAsia="Aptos Narrow" w:hAnsi="Aptos Narrow"/>
-                <w:color w:val="000000"/>
-                <w:sz w:val="22"/>
-                <w:szCs w:val="22"/>
-              </w:rPr>
-              <w:t xml:space="preserve"/>
-            </w:r>
-          </w:p>
-          <w:p>
-            <w:pPr>
-              <w:pBdr>
-                <w:bottom w:val="single" w:color="BFBFBF" w:sz="4"/>
-              </w:pBdr>
-              <w:spacing w:after="0" w:before="200"/>
-            </w:pPr>
-            <w:r>
-              <w:rPr>
-                <w:rFonts w:ascii="Aptos Narrow" w:cs="Aptos Narrow" w:eastAsia="Aptos Narrow" w:hAnsi="Aptos Narrow"/>
-                <w:color w:val="000000"/>
-                <w:sz w:val="22"/>
-                <w:szCs w:val="22"/>
-              </w:rPr>
-              <w:t xml:space="preserve"/>
-            </w:r>
-          </w:p>
-          <w:p>
-            <w:pPr>
-              <w:pBdr>
-                <w:bottom w:val="single" w:color="BFBFBF" w:sz="4"/>
-              </w:pBdr>
-              <w:spacing w:after="0" w:before="200"/>
-            </w:pPr>
-            <w:r>
-              <w:rPr>
-                <w:rFonts w:ascii="Aptos Narrow" w:cs="Aptos Narrow" w:eastAsia="Aptos Narrow" w:hAnsi="Aptos Narrow"/>
-                <w:color w:val="000000"/>
-                <w:sz w:val="22"/>
-                <w:szCs w:val="22"/>
-              </w:rPr>
-              <w:t xml:space="preserve"/>
-            </w:r>
-          </w:p>
-          <w:p>
-            <w:pPr>
-              <w:pBdr>
-                <w:bottom w:val="single" w:color="BFBFBF" w:sz="4"/>
-              </w:pBdr>
-              <w:spacing w:after="0" w:before="200"/>
-            </w:pPr>
-            <w:r>
-              <w:rPr>
-                <w:rFonts w:ascii="Aptos Narrow" w:cs="Aptos Narrow" w:eastAsia="Aptos Narrow" w:hAnsi="Aptos Narrow"/>
-                <w:color w:val="000000"/>
-                <w:sz w:val="22"/>
-                <w:szCs w:val="22"/>
-              </w:rPr>
-              <w:t xml:space="preserve"/>
-            </w:r>
-          </w:p>
-          <w:p>
-            <w:pPr>
-              <w:pBdr>
-                <w:bottom w:val="single" w:color="BFBFBF" w:sz="4"/>
-              </w:pBdr>
-              <w:spacing w:after="0" w:before="200"/>
-            </w:pPr>
-            <w:r>
-              <w:rPr>
-                <w:rFonts w:ascii="Aptos Narrow" w:cs="Aptos Narrow" w:eastAsia="Aptos Narrow" w:hAnsi="Aptos Narrow"/>
-                <w:color w:val="000000"/>
-                <w:sz w:val="22"/>
-                <w:szCs w:val="22"/>
-              </w:rPr>
-              <w:t xml:space="preserve"/>
-            </w:r>
-          </w:p>
-          <w:p>
-            <w:pPr>
-              <w:pBdr>
-                <w:bottom w:val="single" w:color="BFBFBF" w:sz="4"/>
-              </w:pBdr>
-              <w:spacing w:after="0" w:before="200"/>
-            </w:pPr>
-            <w:r>
-              <w:rPr>
-                <w:rFonts w:ascii="Aptos Narrow" w:cs="Aptos Narrow" w:eastAsia="Aptos Narrow" w:hAnsi="Aptos Narrow"/>
-                <w:color w:val="000000"/>
-                <w:sz w:val="22"/>
-                <w:szCs w:val="22"/>
-              </w:rPr>
-              <w:t xml:space="preserve"/>
-            </w:r>
-          </w:p>
-          <w:p>
-            <w:pPr>
-              <w:pBdr>
-                <w:bottom w:val="single" w:color="BFBFBF" w:sz="4"/>
-              </w:pBdr>
-              <w:spacing w:after="0" w:before="200"/>
-            </w:pPr>
-            <w:r>
-              <w:rPr>
-                <w:rFonts w:ascii="Aptos Narrow" w:cs="Aptos Narrow" w:eastAsia="Aptos Narrow" w:hAnsi="Aptos Narrow"/>
-                <w:color w:val="000000"/>
-                <w:sz w:val="22"/>
-                <w:szCs w:val="22"/>
-              </w:rPr>
-              <w:t xml:space="preserve"/>
-            </w:r>
-          </w:p>
-          <w:p>
-            <w:pPr>
-              <w:pBdr>
-                <w:bottom w:val="single" w:color="BFBFBF" w:sz="4"/>
-              </w:pBdr>
-              <w:spacing w:after="0" w:before="200"/>
-            </w:pPr>
-            <w:r>
-              <w:rPr>
-                <w:rFonts w:ascii="Aptos Narrow" w:cs="Aptos Narrow" w:eastAsia="Aptos Narrow" w:hAnsi="Aptos Narrow"/>
-                <w:color w:val="000000"/>
-                <w:sz w:val="22"/>
-                <w:szCs w:val="22"/>
-              </w:rPr>
-              <w:t xml:space="preserve"/>
-            </w:r>
-          </w:p>
-          <w:p>
-            <w:pPr>
-              <w:pBdr>
-                <w:bottom w:val="single" w:color="BFBFBF" w:sz="4"/>
-              </w:pBdr>
-              <w:spacing w:after="0" w:before="200"/>
-            </w:pPr>
-            <w:r>
-              <w:rPr>
-                <w:rFonts w:ascii="Aptos Narrow" w:cs="Aptos Narrow" w:eastAsia="Aptos Narrow" w:hAnsi="Aptos Narrow"/>
-                <w:color w:val="000000"/>
-                <w:sz w:val="22"/>
-                <w:szCs w:val="22"/>
-              </w:rPr>
-              <w:t xml:space="preserve"/>
-            </w:r>
-          </w:p>
-          <w:p>
-            <w:pPr>
-              <w:pBdr>
-                <w:bottom w:val="single" w:color="BFBFBF" w:sz="4"/>
-              </w:pBdr>
-              <w:spacing w:after="0" w:before="200"/>
-            </w:pPr>
-            <w:r>
-              <w:rPr>
-                <w:rFonts w:ascii="Aptos Narrow" w:cs="Aptos Narrow" w:eastAsia="Aptos Narrow" w:hAnsi="Aptos Narrow"/>
-                <w:color w:val="000000"/>
-                <w:sz w:val="22"/>
-                <w:szCs w:val="22"/>
-              </w:rPr>
-              <w:t xml:space="preserve"/>
-            </w:r>
-          </w:p>
-          <w:p>
-            <w:pPr>
-              <w:pBdr>
-                <w:bottom w:val="single" w:color="BFBFBF" w:sz="4"/>
-              </w:pBdr>
-              <w:spacing w:after="0" w:before="200"/>
-            </w:pPr>
-            <w:r>
-              <w:rPr>
-                <w:rFonts w:ascii="Aptos Narrow" w:cs="Aptos Narrow" w:eastAsia="Aptos Narrow" w:hAnsi="Aptos Narrow"/>
-                <w:color w:val="000000"/>
-                <w:sz w:val="22"/>
-                <w:szCs w:val="22"/>
-              </w:rPr>
-              <w:t xml:space="preserve"/>
-            </w:r>
-          </w:p>
-          <w:p>
-            <w:pPr>
-              <w:pBdr>
-                <w:bottom w:val="single" w:color="BFBFBF" w:sz="4"/>
-              </w:pBdr>
-              <w:spacing w:after="0" w:before="200"/>
-            </w:pPr>
-            <w:r>
-              <w:rPr>
-                <w:rFonts w:ascii="Aptos Narrow" w:cs="Aptos Narrow" w:eastAsia="Aptos Narrow" w:hAnsi="Aptos Narrow"/>
-                <w:color w:val="000000"/>
-                <w:sz w:val="22"/>
-                <w:szCs w:val="22"/>
-              </w:rPr>
-              <w:t xml:space="preserve"/>
-            </w:r>
-          </w:p>
-          <w:p>
-            <w:pPr>
-              <w:pBdr>
-                <w:bottom w:val="single" w:color="BFBFBF" w:sz="4"/>
-              </w:pBdr>
-              <w:spacing w:after="0" w:before="200"/>
-            </w:pPr>
-            <w:r>
-              <w:rPr>
-                <w:rFonts w:ascii="Aptos Narrow" w:cs="Aptos Narrow" w:eastAsia="Aptos Narrow" w:hAnsi="Aptos Narrow"/>
-                <w:color w:val="000000"/>
-                <w:sz w:val="22"/>
-                <w:szCs w:val="22"/>
-              </w:rPr>
-              <w:t xml:space="preserve"/>
-            </w:r>
-          </w:p>
-          <w:p>
-            <w:pPr>
-              <w:pBdr>
-                <w:bottom w:val="single" w:color="BFBFBF" w:sz="4"/>
-              </w:pBdr>
-              <w:spacing w:after="0" w:before="200"/>
-            </w:pPr>
-            <w:r>
-              <w:rPr>
-                <w:rFonts w:ascii="Aptos Narrow" w:cs="Aptos Narrow" w:eastAsia="Aptos Narrow" w:hAnsi="Aptos Narrow"/>
-                <w:color w:val="000000"/>
-                <w:sz w:val="22"/>
-                <w:szCs w:val="22"/>
-              </w:rPr>
-              <w:t xml:space="preserve"/>
-            </w:r>
-          </w:p>
-          <w:p>
-            <w:pPr>
-              <w:pBdr>
-                <w:bottom w:val="single" w:color="BFBFBF" w:sz="4"/>
-              </w:pBdr>
-              <w:spacing w:after="0" w:before="200"/>
-            </w:pPr>
-            <w:r>
-              <w:rPr>
-                <w:rFonts w:ascii="Aptos Narrow" w:cs="Aptos Narrow" w:eastAsia="Aptos Narrow" w:hAnsi="Aptos Narrow"/>
-                <w:color w:val="000000"/>
-                <w:sz w:val="22"/>
-                <w:szCs w:val="22"/>
-              </w:rPr>
-              <w:t xml:space="preserve"/>
-            </w:r>
-          </w:p>
-          <w:p>
-            <w:pPr>
-              <w:pBdr>
-                <w:bottom w:val="single" w:color="BFBFBF" w:sz="4"/>
-              </w:pBdr>
-              <w:spacing w:after="0" w:before="200"/>
-            </w:pPr>
-            <w:r>
-              <w:rPr>
-                <w:rFonts w:ascii="Aptos Narrow" w:cs="Aptos Narrow" w:eastAsia="Aptos Narrow" w:hAnsi="Aptos Narrow"/>
-                <w:color w:val="000000"/>
-                <w:sz w:val="22"/>
-                <w:szCs w:val="22"/>
-              </w:rPr>
-              <w:t xml:space="preserve"/>
-            </w:r>
-          </w:p>
-          <w:p>
-            <w:pPr>
-              <w:pBdr>
-                <w:bottom w:val="single" w:color="BFBFBF" w:sz="4"/>
-              </w:pBdr>
-              <w:spacing w:after="0" w:before="200"/>
-            </w:pPr>
-            <w:r>
-              <w:rPr>
-                <w:rFonts w:ascii="Aptos Narrow" w:cs="Aptos Narrow" w:eastAsia="Aptos Narrow" w:hAnsi="Aptos Narrow"/>
-                <w:color w:val="000000"/>
-                <w:sz w:val="22"/>
-                <w:szCs w:val="22"/>
-              </w:rPr>
-              <w:t xml:space="preserve"/>
-            </w:r>
-          </w:p>
-          <w:p>
-            <w:pPr>
-              <w:pBdr>
-                <w:bottom w:val="single" w:color="BFBFBF" w:sz="4"/>
-              </w:pBdr>
-              <w:spacing w:after="0" w:before="200"/>
-            </w:pPr>
-            <w:r>
-              <w:rPr>
-                <w:rFonts w:ascii="Aptos Narrow" w:cs="Aptos Narrow" w:eastAsia="Aptos Narrow" w:hAnsi="Aptos Narrow"/>
-                <w:color w:val="000000"/>
-                <w:sz w:val="22"/>
-                <w:szCs w:val="22"/>
-              </w:rPr>
-              <w:t xml:space="preserve"/>
-            </w:r>
-          </w:p>
-          <w:p>
-            <w:pPr>
-              <w:pBdr>
-                <w:bottom w:val="single" w:color="BFBFBF" w:sz="4"/>
-              </w:pBdr>
-              <w:spacing w:after="0" w:before="200"/>
-            </w:pPr>
-            <w:r>
-              <w:rPr>
-                <w:rFonts w:ascii="Aptos Narrow" w:cs="Aptos Narrow" w:eastAsia="Aptos Narrow" w:hAnsi="Aptos Narrow"/>
-                <w:color w:val="000000"/>
-                <w:sz w:val="22"/>
-                <w:szCs w:val="22"/>
-              </w:rPr>
-              <w:t xml:space="preserve"/>
-            </w:r>
-          </w:p>
-          <w:p>
-            <w:pPr>
-              <w:pBdr>
-                <w:bottom w:val="single" w:color="BFBFBF" w:sz="4"/>
-              </w:pBdr>
-              <w:spacing w:after="0" w:before="200"/>
-            </w:pPr>
-            <w:r>
-              <w:rPr>
-                <w:rFonts w:ascii="Aptos Narrow" w:cs="Aptos Narrow" w:eastAsia="Aptos Narrow" w:hAnsi="Aptos Narrow"/>
-                <w:color w:val="000000"/>
-                <w:sz w:val="22"/>
-                <w:szCs w:val="22"/>
-              </w:rPr>
-              <w:t xml:space="preserve"/>
-            </w:r>
-          </w:p>
-          <w:p>
-            <w:pPr>
-              <w:pBdr>
-                <w:bottom w:val="single" w:color="BFBFBF" w:sz="4"/>
-              </w:pBdr>
-              <w:spacing w:after="0" w:before="200"/>
-            </w:pPr>
-            <w:r>
-              <w:rPr>
-                <w:rFonts w:ascii="Aptos Narrow" w:cs="Aptos Narrow" w:eastAsia="Aptos Narrow" w:hAnsi="Aptos Narrow"/>
-                <w:color w:val="000000"/>
-                <w:sz w:val="22"/>
-                <w:szCs w:val="22"/>
-              </w:rPr>
-              <w:t xml:space="preserve"/>
-            </w:r>
-          </w:p>
-          <w:p>
-            <w:pPr>
-              <w:pBdr>
-                <w:bottom w:val="single" w:color="BFBFBF" w:sz="4"/>
-              </w:pBdr>
-              <w:spacing w:after="0" w:before="200"/>
-            </w:pPr>
-            <w:r>
-              <w:rPr>
-                <w:rFonts w:ascii="Aptos Narrow" w:cs="Aptos Narrow" w:eastAsia="Aptos Narrow" w:hAnsi="Aptos Narrow"/>
-                <w:color w:val="000000"/>
-                <w:sz w:val="22"/>
-                <w:szCs w:val="22"/>
-              </w:rPr>
-              <w:t xml:space="preserve"/>
-            </w:r>
-          </w:p>
-          <w:p>
-            <w:pPr>
-              <w:pBdr>
-                <w:bottom w:val="single" w:color="BFBFBF" w:sz="4"/>
-              </w:pBdr>
-              <w:spacing w:after="0" w:before="200"/>
-            </w:pPr>
-            <w:r>
-              <w:rPr>
-                <w:rFonts w:ascii="Aptos Narrow" w:cs="Aptos Narrow" w:eastAsia="Aptos Narrow" w:hAnsi="Aptos Narrow"/>
-                <w:color w:val="000000"/>
-                <w:sz w:val="22"/>
-                <w:szCs w:val="22"/>
-              </w:rPr>
-              <w:t xml:space="preserve"/>
-            </w:r>
-          </w:p>
-          <w:p>
-            <w:pPr>
-              <w:pBdr>
-                <w:bottom w:val="single" w:color="BFBFBF" w:sz="4"/>
-              </w:pBdr>
-              <w:spacing w:after="0" w:before="200"/>
-            </w:pPr>
-            <w:r>
-              <w:rPr>
-                <w:rFonts w:ascii="Aptos Narrow" w:cs="Aptos Narrow" w:eastAsia="Aptos Narrow" w:hAnsi="Aptos Narrow"/>
-                <w:color w:val="000000"/>
-                <w:sz w:val="22"/>
-                <w:szCs w:val="22"/>
-              </w:rPr>
-              <w:t xml:space="preserve"/>
-            </w:r>
-          </w:p>
-          <w:p>
-            <w:pPr>
-              <w:pBdr>
-                <w:bottom w:val="single" w:color="BFBFBF" w:sz="4"/>
-              </w:pBdr>
-              <w:spacing w:after="0" w:before="200"/>
-            </w:pPr>
-            <w:r>
-              <w:rPr>
-                <w:rFonts w:ascii="Aptos Narrow" w:cs="Aptos Narrow" w:eastAsia="Aptos Narrow" w:hAnsi="Aptos Narrow"/>
-                <w:color w:val="000000"/>
-                <w:sz w:val="22"/>
-                <w:szCs w:val="22"/>
-              </w:rPr>
-              <w:t xml:space="preserve"/>
-            </w:r>
-          </w:p>
-          <w:p>
-            <w:pPr>
-              <w:pBdr>
-                <w:bottom w:val="single" w:color="BFBFBF" w:sz="4"/>
-              </w:pBdr>
-              <w:spacing w:after="0" w:before="200"/>
-            </w:pPr>
-            <w:r>
-              <w:rPr>
-                <w:rFonts w:ascii="Aptos Narrow" w:cs="Aptos Narrow" w:eastAsia="Aptos Narrow" w:hAnsi="Aptos Narrow"/>
-                <w:color w:val="000000"/>
-                <w:sz w:val="22"/>
-                <w:szCs w:val="22"/>
-              </w:rPr>
-              <w:t xml:space="preserve"/>
-            </w:r>
-          </w:p>
-          <w:p>
-            <w:pPr>
-              <w:pBdr>
-                <w:bottom w:val="single" w:color="BFBFBF" w:sz="4"/>
-              </w:pBdr>
-              <w:spacing w:after="0" w:before="200"/>
-            </w:pPr>
-            <w:r>
-              <w:rPr>
-                <w:rFonts w:ascii="Aptos Narrow" w:cs="Aptos Narrow" w:eastAsia="Aptos Narrow" w:hAnsi="Aptos Narrow"/>
-                <w:color w:val="000000"/>
-                <w:sz w:val="22"/>
-                <w:szCs w:val="22"/>
-              </w:rPr>
-              <w:t xml:space="preserve"/>
-            </w:r>
-          </w:p>
+                <w:right w:val="none" w:color="FFFFFF" w:sz="0"/>
+                <w:insideH w:val="single" w:color="auto" w:sz="4"/>
+                <w:insideV w:val="single" w:color="auto" w:sz="4"/>
+              </w:tblBorders>
+            </w:tblPr>
+            <w:tblGrid>
+              <w:gridCol w:w="10146"/>
+            </w:tblGrid>
+            <w:tr>
+              <w:trPr>
+                <w:trHeight w:val="520" w:hRule="exact"/>
+              </w:trPr>
+              <w:tc>
+                <w:tcPr>
+                  <w:tcW w:type="dxa" w:w="10146"/>
+                  <w:tcMar>
+                    <w:top w:type="dxa" w:w="0"/>
+                    <w:left w:type="dxa" w:w="0"/>
+                    <w:bottom w:type="dxa" w:w="0"/>
+                    <w:right w:type="dxa" w:w="0"/>
+                  </w:tcMar>
+                </w:tcPr>
+                <w:p>
+                  <w:pPr>
+                    <w:spacing w:after="0"/>
+                  </w:pPr>
+                  <w:r>
+                    <w:rPr>
+                      <w:rFonts w:ascii="Aptos Narrow" w:cs="Aptos Narrow" w:eastAsia="Aptos Narrow" w:hAnsi="Aptos Narrow"/>
+                      <w:color w:val="000000"/>
+                      <w:sz w:val="22"/>
+                      <w:szCs w:val="22"/>
+                    </w:rPr>
+                    <w:t xml:space="preserve"/>
+                  </w:r>
+                </w:p>
+              </w:tc>
+            </w:tr>
+            <w:tr>
+              <w:trPr>
+                <w:trHeight w:val="520" w:hRule="exact"/>
+              </w:trPr>
+              <w:tc>
+                <w:tcPr>
+                  <w:tcW w:type="dxa" w:w="10146"/>
+                  <w:tcMar>
+                    <w:top w:type="dxa" w:w="0"/>
+                    <w:left w:type="dxa" w:w="0"/>
+                    <w:bottom w:type="dxa" w:w="0"/>
+                    <w:right w:type="dxa" w:w="0"/>
+                  </w:tcMar>
+                </w:tcPr>
+                <w:p>
+                  <w:pPr>
+                    <w:spacing w:after="0"/>
+                  </w:pPr>
+                  <w:r>
+                    <w:rPr>
+                      <w:rFonts w:ascii="Aptos Narrow" w:cs="Aptos Narrow" w:eastAsia="Aptos Narrow" w:hAnsi="Aptos Narrow"/>
+                      <w:color w:val="000000"/>
+                      <w:sz w:val="22"/>
+                      <w:szCs w:val="22"/>
+                    </w:rPr>
+                    <w:t xml:space="preserve"/>
+                  </w:r>
+                </w:p>
+              </w:tc>
+            </w:tr>
+            <w:tr>
+              <w:trPr>
+                <w:trHeight w:val="520" w:hRule="exact"/>
+              </w:trPr>
+              <w:tc>
+                <w:tcPr>
+                  <w:tcW w:type="dxa" w:w="10146"/>
+                  <w:tcMar>
+                    <w:top w:type="dxa" w:w="0"/>
+                    <w:left w:type="dxa" w:w="0"/>
+                    <w:bottom w:type="dxa" w:w="0"/>
+                    <w:right w:type="dxa" w:w="0"/>
+                  </w:tcMar>
+                </w:tcPr>
+                <w:p>
+                  <w:pPr>
+                    <w:spacing w:after="0"/>
+                  </w:pPr>
+                  <w:r>
+                    <w:rPr>
+                      <w:rFonts w:ascii="Aptos Narrow" w:cs="Aptos Narrow" w:eastAsia="Aptos Narrow" w:hAnsi="Aptos Narrow"/>
+                      <w:color w:val="000000"/>
+                      <w:sz w:val="22"/>
+                      <w:szCs w:val="22"/>
+                    </w:rPr>
+                    <w:t xml:space="preserve"/>
+                  </w:r>
+                </w:p>
+              </w:tc>
+            </w:tr>
+            <w:tr>
+              <w:trPr>
+                <w:trHeight w:val="520" w:hRule="exact"/>
+              </w:trPr>
+              <w:tc>
+                <w:tcPr>
+                  <w:tcW w:type="dxa" w:w="10146"/>
+                  <w:tcMar>
+                    <w:top w:type="dxa" w:w="0"/>
+                    <w:left w:type="dxa" w:w="0"/>
+                    <w:bottom w:type="dxa" w:w="0"/>
+                    <w:right w:type="dxa" w:w="0"/>
+                  </w:tcMar>
+                </w:tcPr>
+                <w:p>
+                  <w:pPr>
+                    <w:spacing w:after="0"/>
+                  </w:pPr>
+                  <w:r>
+                    <w:rPr>
+                      <w:rFonts w:ascii="Aptos Narrow" w:cs="Aptos Narrow" w:eastAsia="Aptos Narrow" w:hAnsi="Aptos Narrow"/>
+                      <w:color w:val="000000"/>
+                      <w:sz w:val="22"/>
+                      <w:szCs w:val="22"/>
+                    </w:rPr>
+                    <w:t xml:space="preserve"/>
+                  </w:r>
+                </w:p>
+              </w:tc>
+            </w:tr>
+            <w:tr>
+              <w:trPr>
+                <w:trHeight w:val="520" w:hRule="exact"/>
+              </w:trPr>
+              <w:tc>
+                <w:tcPr>
+                  <w:tcW w:type="dxa" w:w="10146"/>
+                  <w:tcMar>
+                    <w:top w:type="dxa" w:w="0"/>
+                    <w:left w:type="dxa" w:w="0"/>
+                    <w:bottom w:type="dxa" w:w="0"/>
+                    <w:right w:type="dxa" w:w="0"/>
+                  </w:tcMar>
+                </w:tcPr>
+                <w:p>
+                  <w:pPr>
+                    <w:spacing w:after="0"/>
+                  </w:pPr>
+                  <w:r>
+                    <w:rPr>
+                      <w:rFonts w:ascii="Aptos Narrow" w:cs="Aptos Narrow" w:eastAsia="Aptos Narrow" w:hAnsi="Aptos Narrow"/>
+                      <w:color w:val="000000"/>
+                      <w:sz w:val="22"/>
+                      <w:szCs w:val="22"/>
+                    </w:rPr>
+                    <w:t xml:space="preserve"/>
+                  </w:r>
+                </w:p>
+              </w:tc>
+            </w:tr>
+            <w:tr>
+              <w:trPr>
+                <w:trHeight w:val="520" w:hRule="exact"/>
+              </w:trPr>
+              <w:tc>
+                <w:tcPr>
+                  <w:tcW w:type="dxa" w:w="10146"/>
+                  <w:tcMar>
+                    <w:top w:type="dxa" w:w="0"/>
+                    <w:left w:type="dxa" w:w="0"/>
+                    <w:bottom w:type="dxa" w:w="0"/>
+                    <w:right w:type="dxa" w:w="0"/>
+                  </w:tcMar>
+                </w:tcPr>
+                <w:p>
+                  <w:pPr>
+                    <w:spacing w:after="0"/>
+                  </w:pPr>
+                  <w:r>
+                    <w:rPr>
+                      <w:rFonts w:ascii="Aptos Narrow" w:cs="Aptos Narrow" w:eastAsia="Aptos Narrow" w:hAnsi="Aptos Narrow"/>
+                      <w:color w:val="000000"/>
+                      <w:sz w:val="22"/>
+                      <w:szCs w:val="22"/>
+                    </w:rPr>
+                    <w:t xml:space="preserve"/>
+                  </w:r>
+                </w:p>
+              </w:tc>
+            </w:tr>
+            <w:tr>
+              <w:trPr>
+                <w:trHeight w:val="520" w:hRule="exact"/>
+              </w:trPr>
+              <w:tc>
+                <w:tcPr>
+                  <w:tcW w:type="dxa" w:w="10146"/>
+                  <w:tcMar>
+                    <w:top w:type="dxa" w:w="0"/>
+                    <w:left w:type="dxa" w:w="0"/>
+                    <w:bottom w:type="dxa" w:w="0"/>
+                    <w:right w:type="dxa" w:w="0"/>
+                  </w:tcMar>
+                </w:tcPr>
+                <w:p>
+                  <w:pPr>
+                    <w:spacing w:after="0"/>
+                  </w:pPr>
+                  <w:r>
+                    <w:rPr>
+                      <w:rFonts w:ascii="Aptos Narrow" w:cs="Aptos Narrow" w:eastAsia="Aptos Narrow" w:hAnsi="Aptos Narrow"/>
+                      <w:color w:val="000000"/>
+                      <w:sz w:val="22"/>
+                      <w:szCs w:val="22"/>
+                    </w:rPr>
+                    <w:t xml:space="preserve"/>
+                  </w:r>
+                </w:p>
+              </w:tc>
+            </w:tr>
+            <w:tr>
+              <w:trPr>
+                <w:trHeight w:val="520" w:hRule="exact"/>
+              </w:trPr>
+              <w:tc>
+                <w:tcPr>
+                  <w:tcW w:type="dxa" w:w="10146"/>
+                  <w:tcMar>
+                    <w:top w:type="dxa" w:w="0"/>
+                    <w:left w:type="dxa" w:w="0"/>
+                    <w:bottom w:type="dxa" w:w="0"/>
+                    <w:right w:type="dxa" w:w="0"/>
+                  </w:tcMar>
+                </w:tcPr>
+                <w:p>
+                  <w:pPr>
+                    <w:spacing w:after="0"/>
+                  </w:pPr>
+                  <w:r>
+                    <w:rPr>
+                      <w:rFonts w:ascii="Aptos Narrow" w:cs="Aptos Narrow" w:eastAsia="Aptos Narrow" w:hAnsi="Aptos Narrow"/>
+                      <w:color w:val="000000"/>
+                      <w:sz w:val="22"/>
+                      <w:szCs w:val="22"/>
+                    </w:rPr>
+                    <w:t xml:space="preserve"/>
+                  </w:r>
+                </w:p>
+              </w:tc>
+            </w:tr>
+            <w:tr>
+              <w:trPr>
+                <w:trHeight w:val="520" w:hRule="exact"/>
+              </w:trPr>
+              <w:tc>
+                <w:tcPr>
+                  <w:tcW w:type="dxa" w:w="10146"/>
+                  <w:tcMar>
+                    <w:top w:type="dxa" w:w="0"/>
+                    <w:left w:type="dxa" w:w="0"/>
+                    <w:bottom w:type="dxa" w:w="0"/>
+                    <w:right w:type="dxa" w:w="0"/>
+                  </w:tcMar>
+                </w:tcPr>
+                <w:p>
+                  <w:pPr>
+                    <w:spacing w:after="0"/>
+                  </w:pPr>
+                  <w:r>
+                    <w:rPr>
+                      <w:rFonts w:ascii="Aptos Narrow" w:cs="Aptos Narrow" w:eastAsia="Aptos Narrow" w:hAnsi="Aptos Narrow"/>
+                      <w:color w:val="000000"/>
+                      <w:sz w:val="22"/>
+                      <w:szCs w:val="22"/>
+                    </w:rPr>
+                    <w:t xml:space="preserve"/>
+                  </w:r>
+                </w:p>
+              </w:tc>
+            </w:tr>
+            <w:tr>
+              <w:trPr>
+                <w:trHeight w:val="520" w:hRule="exact"/>
+              </w:trPr>
+              <w:tc>
+                <w:tcPr>
+                  <w:tcW w:type="dxa" w:w="10146"/>
+                  <w:tcMar>
+                    <w:top w:type="dxa" w:w="0"/>
+                    <w:left w:type="dxa" w:w="0"/>
+                    <w:bottom w:type="dxa" w:w="0"/>
+                    <w:right w:type="dxa" w:w="0"/>
+                  </w:tcMar>
+                </w:tcPr>
+                <w:p>
+                  <w:pPr>
+                    <w:spacing w:after="0"/>
+                  </w:pPr>
+                  <w:r>
+                    <w:rPr>
+                      <w:rFonts w:ascii="Aptos Narrow" w:cs="Aptos Narrow" w:eastAsia="Aptos Narrow" w:hAnsi="Aptos Narrow"/>
+                      <w:color w:val="000000"/>
+                      <w:sz w:val="22"/>
+                      <w:szCs w:val="22"/>
+                    </w:rPr>
+                    <w:t xml:space="preserve"/>
+                  </w:r>
+                </w:p>
+              </w:tc>
+            </w:tr>
+            <w:tr>
+              <w:trPr>
+                <w:trHeight w:val="520" w:hRule="exact"/>
+              </w:trPr>
+              <w:tc>
+                <w:tcPr>
+                  <w:tcW w:type="dxa" w:w="10146"/>
+                  <w:tcMar>
+                    <w:top w:type="dxa" w:w="0"/>
+                    <w:left w:type="dxa" w:w="0"/>
+                    <w:bottom w:type="dxa" w:w="0"/>
+                    <w:right w:type="dxa" w:w="0"/>
+                  </w:tcMar>
+                </w:tcPr>
+                <w:p>
+                  <w:pPr>
+                    <w:spacing w:after="0"/>
+                  </w:pPr>
+                  <w:r>
+                    <w:rPr>
+                      <w:rFonts w:ascii="Aptos Narrow" w:cs="Aptos Narrow" w:eastAsia="Aptos Narrow" w:hAnsi="Aptos Narrow"/>
+                      <w:color w:val="000000"/>
+                      <w:sz w:val="22"/>
+                      <w:szCs w:val="22"/>
+                    </w:rPr>
+                    <w:t xml:space="preserve"/>
+                  </w:r>
+                </w:p>
+              </w:tc>
+            </w:tr>
+            <w:tr>
+              <w:trPr>
+                <w:trHeight w:val="520" w:hRule="exact"/>
+              </w:trPr>
+              <w:tc>
+                <w:tcPr>
+                  <w:tcW w:type="dxa" w:w="10146"/>
+                  <w:tcMar>
+                    <w:top w:type="dxa" w:w="0"/>
+                    <w:left w:type="dxa" w:w="0"/>
+                    <w:bottom w:type="dxa" w:w="0"/>
+                    <w:right w:type="dxa" w:w="0"/>
+                  </w:tcMar>
+                </w:tcPr>
+                <w:p>
+                  <w:pPr>
+                    <w:spacing w:after="0"/>
+                  </w:pPr>
+                  <w:r>
+                    <w:rPr>
+                      <w:rFonts w:ascii="Aptos Narrow" w:cs="Aptos Narrow" w:eastAsia="Aptos Narrow" w:hAnsi="Aptos Narrow"/>
+                      <w:color w:val="000000"/>
+                      <w:sz w:val="22"/>
+                      <w:szCs w:val="22"/>
+                    </w:rPr>
+                    <w:t xml:space="preserve"/>
+                  </w:r>
+                </w:p>
+              </w:tc>
+            </w:tr>
+            <w:tr>
+              <w:trPr>
+                <w:trHeight w:val="520" w:hRule="exact"/>
+              </w:trPr>
+              <w:tc>
+                <w:tcPr>
+                  <w:tcW w:type="dxa" w:w="10146"/>
+                  <w:tcMar>
+                    <w:top w:type="dxa" w:w="0"/>
+                    <w:left w:type="dxa" w:w="0"/>
+                    <w:bottom w:type="dxa" w:w="0"/>
+                    <w:right w:type="dxa" w:w="0"/>
+                  </w:tcMar>
+                </w:tcPr>
+                <w:p>
+                  <w:pPr>
+                    <w:spacing w:after="0"/>
+                  </w:pPr>
+                  <w:r>
+                    <w:rPr>
+                      <w:rFonts w:ascii="Aptos Narrow" w:cs="Aptos Narrow" w:eastAsia="Aptos Narrow" w:hAnsi="Aptos Narrow"/>
+                      <w:color w:val="000000"/>
+                      <w:sz w:val="22"/>
+                      <w:szCs w:val="22"/>
+                    </w:rPr>
+                    <w:t xml:space="preserve"/>
+                  </w:r>
+                </w:p>
+              </w:tc>
+            </w:tr>
+            <w:tr>
+              <w:trPr>
+                <w:trHeight w:val="520" w:hRule="exact"/>
+              </w:trPr>
+              <w:tc>
+                <w:tcPr>
+                  <w:tcW w:type="dxa" w:w="10146"/>
+                  <w:tcMar>
+                    <w:top w:type="dxa" w:w="0"/>
+                    <w:left w:type="dxa" w:w="0"/>
+                    <w:bottom w:type="dxa" w:w="0"/>
+                    <w:right w:type="dxa" w:w="0"/>
+                  </w:tcMar>
+                </w:tcPr>
+                <w:p>
+                  <w:pPr>
+                    <w:spacing w:after="0"/>
+                  </w:pPr>
+                  <w:r>
+                    <w:rPr>
+                      <w:rFonts w:ascii="Aptos Narrow" w:cs="Aptos Narrow" w:eastAsia="Aptos Narrow" w:hAnsi="Aptos Narrow"/>
+                      <w:color w:val="000000"/>
+                      <w:sz w:val="22"/>
+                      <w:szCs w:val="22"/>
+                    </w:rPr>
+                    <w:t xml:space="preserve"/>
+                  </w:r>
+                </w:p>
+              </w:tc>
+            </w:tr>
+            <w:tr>
+              <w:trPr>
+                <w:trHeight w:val="520" w:hRule="exact"/>
+              </w:trPr>
+              <w:tc>
+                <w:tcPr>
+                  <w:tcW w:type="dxa" w:w="10146"/>
+                  <w:tcMar>
+                    <w:top w:type="dxa" w:w="0"/>
+                    <w:left w:type="dxa" w:w="0"/>
+                    <w:bottom w:type="dxa" w:w="0"/>
+                    <w:right w:type="dxa" w:w="0"/>
+                  </w:tcMar>
+                </w:tcPr>
+                <w:p>
+                  <w:pPr>
+                    <w:spacing w:after="0"/>
+                  </w:pPr>
+                  <w:r>
+                    <w:rPr>
+                      <w:rFonts w:ascii="Aptos Narrow" w:cs="Aptos Narrow" w:eastAsia="Aptos Narrow" w:hAnsi="Aptos Narrow"/>
+                      <w:color w:val="000000"/>
+                      <w:sz w:val="22"/>
+                      <w:szCs w:val="22"/>
+                    </w:rPr>
+                    <w:t xml:space="preserve"/>
+                  </w:r>
+                </w:p>
+              </w:tc>
+            </w:tr>
+            <w:tr>
+              <w:trPr>
+                <w:trHeight w:val="520" w:hRule="exact"/>
+              </w:trPr>
+              <w:tc>
+                <w:tcPr>
+                  <w:tcW w:type="dxa" w:w="10146"/>
+                  <w:tcMar>
+                    <w:top w:type="dxa" w:w="0"/>
+                    <w:left w:type="dxa" w:w="0"/>
+                    <w:bottom w:type="dxa" w:w="0"/>
+                    <w:right w:type="dxa" w:w="0"/>
+                  </w:tcMar>
+                </w:tcPr>
+                <w:p>
+                  <w:pPr>
+                    <w:spacing w:after="0"/>
+                  </w:pPr>
+                  <w:r>
+                    <w:rPr>
+                      <w:rFonts w:ascii="Aptos Narrow" w:cs="Aptos Narrow" w:eastAsia="Aptos Narrow" w:hAnsi="Aptos Narrow"/>
+                      <w:color w:val="000000"/>
+                      <w:sz w:val="22"/>
+                      <w:szCs w:val="22"/>
+                    </w:rPr>
+                    <w:t xml:space="preserve"/>
+                  </w:r>
+                </w:p>
+              </w:tc>
+            </w:tr>
+            <w:tr>
+              <w:trPr>
+                <w:trHeight w:val="520" w:hRule="exact"/>
+              </w:trPr>
+              <w:tc>
+                <w:tcPr>
+                  <w:tcW w:type="dxa" w:w="10146"/>
+                  <w:tcMar>
+                    <w:top w:type="dxa" w:w="0"/>
+                    <w:left w:type="dxa" w:w="0"/>
+                    <w:bottom w:type="dxa" w:w="0"/>
+                    <w:right w:type="dxa" w:w="0"/>
+                  </w:tcMar>
+                </w:tcPr>
+                <w:p>
+                  <w:pPr>
+                    <w:spacing w:after="0"/>
+                  </w:pPr>
+                  <w:r>
+                    <w:rPr>
+                      <w:rFonts w:ascii="Aptos Narrow" w:cs="Aptos Narrow" w:eastAsia="Aptos Narrow" w:hAnsi="Aptos Narrow"/>
+                      <w:color w:val="000000"/>
+                      <w:sz w:val="22"/>
+                      <w:szCs w:val="22"/>
+                    </w:rPr>
+                    <w:t xml:space="preserve"/>
+                  </w:r>
+                </w:p>
+              </w:tc>
+            </w:tr>
+            <w:tr>
+              <w:trPr>
+                <w:trHeight w:val="520" w:hRule="exact"/>
+              </w:trPr>
+              <w:tc>
+                <w:tcPr>
+                  <w:tcW w:type="dxa" w:w="10146"/>
+                  <w:tcMar>
+                    <w:top w:type="dxa" w:w="0"/>
+                    <w:left w:type="dxa" w:w="0"/>
+                    <w:bottom w:type="dxa" w:w="0"/>
+                    <w:right w:type="dxa" w:w="0"/>
+                  </w:tcMar>
+                </w:tcPr>
+                <w:p>
+                  <w:pPr>
+                    <w:spacing w:after="0"/>
+                  </w:pPr>
+                  <w:r>
+                    <w:rPr>
+                      <w:rFonts w:ascii="Aptos Narrow" w:cs="Aptos Narrow" w:eastAsia="Aptos Narrow" w:hAnsi="Aptos Narrow"/>
+                      <w:color w:val="000000"/>
+                      <w:sz w:val="22"/>
+                      <w:szCs w:val="22"/>
+                    </w:rPr>
+                    <w:t xml:space="preserve"/>
+                  </w:r>
+                </w:p>
+              </w:tc>
+            </w:tr>
+            <w:tr>
+              <w:trPr>
+                <w:trHeight w:val="520" w:hRule="exact"/>
+              </w:trPr>
+              <w:tc>
+                <w:tcPr>
+                  <w:tcW w:type="dxa" w:w="10146"/>
+                  <w:tcMar>
+                    <w:top w:type="dxa" w:w="0"/>
+                    <w:left w:type="dxa" w:w="0"/>
+                    <w:bottom w:type="dxa" w:w="0"/>
+                    <w:right w:type="dxa" w:w="0"/>
+                  </w:tcMar>
+                </w:tcPr>
+                <w:p>
+                  <w:pPr>
+                    <w:spacing w:after="0"/>
+                  </w:pPr>
+                  <w:r>
+                    <w:rPr>
+                      <w:rFonts w:ascii="Aptos Narrow" w:cs="Aptos Narrow" w:eastAsia="Aptos Narrow" w:hAnsi="Aptos Narrow"/>
+                      <w:color w:val="000000"/>
+                      <w:sz w:val="22"/>
+                      <w:szCs w:val="22"/>
+                    </w:rPr>
+                    <w:t xml:space="preserve"/>
+                  </w:r>
+                </w:p>
+              </w:tc>
+            </w:tr>
+            <w:tr>
+              <w:trPr>
+                <w:trHeight w:val="520" w:hRule="exact"/>
+              </w:trPr>
+              <w:tc>
+                <w:tcPr>
+                  <w:tcW w:type="dxa" w:w="10146"/>
+                  <w:tcMar>
+                    <w:top w:type="dxa" w:w="0"/>
+                    <w:left w:type="dxa" w:w="0"/>
+                    <w:bottom w:type="dxa" w:w="0"/>
+                    <w:right w:type="dxa" w:w="0"/>
+                  </w:tcMar>
+                </w:tcPr>
+                <w:p>
+                  <w:pPr>
+                    <w:spacing w:after="0"/>
+                  </w:pPr>
+                  <w:r>
+                    <w:rPr>
+                      <w:rFonts w:ascii="Aptos Narrow" w:cs="Aptos Narrow" w:eastAsia="Aptos Narrow" w:hAnsi="Aptos Narrow"/>
+                      <w:color w:val="000000"/>
+                      <w:sz w:val="22"/>
+                      <w:szCs w:val="22"/>
+                    </w:rPr>
+                    <w:t xml:space="preserve"/>
+                  </w:r>
+                </w:p>
+              </w:tc>
+            </w:tr>
+            <w:tr>
+              <w:trPr>
+                <w:trHeight w:val="520" w:hRule="exact"/>
+              </w:trPr>
+              <w:tc>
+                <w:tcPr>
+                  <w:tcW w:type="dxa" w:w="10146"/>
+                  <w:tcMar>
+                    <w:top w:type="dxa" w:w="0"/>
+                    <w:left w:type="dxa" w:w="0"/>
+                    <w:bottom w:type="dxa" w:w="0"/>
+                    <w:right w:type="dxa" w:w="0"/>
+                  </w:tcMar>
+                </w:tcPr>
+                <w:p>
+                  <w:pPr>
+                    <w:spacing w:after="0"/>
+                  </w:pPr>
+                  <w:r>
+                    <w:rPr>
+                      <w:rFonts w:ascii="Aptos Narrow" w:cs="Aptos Narrow" w:eastAsia="Aptos Narrow" w:hAnsi="Aptos Narrow"/>
+                      <w:color w:val="000000"/>
+                      <w:sz w:val="22"/>
+                      <w:szCs w:val="22"/>
+                    </w:rPr>
+                    <w:t xml:space="preserve"/>
+                  </w:r>
+                </w:p>
+              </w:tc>
+            </w:tr>
+            <w:tr>
+              <w:trPr>
+                <w:trHeight w:val="520" w:hRule="exact"/>
+              </w:trPr>
+              <w:tc>
+                <w:tcPr>
+                  <w:tcW w:type="dxa" w:w="10146"/>
+                  <w:tcMar>
+                    <w:top w:type="dxa" w:w="0"/>
+                    <w:left w:type="dxa" w:w="0"/>
+                    <w:bottom w:type="dxa" w:w="0"/>
+                    <w:right w:type="dxa" w:w="0"/>
+                  </w:tcMar>
+                </w:tcPr>
+                <w:p>
+                  <w:pPr>
+                    <w:spacing w:after="0"/>
+                  </w:pPr>
+                  <w:r>
+                    <w:rPr>
+                      <w:rFonts w:ascii="Aptos Narrow" w:cs="Aptos Narrow" w:eastAsia="Aptos Narrow" w:hAnsi="Aptos Narrow"/>
+                      <w:color w:val="000000"/>
+                      <w:sz w:val="22"/>
+                      <w:szCs w:val="22"/>
+                    </w:rPr>
+                    <w:t xml:space="preserve"/>
+                  </w:r>
+                </w:p>
+              </w:tc>
+            </w:tr>
+            <w:tr>
+              <w:trPr>
+                <w:trHeight w:val="520" w:hRule="exact"/>
+              </w:trPr>
+              <w:tc>
+                <w:tcPr>
+                  <w:tcW w:type="dxa" w:w="10146"/>
+                  <w:tcMar>
+                    <w:top w:type="dxa" w:w="0"/>
+                    <w:left w:type="dxa" w:w="0"/>
+                    <w:bottom w:type="dxa" w:w="0"/>
+                    <w:right w:type="dxa" w:w="0"/>
+                  </w:tcMar>
+                </w:tcPr>
+                <w:p>
+                  <w:pPr>
+                    <w:spacing w:after="0"/>
+                  </w:pPr>
+                  <w:r>
+                    <w:rPr>
+                      <w:rFonts w:ascii="Aptos Narrow" w:cs="Aptos Narrow" w:eastAsia="Aptos Narrow" w:hAnsi="Aptos Narrow"/>
+                      <w:color w:val="000000"/>
+                      <w:sz w:val="22"/>
+                      <w:szCs w:val="22"/>
+                    </w:rPr>
+                    <w:t xml:space="preserve"/>
+                  </w:r>
+                </w:p>
+              </w:tc>
+            </w:tr>
+            <w:tr>
+              <w:trPr>
+                <w:trHeight w:val="520" w:hRule="exact"/>
+              </w:trPr>
+              <w:tc>
+                <w:tcPr>
+                  <w:tcW w:type="dxa" w:w="10146"/>
+                  <w:tcMar>
+                    <w:top w:type="dxa" w:w="0"/>
+                    <w:left w:type="dxa" w:w="0"/>
+                    <w:bottom w:type="dxa" w:w="0"/>
+                    <w:right w:type="dxa" w:w="0"/>
+                  </w:tcMar>
+                </w:tcPr>
+                <w:p>
+                  <w:pPr>
+                    <w:spacing w:after="0"/>
+                  </w:pPr>
+                  <w:r>
+                    <w:rPr>
+                      <w:rFonts w:ascii="Aptos Narrow" w:cs="Aptos Narrow" w:eastAsia="Aptos Narrow" w:hAnsi="Aptos Narrow"/>
+                      <w:color w:val="000000"/>
+                      <w:sz w:val="22"/>
+                      <w:szCs w:val="22"/>
+                    </w:rPr>
+                    <w:t xml:space="preserve"/>
+                  </w:r>
+                </w:p>
+              </w:tc>
+            </w:tr>
+            <w:tr>
+              <w:trPr>
+                <w:trHeight w:val="520" w:hRule="exact"/>
+              </w:trPr>
+              <w:tc>
+                <w:tcPr>
+                  <w:tcW w:type="dxa" w:w="10146"/>
+                  <w:tcMar>
+                    <w:top w:type="dxa" w:w="0"/>
+                    <w:left w:type="dxa" w:w="0"/>
+                    <w:bottom w:type="dxa" w:w="0"/>
+                    <w:right w:type="dxa" w:w="0"/>
+                  </w:tcMar>
+                </w:tcPr>
+                <w:p>
+                  <w:pPr>
+                    <w:spacing w:after="0"/>
+                  </w:pPr>
+                  <w:r>
+                    <w:rPr>
+                      <w:rFonts w:ascii="Aptos Narrow" w:cs="Aptos Narrow" w:eastAsia="Aptos Narrow" w:hAnsi="Aptos Narrow"/>
+                      <w:color w:val="000000"/>
+                      <w:sz w:val="22"/>
+                      <w:szCs w:val="22"/>
+                    </w:rPr>
+                    <w:t xml:space="preserve"/>
+                  </w:r>
+                </w:p>
+              </w:tc>
+            </w:tr>
+            <w:tr>
+              <w:trPr>
+                <w:trHeight w:val="520" w:hRule="exact"/>
+              </w:trPr>
+              <w:tc>
+                <w:tcPr>
+                  <w:tcW w:type="dxa" w:w="10146"/>
+                  <w:tcMar>
+                    <w:top w:type="dxa" w:w="0"/>
+                    <w:left w:type="dxa" w:w="0"/>
+                    <w:bottom w:type="dxa" w:w="0"/>
+                    <w:right w:type="dxa" w:w="0"/>
+                  </w:tcMar>
+                </w:tcPr>
+                <w:p>
+                  <w:pPr>
+                    <w:spacing w:after="0"/>
+                  </w:pPr>
+                  <w:r>
+                    <w:rPr>
+                      <w:rFonts w:ascii="Aptos Narrow" w:cs="Aptos Narrow" w:eastAsia="Aptos Narrow" w:hAnsi="Aptos Narrow"/>
+                      <w:color w:val="000000"/>
+                      <w:sz w:val="22"/>
+                      <w:szCs w:val="22"/>
+                    </w:rPr>
+                    <w:t xml:space="preserve"/>
+                  </w:r>
+                </w:p>
+              </w:tc>
+            </w:tr>
+          </w:tbl>
+          <w:p/>
         </w:tc>
       </w:tr>
     </w:tbl>
@@ -6298,10 +8410,7 @@
           </w:p>
           <w:p>
             <w:pPr>
-              <w:pBdr>
-                <w:bottom w:val="single" w:color="BFBFBF" w:sz="4"/>
-              </w:pBdr>
-              <w:spacing w:after="0" w:before="200"/>
+              <w:spacing w:after="0" w:before="120"/>
             </w:pPr>
             <w:r>
               <w:rPr>
@@ -6315,74 +8424,173 @@
               <w:t xml:space="preserve">By placing Subhi and Jimmie on opposite sides of the fence, Fraillon suggests that …</w:t>
             </w:r>
           </w:p>
-          <w:p>
-            <w:pPr>
-              <w:pBdr>
+          <w:tbl>
+            <w:tblPr>
+              <w:tblW w:type="dxa" w:w="10066"/>
+              <w:tblBorders>
+                <w:top w:val="none" w:color="FFFFFF" w:sz="0"/>
+                <w:left w:val="none" w:color="FFFFFF" w:sz="0"/>
                 <w:bottom w:val="single" w:color="BFBFBF" w:sz="4"/>
-              </w:pBdr>
-              <w:spacing w:after="0" w:before="200"/>
-            </w:pPr>
-            <w:r>
-              <w:rPr>
-                <w:rFonts w:ascii="Aptos Narrow" w:cs="Aptos Narrow" w:eastAsia="Aptos Narrow" w:hAnsi="Aptos Narrow"/>
-                <w:color w:val="000000"/>
-                <w:sz w:val="22"/>
-                <w:szCs w:val="22"/>
-              </w:rPr>
-              <w:t xml:space="preserve"/>
-            </w:r>
-          </w:p>
-          <w:p>
-            <w:pPr>
-              <w:pBdr>
-                <w:bottom w:val="single" w:color="BFBFBF" w:sz="4"/>
-              </w:pBdr>
-              <w:spacing w:after="0" w:before="200"/>
-            </w:pPr>
-            <w:r>
-              <w:rPr>
-                <w:rFonts w:ascii="Aptos Narrow" w:cs="Aptos Narrow" w:eastAsia="Aptos Narrow" w:hAnsi="Aptos Narrow"/>
-                <w:color w:val="000000"/>
-                <w:sz w:val="22"/>
-                <w:szCs w:val="22"/>
-              </w:rPr>
-              <w:t xml:space="preserve"/>
-            </w:r>
-          </w:p>
-          <w:p>
-            <w:pPr>
-              <w:pBdr>
-                <w:bottom w:val="single" w:color="BFBFBF" w:sz="4"/>
-              </w:pBdr>
-              <w:spacing w:after="0" w:before="200"/>
-            </w:pPr>
-            <w:r>
-              <w:rPr>
-                <w:rFonts w:ascii="Aptos Narrow" w:cs="Aptos Narrow" w:eastAsia="Aptos Narrow" w:hAnsi="Aptos Narrow"/>
-                <w:color w:val="000000"/>
-                <w:sz w:val="22"/>
-                <w:szCs w:val="22"/>
-              </w:rPr>
-              <w:t xml:space="preserve"/>
-            </w:r>
-          </w:p>
-          <w:p>
-            <w:pPr>
-              <w:pBdr>
-                <w:bottom w:val="single" w:color="BFBFBF" w:sz="4"/>
-              </w:pBdr>
-              <w:spacing w:after="0" w:before="200"/>
-            </w:pPr>
-            <w:r>
-              <w:rPr>
-                <w:rFonts w:ascii="Aptos Narrow" w:cs="Aptos Narrow" w:eastAsia="Aptos Narrow" w:hAnsi="Aptos Narrow"/>
-                <w:color w:val="000000"/>
-                <w:sz w:val="22"/>
-                <w:szCs w:val="22"/>
-              </w:rPr>
-              <w:t xml:space="preserve"/>
-            </w:r>
-          </w:p>
+                <w:right w:val="none" w:color="FFFFFF" w:sz="0"/>
+                <w:insideH w:val="single" w:color="auto" w:sz="4"/>
+                <w:insideV w:val="single" w:color="auto" w:sz="4"/>
+              </w:tblBorders>
+            </w:tblPr>
+            <w:tblGrid>
+              <w:gridCol w:w="10066"/>
+            </w:tblGrid>
+            <w:tr>
+              <w:trPr>
+                <w:trHeight w:val="520" w:hRule="exact"/>
+              </w:trPr>
+              <w:tc>
+                <w:tcPr>
+                  <w:tcW w:type="dxa" w:w="10066"/>
+                  <w:tcMar>
+                    <w:top w:type="dxa" w:w="0"/>
+                    <w:left w:type="dxa" w:w="0"/>
+                    <w:bottom w:type="dxa" w:w="0"/>
+                    <w:right w:type="dxa" w:w="0"/>
+                  </w:tcMar>
+                </w:tcPr>
+                <w:p>
+                  <w:pPr>
+                    <w:spacing w:after="0"/>
+                  </w:pPr>
+                  <w:r>
+                    <w:rPr>
+                      <w:rFonts w:ascii="Aptos Narrow" w:cs="Aptos Narrow" w:eastAsia="Aptos Narrow" w:hAnsi="Aptos Narrow"/>
+                      <w:color w:val="000000"/>
+                      <w:sz w:val="22"/>
+                      <w:szCs w:val="22"/>
+                    </w:rPr>
+                    <w:t xml:space="preserve"/>
+                  </w:r>
+                </w:p>
+              </w:tc>
+            </w:tr>
+            <w:tr>
+              <w:trPr>
+                <w:trHeight w:val="520" w:hRule="exact"/>
+              </w:trPr>
+              <w:tc>
+                <w:tcPr>
+                  <w:tcW w:type="dxa" w:w="10066"/>
+                  <w:tcMar>
+                    <w:top w:type="dxa" w:w="0"/>
+                    <w:left w:type="dxa" w:w="0"/>
+                    <w:bottom w:type="dxa" w:w="0"/>
+                    <w:right w:type="dxa" w:w="0"/>
+                  </w:tcMar>
+                </w:tcPr>
+                <w:p>
+                  <w:pPr>
+                    <w:spacing w:after="0"/>
+                  </w:pPr>
+                  <w:r>
+                    <w:rPr>
+                      <w:rFonts w:ascii="Aptos Narrow" w:cs="Aptos Narrow" w:eastAsia="Aptos Narrow" w:hAnsi="Aptos Narrow"/>
+                      <w:color w:val="000000"/>
+                      <w:sz w:val="22"/>
+                      <w:szCs w:val="22"/>
+                    </w:rPr>
+                    <w:t xml:space="preserve"/>
+                  </w:r>
+                </w:p>
+              </w:tc>
+            </w:tr>
+            <w:tr>
+              <w:trPr>
+                <w:trHeight w:val="520" w:hRule="exact"/>
+              </w:trPr>
+              <w:tc>
+                <w:tcPr>
+                  <w:tcW w:type="dxa" w:w="10066"/>
+                  <w:tcMar>
+                    <w:top w:type="dxa" w:w="0"/>
+                    <w:left w:type="dxa" w:w="0"/>
+                    <w:bottom w:type="dxa" w:w="0"/>
+                    <w:right w:type="dxa" w:w="0"/>
+                  </w:tcMar>
+                </w:tcPr>
+                <w:p>
+                  <w:pPr>
+                    <w:spacing w:after="0"/>
+                  </w:pPr>
+                  <w:r>
+                    <w:rPr>
+                      <w:rFonts w:ascii="Aptos Narrow" w:cs="Aptos Narrow" w:eastAsia="Aptos Narrow" w:hAnsi="Aptos Narrow"/>
+                      <w:color w:val="000000"/>
+                      <w:sz w:val="22"/>
+                      <w:szCs w:val="22"/>
+                    </w:rPr>
+                    <w:t xml:space="preserve"/>
+                  </w:r>
+                </w:p>
+              </w:tc>
+            </w:tr>
+            <w:tr>
+              <w:trPr>
+                <w:trHeight w:val="520" w:hRule="exact"/>
+              </w:trPr>
+              <w:tc>
+                <w:tcPr>
+                  <w:tcW w:type="dxa" w:w="10066"/>
+                  <w:tcMar>
+                    <w:top w:type="dxa" w:w="0"/>
+                    <w:left w:type="dxa" w:w="0"/>
+                    <w:bottom w:type="dxa" w:w="0"/>
+                    <w:right w:type="dxa" w:w="0"/>
+                  </w:tcMar>
+                </w:tcPr>
+                <w:p>
+                  <w:pPr>
+                    <w:spacing w:after="0"/>
+                  </w:pPr>
+                  <w:r>
+                    <w:rPr>
+                      <w:rFonts w:ascii="Aptos Narrow" w:cs="Aptos Narrow" w:eastAsia="Aptos Narrow" w:hAnsi="Aptos Narrow"/>
+                      <w:color w:val="000000"/>
+                      <w:sz w:val="22"/>
+                      <w:szCs w:val="22"/>
+                    </w:rPr>
+                    <w:t xml:space="preserve"/>
+                  </w:r>
+                </w:p>
+              </w:tc>
+            </w:tr>
+            <w:tr>
+              <w:trPr>
+                <w:trHeight w:val="520" w:hRule="exact"/>
+              </w:trPr>
+              <w:tc>
+                <w:tcPr>
+                  <w:tcW w:type="dxa" w:w="10066"/>
+                  <w:tcMar>
+                    <w:top w:type="dxa" w:w="0"/>
+                    <w:left w:type="dxa" w:w="0"/>
+                    <w:bottom w:type="dxa" w:w="0"/>
+                    <w:right w:type="dxa" w:w="0"/>
+                  </w:tcMar>
+                </w:tcPr>
+                <w:p>
+                  <w:pPr>
+                    <w:spacing w:after="0"/>
+                  </w:pPr>
+                  <w:r>
+                    <w:rPr>
+                      <w:rFonts w:ascii="Aptos Narrow" w:cs="Aptos Narrow" w:eastAsia="Aptos Narrow" w:hAnsi="Aptos Narrow"/>
+                      <w:color w:val="000000"/>
+                      <w:sz w:val="22"/>
+                      <w:szCs w:val="22"/>
+                    </w:rPr>
+                    <w:t xml:space="preserve"/>
+                  </w:r>
+                </w:p>
+              </w:tc>
+            </w:tr>
+          </w:tbl>
+          <w:p/>
         </w:tc>
       </w:tr>
     </w:tbl>
@@ -7518,7 +9726,7 @@
           </w:tcPr>
           <w:p>
             <w:pPr>
-              <w:spacing w:after="0" w:line="290"/>
+              <w:spacing w:after="100" w:line="290"/>
             </w:pPr>
             <w:r>
               <w:rPr>
@@ -7527,7 +9735,246 @@
                 <w:sz w:val="21"/>
                 <w:szCs w:val="21"/>
               </w:rPr>
-              <w:t xml:space="preserve">In The Bone Sparrow, Zana Fraillon presents storytelling as the thing that keeps people going when nothing around them changes. Through the stories Maá tells, the book Jimmie carries and the stories Subhi tells himself, Fraillon shows that a story can do what food and shelter cannot: it can make a person feel brave, remembered and less alone. Fraillon suggests that for people who have been locked away, a story is not an escape from survival but a part of it.</w:t>
+              <w:t xml:space="preserve">In The Bone Sparrow, Zana Fraillon presents storytelling as the thing that keeps people going when nothing around them changes.</w:t>
+            </w:r>
+          </w:p>
+          <w:p>
+            <w:pPr>
+              <w:spacing w:after="100"/>
+            </w:pPr>
+            <w:r>
+              <w:rPr>
+                <w:rFonts w:ascii="Aptos Narrow" w:cs="Aptos Narrow" w:eastAsia="Aptos Narrow" w:hAnsi="Aptos Narrow"/>
+                <w:color w:val="000000"/>
+                <w:sz w:val="21"/>
+                <w:szCs w:val="21"/>
+              </w:rPr>
+              <w:t xml:space="preserve">Fraillon shows this first through </w:t>
+            </w:r>
+            <w:r>
+              <w:rPr>
+                <w:rFonts w:ascii="Aptos Narrow" w:cs="Aptos Narrow" w:eastAsia="Aptos Narrow" w:hAnsi="Aptos Narrow"/>
+                <w:b/>
+                <w:bCs/>
+                <w:color w:val="C04F15"/>
+                <w:sz w:val="21"/>
+                <w:szCs w:val="21"/>
+              </w:rPr>
+              <w:t xml:space="preserve">the stories Maá tells and the book Jimmie carries</w:t>
+            </w:r>
+            <w:r>
+              <w:rPr>
+                <w:rFonts w:ascii="Aptos Narrow" w:cs="Aptos Narrow" w:eastAsia="Aptos Narrow" w:hAnsi="Aptos Narrow"/>
+                <w:color w:val="000000"/>
+                <w:sz w:val="21"/>
+                <w:szCs w:val="21"/>
+              </w:rPr>
+              <w:t xml:space="preserve">.</w:t>
+            </w:r>
+          </w:p>
+          <w:p>
+            <w:pPr>
+              <w:spacing w:after="40"/>
+            </w:pPr>
+            <w:r>
+              <w:rPr>
+                <w:rFonts w:ascii="Aptos Narrow" w:cs="Aptos Narrow" w:eastAsia="Aptos Narrow" w:hAnsi="Aptos Narrow"/>
+                <w:color w:val="000000"/>
+                <w:sz w:val="21"/>
+                <w:szCs w:val="21"/>
+              </w:rPr>
+              <w:t xml:space="preserve">She also shows it through</w:t>
+            </w:r>
+          </w:p>
+          <w:tbl>
+            <w:tblPr>
+              <w:tblW w:type="dxa" w:w="10066"/>
+              <w:tblBorders>
+                <w:top w:val="none" w:color="FFFFFF" w:sz="0"/>
+                <w:left w:val="none" w:color="FFFFFF" w:sz="0"/>
+                <w:bottom w:val="single" w:color="BFBFBF" w:sz="4"/>
+                <w:right w:val="none" w:color="FFFFFF" w:sz="0"/>
+                <w:insideH w:val="single" w:color="auto" w:sz="4"/>
+                <w:insideV w:val="single" w:color="auto" w:sz="4"/>
+              </w:tblBorders>
+            </w:tblPr>
+            <w:tblGrid>
+              <w:gridCol w:w="10066"/>
+            </w:tblGrid>
+            <w:tr>
+              <w:trPr>
+                <w:trHeight w:val="520" w:hRule="exact"/>
+              </w:trPr>
+              <w:tc>
+                <w:tcPr>
+                  <w:tcW w:type="dxa" w:w="10066"/>
+                  <w:tcMar>
+                    <w:top w:type="dxa" w:w="0"/>
+                    <w:left w:type="dxa" w:w="0"/>
+                    <w:bottom w:type="dxa" w:w="0"/>
+                    <w:right w:type="dxa" w:w="0"/>
+                  </w:tcMar>
+                </w:tcPr>
+                <w:p>
+                  <w:pPr>
+                    <w:spacing w:after="0"/>
+                  </w:pPr>
+                  <w:r>
+                    <w:rPr>
+                      <w:rFonts w:ascii="Aptos Narrow" w:cs="Aptos Narrow" w:eastAsia="Aptos Narrow" w:hAnsi="Aptos Narrow"/>
+                      <w:color w:val="000000"/>
+                      <w:sz w:val="22"/>
+                      <w:szCs w:val="22"/>
+                    </w:rPr>
+                    <w:t xml:space="preserve"/>
+                  </w:r>
+                </w:p>
+              </w:tc>
+            </w:tr>
+            <w:tr>
+              <w:trPr>
+                <w:trHeight w:val="520" w:hRule="exact"/>
+              </w:trPr>
+              <w:tc>
+                <w:tcPr>
+                  <w:tcW w:type="dxa" w:w="10066"/>
+                  <w:tcMar>
+                    <w:top w:type="dxa" w:w="0"/>
+                    <w:left w:type="dxa" w:w="0"/>
+                    <w:bottom w:type="dxa" w:w="0"/>
+                    <w:right w:type="dxa" w:w="0"/>
+                  </w:tcMar>
+                </w:tcPr>
+                <w:p>
+                  <w:pPr>
+                    <w:spacing w:after="0"/>
+                  </w:pPr>
+                  <w:r>
+                    <w:rPr>
+                      <w:rFonts w:ascii="Aptos Narrow" w:cs="Aptos Narrow" w:eastAsia="Aptos Narrow" w:hAnsi="Aptos Narrow"/>
+                      <w:color w:val="000000"/>
+                      <w:sz w:val="22"/>
+                      <w:szCs w:val="22"/>
+                    </w:rPr>
+                    <w:t xml:space="preserve"/>
+                  </w:r>
+                </w:p>
+              </w:tc>
+            </w:tr>
+          </w:tbl>
+          <w:p>
+            <w:pPr>
+              <w:spacing w:after="40" w:before="140"/>
+            </w:pPr>
+            <w:r>
+              <w:rPr>
+                <w:rFonts w:ascii="Aptos Narrow" w:cs="Aptos Narrow" w:eastAsia="Aptos Narrow" w:hAnsi="Aptos Narrow"/>
+                <w:color w:val="000000"/>
+                <w:sz w:val="21"/>
+                <w:szCs w:val="21"/>
+              </w:rPr>
+              <w:t xml:space="preserve">and through</w:t>
+            </w:r>
+            <w:r>
+              <w:rPr>
+                <w:rFonts w:ascii="Aptos Narrow" w:cs="Aptos Narrow" w:eastAsia="Aptos Narrow" w:hAnsi="Aptos Narrow"/>
+                <w:i/>
+                <w:iCs/>
+                <w:color w:val="595959"/>
+                <w:sz w:val="17"/>
+                <w:szCs w:val="17"/>
+              </w:rPr>
+              <w:t xml:space="preserve">     if you get there</w:t>
+            </w:r>
+          </w:p>
+          <w:tbl>
+            <w:tblPr>
+              <w:tblW w:type="dxa" w:w="10066"/>
+              <w:tblBorders>
+                <w:top w:val="none" w:color="FFFFFF" w:sz="0"/>
+                <w:left w:val="none" w:color="FFFFFF" w:sz="0"/>
+                <w:bottom w:val="single" w:color="BFBFBF" w:sz="4"/>
+                <w:right w:val="none" w:color="FFFFFF" w:sz="0"/>
+                <w:insideH w:val="single" w:color="auto" w:sz="4"/>
+                <w:insideV w:val="single" w:color="auto" w:sz="4"/>
+              </w:tblBorders>
+            </w:tblPr>
+            <w:tblGrid>
+              <w:gridCol w:w="10066"/>
+            </w:tblGrid>
+            <w:tr>
+              <w:trPr>
+                <w:trHeight w:val="520" w:hRule="exact"/>
+              </w:trPr>
+              <w:tc>
+                <w:tcPr>
+                  <w:tcW w:type="dxa" w:w="10066"/>
+                  <w:tcMar>
+                    <w:top w:type="dxa" w:w="0"/>
+                    <w:left w:type="dxa" w:w="0"/>
+                    <w:bottom w:type="dxa" w:w="0"/>
+                    <w:right w:type="dxa" w:w="0"/>
+                  </w:tcMar>
+                </w:tcPr>
+                <w:p>
+                  <w:pPr>
+                    <w:spacing w:after="0"/>
+                  </w:pPr>
+                  <w:r>
+                    <w:rPr>
+                      <w:rFonts w:ascii="Aptos Narrow" w:cs="Aptos Narrow" w:eastAsia="Aptos Narrow" w:hAnsi="Aptos Narrow"/>
+                      <w:color w:val="000000"/>
+                      <w:sz w:val="22"/>
+                      <w:szCs w:val="22"/>
+                    </w:rPr>
+                    <w:t xml:space="preserve"/>
+                  </w:r>
+                </w:p>
+              </w:tc>
+            </w:tr>
+            <w:tr>
+              <w:trPr>
+                <w:trHeight w:val="520" w:hRule="exact"/>
+              </w:trPr>
+              <w:tc>
+                <w:tcPr>
+                  <w:tcW w:type="dxa" w:w="10066"/>
+                  <w:tcMar>
+                    <w:top w:type="dxa" w:w="0"/>
+                    <w:left w:type="dxa" w:w="0"/>
+                    <w:bottom w:type="dxa" w:w="0"/>
+                    <w:right w:type="dxa" w:w="0"/>
+                  </w:tcMar>
+                </w:tcPr>
+                <w:p>
+                  <w:pPr>
+                    <w:spacing w:after="0"/>
+                  </w:pPr>
+                  <w:r>
+                    <w:rPr>
+                      <w:rFonts w:ascii="Aptos Narrow" w:cs="Aptos Narrow" w:eastAsia="Aptos Narrow" w:hAnsi="Aptos Narrow"/>
+                      <w:color w:val="000000"/>
+                      <w:sz w:val="22"/>
+                      <w:szCs w:val="22"/>
+                    </w:rPr>
+                    <w:t xml:space="preserve"/>
+                  </w:r>
+                </w:p>
+              </w:tc>
+            </w:tr>
+          </w:tbl>
+          <w:p>
+            <w:pPr>
+              <w:spacing w:after="0" w:before="160" w:line="290"/>
+            </w:pPr>
+            <w:r>
+              <w:rPr>
+                <w:rFonts w:ascii="Aptos Narrow" w:cs="Aptos Narrow" w:eastAsia="Aptos Narrow" w:hAnsi="Aptos Narrow"/>
+                <w:color w:val="000000"/>
+                <w:sz w:val="21"/>
+                <w:szCs w:val="21"/>
+              </w:rPr>
+              <w:t xml:space="preserve">Fraillon suggests that for people who have been locked away, a story is not an escape from survival but a part of it.</w:t>
             </w:r>
           </w:p>
         </w:tc>
@@ -8131,7 +10578,7 @@
           <w:sz w:val="18"/>
           <w:szCs w:val="18"/>
         </w:rPr>
-        <w:t xml:space="preserve">The introduction names three kinds of story: Maá’s, Jimmie’s book, and Subhi’s own. Paragraph 1 is Maá’s stories and Jimmie’s book.</w:t>
+        <w:t xml:space="preserve">Paragraph 1 is Maá’s stories and Jimmie’s book. Paragraph 2 is the idea you wrote second in your introduction.</w:t>
       </w:r>
     </w:p>
     <w:p>
@@ -8214,309 +10661,589 @@
               <w:right w:type="dxa" w:w="160"/>
             </w:tcMar>
           </w:tcPr>
-          <w:p>
-            <w:pPr>
-              <w:pBdr>
+          <w:tbl>
+            <w:tblPr>
+              <w:tblW w:type="dxa" w:w="7846"/>
+              <w:tblBorders>
+                <w:top w:val="none" w:color="FFFFFF" w:sz="0"/>
+                <w:left w:val="none" w:color="FFFFFF" w:sz="0"/>
                 <w:bottom w:val="single" w:color="BFBFBF" w:sz="4"/>
-              </w:pBdr>
-              <w:spacing w:after="0" w:before="200"/>
-            </w:pPr>
-            <w:r>
-              <w:rPr>
-                <w:rFonts w:ascii="Aptos Narrow" w:cs="Aptos Narrow" w:eastAsia="Aptos Narrow" w:hAnsi="Aptos Narrow"/>
+                <w:right w:val="none" w:color="FFFFFF" w:sz="0"/>
+                <w:insideH w:val="single" w:color="auto" w:sz="4"/>
+                <w:insideV w:val="single" w:color="auto" w:sz="4"/>
+              </w:tblBorders>
+            </w:tblPr>
+            <w:tblGrid>
+              <w:gridCol w:w="7846"/>
+            </w:tblGrid>
+            <w:tr>
+              <w:trPr>
+                <w:trHeight w:val="520" w:hRule="exact"/>
+              </w:trPr>
+              <w:tc>
+                <w:tcPr>
+                  <w:tcW w:type="dxa" w:w="7846"/>
+                  <w:tcMar>
+                    <w:top w:type="dxa" w:w="0"/>
+                    <w:left w:type="dxa" w:w="0"/>
+                    <w:bottom w:type="dxa" w:w="0"/>
+                    <w:right w:type="dxa" w:w="0"/>
+                  </w:tcMar>
+                </w:tcPr>
+                <w:p>
+                  <w:pPr>
+                    <w:spacing w:after="0"/>
+                  </w:pPr>
+                  <w:r>
+                    <w:rPr>
+                      <w:rFonts w:ascii="Aptos Narrow" w:cs="Aptos Narrow" w:eastAsia="Aptos Narrow" w:hAnsi="Aptos Narrow"/>
+                      <w:color w:val="000000"/>
+                      <w:sz w:val="22"/>
+                      <w:szCs w:val="22"/>
+                    </w:rPr>
+                    <w:t xml:space="preserve"/>
+                  </w:r>
+                </w:p>
+              </w:tc>
+            </w:tr>
+            <w:tr>
+              <w:trPr>
+                <w:trHeight w:val="520" w:hRule="exact"/>
+              </w:trPr>
+              <w:tc>
+                <w:tcPr>
+                  <w:tcW w:type="dxa" w:w="7846"/>
+                  <w:tcMar>
+                    <w:top w:type="dxa" w:w="0"/>
+                    <w:left w:type="dxa" w:w="0"/>
+                    <w:bottom w:type="dxa" w:w="0"/>
+                    <w:right w:type="dxa" w:w="0"/>
+                  </w:tcMar>
+                </w:tcPr>
+                <w:p>
+                  <w:pPr>
+                    <w:spacing w:after="0"/>
+                  </w:pPr>
+                  <w:r>
+                    <w:rPr>
+                      <w:rFonts w:ascii="Aptos Narrow" w:cs="Aptos Narrow" w:eastAsia="Aptos Narrow" w:hAnsi="Aptos Narrow"/>
+                      <w:color w:val="000000"/>
+                      <w:sz w:val="22"/>
+                      <w:szCs w:val="22"/>
+                    </w:rPr>
+                    <w:t xml:space="preserve"/>
+                  </w:r>
+                </w:p>
+              </w:tc>
+            </w:tr>
+            <w:tr>
+              <w:trPr>
+                <w:trHeight w:val="520" w:hRule="exact"/>
+              </w:trPr>
+              <w:tc>
+                <w:tcPr>
+                  <w:tcW w:type="dxa" w:w="7846"/>
+                  <w:tcMar>
+                    <w:top w:type="dxa" w:w="0"/>
+                    <w:left w:type="dxa" w:w="0"/>
+                    <w:bottom w:type="dxa" w:w="0"/>
+                    <w:right w:type="dxa" w:w="0"/>
+                  </w:tcMar>
+                </w:tcPr>
+                <w:p>
+                  <w:pPr>
+                    <w:spacing w:after="0"/>
+                  </w:pPr>
+                  <w:r>
+                    <w:rPr>
+                      <w:rFonts w:ascii="Aptos Narrow" w:cs="Aptos Narrow" w:eastAsia="Aptos Narrow" w:hAnsi="Aptos Narrow"/>
+                      <w:color w:val="000000"/>
+                      <w:sz w:val="22"/>
+                      <w:szCs w:val="22"/>
+                    </w:rPr>
+                    <w:t xml:space="preserve"/>
+                  </w:r>
+                </w:p>
+              </w:tc>
+            </w:tr>
+          </w:tbl>
+          <w:p/>
+        </w:tc>
+      </w:tr>
+      <w:tr>
+        <w:tc>
+          <w:tcPr>
+            <w:tcW w:type="dxa" w:w="2300"/>
+            <w:shd w:fill="F2D0DA" w:color="auto" w:val="clear"/>
+            <w:tcMar>
+              <w:top w:type="dxa" w:w="100"/>
+              <w:left w:type="dxa" w:w="160"/>
+              <w:bottom w:type="dxa" w:w="100"/>
+              <w:right w:type="dxa" w:w="160"/>
+            </w:tcMar>
+          </w:tcPr>
+          <w:p>
+            <w:pPr>
+              <w:spacing w:after="0"/>
+            </w:pPr>
+            <w:r>
+              <w:rPr>
+                <w:rFonts w:ascii="Aptos Narrow" w:cs="Aptos Narrow" w:eastAsia="Aptos Narrow" w:hAnsi="Aptos Narrow"/>
+                <w:b/>
+                <w:bCs/>
                 <w:color w:val="000000"/>
                 <w:sz w:val="22"/>
                 <w:szCs w:val="22"/>
               </w:rPr>
-              <w:t xml:space="preserve"/>
-            </w:r>
-          </w:p>
-          <w:p>
-            <w:pPr>
-              <w:pBdr>
+              <w:t xml:space="preserve">Explanation with evidence</w:t>
+            </w:r>
+          </w:p>
+        </w:tc>
+        <w:tc>
+          <w:tcPr>
+            <w:tcW w:type="dxa" w:w="8166"/>
+            <w:tcMar>
+              <w:top w:type="dxa" w:w="80"/>
+              <w:left w:type="dxa" w:w="160"/>
+              <w:bottom w:type="dxa" w:w="140"/>
+              <w:right w:type="dxa" w:w="160"/>
+            </w:tcMar>
+          </w:tcPr>
+          <w:tbl>
+            <w:tblPr>
+              <w:tblW w:type="dxa" w:w="7846"/>
+              <w:tblBorders>
+                <w:top w:val="none" w:color="FFFFFF" w:sz="0"/>
+                <w:left w:val="none" w:color="FFFFFF" w:sz="0"/>
                 <w:bottom w:val="single" w:color="BFBFBF" w:sz="4"/>
-              </w:pBdr>
-              <w:spacing w:after="0" w:before="200"/>
-            </w:pPr>
-            <w:r>
-              <w:rPr>
-                <w:rFonts w:ascii="Aptos Narrow" w:cs="Aptos Narrow" w:eastAsia="Aptos Narrow" w:hAnsi="Aptos Narrow"/>
+                <w:right w:val="none" w:color="FFFFFF" w:sz="0"/>
+                <w:insideH w:val="single" w:color="auto" w:sz="4"/>
+                <w:insideV w:val="single" w:color="auto" w:sz="4"/>
+              </w:tblBorders>
+            </w:tblPr>
+            <w:tblGrid>
+              <w:gridCol w:w="7846"/>
+            </w:tblGrid>
+            <w:tr>
+              <w:trPr>
+                <w:trHeight w:val="520" w:hRule="exact"/>
+              </w:trPr>
+              <w:tc>
+                <w:tcPr>
+                  <w:tcW w:type="dxa" w:w="7846"/>
+                  <w:tcMar>
+                    <w:top w:type="dxa" w:w="0"/>
+                    <w:left w:type="dxa" w:w="0"/>
+                    <w:bottom w:type="dxa" w:w="0"/>
+                    <w:right w:type="dxa" w:w="0"/>
+                  </w:tcMar>
+                </w:tcPr>
+                <w:p>
+                  <w:pPr>
+                    <w:spacing w:after="0"/>
+                  </w:pPr>
+                  <w:r>
+                    <w:rPr>
+                      <w:rFonts w:ascii="Aptos Narrow" w:cs="Aptos Narrow" w:eastAsia="Aptos Narrow" w:hAnsi="Aptos Narrow"/>
+                      <w:color w:val="000000"/>
+                      <w:sz w:val="22"/>
+                      <w:szCs w:val="22"/>
+                    </w:rPr>
+                    <w:t xml:space="preserve"/>
+                  </w:r>
+                </w:p>
+              </w:tc>
+            </w:tr>
+            <w:tr>
+              <w:trPr>
+                <w:trHeight w:val="520" w:hRule="exact"/>
+              </w:trPr>
+              <w:tc>
+                <w:tcPr>
+                  <w:tcW w:type="dxa" w:w="7846"/>
+                  <w:tcMar>
+                    <w:top w:type="dxa" w:w="0"/>
+                    <w:left w:type="dxa" w:w="0"/>
+                    <w:bottom w:type="dxa" w:w="0"/>
+                    <w:right w:type="dxa" w:w="0"/>
+                  </w:tcMar>
+                </w:tcPr>
+                <w:p>
+                  <w:pPr>
+                    <w:spacing w:after="0"/>
+                  </w:pPr>
+                  <w:r>
+                    <w:rPr>
+                      <w:rFonts w:ascii="Aptos Narrow" w:cs="Aptos Narrow" w:eastAsia="Aptos Narrow" w:hAnsi="Aptos Narrow"/>
+                      <w:color w:val="000000"/>
+                      <w:sz w:val="22"/>
+                      <w:szCs w:val="22"/>
+                    </w:rPr>
+                    <w:t xml:space="preserve"/>
+                  </w:r>
+                </w:p>
+              </w:tc>
+            </w:tr>
+            <w:tr>
+              <w:trPr>
+                <w:trHeight w:val="520" w:hRule="exact"/>
+              </w:trPr>
+              <w:tc>
+                <w:tcPr>
+                  <w:tcW w:type="dxa" w:w="7846"/>
+                  <w:tcMar>
+                    <w:top w:type="dxa" w:w="0"/>
+                    <w:left w:type="dxa" w:w="0"/>
+                    <w:bottom w:type="dxa" w:w="0"/>
+                    <w:right w:type="dxa" w:w="0"/>
+                  </w:tcMar>
+                </w:tcPr>
+                <w:p>
+                  <w:pPr>
+                    <w:spacing w:after="0"/>
+                  </w:pPr>
+                  <w:r>
+                    <w:rPr>
+                      <w:rFonts w:ascii="Aptos Narrow" w:cs="Aptos Narrow" w:eastAsia="Aptos Narrow" w:hAnsi="Aptos Narrow"/>
+                      <w:color w:val="000000"/>
+                      <w:sz w:val="22"/>
+                      <w:szCs w:val="22"/>
+                    </w:rPr>
+                    <w:t xml:space="preserve"/>
+                  </w:r>
+                </w:p>
+              </w:tc>
+            </w:tr>
+            <w:tr>
+              <w:trPr>
+                <w:trHeight w:val="520" w:hRule="exact"/>
+              </w:trPr>
+              <w:tc>
+                <w:tcPr>
+                  <w:tcW w:type="dxa" w:w="7846"/>
+                  <w:tcMar>
+                    <w:top w:type="dxa" w:w="0"/>
+                    <w:left w:type="dxa" w:w="0"/>
+                    <w:bottom w:type="dxa" w:w="0"/>
+                    <w:right w:type="dxa" w:w="0"/>
+                  </w:tcMar>
+                </w:tcPr>
+                <w:p>
+                  <w:pPr>
+                    <w:spacing w:after="0"/>
+                  </w:pPr>
+                  <w:r>
+                    <w:rPr>
+                      <w:rFonts w:ascii="Aptos Narrow" w:cs="Aptos Narrow" w:eastAsia="Aptos Narrow" w:hAnsi="Aptos Narrow"/>
+                      <w:color w:val="000000"/>
+                      <w:sz w:val="22"/>
+                      <w:szCs w:val="22"/>
+                    </w:rPr>
+                    <w:t xml:space="preserve"/>
+                  </w:r>
+                </w:p>
+              </w:tc>
+            </w:tr>
+            <w:tr>
+              <w:trPr>
+                <w:trHeight w:val="520" w:hRule="exact"/>
+              </w:trPr>
+              <w:tc>
+                <w:tcPr>
+                  <w:tcW w:type="dxa" w:w="7846"/>
+                  <w:tcMar>
+                    <w:top w:type="dxa" w:w="0"/>
+                    <w:left w:type="dxa" w:w="0"/>
+                    <w:bottom w:type="dxa" w:w="0"/>
+                    <w:right w:type="dxa" w:w="0"/>
+                  </w:tcMar>
+                </w:tcPr>
+                <w:p>
+                  <w:pPr>
+                    <w:spacing w:after="0"/>
+                  </w:pPr>
+                  <w:r>
+                    <w:rPr>
+                      <w:rFonts w:ascii="Aptos Narrow" w:cs="Aptos Narrow" w:eastAsia="Aptos Narrow" w:hAnsi="Aptos Narrow"/>
+                      <w:color w:val="000000"/>
+                      <w:sz w:val="22"/>
+                      <w:szCs w:val="22"/>
+                    </w:rPr>
+                    <w:t xml:space="preserve"/>
+                  </w:r>
+                </w:p>
+              </w:tc>
+            </w:tr>
+            <w:tr>
+              <w:trPr>
+                <w:trHeight w:val="520" w:hRule="exact"/>
+              </w:trPr>
+              <w:tc>
+                <w:tcPr>
+                  <w:tcW w:type="dxa" w:w="7846"/>
+                  <w:tcMar>
+                    <w:top w:type="dxa" w:w="0"/>
+                    <w:left w:type="dxa" w:w="0"/>
+                    <w:bottom w:type="dxa" w:w="0"/>
+                    <w:right w:type="dxa" w:w="0"/>
+                  </w:tcMar>
+                </w:tcPr>
+                <w:p>
+                  <w:pPr>
+                    <w:spacing w:after="0"/>
+                  </w:pPr>
+                  <w:r>
+                    <w:rPr>
+                      <w:rFonts w:ascii="Aptos Narrow" w:cs="Aptos Narrow" w:eastAsia="Aptos Narrow" w:hAnsi="Aptos Narrow"/>
+                      <w:color w:val="000000"/>
+                      <w:sz w:val="22"/>
+                      <w:szCs w:val="22"/>
+                    </w:rPr>
+                    <w:t xml:space="preserve"/>
+                  </w:r>
+                </w:p>
+              </w:tc>
+            </w:tr>
+          </w:tbl>
+          <w:p/>
+        </w:tc>
+      </w:tr>
+      <w:tr>
+        <w:tc>
+          <w:tcPr>
+            <w:tcW w:type="dxa" w:w="2300"/>
+            <w:shd w:fill="F2D0DA" w:color="auto" w:val="clear"/>
+            <w:tcMar>
+              <w:top w:type="dxa" w:w="100"/>
+              <w:left w:type="dxa" w:w="160"/>
+              <w:bottom w:type="dxa" w:w="100"/>
+              <w:right w:type="dxa" w:w="160"/>
+            </w:tcMar>
+          </w:tcPr>
+          <w:p>
+            <w:pPr>
+              <w:spacing w:after="0"/>
+            </w:pPr>
+            <w:r>
+              <w:rPr>
+                <w:rFonts w:ascii="Aptos Narrow" w:cs="Aptos Narrow" w:eastAsia="Aptos Narrow" w:hAnsi="Aptos Narrow"/>
+                <w:b/>
+                <w:bCs/>
                 <w:color w:val="000000"/>
                 <w:sz w:val="22"/>
                 <w:szCs w:val="22"/>
               </w:rPr>
-              <w:t xml:space="preserve"/>
-            </w:r>
-          </w:p>
-          <w:p>
-            <w:pPr>
-              <w:pBdr>
+              <w:t xml:space="preserve">A second explanation</w:t>
+            </w:r>
+          </w:p>
+        </w:tc>
+        <w:tc>
+          <w:tcPr>
+            <w:tcW w:type="dxa" w:w="8166"/>
+            <w:tcMar>
+              <w:top w:type="dxa" w:w="80"/>
+              <w:left w:type="dxa" w:w="160"/>
+              <w:bottom w:type="dxa" w:w="140"/>
+              <w:right w:type="dxa" w:w="160"/>
+            </w:tcMar>
+          </w:tcPr>
+          <w:tbl>
+            <w:tblPr>
+              <w:tblW w:type="dxa" w:w="7846"/>
+              <w:tblBorders>
+                <w:top w:val="none" w:color="FFFFFF" w:sz="0"/>
+                <w:left w:val="none" w:color="FFFFFF" w:sz="0"/>
                 <w:bottom w:val="single" w:color="BFBFBF" w:sz="4"/>
-              </w:pBdr>
-              <w:spacing w:after="0" w:before="200"/>
-            </w:pPr>
-            <w:r>
-              <w:rPr>
-                <w:rFonts w:ascii="Aptos Narrow" w:cs="Aptos Narrow" w:eastAsia="Aptos Narrow" w:hAnsi="Aptos Narrow"/>
-                <w:color w:val="000000"/>
-                <w:sz w:val="22"/>
-                <w:szCs w:val="22"/>
-              </w:rPr>
-              <w:t xml:space="preserve"/>
-            </w:r>
-          </w:p>
-        </w:tc>
-      </w:tr>
-      <w:tr>
-        <w:tc>
-          <w:tcPr>
-            <w:tcW w:type="dxa" w:w="2300"/>
-            <w:shd w:fill="F2D0DA" w:color="auto" w:val="clear"/>
-            <w:tcMar>
-              <w:top w:type="dxa" w:w="100"/>
-              <w:left w:type="dxa" w:w="160"/>
-              <w:bottom w:type="dxa" w:w="100"/>
-              <w:right w:type="dxa" w:w="160"/>
-            </w:tcMar>
-          </w:tcPr>
-          <w:p>
-            <w:pPr>
-              <w:spacing w:after="0"/>
-            </w:pPr>
-            <w:r>
-              <w:rPr>
-                <w:rFonts w:ascii="Aptos Narrow" w:cs="Aptos Narrow" w:eastAsia="Aptos Narrow" w:hAnsi="Aptos Narrow"/>
-                <w:b/>
-                <w:bCs/>
-                <w:color w:val="000000"/>
-                <w:sz w:val="22"/>
-                <w:szCs w:val="22"/>
-              </w:rPr>
-              <w:t xml:space="preserve">Explanation with evidence</w:t>
-            </w:r>
-          </w:p>
-        </w:tc>
-        <w:tc>
-          <w:tcPr>
-            <w:tcW w:type="dxa" w:w="8166"/>
-            <w:tcMar>
-              <w:top w:type="dxa" w:w="80"/>
-              <w:left w:type="dxa" w:w="160"/>
-              <w:bottom w:type="dxa" w:w="140"/>
-              <w:right w:type="dxa" w:w="160"/>
-            </w:tcMar>
-          </w:tcPr>
-          <w:p>
-            <w:pPr>
-              <w:pBdr>
-                <w:bottom w:val="single" w:color="BFBFBF" w:sz="4"/>
-              </w:pBdr>
-              <w:spacing w:after="0" w:before="200"/>
-            </w:pPr>
-            <w:r>
-              <w:rPr>
-                <w:rFonts w:ascii="Aptos Narrow" w:cs="Aptos Narrow" w:eastAsia="Aptos Narrow" w:hAnsi="Aptos Narrow"/>
-                <w:color w:val="000000"/>
-                <w:sz w:val="22"/>
-                <w:szCs w:val="22"/>
-              </w:rPr>
-              <w:t xml:space="preserve"/>
-            </w:r>
-          </w:p>
-          <w:p>
-            <w:pPr>
-              <w:pBdr>
-                <w:bottom w:val="single" w:color="BFBFBF" w:sz="4"/>
-              </w:pBdr>
-              <w:spacing w:after="0" w:before="200"/>
-            </w:pPr>
-            <w:r>
-              <w:rPr>
-                <w:rFonts w:ascii="Aptos Narrow" w:cs="Aptos Narrow" w:eastAsia="Aptos Narrow" w:hAnsi="Aptos Narrow"/>
-                <w:color w:val="000000"/>
-                <w:sz w:val="22"/>
-                <w:szCs w:val="22"/>
-              </w:rPr>
-              <w:t xml:space="preserve"/>
-            </w:r>
-          </w:p>
-          <w:p>
-            <w:pPr>
-              <w:pBdr>
-                <w:bottom w:val="single" w:color="BFBFBF" w:sz="4"/>
-              </w:pBdr>
-              <w:spacing w:after="0" w:before="200"/>
-            </w:pPr>
-            <w:r>
-              <w:rPr>
-                <w:rFonts w:ascii="Aptos Narrow" w:cs="Aptos Narrow" w:eastAsia="Aptos Narrow" w:hAnsi="Aptos Narrow"/>
-                <w:color w:val="000000"/>
-                <w:sz w:val="22"/>
-                <w:szCs w:val="22"/>
-              </w:rPr>
-              <w:t xml:space="preserve"/>
-            </w:r>
-          </w:p>
-          <w:p>
-            <w:pPr>
-              <w:pBdr>
-                <w:bottom w:val="single" w:color="BFBFBF" w:sz="4"/>
-              </w:pBdr>
-              <w:spacing w:after="0" w:before="200"/>
-            </w:pPr>
-            <w:r>
-              <w:rPr>
-                <w:rFonts w:ascii="Aptos Narrow" w:cs="Aptos Narrow" w:eastAsia="Aptos Narrow" w:hAnsi="Aptos Narrow"/>
-                <w:color w:val="000000"/>
-                <w:sz w:val="22"/>
-                <w:szCs w:val="22"/>
-              </w:rPr>
-              <w:t xml:space="preserve"/>
-            </w:r>
-          </w:p>
-          <w:p>
-            <w:pPr>
-              <w:pBdr>
-                <w:bottom w:val="single" w:color="BFBFBF" w:sz="4"/>
-              </w:pBdr>
-              <w:spacing w:after="0" w:before="200"/>
-            </w:pPr>
-            <w:r>
-              <w:rPr>
-                <w:rFonts w:ascii="Aptos Narrow" w:cs="Aptos Narrow" w:eastAsia="Aptos Narrow" w:hAnsi="Aptos Narrow"/>
-                <w:color w:val="000000"/>
-                <w:sz w:val="22"/>
-                <w:szCs w:val="22"/>
-              </w:rPr>
-              <w:t xml:space="preserve"/>
-            </w:r>
-          </w:p>
-        </w:tc>
-      </w:tr>
-      <w:tr>
-        <w:tc>
-          <w:tcPr>
-            <w:tcW w:type="dxa" w:w="2300"/>
-            <w:shd w:fill="F2D0DA" w:color="auto" w:val="clear"/>
-            <w:tcMar>
-              <w:top w:type="dxa" w:w="100"/>
-              <w:left w:type="dxa" w:w="160"/>
-              <w:bottom w:type="dxa" w:w="100"/>
-              <w:right w:type="dxa" w:w="160"/>
-            </w:tcMar>
-          </w:tcPr>
-          <w:p>
-            <w:pPr>
-              <w:spacing w:after="0"/>
-            </w:pPr>
-            <w:r>
-              <w:rPr>
-                <w:rFonts w:ascii="Aptos Narrow" w:cs="Aptos Narrow" w:eastAsia="Aptos Narrow" w:hAnsi="Aptos Narrow"/>
-                <w:b/>
-                <w:bCs/>
-                <w:color w:val="000000"/>
-                <w:sz w:val="22"/>
-                <w:szCs w:val="22"/>
-              </w:rPr>
-              <w:t xml:space="preserve">A second explanation</w:t>
-            </w:r>
-          </w:p>
-        </w:tc>
-        <w:tc>
-          <w:tcPr>
-            <w:tcW w:type="dxa" w:w="8166"/>
-            <w:tcMar>
-              <w:top w:type="dxa" w:w="80"/>
-              <w:left w:type="dxa" w:w="160"/>
-              <w:bottom w:type="dxa" w:w="140"/>
-              <w:right w:type="dxa" w:w="160"/>
-            </w:tcMar>
-          </w:tcPr>
-          <w:p>
-            <w:pPr>
-              <w:pBdr>
-                <w:bottom w:val="single" w:color="BFBFBF" w:sz="4"/>
-              </w:pBdr>
-              <w:spacing w:after="0" w:before="200"/>
-            </w:pPr>
-            <w:r>
-              <w:rPr>
-                <w:rFonts w:ascii="Aptos Narrow" w:cs="Aptos Narrow" w:eastAsia="Aptos Narrow" w:hAnsi="Aptos Narrow"/>
-                <w:color w:val="000000"/>
-                <w:sz w:val="22"/>
-                <w:szCs w:val="22"/>
-              </w:rPr>
-              <w:t xml:space="preserve"/>
-            </w:r>
-          </w:p>
-          <w:p>
-            <w:pPr>
-              <w:pBdr>
-                <w:bottom w:val="single" w:color="BFBFBF" w:sz="4"/>
-              </w:pBdr>
-              <w:spacing w:after="0" w:before="200"/>
-            </w:pPr>
-            <w:r>
-              <w:rPr>
-                <w:rFonts w:ascii="Aptos Narrow" w:cs="Aptos Narrow" w:eastAsia="Aptos Narrow" w:hAnsi="Aptos Narrow"/>
-                <w:color w:val="000000"/>
-                <w:sz w:val="22"/>
-                <w:szCs w:val="22"/>
-              </w:rPr>
-              <w:t xml:space="preserve"/>
-            </w:r>
-          </w:p>
-          <w:p>
-            <w:pPr>
-              <w:pBdr>
-                <w:bottom w:val="single" w:color="BFBFBF" w:sz="4"/>
-              </w:pBdr>
-              <w:spacing w:after="0" w:before="200"/>
-            </w:pPr>
-            <w:r>
-              <w:rPr>
-                <w:rFonts w:ascii="Aptos Narrow" w:cs="Aptos Narrow" w:eastAsia="Aptos Narrow" w:hAnsi="Aptos Narrow"/>
-                <w:color w:val="000000"/>
-                <w:sz w:val="22"/>
-                <w:szCs w:val="22"/>
-              </w:rPr>
-              <w:t xml:space="preserve"/>
-            </w:r>
-          </w:p>
-          <w:p>
-            <w:pPr>
-              <w:pBdr>
-                <w:bottom w:val="single" w:color="BFBFBF" w:sz="4"/>
-              </w:pBdr>
-              <w:spacing w:after="0" w:before="200"/>
-            </w:pPr>
-            <w:r>
-              <w:rPr>
-                <w:rFonts w:ascii="Aptos Narrow" w:cs="Aptos Narrow" w:eastAsia="Aptos Narrow" w:hAnsi="Aptos Narrow"/>
-                <w:color w:val="000000"/>
-                <w:sz w:val="22"/>
-                <w:szCs w:val="22"/>
-              </w:rPr>
-              <w:t xml:space="preserve"/>
-            </w:r>
-          </w:p>
-          <w:p>
-            <w:pPr>
-              <w:pBdr>
-                <w:bottom w:val="single" w:color="BFBFBF" w:sz="4"/>
-              </w:pBdr>
-              <w:spacing w:after="0" w:before="200"/>
-            </w:pPr>
-            <w:r>
-              <w:rPr>
-                <w:rFonts w:ascii="Aptos Narrow" w:cs="Aptos Narrow" w:eastAsia="Aptos Narrow" w:hAnsi="Aptos Narrow"/>
-                <w:color w:val="000000"/>
-                <w:sz w:val="22"/>
-                <w:szCs w:val="22"/>
-              </w:rPr>
-              <w:t xml:space="preserve"/>
-            </w:r>
-          </w:p>
+                <w:right w:val="none" w:color="FFFFFF" w:sz="0"/>
+                <w:insideH w:val="single" w:color="auto" w:sz="4"/>
+                <w:insideV w:val="single" w:color="auto" w:sz="4"/>
+              </w:tblBorders>
+            </w:tblPr>
+            <w:tblGrid>
+              <w:gridCol w:w="7846"/>
+            </w:tblGrid>
+            <w:tr>
+              <w:trPr>
+                <w:trHeight w:val="520" w:hRule="exact"/>
+              </w:trPr>
+              <w:tc>
+                <w:tcPr>
+                  <w:tcW w:type="dxa" w:w="7846"/>
+                  <w:tcMar>
+                    <w:top w:type="dxa" w:w="0"/>
+                    <w:left w:type="dxa" w:w="0"/>
+                    <w:bottom w:type="dxa" w:w="0"/>
+                    <w:right w:type="dxa" w:w="0"/>
+                  </w:tcMar>
+                </w:tcPr>
+                <w:p>
+                  <w:pPr>
+                    <w:spacing w:after="0"/>
+                  </w:pPr>
+                  <w:r>
+                    <w:rPr>
+                      <w:rFonts w:ascii="Aptos Narrow" w:cs="Aptos Narrow" w:eastAsia="Aptos Narrow" w:hAnsi="Aptos Narrow"/>
+                      <w:color w:val="000000"/>
+                      <w:sz w:val="22"/>
+                      <w:szCs w:val="22"/>
+                    </w:rPr>
+                    <w:t xml:space="preserve"/>
+                  </w:r>
+                </w:p>
+              </w:tc>
+            </w:tr>
+            <w:tr>
+              <w:trPr>
+                <w:trHeight w:val="520" w:hRule="exact"/>
+              </w:trPr>
+              <w:tc>
+                <w:tcPr>
+                  <w:tcW w:type="dxa" w:w="7846"/>
+                  <w:tcMar>
+                    <w:top w:type="dxa" w:w="0"/>
+                    <w:left w:type="dxa" w:w="0"/>
+                    <w:bottom w:type="dxa" w:w="0"/>
+                    <w:right w:type="dxa" w:w="0"/>
+                  </w:tcMar>
+                </w:tcPr>
+                <w:p>
+                  <w:pPr>
+                    <w:spacing w:after="0"/>
+                  </w:pPr>
+                  <w:r>
+                    <w:rPr>
+                      <w:rFonts w:ascii="Aptos Narrow" w:cs="Aptos Narrow" w:eastAsia="Aptos Narrow" w:hAnsi="Aptos Narrow"/>
+                      <w:color w:val="000000"/>
+                      <w:sz w:val="22"/>
+                      <w:szCs w:val="22"/>
+                    </w:rPr>
+                    <w:t xml:space="preserve"/>
+                  </w:r>
+                </w:p>
+              </w:tc>
+            </w:tr>
+            <w:tr>
+              <w:trPr>
+                <w:trHeight w:val="520" w:hRule="exact"/>
+              </w:trPr>
+              <w:tc>
+                <w:tcPr>
+                  <w:tcW w:type="dxa" w:w="7846"/>
+                  <w:tcMar>
+                    <w:top w:type="dxa" w:w="0"/>
+                    <w:left w:type="dxa" w:w="0"/>
+                    <w:bottom w:type="dxa" w:w="0"/>
+                    <w:right w:type="dxa" w:w="0"/>
+                  </w:tcMar>
+                </w:tcPr>
+                <w:p>
+                  <w:pPr>
+                    <w:spacing w:after="0"/>
+                  </w:pPr>
+                  <w:r>
+                    <w:rPr>
+                      <w:rFonts w:ascii="Aptos Narrow" w:cs="Aptos Narrow" w:eastAsia="Aptos Narrow" w:hAnsi="Aptos Narrow"/>
+                      <w:color w:val="000000"/>
+                      <w:sz w:val="22"/>
+                      <w:szCs w:val="22"/>
+                    </w:rPr>
+                    <w:t xml:space="preserve"/>
+                  </w:r>
+                </w:p>
+              </w:tc>
+            </w:tr>
+            <w:tr>
+              <w:trPr>
+                <w:trHeight w:val="520" w:hRule="exact"/>
+              </w:trPr>
+              <w:tc>
+                <w:tcPr>
+                  <w:tcW w:type="dxa" w:w="7846"/>
+                  <w:tcMar>
+                    <w:top w:type="dxa" w:w="0"/>
+                    <w:left w:type="dxa" w:w="0"/>
+                    <w:bottom w:type="dxa" w:w="0"/>
+                    <w:right w:type="dxa" w:w="0"/>
+                  </w:tcMar>
+                </w:tcPr>
+                <w:p>
+                  <w:pPr>
+                    <w:spacing w:after="0"/>
+                  </w:pPr>
+                  <w:r>
+                    <w:rPr>
+                      <w:rFonts w:ascii="Aptos Narrow" w:cs="Aptos Narrow" w:eastAsia="Aptos Narrow" w:hAnsi="Aptos Narrow"/>
+                      <w:color w:val="000000"/>
+                      <w:sz w:val="22"/>
+                      <w:szCs w:val="22"/>
+                    </w:rPr>
+                    <w:t xml:space="preserve"/>
+                  </w:r>
+                </w:p>
+              </w:tc>
+            </w:tr>
+            <w:tr>
+              <w:trPr>
+                <w:trHeight w:val="520" w:hRule="exact"/>
+              </w:trPr>
+              <w:tc>
+                <w:tcPr>
+                  <w:tcW w:type="dxa" w:w="7846"/>
+                  <w:tcMar>
+                    <w:top w:type="dxa" w:w="0"/>
+                    <w:left w:type="dxa" w:w="0"/>
+                    <w:bottom w:type="dxa" w:w="0"/>
+                    <w:right w:type="dxa" w:w="0"/>
+                  </w:tcMar>
+                </w:tcPr>
+                <w:p>
+                  <w:pPr>
+                    <w:spacing w:after="0"/>
+                  </w:pPr>
+                  <w:r>
+                    <w:rPr>
+                      <w:rFonts w:ascii="Aptos Narrow" w:cs="Aptos Narrow" w:eastAsia="Aptos Narrow" w:hAnsi="Aptos Narrow"/>
+                      <w:color w:val="000000"/>
+                      <w:sz w:val="22"/>
+                      <w:szCs w:val="22"/>
+                    </w:rPr>
+                    <w:t xml:space="preserve"/>
+                  </w:r>
+                </w:p>
+              </w:tc>
+            </w:tr>
+            <w:tr>
+              <w:trPr>
+                <w:trHeight w:val="520" w:hRule="exact"/>
+              </w:trPr>
+              <w:tc>
+                <w:tcPr>
+                  <w:tcW w:type="dxa" w:w="7846"/>
+                  <w:tcMar>
+                    <w:top w:type="dxa" w:w="0"/>
+                    <w:left w:type="dxa" w:w="0"/>
+                    <w:bottom w:type="dxa" w:w="0"/>
+                    <w:right w:type="dxa" w:w="0"/>
+                  </w:tcMar>
+                </w:tcPr>
+                <w:p>
+                  <w:pPr>
+                    <w:spacing w:after="0"/>
+                  </w:pPr>
+                  <w:r>
+                    <w:rPr>
+                      <w:rFonts w:ascii="Aptos Narrow" w:cs="Aptos Narrow" w:eastAsia="Aptos Narrow" w:hAnsi="Aptos Narrow"/>
+                      <w:color w:val="000000"/>
+                      <w:sz w:val="22"/>
+                      <w:szCs w:val="22"/>
+                    </w:rPr>
+                    <w:t xml:space="preserve"/>
+                  </w:r>
+                </w:p>
+              </w:tc>
+            </w:tr>
+          </w:tbl>
+          <w:p/>
         </w:tc>
       </w:tr>
       <w:tr>
@@ -8574,183 +11301,351 @@
               <w:right w:type="dxa" w:w="160"/>
             </w:tcMar>
           </w:tcPr>
-          <w:p>
-            <w:pPr>
-              <w:pBdr>
+          <w:tbl>
+            <w:tblPr>
+              <w:tblW w:type="dxa" w:w="7846"/>
+              <w:tblBorders>
+                <w:top w:val="none" w:color="FFFFFF" w:sz="0"/>
+                <w:left w:val="none" w:color="FFFFFF" w:sz="0"/>
                 <w:bottom w:val="single" w:color="BFBFBF" w:sz="4"/>
-              </w:pBdr>
-              <w:spacing w:after="0" w:before="200"/>
-            </w:pPr>
-            <w:r>
-              <w:rPr>
-                <w:rFonts w:ascii="Aptos Narrow" w:cs="Aptos Narrow" w:eastAsia="Aptos Narrow" w:hAnsi="Aptos Narrow"/>
+                <w:right w:val="none" w:color="FFFFFF" w:sz="0"/>
+                <w:insideH w:val="single" w:color="auto" w:sz="4"/>
+                <w:insideV w:val="single" w:color="auto" w:sz="4"/>
+              </w:tblBorders>
+            </w:tblPr>
+            <w:tblGrid>
+              <w:gridCol w:w="7846"/>
+            </w:tblGrid>
+            <w:tr>
+              <w:trPr>
+                <w:trHeight w:val="520" w:hRule="exact"/>
+              </w:trPr>
+              <w:tc>
+                <w:tcPr>
+                  <w:tcW w:type="dxa" w:w="7846"/>
+                  <w:tcMar>
+                    <w:top w:type="dxa" w:w="0"/>
+                    <w:left w:type="dxa" w:w="0"/>
+                    <w:bottom w:type="dxa" w:w="0"/>
+                    <w:right w:type="dxa" w:w="0"/>
+                  </w:tcMar>
+                </w:tcPr>
+                <w:p>
+                  <w:pPr>
+                    <w:spacing w:after="0"/>
+                  </w:pPr>
+                  <w:r>
+                    <w:rPr>
+                      <w:rFonts w:ascii="Aptos Narrow" w:cs="Aptos Narrow" w:eastAsia="Aptos Narrow" w:hAnsi="Aptos Narrow"/>
+                      <w:color w:val="000000"/>
+                      <w:sz w:val="22"/>
+                      <w:szCs w:val="22"/>
+                    </w:rPr>
+                    <w:t xml:space="preserve"/>
+                  </w:r>
+                </w:p>
+              </w:tc>
+            </w:tr>
+            <w:tr>
+              <w:trPr>
+                <w:trHeight w:val="520" w:hRule="exact"/>
+              </w:trPr>
+              <w:tc>
+                <w:tcPr>
+                  <w:tcW w:type="dxa" w:w="7846"/>
+                  <w:tcMar>
+                    <w:top w:type="dxa" w:w="0"/>
+                    <w:left w:type="dxa" w:w="0"/>
+                    <w:bottom w:type="dxa" w:w="0"/>
+                    <w:right w:type="dxa" w:w="0"/>
+                  </w:tcMar>
+                </w:tcPr>
+                <w:p>
+                  <w:pPr>
+                    <w:spacing w:after="0"/>
+                  </w:pPr>
+                  <w:r>
+                    <w:rPr>
+                      <w:rFonts w:ascii="Aptos Narrow" w:cs="Aptos Narrow" w:eastAsia="Aptos Narrow" w:hAnsi="Aptos Narrow"/>
+                      <w:color w:val="000000"/>
+                      <w:sz w:val="22"/>
+                      <w:szCs w:val="22"/>
+                    </w:rPr>
+                    <w:t xml:space="preserve"/>
+                  </w:r>
+                </w:p>
+              </w:tc>
+            </w:tr>
+            <w:tr>
+              <w:trPr>
+                <w:trHeight w:val="520" w:hRule="exact"/>
+              </w:trPr>
+              <w:tc>
+                <w:tcPr>
+                  <w:tcW w:type="dxa" w:w="7846"/>
+                  <w:tcMar>
+                    <w:top w:type="dxa" w:w="0"/>
+                    <w:left w:type="dxa" w:w="0"/>
+                    <w:bottom w:type="dxa" w:w="0"/>
+                    <w:right w:type="dxa" w:w="0"/>
+                  </w:tcMar>
+                </w:tcPr>
+                <w:p>
+                  <w:pPr>
+                    <w:spacing w:after="0"/>
+                  </w:pPr>
+                  <w:r>
+                    <w:rPr>
+                      <w:rFonts w:ascii="Aptos Narrow" w:cs="Aptos Narrow" w:eastAsia="Aptos Narrow" w:hAnsi="Aptos Narrow"/>
+                      <w:color w:val="000000"/>
+                      <w:sz w:val="22"/>
+                      <w:szCs w:val="22"/>
+                    </w:rPr>
+                    <w:t xml:space="preserve"/>
+                  </w:r>
+                </w:p>
+              </w:tc>
+            </w:tr>
+            <w:tr>
+              <w:trPr>
+                <w:trHeight w:val="520" w:hRule="exact"/>
+              </w:trPr>
+              <w:tc>
+                <w:tcPr>
+                  <w:tcW w:type="dxa" w:w="7846"/>
+                  <w:tcMar>
+                    <w:top w:type="dxa" w:w="0"/>
+                    <w:left w:type="dxa" w:w="0"/>
+                    <w:bottom w:type="dxa" w:w="0"/>
+                    <w:right w:type="dxa" w:w="0"/>
+                  </w:tcMar>
+                </w:tcPr>
+                <w:p>
+                  <w:pPr>
+                    <w:spacing w:after="0"/>
+                  </w:pPr>
+                  <w:r>
+                    <w:rPr>
+                      <w:rFonts w:ascii="Aptos Narrow" w:cs="Aptos Narrow" w:eastAsia="Aptos Narrow" w:hAnsi="Aptos Narrow"/>
+                      <w:color w:val="000000"/>
+                      <w:sz w:val="22"/>
+                      <w:szCs w:val="22"/>
+                    </w:rPr>
+                    <w:t xml:space="preserve"/>
+                  </w:r>
+                </w:p>
+              </w:tc>
+            </w:tr>
+            <w:tr>
+              <w:trPr>
+                <w:trHeight w:val="520" w:hRule="exact"/>
+              </w:trPr>
+              <w:tc>
+                <w:tcPr>
+                  <w:tcW w:type="dxa" w:w="7846"/>
+                  <w:tcMar>
+                    <w:top w:type="dxa" w:w="0"/>
+                    <w:left w:type="dxa" w:w="0"/>
+                    <w:bottom w:type="dxa" w:w="0"/>
+                    <w:right w:type="dxa" w:w="0"/>
+                  </w:tcMar>
+                </w:tcPr>
+                <w:p>
+                  <w:pPr>
+                    <w:spacing w:after="0"/>
+                  </w:pPr>
+                  <w:r>
+                    <w:rPr>
+                      <w:rFonts w:ascii="Aptos Narrow" w:cs="Aptos Narrow" w:eastAsia="Aptos Narrow" w:hAnsi="Aptos Narrow"/>
+                      <w:color w:val="000000"/>
+                      <w:sz w:val="22"/>
+                      <w:szCs w:val="22"/>
+                    </w:rPr>
+                    <w:t xml:space="preserve"/>
+                  </w:r>
+                </w:p>
+              </w:tc>
+            </w:tr>
+          </w:tbl>
+          <w:p/>
+        </w:tc>
+      </w:tr>
+      <w:tr>
+        <w:tc>
+          <w:tcPr>
+            <w:tcW w:type="dxa" w:w="2300"/>
+            <w:shd w:fill="F2D0DA" w:color="auto" w:val="clear"/>
+            <w:tcMar>
+              <w:top w:type="dxa" w:w="100"/>
+              <w:left w:type="dxa" w:w="160"/>
+              <w:bottom w:type="dxa" w:w="100"/>
+              <w:right w:type="dxa" w:w="160"/>
+            </w:tcMar>
+          </w:tcPr>
+          <w:p>
+            <w:pPr>
+              <w:spacing w:after="0"/>
+            </w:pPr>
+            <w:r>
+              <w:rPr>
+                <w:rFonts w:ascii="Aptos Narrow" w:cs="Aptos Narrow" w:eastAsia="Aptos Narrow" w:hAnsi="Aptos Narrow"/>
+                <w:b/>
+                <w:bCs/>
                 <w:color w:val="000000"/>
                 <w:sz w:val="22"/>
                 <w:szCs w:val="22"/>
               </w:rPr>
-              <w:t xml:space="preserve"/>
-            </w:r>
-          </w:p>
-          <w:p>
-            <w:pPr>
-              <w:pBdr>
+              <w:t xml:space="preserve">Link sentence</w:t>
+            </w:r>
+          </w:p>
+        </w:tc>
+        <w:tc>
+          <w:tcPr>
+            <w:tcW w:type="dxa" w:w="8166"/>
+            <w:tcMar>
+              <w:top w:type="dxa" w:w="80"/>
+              <w:left w:type="dxa" w:w="160"/>
+              <w:bottom w:type="dxa" w:w="140"/>
+              <w:right w:type="dxa" w:w="160"/>
+            </w:tcMar>
+          </w:tcPr>
+          <w:tbl>
+            <w:tblPr>
+              <w:tblW w:type="dxa" w:w="7846"/>
+              <w:tblBorders>
+                <w:top w:val="none" w:color="FFFFFF" w:sz="0"/>
+                <w:left w:val="none" w:color="FFFFFF" w:sz="0"/>
                 <w:bottom w:val="single" w:color="BFBFBF" w:sz="4"/>
-              </w:pBdr>
-              <w:spacing w:after="0" w:before="200"/>
-            </w:pPr>
-            <w:r>
-              <w:rPr>
-                <w:rFonts w:ascii="Aptos Narrow" w:cs="Aptos Narrow" w:eastAsia="Aptos Narrow" w:hAnsi="Aptos Narrow"/>
-                <w:color w:val="000000"/>
-                <w:sz w:val="22"/>
-                <w:szCs w:val="22"/>
-              </w:rPr>
-              <w:t xml:space="preserve"/>
-            </w:r>
-          </w:p>
-          <w:p>
-            <w:pPr>
-              <w:pBdr>
-                <w:bottom w:val="single" w:color="BFBFBF" w:sz="4"/>
-              </w:pBdr>
-              <w:spacing w:after="0" w:before="200"/>
-            </w:pPr>
-            <w:r>
-              <w:rPr>
-                <w:rFonts w:ascii="Aptos Narrow" w:cs="Aptos Narrow" w:eastAsia="Aptos Narrow" w:hAnsi="Aptos Narrow"/>
-                <w:color w:val="000000"/>
-                <w:sz w:val="22"/>
-                <w:szCs w:val="22"/>
-              </w:rPr>
-              <w:t xml:space="preserve"/>
-            </w:r>
-          </w:p>
-          <w:p>
-            <w:pPr>
-              <w:pBdr>
-                <w:bottom w:val="single" w:color="BFBFBF" w:sz="4"/>
-              </w:pBdr>
-              <w:spacing w:after="0" w:before="200"/>
-            </w:pPr>
-            <w:r>
-              <w:rPr>
-                <w:rFonts w:ascii="Aptos Narrow" w:cs="Aptos Narrow" w:eastAsia="Aptos Narrow" w:hAnsi="Aptos Narrow"/>
-                <w:color w:val="000000"/>
-                <w:sz w:val="22"/>
-                <w:szCs w:val="22"/>
-              </w:rPr>
-              <w:t xml:space="preserve"/>
-            </w:r>
-          </w:p>
-        </w:tc>
-      </w:tr>
-      <w:tr>
-        <w:tc>
-          <w:tcPr>
-            <w:tcW w:type="dxa" w:w="2300"/>
-            <w:shd w:fill="F2D0DA" w:color="auto" w:val="clear"/>
-            <w:tcMar>
-              <w:top w:type="dxa" w:w="100"/>
-              <w:left w:type="dxa" w:w="160"/>
-              <w:bottom w:type="dxa" w:w="100"/>
-              <w:right w:type="dxa" w:w="160"/>
-            </w:tcMar>
-          </w:tcPr>
-          <w:p>
-            <w:pPr>
-              <w:spacing w:after="0"/>
-            </w:pPr>
-            <w:r>
-              <w:rPr>
-                <w:rFonts w:ascii="Aptos Narrow" w:cs="Aptos Narrow" w:eastAsia="Aptos Narrow" w:hAnsi="Aptos Narrow"/>
-                <w:b/>
-                <w:bCs/>
-                <w:color w:val="000000"/>
-                <w:sz w:val="22"/>
-                <w:szCs w:val="22"/>
-              </w:rPr>
-              <w:t xml:space="preserve">Link sentence</w:t>
-            </w:r>
-          </w:p>
-        </w:tc>
-        <w:tc>
-          <w:tcPr>
-            <w:tcW w:type="dxa" w:w="8166"/>
-            <w:tcMar>
-              <w:top w:type="dxa" w:w="80"/>
-              <w:left w:type="dxa" w:w="160"/>
-              <w:bottom w:type="dxa" w:w="140"/>
-              <w:right w:type="dxa" w:w="160"/>
-            </w:tcMar>
-          </w:tcPr>
-          <w:p>
-            <w:pPr>
-              <w:pBdr>
-                <w:bottom w:val="single" w:color="BFBFBF" w:sz="4"/>
-              </w:pBdr>
-              <w:spacing w:after="0" w:before="200"/>
-            </w:pPr>
-            <w:r>
-              <w:rPr>
-                <w:rFonts w:ascii="Aptos Narrow" w:cs="Aptos Narrow" w:eastAsia="Aptos Narrow" w:hAnsi="Aptos Narrow"/>
-                <w:color w:val="000000"/>
-                <w:sz w:val="22"/>
-                <w:szCs w:val="22"/>
-              </w:rPr>
-              <w:t xml:space="preserve"/>
-            </w:r>
-          </w:p>
-          <w:p>
-            <w:pPr>
-              <w:pBdr>
-                <w:bottom w:val="single" w:color="BFBFBF" w:sz="4"/>
-              </w:pBdr>
-              <w:spacing w:after="0" w:before="200"/>
-            </w:pPr>
-            <w:r>
-              <w:rPr>
-                <w:rFonts w:ascii="Aptos Narrow" w:cs="Aptos Narrow" w:eastAsia="Aptos Narrow" w:hAnsi="Aptos Narrow"/>
-                <w:color w:val="000000"/>
-                <w:sz w:val="22"/>
-                <w:szCs w:val="22"/>
-              </w:rPr>
-              <w:t xml:space="preserve"/>
-            </w:r>
-          </w:p>
-          <w:p>
-            <w:pPr>
-              <w:pBdr>
-                <w:bottom w:val="single" w:color="BFBFBF" w:sz="4"/>
-              </w:pBdr>
-              <w:spacing w:after="0" w:before="200"/>
-            </w:pPr>
-            <w:r>
-              <w:rPr>
-                <w:rFonts w:ascii="Aptos Narrow" w:cs="Aptos Narrow" w:eastAsia="Aptos Narrow" w:hAnsi="Aptos Narrow"/>
-                <w:color w:val="000000"/>
-                <w:sz w:val="22"/>
-                <w:szCs w:val="22"/>
-              </w:rPr>
-              <w:t xml:space="preserve"/>
-            </w:r>
-          </w:p>
-          <w:p>
-            <w:pPr>
-              <w:pBdr>
-                <w:bottom w:val="single" w:color="BFBFBF" w:sz="4"/>
-              </w:pBdr>
-              <w:spacing w:after="0" w:before="200"/>
-            </w:pPr>
-            <w:r>
-              <w:rPr>
-                <w:rFonts w:ascii="Aptos Narrow" w:cs="Aptos Narrow" w:eastAsia="Aptos Narrow" w:hAnsi="Aptos Narrow"/>
-                <w:color w:val="000000"/>
-                <w:sz w:val="22"/>
-                <w:szCs w:val="22"/>
-              </w:rPr>
-              <w:t xml:space="preserve"/>
-            </w:r>
-          </w:p>
+                <w:right w:val="none" w:color="FFFFFF" w:sz="0"/>
+                <w:insideH w:val="single" w:color="auto" w:sz="4"/>
+                <w:insideV w:val="single" w:color="auto" w:sz="4"/>
+              </w:tblBorders>
+            </w:tblPr>
+            <w:tblGrid>
+              <w:gridCol w:w="7846"/>
+            </w:tblGrid>
+            <w:tr>
+              <w:trPr>
+                <w:trHeight w:val="520" w:hRule="exact"/>
+              </w:trPr>
+              <w:tc>
+                <w:tcPr>
+                  <w:tcW w:type="dxa" w:w="7846"/>
+                  <w:tcMar>
+                    <w:top w:type="dxa" w:w="0"/>
+                    <w:left w:type="dxa" w:w="0"/>
+                    <w:bottom w:type="dxa" w:w="0"/>
+                    <w:right w:type="dxa" w:w="0"/>
+                  </w:tcMar>
+                </w:tcPr>
+                <w:p>
+                  <w:pPr>
+                    <w:spacing w:after="0"/>
+                  </w:pPr>
+                  <w:r>
+                    <w:rPr>
+                      <w:rFonts w:ascii="Aptos Narrow" w:cs="Aptos Narrow" w:eastAsia="Aptos Narrow" w:hAnsi="Aptos Narrow"/>
+                      <w:color w:val="000000"/>
+                      <w:sz w:val="22"/>
+                      <w:szCs w:val="22"/>
+                    </w:rPr>
+                    <w:t xml:space="preserve"/>
+                  </w:r>
+                </w:p>
+              </w:tc>
+            </w:tr>
+            <w:tr>
+              <w:trPr>
+                <w:trHeight w:val="520" w:hRule="exact"/>
+              </w:trPr>
+              <w:tc>
+                <w:tcPr>
+                  <w:tcW w:type="dxa" w:w="7846"/>
+                  <w:tcMar>
+                    <w:top w:type="dxa" w:w="0"/>
+                    <w:left w:type="dxa" w:w="0"/>
+                    <w:bottom w:type="dxa" w:w="0"/>
+                    <w:right w:type="dxa" w:w="0"/>
+                  </w:tcMar>
+                </w:tcPr>
+                <w:p>
+                  <w:pPr>
+                    <w:spacing w:after="0"/>
+                  </w:pPr>
+                  <w:r>
+                    <w:rPr>
+                      <w:rFonts w:ascii="Aptos Narrow" w:cs="Aptos Narrow" w:eastAsia="Aptos Narrow" w:hAnsi="Aptos Narrow"/>
+                      <w:color w:val="000000"/>
+                      <w:sz w:val="22"/>
+                      <w:szCs w:val="22"/>
+                    </w:rPr>
+                    <w:t xml:space="preserve"/>
+                  </w:r>
+                </w:p>
+              </w:tc>
+            </w:tr>
+            <w:tr>
+              <w:trPr>
+                <w:trHeight w:val="520" w:hRule="exact"/>
+              </w:trPr>
+              <w:tc>
+                <w:tcPr>
+                  <w:tcW w:type="dxa" w:w="7846"/>
+                  <w:tcMar>
+                    <w:top w:type="dxa" w:w="0"/>
+                    <w:left w:type="dxa" w:w="0"/>
+                    <w:bottom w:type="dxa" w:w="0"/>
+                    <w:right w:type="dxa" w:w="0"/>
+                  </w:tcMar>
+                </w:tcPr>
+                <w:p>
+                  <w:pPr>
+                    <w:spacing w:after="0"/>
+                  </w:pPr>
+                  <w:r>
+                    <w:rPr>
+                      <w:rFonts w:ascii="Aptos Narrow" w:cs="Aptos Narrow" w:eastAsia="Aptos Narrow" w:hAnsi="Aptos Narrow"/>
+                      <w:color w:val="000000"/>
+                      <w:sz w:val="22"/>
+                      <w:szCs w:val="22"/>
+                    </w:rPr>
+                    <w:t xml:space="preserve"/>
+                  </w:r>
+                </w:p>
+              </w:tc>
+            </w:tr>
+            <w:tr>
+              <w:trPr>
+                <w:trHeight w:val="520" w:hRule="exact"/>
+              </w:trPr>
+              <w:tc>
+                <w:tcPr>
+                  <w:tcW w:type="dxa" w:w="7846"/>
+                  <w:tcMar>
+                    <w:top w:type="dxa" w:w="0"/>
+                    <w:left w:type="dxa" w:w="0"/>
+                    <w:bottom w:type="dxa" w:w="0"/>
+                    <w:right w:type="dxa" w:w="0"/>
+                  </w:tcMar>
+                </w:tcPr>
+                <w:p>
+                  <w:pPr>
+                    <w:spacing w:after="0"/>
+                  </w:pPr>
+                  <w:r>
+                    <w:rPr>
+                      <w:rFonts w:ascii="Aptos Narrow" w:cs="Aptos Narrow" w:eastAsia="Aptos Narrow" w:hAnsi="Aptos Narrow"/>
+                      <w:color w:val="000000"/>
+                      <w:sz w:val="22"/>
+                      <w:szCs w:val="22"/>
+                    </w:rPr>
+                    <w:t xml:space="preserve"/>
+                  </w:r>
+                </w:p>
+              </w:tc>
+            </w:tr>
+          </w:tbl>
+          <w:p/>
         </w:tc>
       </w:tr>
     </w:tbl>
@@ -8818,482 +11713,803 @@
               <w:right w:type="dxa" w:w="160"/>
             </w:tcMar>
           </w:tcPr>
-          <w:p>
-            <w:pPr>
-              <w:pBdr>
+          <w:tbl>
+            <w:tblPr>
+              <w:tblW w:type="dxa" w:w="10146"/>
+              <w:tblBorders>
+                <w:top w:val="none" w:color="FFFFFF" w:sz="0"/>
+                <w:left w:val="none" w:color="FFFFFF" w:sz="0"/>
                 <w:bottom w:val="single" w:color="BFBFBF" w:sz="4"/>
-              </w:pBdr>
-              <w:spacing w:after="0" w:before="200"/>
-            </w:pPr>
-            <w:r>
-              <w:rPr>
-                <w:rFonts w:ascii="Aptos Narrow" w:cs="Aptos Narrow" w:eastAsia="Aptos Narrow" w:hAnsi="Aptos Narrow"/>
-                <w:color w:val="000000"/>
-                <w:sz w:val="22"/>
-                <w:szCs w:val="22"/>
-              </w:rPr>
-              <w:t xml:space="preserve"/>
-            </w:r>
-          </w:p>
-          <w:p>
-            <w:pPr>
-              <w:pBdr>
-                <w:bottom w:val="single" w:color="BFBFBF" w:sz="4"/>
-              </w:pBdr>
-              <w:spacing w:after="0" w:before="200"/>
-            </w:pPr>
-            <w:r>
-              <w:rPr>
-                <w:rFonts w:ascii="Aptos Narrow" w:cs="Aptos Narrow" w:eastAsia="Aptos Narrow" w:hAnsi="Aptos Narrow"/>
-                <w:color w:val="000000"/>
-                <w:sz w:val="22"/>
-                <w:szCs w:val="22"/>
-              </w:rPr>
-              <w:t xml:space="preserve"/>
-            </w:r>
-          </w:p>
-          <w:p>
-            <w:pPr>
-              <w:pBdr>
-                <w:bottom w:val="single" w:color="BFBFBF" w:sz="4"/>
-              </w:pBdr>
-              <w:spacing w:after="0" w:before="200"/>
-            </w:pPr>
-            <w:r>
-              <w:rPr>
-                <w:rFonts w:ascii="Aptos Narrow" w:cs="Aptos Narrow" w:eastAsia="Aptos Narrow" w:hAnsi="Aptos Narrow"/>
-                <w:color w:val="000000"/>
-                <w:sz w:val="22"/>
-                <w:szCs w:val="22"/>
-              </w:rPr>
-              <w:t xml:space="preserve"/>
-            </w:r>
-          </w:p>
-          <w:p>
-            <w:pPr>
-              <w:pBdr>
-                <w:bottom w:val="single" w:color="BFBFBF" w:sz="4"/>
-              </w:pBdr>
-              <w:spacing w:after="0" w:before="200"/>
-            </w:pPr>
-            <w:r>
-              <w:rPr>
-                <w:rFonts w:ascii="Aptos Narrow" w:cs="Aptos Narrow" w:eastAsia="Aptos Narrow" w:hAnsi="Aptos Narrow"/>
-                <w:color w:val="000000"/>
-                <w:sz w:val="22"/>
-                <w:szCs w:val="22"/>
-              </w:rPr>
-              <w:t xml:space="preserve"/>
-            </w:r>
-          </w:p>
-          <w:p>
-            <w:pPr>
-              <w:pBdr>
-                <w:bottom w:val="single" w:color="BFBFBF" w:sz="4"/>
-              </w:pBdr>
-              <w:spacing w:after="0" w:before="200"/>
-            </w:pPr>
-            <w:r>
-              <w:rPr>
-                <w:rFonts w:ascii="Aptos Narrow" w:cs="Aptos Narrow" w:eastAsia="Aptos Narrow" w:hAnsi="Aptos Narrow"/>
-                <w:color w:val="000000"/>
-                <w:sz w:val="22"/>
-                <w:szCs w:val="22"/>
-              </w:rPr>
-              <w:t xml:space="preserve"/>
-            </w:r>
-          </w:p>
-          <w:p>
-            <w:pPr>
-              <w:pBdr>
-                <w:bottom w:val="single" w:color="BFBFBF" w:sz="4"/>
-              </w:pBdr>
-              <w:spacing w:after="0" w:before="200"/>
-            </w:pPr>
-            <w:r>
-              <w:rPr>
-                <w:rFonts w:ascii="Aptos Narrow" w:cs="Aptos Narrow" w:eastAsia="Aptos Narrow" w:hAnsi="Aptos Narrow"/>
-                <w:color w:val="000000"/>
-                <w:sz w:val="22"/>
-                <w:szCs w:val="22"/>
-              </w:rPr>
-              <w:t xml:space="preserve"/>
-            </w:r>
-          </w:p>
-          <w:p>
-            <w:pPr>
-              <w:pBdr>
-                <w:bottom w:val="single" w:color="BFBFBF" w:sz="4"/>
-              </w:pBdr>
-              <w:spacing w:after="0" w:before="200"/>
-            </w:pPr>
-            <w:r>
-              <w:rPr>
-                <w:rFonts w:ascii="Aptos Narrow" w:cs="Aptos Narrow" w:eastAsia="Aptos Narrow" w:hAnsi="Aptos Narrow"/>
-                <w:color w:val="000000"/>
-                <w:sz w:val="22"/>
-                <w:szCs w:val="22"/>
-              </w:rPr>
-              <w:t xml:space="preserve"/>
-            </w:r>
-          </w:p>
-          <w:p>
-            <w:pPr>
-              <w:pBdr>
-                <w:bottom w:val="single" w:color="BFBFBF" w:sz="4"/>
-              </w:pBdr>
-              <w:spacing w:after="0" w:before="200"/>
-            </w:pPr>
-            <w:r>
-              <w:rPr>
-                <w:rFonts w:ascii="Aptos Narrow" w:cs="Aptos Narrow" w:eastAsia="Aptos Narrow" w:hAnsi="Aptos Narrow"/>
-                <w:color w:val="000000"/>
-                <w:sz w:val="22"/>
-                <w:szCs w:val="22"/>
-              </w:rPr>
-              <w:t xml:space="preserve"/>
-            </w:r>
-          </w:p>
-          <w:p>
-            <w:pPr>
-              <w:pBdr>
-                <w:bottom w:val="single" w:color="BFBFBF" w:sz="4"/>
-              </w:pBdr>
-              <w:spacing w:after="0" w:before="200"/>
-            </w:pPr>
-            <w:r>
-              <w:rPr>
-                <w:rFonts w:ascii="Aptos Narrow" w:cs="Aptos Narrow" w:eastAsia="Aptos Narrow" w:hAnsi="Aptos Narrow"/>
-                <w:color w:val="000000"/>
-                <w:sz w:val="22"/>
-                <w:szCs w:val="22"/>
-              </w:rPr>
-              <w:t xml:space="preserve"/>
-            </w:r>
-          </w:p>
-          <w:p>
-            <w:pPr>
-              <w:pBdr>
-                <w:bottom w:val="single" w:color="BFBFBF" w:sz="4"/>
-              </w:pBdr>
-              <w:spacing w:after="0" w:before="200"/>
-            </w:pPr>
-            <w:r>
-              <w:rPr>
-                <w:rFonts w:ascii="Aptos Narrow" w:cs="Aptos Narrow" w:eastAsia="Aptos Narrow" w:hAnsi="Aptos Narrow"/>
-                <w:color w:val="000000"/>
-                <w:sz w:val="22"/>
-                <w:szCs w:val="22"/>
-              </w:rPr>
-              <w:t xml:space="preserve"/>
-            </w:r>
-          </w:p>
-          <w:p>
-            <w:pPr>
-              <w:pBdr>
-                <w:bottom w:val="single" w:color="BFBFBF" w:sz="4"/>
-              </w:pBdr>
-              <w:spacing w:after="0" w:before="200"/>
-            </w:pPr>
-            <w:r>
-              <w:rPr>
-                <w:rFonts w:ascii="Aptos Narrow" w:cs="Aptos Narrow" w:eastAsia="Aptos Narrow" w:hAnsi="Aptos Narrow"/>
-                <w:color w:val="000000"/>
-                <w:sz w:val="22"/>
-                <w:szCs w:val="22"/>
-              </w:rPr>
-              <w:t xml:space="preserve"/>
-            </w:r>
-          </w:p>
-          <w:p>
-            <w:pPr>
-              <w:pBdr>
-                <w:bottom w:val="single" w:color="BFBFBF" w:sz="4"/>
-              </w:pBdr>
-              <w:spacing w:after="0" w:before="200"/>
-            </w:pPr>
-            <w:r>
-              <w:rPr>
-                <w:rFonts w:ascii="Aptos Narrow" w:cs="Aptos Narrow" w:eastAsia="Aptos Narrow" w:hAnsi="Aptos Narrow"/>
-                <w:color w:val="000000"/>
-                <w:sz w:val="22"/>
-                <w:szCs w:val="22"/>
-              </w:rPr>
-              <w:t xml:space="preserve"/>
-            </w:r>
-          </w:p>
-          <w:p>
-            <w:pPr>
-              <w:pBdr>
-                <w:bottom w:val="single" w:color="BFBFBF" w:sz="4"/>
-              </w:pBdr>
-              <w:spacing w:after="0" w:before="200"/>
-            </w:pPr>
-            <w:r>
-              <w:rPr>
-                <w:rFonts w:ascii="Aptos Narrow" w:cs="Aptos Narrow" w:eastAsia="Aptos Narrow" w:hAnsi="Aptos Narrow"/>
-                <w:color w:val="000000"/>
-                <w:sz w:val="22"/>
-                <w:szCs w:val="22"/>
-              </w:rPr>
-              <w:t xml:space="preserve"/>
-            </w:r>
-          </w:p>
-          <w:p>
-            <w:pPr>
-              <w:pBdr>
-                <w:bottom w:val="single" w:color="BFBFBF" w:sz="4"/>
-              </w:pBdr>
-              <w:spacing w:after="0" w:before="200"/>
-            </w:pPr>
-            <w:r>
-              <w:rPr>
-                <w:rFonts w:ascii="Aptos Narrow" w:cs="Aptos Narrow" w:eastAsia="Aptos Narrow" w:hAnsi="Aptos Narrow"/>
-                <w:color w:val="000000"/>
-                <w:sz w:val="22"/>
-                <w:szCs w:val="22"/>
-              </w:rPr>
-              <w:t xml:space="preserve"/>
-            </w:r>
-          </w:p>
-          <w:p>
-            <w:pPr>
-              <w:pBdr>
-                <w:bottom w:val="single" w:color="BFBFBF" w:sz="4"/>
-              </w:pBdr>
-              <w:spacing w:after="0" w:before="200"/>
-            </w:pPr>
-            <w:r>
-              <w:rPr>
-                <w:rFonts w:ascii="Aptos Narrow" w:cs="Aptos Narrow" w:eastAsia="Aptos Narrow" w:hAnsi="Aptos Narrow"/>
-                <w:color w:val="000000"/>
-                <w:sz w:val="22"/>
-                <w:szCs w:val="22"/>
-              </w:rPr>
-              <w:t xml:space="preserve"/>
-            </w:r>
-          </w:p>
-          <w:p>
-            <w:pPr>
-              <w:pBdr>
-                <w:bottom w:val="single" w:color="BFBFBF" w:sz="4"/>
-              </w:pBdr>
-              <w:spacing w:after="0" w:before="200"/>
-            </w:pPr>
-            <w:r>
-              <w:rPr>
-                <w:rFonts w:ascii="Aptos Narrow" w:cs="Aptos Narrow" w:eastAsia="Aptos Narrow" w:hAnsi="Aptos Narrow"/>
-                <w:color w:val="000000"/>
-                <w:sz w:val="22"/>
-                <w:szCs w:val="22"/>
-              </w:rPr>
-              <w:t xml:space="preserve"/>
-            </w:r>
-          </w:p>
-          <w:p>
-            <w:pPr>
-              <w:pBdr>
-                <w:bottom w:val="single" w:color="BFBFBF" w:sz="4"/>
-              </w:pBdr>
-              <w:spacing w:after="0" w:before="200"/>
-            </w:pPr>
-            <w:r>
-              <w:rPr>
-                <w:rFonts w:ascii="Aptos Narrow" w:cs="Aptos Narrow" w:eastAsia="Aptos Narrow" w:hAnsi="Aptos Narrow"/>
-                <w:color w:val="000000"/>
-                <w:sz w:val="22"/>
-                <w:szCs w:val="22"/>
-              </w:rPr>
-              <w:t xml:space="preserve"/>
-            </w:r>
-          </w:p>
-          <w:p>
-            <w:pPr>
-              <w:pBdr>
-                <w:bottom w:val="single" w:color="BFBFBF" w:sz="4"/>
-              </w:pBdr>
-              <w:spacing w:after="0" w:before="200"/>
-            </w:pPr>
-            <w:r>
-              <w:rPr>
-                <w:rFonts w:ascii="Aptos Narrow" w:cs="Aptos Narrow" w:eastAsia="Aptos Narrow" w:hAnsi="Aptos Narrow"/>
-                <w:color w:val="000000"/>
-                <w:sz w:val="22"/>
-                <w:szCs w:val="22"/>
-              </w:rPr>
-              <w:t xml:space="preserve"/>
-            </w:r>
-          </w:p>
-          <w:p>
-            <w:pPr>
-              <w:pBdr>
-                <w:bottom w:val="single" w:color="BFBFBF" w:sz="4"/>
-              </w:pBdr>
-              <w:spacing w:after="0" w:before="200"/>
-            </w:pPr>
-            <w:r>
-              <w:rPr>
-                <w:rFonts w:ascii="Aptos Narrow" w:cs="Aptos Narrow" w:eastAsia="Aptos Narrow" w:hAnsi="Aptos Narrow"/>
-                <w:color w:val="000000"/>
-                <w:sz w:val="22"/>
-                <w:szCs w:val="22"/>
-              </w:rPr>
-              <w:t xml:space="preserve"/>
-            </w:r>
-          </w:p>
-          <w:p>
-            <w:pPr>
-              <w:pBdr>
-                <w:bottom w:val="single" w:color="BFBFBF" w:sz="4"/>
-              </w:pBdr>
-              <w:spacing w:after="0" w:before="200"/>
-            </w:pPr>
-            <w:r>
-              <w:rPr>
-                <w:rFonts w:ascii="Aptos Narrow" w:cs="Aptos Narrow" w:eastAsia="Aptos Narrow" w:hAnsi="Aptos Narrow"/>
-                <w:color w:val="000000"/>
-                <w:sz w:val="22"/>
-                <w:szCs w:val="22"/>
-              </w:rPr>
-              <w:t xml:space="preserve"/>
-            </w:r>
-          </w:p>
-          <w:p>
-            <w:pPr>
-              <w:pBdr>
-                <w:bottom w:val="single" w:color="BFBFBF" w:sz="4"/>
-              </w:pBdr>
-              <w:spacing w:after="0" w:before="200"/>
-            </w:pPr>
-            <w:r>
-              <w:rPr>
-                <w:rFonts w:ascii="Aptos Narrow" w:cs="Aptos Narrow" w:eastAsia="Aptos Narrow" w:hAnsi="Aptos Narrow"/>
-                <w:color w:val="000000"/>
-                <w:sz w:val="22"/>
-                <w:szCs w:val="22"/>
-              </w:rPr>
-              <w:t xml:space="preserve"/>
-            </w:r>
-          </w:p>
-          <w:p>
-            <w:pPr>
-              <w:pBdr>
-                <w:bottom w:val="single" w:color="BFBFBF" w:sz="4"/>
-              </w:pBdr>
-              <w:spacing w:after="0" w:before="200"/>
-            </w:pPr>
-            <w:r>
-              <w:rPr>
-                <w:rFonts w:ascii="Aptos Narrow" w:cs="Aptos Narrow" w:eastAsia="Aptos Narrow" w:hAnsi="Aptos Narrow"/>
-                <w:color w:val="000000"/>
-                <w:sz w:val="22"/>
-                <w:szCs w:val="22"/>
-              </w:rPr>
-              <w:t xml:space="preserve"/>
-            </w:r>
-          </w:p>
-          <w:p>
-            <w:pPr>
-              <w:pBdr>
-                <w:bottom w:val="single" w:color="BFBFBF" w:sz="4"/>
-              </w:pBdr>
-              <w:spacing w:after="0" w:before="200"/>
-            </w:pPr>
-            <w:r>
-              <w:rPr>
-                <w:rFonts w:ascii="Aptos Narrow" w:cs="Aptos Narrow" w:eastAsia="Aptos Narrow" w:hAnsi="Aptos Narrow"/>
-                <w:color w:val="000000"/>
-                <w:sz w:val="22"/>
-                <w:szCs w:val="22"/>
-              </w:rPr>
-              <w:t xml:space="preserve"/>
-            </w:r>
-          </w:p>
-          <w:p>
-            <w:pPr>
-              <w:pBdr>
-                <w:bottom w:val="single" w:color="BFBFBF" w:sz="4"/>
-              </w:pBdr>
-              <w:spacing w:after="0" w:before="200"/>
-            </w:pPr>
-            <w:r>
-              <w:rPr>
-                <w:rFonts w:ascii="Aptos Narrow" w:cs="Aptos Narrow" w:eastAsia="Aptos Narrow" w:hAnsi="Aptos Narrow"/>
-                <w:color w:val="000000"/>
-                <w:sz w:val="22"/>
-                <w:szCs w:val="22"/>
-              </w:rPr>
-              <w:t xml:space="preserve"/>
-            </w:r>
-          </w:p>
-          <w:p>
-            <w:pPr>
-              <w:pBdr>
-                <w:bottom w:val="single" w:color="BFBFBF" w:sz="4"/>
-              </w:pBdr>
-              <w:spacing w:after="0" w:before="200"/>
-            </w:pPr>
-            <w:r>
-              <w:rPr>
-                <w:rFonts w:ascii="Aptos Narrow" w:cs="Aptos Narrow" w:eastAsia="Aptos Narrow" w:hAnsi="Aptos Narrow"/>
-                <w:color w:val="000000"/>
-                <w:sz w:val="22"/>
-                <w:szCs w:val="22"/>
-              </w:rPr>
-              <w:t xml:space="preserve"/>
-            </w:r>
-          </w:p>
-          <w:p>
-            <w:pPr>
-              <w:pBdr>
-                <w:bottom w:val="single" w:color="BFBFBF" w:sz="4"/>
-              </w:pBdr>
-              <w:spacing w:after="0" w:before="200"/>
-            </w:pPr>
-            <w:r>
-              <w:rPr>
-                <w:rFonts w:ascii="Aptos Narrow" w:cs="Aptos Narrow" w:eastAsia="Aptos Narrow" w:hAnsi="Aptos Narrow"/>
-                <w:color w:val="000000"/>
-                <w:sz w:val="22"/>
-                <w:szCs w:val="22"/>
-              </w:rPr>
-              <w:t xml:space="preserve"/>
-            </w:r>
-          </w:p>
-          <w:p>
-            <w:pPr>
-              <w:pBdr>
-                <w:bottom w:val="single" w:color="BFBFBF" w:sz="4"/>
-              </w:pBdr>
-              <w:spacing w:after="0" w:before="200"/>
-            </w:pPr>
-            <w:r>
-              <w:rPr>
-                <w:rFonts w:ascii="Aptos Narrow" w:cs="Aptos Narrow" w:eastAsia="Aptos Narrow" w:hAnsi="Aptos Narrow"/>
-                <w:color w:val="000000"/>
-                <w:sz w:val="22"/>
-                <w:szCs w:val="22"/>
-              </w:rPr>
-              <w:t xml:space="preserve"/>
-            </w:r>
-          </w:p>
-          <w:p>
-            <w:pPr>
-              <w:pBdr>
-                <w:bottom w:val="single" w:color="BFBFBF" w:sz="4"/>
-              </w:pBdr>
-              <w:spacing w:after="0" w:before="200"/>
-            </w:pPr>
-            <w:r>
-              <w:rPr>
-                <w:rFonts w:ascii="Aptos Narrow" w:cs="Aptos Narrow" w:eastAsia="Aptos Narrow" w:hAnsi="Aptos Narrow"/>
-                <w:color w:val="000000"/>
-                <w:sz w:val="22"/>
-                <w:szCs w:val="22"/>
-              </w:rPr>
-              <w:t xml:space="preserve"/>
-            </w:r>
-          </w:p>
+                <w:right w:val="none" w:color="FFFFFF" w:sz="0"/>
+                <w:insideH w:val="single" w:color="auto" w:sz="4"/>
+                <w:insideV w:val="single" w:color="auto" w:sz="4"/>
+              </w:tblBorders>
+            </w:tblPr>
+            <w:tblGrid>
+              <w:gridCol w:w="10146"/>
+            </w:tblGrid>
+            <w:tr>
+              <w:trPr>
+                <w:trHeight w:val="520" w:hRule="exact"/>
+              </w:trPr>
+              <w:tc>
+                <w:tcPr>
+                  <w:tcW w:type="dxa" w:w="10146"/>
+                  <w:tcMar>
+                    <w:top w:type="dxa" w:w="0"/>
+                    <w:left w:type="dxa" w:w="0"/>
+                    <w:bottom w:type="dxa" w:w="0"/>
+                    <w:right w:type="dxa" w:w="0"/>
+                  </w:tcMar>
+                </w:tcPr>
+                <w:p>
+                  <w:pPr>
+                    <w:spacing w:after="0"/>
+                  </w:pPr>
+                  <w:r>
+                    <w:rPr>
+                      <w:rFonts w:ascii="Aptos Narrow" w:cs="Aptos Narrow" w:eastAsia="Aptos Narrow" w:hAnsi="Aptos Narrow"/>
+                      <w:color w:val="000000"/>
+                      <w:sz w:val="22"/>
+                      <w:szCs w:val="22"/>
+                    </w:rPr>
+                    <w:t xml:space="preserve"/>
+                  </w:r>
+                </w:p>
+              </w:tc>
+            </w:tr>
+            <w:tr>
+              <w:trPr>
+                <w:trHeight w:val="520" w:hRule="exact"/>
+              </w:trPr>
+              <w:tc>
+                <w:tcPr>
+                  <w:tcW w:type="dxa" w:w="10146"/>
+                  <w:tcMar>
+                    <w:top w:type="dxa" w:w="0"/>
+                    <w:left w:type="dxa" w:w="0"/>
+                    <w:bottom w:type="dxa" w:w="0"/>
+                    <w:right w:type="dxa" w:w="0"/>
+                  </w:tcMar>
+                </w:tcPr>
+                <w:p>
+                  <w:pPr>
+                    <w:spacing w:after="0"/>
+                  </w:pPr>
+                  <w:r>
+                    <w:rPr>
+                      <w:rFonts w:ascii="Aptos Narrow" w:cs="Aptos Narrow" w:eastAsia="Aptos Narrow" w:hAnsi="Aptos Narrow"/>
+                      <w:color w:val="000000"/>
+                      <w:sz w:val="22"/>
+                      <w:szCs w:val="22"/>
+                    </w:rPr>
+                    <w:t xml:space="preserve"/>
+                  </w:r>
+                </w:p>
+              </w:tc>
+            </w:tr>
+            <w:tr>
+              <w:trPr>
+                <w:trHeight w:val="520" w:hRule="exact"/>
+              </w:trPr>
+              <w:tc>
+                <w:tcPr>
+                  <w:tcW w:type="dxa" w:w="10146"/>
+                  <w:tcMar>
+                    <w:top w:type="dxa" w:w="0"/>
+                    <w:left w:type="dxa" w:w="0"/>
+                    <w:bottom w:type="dxa" w:w="0"/>
+                    <w:right w:type="dxa" w:w="0"/>
+                  </w:tcMar>
+                </w:tcPr>
+                <w:p>
+                  <w:pPr>
+                    <w:spacing w:after="0"/>
+                  </w:pPr>
+                  <w:r>
+                    <w:rPr>
+                      <w:rFonts w:ascii="Aptos Narrow" w:cs="Aptos Narrow" w:eastAsia="Aptos Narrow" w:hAnsi="Aptos Narrow"/>
+                      <w:color w:val="000000"/>
+                      <w:sz w:val="22"/>
+                      <w:szCs w:val="22"/>
+                    </w:rPr>
+                    <w:t xml:space="preserve"/>
+                  </w:r>
+                </w:p>
+              </w:tc>
+            </w:tr>
+            <w:tr>
+              <w:trPr>
+                <w:trHeight w:val="520" w:hRule="exact"/>
+              </w:trPr>
+              <w:tc>
+                <w:tcPr>
+                  <w:tcW w:type="dxa" w:w="10146"/>
+                  <w:tcMar>
+                    <w:top w:type="dxa" w:w="0"/>
+                    <w:left w:type="dxa" w:w="0"/>
+                    <w:bottom w:type="dxa" w:w="0"/>
+                    <w:right w:type="dxa" w:w="0"/>
+                  </w:tcMar>
+                </w:tcPr>
+                <w:p>
+                  <w:pPr>
+                    <w:spacing w:after="0"/>
+                  </w:pPr>
+                  <w:r>
+                    <w:rPr>
+                      <w:rFonts w:ascii="Aptos Narrow" w:cs="Aptos Narrow" w:eastAsia="Aptos Narrow" w:hAnsi="Aptos Narrow"/>
+                      <w:color w:val="000000"/>
+                      <w:sz w:val="22"/>
+                      <w:szCs w:val="22"/>
+                    </w:rPr>
+                    <w:t xml:space="preserve"/>
+                  </w:r>
+                </w:p>
+              </w:tc>
+            </w:tr>
+            <w:tr>
+              <w:trPr>
+                <w:trHeight w:val="520" w:hRule="exact"/>
+              </w:trPr>
+              <w:tc>
+                <w:tcPr>
+                  <w:tcW w:type="dxa" w:w="10146"/>
+                  <w:tcMar>
+                    <w:top w:type="dxa" w:w="0"/>
+                    <w:left w:type="dxa" w:w="0"/>
+                    <w:bottom w:type="dxa" w:w="0"/>
+                    <w:right w:type="dxa" w:w="0"/>
+                  </w:tcMar>
+                </w:tcPr>
+                <w:p>
+                  <w:pPr>
+                    <w:spacing w:after="0"/>
+                  </w:pPr>
+                  <w:r>
+                    <w:rPr>
+                      <w:rFonts w:ascii="Aptos Narrow" w:cs="Aptos Narrow" w:eastAsia="Aptos Narrow" w:hAnsi="Aptos Narrow"/>
+                      <w:color w:val="000000"/>
+                      <w:sz w:val="22"/>
+                      <w:szCs w:val="22"/>
+                    </w:rPr>
+                    <w:t xml:space="preserve"/>
+                  </w:r>
+                </w:p>
+              </w:tc>
+            </w:tr>
+            <w:tr>
+              <w:trPr>
+                <w:trHeight w:val="520" w:hRule="exact"/>
+              </w:trPr>
+              <w:tc>
+                <w:tcPr>
+                  <w:tcW w:type="dxa" w:w="10146"/>
+                  <w:tcMar>
+                    <w:top w:type="dxa" w:w="0"/>
+                    <w:left w:type="dxa" w:w="0"/>
+                    <w:bottom w:type="dxa" w:w="0"/>
+                    <w:right w:type="dxa" w:w="0"/>
+                  </w:tcMar>
+                </w:tcPr>
+                <w:p>
+                  <w:pPr>
+                    <w:spacing w:after="0"/>
+                  </w:pPr>
+                  <w:r>
+                    <w:rPr>
+                      <w:rFonts w:ascii="Aptos Narrow" w:cs="Aptos Narrow" w:eastAsia="Aptos Narrow" w:hAnsi="Aptos Narrow"/>
+                      <w:color w:val="000000"/>
+                      <w:sz w:val="22"/>
+                      <w:szCs w:val="22"/>
+                    </w:rPr>
+                    <w:t xml:space="preserve"/>
+                  </w:r>
+                </w:p>
+              </w:tc>
+            </w:tr>
+            <w:tr>
+              <w:trPr>
+                <w:trHeight w:val="520" w:hRule="exact"/>
+              </w:trPr>
+              <w:tc>
+                <w:tcPr>
+                  <w:tcW w:type="dxa" w:w="10146"/>
+                  <w:tcMar>
+                    <w:top w:type="dxa" w:w="0"/>
+                    <w:left w:type="dxa" w:w="0"/>
+                    <w:bottom w:type="dxa" w:w="0"/>
+                    <w:right w:type="dxa" w:w="0"/>
+                  </w:tcMar>
+                </w:tcPr>
+                <w:p>
+                  <w:pPr>
+                    <w:spacing w:after="0"/>
+                  </w:pPr>
+                  <w:r>
+                    <w:rPr>
+                      <w:rFonts w:ascii="Aptos Narrow" w:cs="Aptos Narrow" w:eastAsia="Aptos Narrow" w:hAnsi="Aptos Narrow"/>
+                      <w:color w:val="000000"/>
+                      <w:sz w:val="22"/>
+                      <w:szCs w:val="22"/>
+                    </w:rPr>
+                    <w:t xml:space="preserve"/>
+                  </w:r>
+                </w:p>
+              </w:tc>
+            </w:tr>
+            <w:tr>
+              <w:trPr>
+                <w:trHeight w:val="520" w:hRule="exact"/>
+              </w:trPr>
+              <w:tc>
+                <w:tcPr>
+                  <w:tcW w:type="dxa" w:w="10146"/>
+                  <w:tcMar>
+                    <w:top w:type="dxa" w:w="0"/>
+                    <w:left w:type="dxa" w:w="0"/>
+                    <w:bottom w:type="dxa" w:w="0"/>
+                    <w:right w:type="dxa" w:w="0"/>
+                  </w:tcMar>
+                </w:tcPr>
+                <w:p>
+                  <w:pPr>
+                    <w:spacing w:after="0"/>
+                  </w:pPr>
+                  <w:r>
+                    <w:rPr>
+                      <w:rFonts w:ascii="Aptos Narrow" w:cs="Aptos Narrow" w:eastAsia="Aptos Narrow" w:hAnsi="Aptos Narrow"/>
+                      <w:color w:val="000000"/>
+                      <w:sz w:val="22"/>
+                      <w:szCs w:val="22"/>
+                    </w:rPr>
+                    <w:t xml:space="preserve"/>
+                  </w:r>
+                </w:p>
+              </w:tc>
+            </w:tr>
+            <w:tr>
+              <w:trPr>
+                <w:trHeight w:val="520" w:hRule="exact"/>
+              </w:trPr>
+              <w:tc>
+                <w:tcPr>
+                  <w:tcW w:type="dxa" w:w="10146"/>
+                  <w:tcMar>
+                    <w:top w:type="dxa" w:w="0"/>
+                    <w:left w:type="dxa" w:w="0"/>
+                    <w:bottom w:type="dxa" w:w="0"/>
+                    <w:right w:type="dxa" w:w="0"/>
+                  </w:tcMar>
+                </w:tcPr>
+                <w:p>
+                  <w:pPr>
+                    <w:spacing w:after="0"/>
+                  </w:pPr>
+                  <w:r>
+                    <w:rPr>
+                      <w:rFonts w:ascii="Aptos Narrow" w:cs="Aptos Narrow" w:eastAsia="Aptos Narrow" w:hAnsi="Aptos Narrow"/>
+                      <w:color w:val="000000"/>
+                      <w:sz w:val="22"/>
+                      <w:szCs w:val="22"/>
+                    </w:rPr>
+                    <w:t xml:space="preserve"/>
+                  </w:r>
+                </w:p>
+              </w:tc>
+            </w:tr>
+            <w:tr>
+              <w:trPr>
+                <w:trHeight w:val="520" w:hRule="exact"/>
+              </w:trPr>
+              <w:tc>
+                <w:tcPr>
+                  <w:tcW w:type="dxa" w:w="10146"/>
+                  <w:tcMar>
+                    <w:top w:type="dxa" w:w="0"/>
+                    <w:left w:type="dxa" w:w="0"/>
+                    <w:bottom w:type="dxa" w:w="0"/>
+                    <w:right w:type="dxa" w:w="0"/>
+                  </w:tcMar>
+                </w:tcPr>
+                <w:p>
+                  <w:pPr>
+                    <w:spacing w:after="0"/>
+                  </w:pPr>
+                  <w:r>
+                    <w:rPr>
+                      <w:rFonts w:ascii="Aptos Narrow" w:cs="Aptos Narrow" w:eastAsia="Aptos Narrow" w:hAnsi="Aptos Narrow"/>
+                      <w:color w:val="000000"/>
+                      <w:sz w:val="22"/>
+                      <w:szCs w:val="22"/>
+                    </w:rPr>
+                    <w:t xml:space="preserve"/>
+                  </w:r>
+                </w:p>
+              </w:tc>
+            </w:tr>
+            <w:tr>
+              <w:trPr>
+                <w:trHeight w:val="520" w:hRule="exact"/>
+              </w:trPr>
+              <w:tc>
+                <w:tcPr>
+                  <w:tcW w:type="dxa" w:w="10146"/>
+                  <w:tcMar>
+                    <w:top w:type="dxa" w:w="0"/>
+                    <w:left w:type="dxa" w:w="0"/>
+                    <w:bottom w:type="dxa" w:w="0"/>
+                    <w:right w:type="dxa" w:w="0"/>
+                  </w:tcMar>
+                </w:tcPr>
+                <w:p>
+                  <w:pPr>
+                    <w:spacing w:after="0"/>
+                  </w:pPr>
+                  <w:r>
+                    <w:rPr>
+                      <w:rFonts w:ascii="Aptos Narrow" w:cs="Aptos Narrow" w:eastAsia="Aptos Narrow" w:hAnsi="Aptos Narrow"/>
+                      <w:color w:val="000000"/>
+                      <w:sz w:val="22"/>
+                      <w:szCs w:val="22"/>
+                    </w:rPr>
+                    <w:t xml:space="preserve"/>
+                  </w:r>
+                </w:p>
+              </w:tc>
+            </w:tr>
+            <w:tr>
+              <w:trPr>
+                <w:trHeight w:val="520" w:hRule="exact"/>
+              </w:trPr>
+              <w:tc>
+                <w:tcPr>
+                  <w:tcW w:type="dxa" w:w="10146"/>
+                  <w:tcMar>
+                    <w:top w:type="dxa" w:w="0"/>
+                    <w:left w:type="dxa" w:w="0"/>
+                    <w:bottom w:type="dxa" w:w="0"/>
+                    <w:right w:type="dxa" w:w="0"/>
+                  </w:tcMar>
+                </w:tcPr>
+                <w:p>
+                  <w:pPr>
+                    <w:spacing w:after="0"/>
+                  </w:pPr>
+                  <w:r>
+                    <w:rPr>
+                      <w:rFonts w:ascii="Aptos Narrow" w:cs="Aptos Narrow" w:eastAsia="Aptos Narrow" w:hAnsi="Aptos Narrow"/>
+                      <w:color w:val="000000"/>
+                      <w:sz w:val="22"/>
+                      <w:szCs w:val="22"/>
+                    </w:rPr>
+                    <w:t xml:space="preserve"/>
+                  </w:r>
+                </w:p>
+              </w:tc>
+            </w:tr>
+            <w:tr>
+              <w:trPr>
+                <w:trHeight w:val="520" w:hRule="exact"/>
+              </w:trPr>
+              <w:tc>
+                <w:tcPr>
+                  <w:tcW w:type="dxa" w:w="10146"/>
+                  <w:tcMar>
+                    <w:top w:type="dxa" w:w="0"/>
+                    <w:left w:type="dxa" w:w="0"/>
+                    <w:bottom w:type="dxa" w:w="0"/>
+                    <w:right w:type="dxa" w:w="0"/>
+                  </w:tcMar>
+                </w:tcPr>
+                <w:p>
+                  <w:pPr>
+                    <w:spacing w:after="0"/>
+                  </w:pPr>
+                  <w:r>
+                    <w:rPr>
+                      <w:rFonts w:ascii="Aptos Narrow" w:cs="Aptos Narrow" w:eastAsia="Aptos Narrow" w:hAnsi="Aptos Narrow"/>
+                      <w:color w:val="000000"/>
+                      <w:sz w:val="22"/>
+                      <w:szCs w:val="22"/>
+                    </w:rPr>
+                    <w:t xml:space="preserve"/>
+                  </w:r>
+                </w:p>
+              </w:tc>
+            </w:tr>
+            <w:tr>
+              <w:trPr>
+                <w:trHeight w:val="520" w:hRule="exact"/>
+              </w:trPr>
+              <w:tc>
+                <w:tcPr>
+                  <w:tcW w:type="dxa" w:w="10146"/>
+                  <w:tcMar>
+                    <w:top w:type="dxa" w:w="0"/>
+                    <w:left w:type="dxa" w:w="0"/>
+                    <w:bottom w:type="dxa" w:w="0"/>
+                    <w:right w:type="dxa" w:w="0"/>
+                  </w:tcMar>
+                </w:tcPr>
+                <w:p>
+                  <w:pPr>
+                    <w:spacing w:after="0"/>
+                  </w:pPr>
+                  <w:r>
+                    <w:rPr>
+                      <w:rFonts w:ascii="Aptos Narrow" w:cs="Aptos Narrow" w:eastAsia="Aptos Narrow" w:hAnsi="Aptos Narrow"/>
+                      <w:color w:val="000000"/>
+                      <w:sz w:val="22"/>
+                      <w:szCs w:val="22"/>
+                    </w:rPr>
+                    <w:t xml:space="preserve"/>
+                  </w:r>
+                </w:p>
+              </w:tc>
+            </w:tr>
+            <w:tr>
+              <w:trPr>
+                <w:trHeight w:val="520" w:hRule="exact"/>
+              </w:trPr>
+              <w:tc>
+                <w:tcPr>
+                  <w:tcW w:type="dxa" w:w="10146"/>
+                  <w:tcMar>
+                    <w:top w:type="dxa" w:w="0"/>
+                    <w:left w:type="dxa" w:w="0"/>
+                    <w:bottom w:type="dxa" w:w="0"/>
+                    <w:right w:type="dxa" w:w="0"/>
+                  </w:tcMar>
+                </w:tcPr>
+                <w:p>
+                  <w:pPr>
+                    <w:spacing w:after="0"/>
+                  </w:pPr>
+                  <w:r>
+                    <w:rPr>
+                      <w:rFonts w:ascii="Aptos Narrow" w:cs="Aptos Narrow" w:eastAsia="Aptos Narrow" w:hAnsi="Aptos Narrow"/>
+                      <w:color w:val="000000"/>
+                      <w:sz w:val="22"/>
+                      <w:szCs w:val="22"/>
+                    </w:rPr>
+                    <w:t xml:space="preserve"/>
+                  </w:r>
+                </w:p>
+              </w:tc>
+            </w:tr>
+            <w:tr>
+              <w:trPr>
+                <w:trHeight w:val="520" w:hRule="exact"/>
+              </w:trPr>
+              <w:tc>
+                <w:tcPr>
+                  <w:tcW w:type="dxa" w:w="10146"/>
+                  <w:tcMar>
+                    <w:top w:type="dxa" w:w="0"/>
+                    <w:left w:type="dxa" w:w="0"/>
+                    <w:bottom w:type="dxa" w:w="0"/>
+                    <w:right w:type="dxa" w:w="0"/>
+                  </w:tcMar>
+                </w:tcPr>
+                <w:p>
+                  <w:pPr>
+                    <w:spacing w:after="0"/>
+                  </w:pPr>
+                  <w:r>
+                    <w:rPr>
+                      <w:rFonts w:ascii="Aptos Narrow" w:cs="Aptos Narrow" w:eastAsia="Aptos Narrow" w:hAnsi="Aptos Narrow"/>
+                      <w:color w:val="000000"/>
+                      <w:sz w:val="22"/>
+                      <w:szCs w:val="22"/>
+                    </w:rPr>
+                    <w:t xml:space="preserve"/>
+                  </w:r>
+                </w:p>
+              </w:tc>
+            </w:tr>
+            <w:tr>
+              <w:trPr>
+                <w:trHeight w:val="520" w:hRule="exact"/>
+              </w:trPr>
+              <w:tc>
+                <w:tcPr>
+                  <w:tcW w:type="dxa" w:w="10146"/>
+                  <w:tcMar>
+                    <w:top w:type="dxa" w:w="0"/>
+                    <w:left w:type="dxa" w:w="0"/>
+                    <w:bottom w:type="dxa" w:w="0"/>
+                    <w:right w:type="dxa" w:w="0"/>
+                  </w:tcMar>
+                </w:tcPr>
+                <w:p>
+                  <w:pPr>
+                    <w:spacing w:after="0"/>
+                  </w:pPr>
+                  <w:r>
+                    <w:rPr>
+                      <w:rFonts w:ascii="Aptos Narrow" w:cs="Aptos Narrow" w:eastAsia="Aptos Narrow" w:hAnsi="Aptos Narrow"/>
+                      <w:color w:val="000000"/>
+                      <w:sz w:val="22"/>
+                      <w:szCs w:val="22"/>
+                    </w:rPr>
+                    <w:t xml:space="preserve"/>
+                  </w:r>
+                </w:p>
+              </w:tc>
+            </w:tr>
+            <w:tr>
+              <w:trPr>
+                <w:trHeight w:val="520" w:hRule="exact"/>
+              </w:trPr>
+              <w:tc>
+                <w:tcPr>
+                  <w:tcW w:type="dxa" w:w="10146"/>
+                  <w:tcMar>
+                    <w:top w:type="dxa" w:w="0"/>
+                    <w:left w:type="dxa" w:w="0"/>
+                    <w:bottom w:type="dxa" w:w="0"/>
+                    <w:right w:type="dxa" w:w="0"/>
+                  </w:tcMar>
+                </w:tcPr>
+                <w:p>
+                  <w:pPr>
+                    <w:spacing w:after="0"/>
+                  </w:pPr>
+                  <w:r>
+                    <w:rPr>
+                      <w:rFonts w:ascii="Aptos Narrow" w:cs="Aptos Narrow" w:eastAsia="Aptos Narrow" w:hAnsi="Aptos Narrow"/>
+                      <w:color w:val="000000"/>
+                      <w:sz w:val="22"/>
+                      <w:szCs w:val="22"/>
+                    </w:rPr>
+                    <w:t xml:space="preserve"/>
+                  </w:r>
+                </w:p>
+              </w:tc>
+            </w:tr>
+            <w:tr>
+              <w:trPr>
+                <w:trHeight w:val="520" w:hRule="exact"/>
+              </w:trPr>
+              <w:tc>
+                <w:tcPr>
+                  <w:tcW w:type="dxa" w:w="10146"/>
+                  <w:tcMar>
+                    <w:top w:type="dxa" w:w="0"/>
+                    <w:left w:type="dxa" w:w="0"/>
+                    <w:bottom w:type="dxa" w:w="0"/>
+                    <w:right w:type="dxa" w:w="0"/>
+                  </w:tcMar>
+                </w:tcPr>
+                <w:p>
+                  <w:pPr>
+                    <w:spacing w:after="0"/>
+                  </w:pPr>
+                  <w:r>
+                    <w:rPr>
+                      <w:rFonts w:ascii="Aptos Narrow" w:cs="Aptos Narrow" w:eastAsia="Aptos Narrow" w:hAnsi="Aptos Narrow"/>
+                      <w:color w:val="000000"/>
+                      <w:sz w:val="22"/>
+                      <w:szCs w:val="22"/>
+                    </w:rPr>
+                    <w:t xml:space="preserve"/>
+                  </w:r>
+                </w:p>
+              </w:tc>
+            </w:tr>
+            <w:tr>
+              <w:trPr>
+                <w:trHeight w:val="520" w:hRule="exact"/>
+              </w:trPr>
+              <w:tc>
+                <w:tcPr>
+                  <w:tcW w:type="dxa" w:w="10146"/>
+                  <w:tcMar>
+                    <w:top w:type="dxa" w:w="0"/>
+                    <w:left w:type="dxa" w:w="0"/>
+                    <w:bottom w:type="dxa" w:w="0"/>
+                    <w:right w:type="dxa" w:w="0"/>
+                  </w:tcMar>
+                </w:tcPr>
+                <w:p>
+                  <w:pPr>
+                    <w:spacing w:after="0"/>
+                  </w:pPr>
+                  <w:r>
+                    <w:rPr>
+                      <w:rFonts w:ascii="Aptos Narrow" w:cs="Aptos Narrow" w:eastAsia="Aptos Narrow" w:hAnsi="Aptos Narrow"/>
+                      <w:color w:val="000000"/>
+                      <w:sz w:val="22"/>
+                      <w:szCs w:val="22"/>
+                    </w:rPr>
+                    <w:t xml:space="preserve"/>
+                  </w:r>
+                </w:p>
+              </w:tc>
+            </w:tr>
+            <w:tr>
+              <w:trPr>
+                <w:trHeight w:val="520" w:hRule="exact"/>
+              </w:trPr>
+              <w:tc>
+                <w:tcPr>
+                  <w:tcW w:type="dxa" w:w="10146"/>
+                  <w:tcMar>
+                    <w:top w:type="dxa" w:w="0"/>
+                    <w:left w:type="dxa" w:w="0"/>
+                    <w:bottom w:type="dxa" w:w="0"/>
+                    <w:right w:type="dxa" w:w="0"/>
+                  </w:tcMar>
+                </w:tcPr>
+                <w:p>
+                  <w:pPr>
+                    <w:spacing w:after="0"/>
+                  </w:pPr>
+                  <w:r>
+                    <w:rPr>
+                      <w:rFonts w:ascii="Aptos Narrow" w:cs="Aptos Narrow" w:eastAsia="Aptos Narrow" w:hAnsi="Aptos Narrow"/>
+                      <w:color w:val="000000"/>
+                      <w:sz w:val="22"/>
+                      <w:szCs w:val="22"/>
+                    </w:rPr>
+                    <w:t xml:space="preserve"/>
+                  </w:r>
+                </w:p>
+              </w:tc>
+            </w:tr>
+            <w:tr>
+              <w:trPr>
+                <w:trHeight w:val="520" w:hRule="exact"/>
+              </w:trPr>
+              <w:tc>
+                <w:tcPr>
+                  <w:tcW w:type="dxa" w:w="10146"/>
+                  <w:tcMar>
+                    <w:top w:type="dxa" w:w="0"/>
+                    <w:left w:type="dxa" w:w="0"/>
+                    <w:bottom w:type="dxa" w:w="0"/>
+                    <w:right w:type="dxa" w:w="0"/>
+                  </w:tcMar>
+                </w:tcPr>
+                <w:p>
+                  <w:pPr>
+                    <w:spacing w:after="0"/>
+                  </w:pPr>
+                  <w:r>
+                    <w:rPr>
+                      <w:rFonts w:ascii="Aptos Narrow" w:cs="Aptos Narrow" w:eastAsia="Aptos Narrow" w:hAnsi="Aptos Narrow"/>
+                      <w:color w:val="000000"/>
+                      <w:sz w:val="22"/>
+                      <w:szCs w:val="22"/>
+                    </w:rPr>
+                    <w:t xml:space="preserve"/>
+                  </w:r>
+                </w:p>
+              </w:tc>
+            </w:tr>
+            <w:tr>
+              <w:trPr>
+                <w:trHeight w:val="520" w:hRule="exact"/>
+              </w:trPr>
+              <w:tc>
+                <w:tcPr>
+                  <w:tcW w:type="dxa" w:w="10146"/>
+                  <w:tcMar>
+                    <w:top w:type="dxa" w:w="0"/>
+                    <w:left w:type="dxa" w:w="0"/>
+                    <w:bottom w:type="dxa" w:w="0"/>
+                    <w:right w:type="dxa" w:w="0"/>
+                  </w:tcMar>
+                </w:tcPr>
+                <w:p>
+                  <w:pPr>
+                    <w:spacing w:after="0"/>
+                  </w:pPr>
+                  <w:r>
+                    <w:rPr>
+                      <w:rFonts w:ascii="Aptos Narrow" w:cs="Aptos Narrow" w:eastAsia="Aptos Narrow" w:hAnsi="Aptos Narrow"/>
+                      <w:color w:val="000000"/>
+                      <w:sz w:val="22"/>
+                      <w:szCs w:val="22"/>
+                    </w:rPr>
+                    <w:t xml:space="preserve"/>
+                  </w:r>
+                </w:p>
+              </w:tc>
+            </w:tr>
+            <w:tr>
+              <w:trPr>
+                <w:trHeight w:val="520" w:hRule="exact"/>
+              </w:trPr>
+              <w:tc>
+                <w:tcPr>
+                  <w:tcW w:type="dxa" w:w="10146"/>
+                  <w:tcMar>
+                    <w:top w:type="dxa" w:w="0"/>
+                    <w:left w:type="dxa" w:w="0"/>
+                    <w:bottom w:type="dxa" w:w="0"/>
+                    <w:right w:type="dxa" w:w="0"/>
+                  </w:tcMar>
+                </w:tcPr>
+                <w:p>
+                  <w:pPr>
+                    <w:spacing w:after="0"/>
+                  </w:pPr>
+                  <w:r>
+                    <w:rPr>
+                      <w:rFonts w:ascii="Aptos Narrow" w:cs="Aptos Narrow" w:eastAsia="Aptos Narrow" w:hAnsi="Aptos Narrow"/>
+                      <w:color w:val="000000"/>
+                      <w:sz w:val="22"/>
+                      <w:szCs w:val="22"/>
+                    </w:rPr>
+                    <w:t xml:space="preserve"/>
+                  </w:r>
+                </w:p>
+              </w:tc>
+            </w:tr>
+            <w:tr>
+              <w:trPr>
+                <w:trHeight w:val="520" w:hRule="exact"/>
+              </w:trPr>
+              <w:tc>
+                <w:tcPr>
+                  <w:tcW w:type="dxa" w:w="10146"/>
+                  <w:tcMar>
+                    <w:top w:type="dxa" w:w="0"/>
+                    <w:left w:type="dxa" w:w="0"/>
+                    <w:bottom w:type="dxa" w:w="0"/>
+                    <w:right w:type="dxa" w:w="0"/>
+                  </w:tcMar>
+                </w:tcPr>
+                <w:p>
+                  <w:pPr>
+                    <w:spacing w:after="0"/>
+                  </w:pPr>
+                  <w:r>
+                    <w:rPr>
+                      <w:rFonts w:ascii="Aptos Narrow" w:cs="Aptos Narrow" w:eastAsia="Aptos Narrow" w:hAnsi="Aptos Narrow"/>
+                      <w:color w:val="000000"/>
+                      <w:sz w:val="22"/>
+                      <w:szCs w:val="22"/>
+                    </w:rPr>
+                    <w:t xml:space="preserve"/>
+                  </w:r>
+                </w:p>
+              </w:tc>
+            </w:tr>
+            <w:tr>
+              <w:trPr>
+                <w:trHeight w:val="520" w:hRule="exact"/>
+              </w:trPr>
+              <w:tc>
+                <w:tcPr>
+                  <w:tcW w:type="dxa" w:w="10146"/>
+                  <w:tcMar>
+                    <w:top w:type="dxa" w:w="0"/>
+                    <w:left w:type="dxa" w:w="0"/>
+                    <w:bottom w:type="dxa" w:w="0"/>
+                    <w:right w:type="dxa" w:w="0"/>
+                  </w:tcMar>
+                </w:tcPr>
+                <w:p>
+                  <w:pPr>
+                    <w:spacing w:after="0"/>
+                  </w:pPr>
+                  <w:r>
+                    <w:rPr>
+                      <w:rFonts w:ascii="Aptos Narrow" w:cs="Aptos Narrow" w:eastAsia="Aptos Narrow" w:hAnsi="Aptos Narrow"/>
+                      <w:color w:val="000000"/>
+                      <w:sz w:val="22"/>
+                      <w:szCs w:val="22"/>
+                    </w:rPr>
+                    <w:t xml:space="preserve"/>
+                  </w:r>
+                </w:p>
+              </w:tc>
+            </w:tr>
+          </w:tbl>
+          <w:p/>
         </w:tc>
       </w:tr>
     </w:tbl>
@@ -9377,10 +12593,7 @@
           </w:p>
           <w:p>
             <w:pPr>
-              <w:pBdr>
-                <w:bottom w:val="single" w:color="BFBFBF" w:sz="4"/>
-              </w:pBdr>
-              <w:spacing w:after="0" w:before="200"/>
+              <w:spacing w:after="0" w:before="120"/>
             </w:pPr>
             <w:r>
               <w:rPr>
@@ -9394,74 +12607,173 @@
               <w:t xml:space="preserve">Through Maá’s stories, Jimmie’s book and the stories Subhi tells himself, Fraillon suggests that …</w:t>
             </w:r>
           </w:p>
-          <w:p>
-            <w:pPr>
-              <w:pBdr>
+          <w:tbl>
+            <w:tblPr>
+              <w:tblW w:type="dxa" w:w="10066"/>
+              <w:tblBorders>
+                <w:top w:val="none" w:color="FFFFFF" w:sz="0"/>
+                <w:left w:val="none" w:color="FFFFFF" w:sz="0"/>
                 <w:bottom w:val="single" w:color="BFBFBF" w:sz="4"/>
-              </w:pBdr>
-              <w:spacing w:after="0" w:before="200"/>
-            </w:pPr>
-            <w:r>
-              <w:rPr>
-                <w:rFonts w:ascii="Aptos Narrow" w:cs="Aptos Narrow" w:eastAsia="Aptos Narrow" w:hAnsi="Aptos Narrow"/>
-                <w:color w:val="000000"/>
-                <w:sz w:val="22"/>
-                <w:szCs w:val="22"/>
-              </w:rPr>
-              <w:t xml:space="preserve"/>
-            </w:r>
-          </w:p>
-          <w:p>
-            <w:pPr>
-              <w:pBdr>
-                <w:bottom w:val="single" w:color="BFBFBF" w:sz="4"/>
-              </w:pBdr>
-              <w:spacing w:after="0" w:before="200"/>
-            </w:pPr>
-            <w:r>
-              <w:rPr>
-                <w:rFonts w:ascii="Aptos Narrow" w:cs="Aptos Narrow" w:eastAsia="Aptos Narrow" w:hAnsi="Aptos Narrow"/>
-                <w:color w:val="000000"/>
-                <w:sz w:val="22"/>
-                <w:szCs w:val="22"/>
-              </w:rPr>
-              <w:t xml:space="preserve"/>
-            </w:r>
-          </w:p>
-          <w:p>
-            <w:pPr>
-              <w:pBdr>
-                <w:bottom w:val="single" w:color="BFBFBF" w:sz="4"/>
-              </w:pBdr>
-              <w:spacing w:after="0" w:before="200"/>
-            </w:pPr>
-            <w:r>
-              <w:rPr>
-                <w:rFonts w:ascii="Aptos Narrow" w:cs="Aptos Narrow" w:eastAsia="Aptos Narrow" w:hAnsi="Aptos Narrow"/>
-                <w:color w:val="000000"/>
-                <w:sz w:val="22"/>
-                <w:szCs w:val="22"/>
-              </w:rPr>
-              <w:t xml:space="preserve"/>
-            </w:r>
-          </w:p>
-          <w:p>
-            <w:pPr>
-              <w:pBdr>
-                <w:bottom w:val="single" w:color="BFBFBF" w:sz="4"/>
-              </w:pBdr>
-              <w:spacing w:after="0" w:before="200"/>
-            </w:pPr>
-            <w:r>
-              <w:rPr>
-                <w:rFonts w:ascii="Aptos Narrow" w:cs="Aptos Narrow" w:eastAsia="Aptos Narrow" w:hAnsi="Aptos Narrow"/>
-                <w:color w:val="000000"/>
-                <w:sz w:val="22"/>
-                <w:szCs w:val="22"/>
-              </w:rPr>
-              <w:t xml:space="preserve"/>
-            </w:r>
-          </w:p>
+                <w:right w:val="none" w:color="FFFFFF" w:sz="0"/>
+                <w:insideH w:val="single" w:color="auto" w:sz="4"/>
+                <w:insideV w:val="single" w:color="auto" w:sz="4"/>
+              </w:tblBorders>
+            </w:tblPr>
+            <w:tblGrid>
+              <w:gridCol w:w="10066"/>
+            </w:tblGrid>
+            <w:tr>
+              <w:trPr>
+                <w:trHeight w:val="520" w:hRule="exact"/>
+              </w:trPr>
+              <w:tc>
+                <w:tcPr>
+                  <w:tcW w:type="dxa" w:w="10066"/>
+                  <w:tcMar>
+                    <w:top w:type="dxa" w:w="0"/>
+                    <w:left w:type="dxa" w:w="0"/>
+                    <w:bottom w:type="dxa" w:w="0"/>
+                    <w:right w:type="dxa" w:w="0"/>
+                  </w:tcMar>
+                </w:tcPr>
+                <w:p>
+                  <w:pPr>
+                    <w:spacing w:after="0"/>
+                  </w:pPr>
+                  <w:r>
+                    <w:rPr>
+                      <w:rFonts w:ascii="Aptos Narrow" w:cs="Aptos Narrow" w:eastAsia="Aptos Narrow" w:hAnsi="Aptos Narrow"/>
+                      <w:color w:val="000000"/>
+                      <w:sz w:val="22"/>
+                      <w:szCs w:val="22"/>
+                    </w:rPr>
+                    <w:t xml:space="preserve"/>
+                  </w:r>
+                </w:p>
+              </w:tc>
+            </w:tr>
+            <w:tr>
+              <w:trPr>
+                <w:trHeight w:val="520" w:hRule="exact"/>
+              </w:trPr>
+              <w:tc>
+                <w:tcPr>
+                  <w:tcW w:type="dxa" w:w="10066"/>
+                  <w:tcMar>
+                    <w:top w:type="dxa" w:w="0"/>
+                    <w:left w:type="dxa" w:w="0"/>
+                    <w:bottom w:type="dxa" w:w="0"/>
+                    <w:right w:type="dxa" w:w="0"/>
+                  </w:tcMar>
+                </w:tcPr>
+                <w:p>
+                  <w:pPr>
+                    <w:spacing w:after="0"/>
+                  </w:pPr>
+                  <w:r>
+                    <w:rPr>
+                      <w:rFonts w:ascii="Aptos Narrow" w:cs="Aptos Narrow" w:eastAsia="Aptos Narrow" w:hAnsi="Aptos Narrow"/>
+                      <w:color w:val="000000"/>
+                      <w:sz w:val="22"/>
+                      <w:szCs w:val="22"/>
+                    </w:rPr>
+                    <w:t xml:space="preserve"/>
+                  </w:r>
+                </w:p>
+              </w:tc>
+            </w:tr>
+            <w:tr>
+              <w:trPr>
+                <w:trHeight w:val="520" w:hRule="exact"/>
+              </w:trPr>
+              <w:tc>
+                <w:tcPr>
+                  <w:tcW w:type="dxa" w:w="10066"/>
+                  <w:tcMar>
+                    <w:top w:type="dxa" w:w="0"/>
+                    <w:left w:type="dxa" w:w="0"/>
+                    <w:bottom w:type="dxa" w:w="0"/>
+                    <w:right w:type="dxa" w:w="0"/>
+                  </w:tcMar>
+                </w:tcPr>
+                <w:p>
+                  <w:pPr>
+                    <w:spacing w:after="0"/>
+                  </w:pPr>
+                  <w:r>
+                    <w:rPr>
+                      <w:rFonts w:ascii="Aptos Narrow" w:cs="Aptos Narrow" w:eastAsia="Aptos Narrow" w:hAnsi="Aptos Narrow"/>
+                      <w:color w:val="000000"/>
+                      <w:sz w:val="22"/>
+                      <w:szCs w:val="22"/>
+                    </w:rPr>
+                    <w:t xml:space="preserve"/>
+                  </w:r>
+                </w:p>
+              </w:tc>
+            </w:tr>
+            <w:tr>
+              <w:trPr>
+                <w:trHeight w:val="520" w:hRule="exact"/>
+              </w:trPr>
+              <w:tc>
+                <w:tcPr>
+                  <w:tcW w:type="dxa" w:w="10066"/>
+                  <w:tcMar>
+                    <w:top w:type="dxa" w:w="0"/>
+                    <w:left w:type="dxa" w:w="0"/>
+                    <w:bottom w:type="dxa" w:w="0"/>
+                    <w:right w:type="dxa" w:w="0"/>
+                  </w:tcMar>
+                </w:tcPr>
+                <w:p>
+                  <w:pPr>
+                    <w:spacing w:after="0"/>
+                  </w:pPr>
+                  <w:r>
+                    <w:rPr>
+                      <w:rFonts w:ascii="Aptos Narrow" w:cs="Aptos Narrow" w:eastAsia="Aptos Narrow" w:hAnsi="Aptos Narrow"/>
+                      <w:color w:val="000000"/>
+                      <w:sz w:val="22"/>
+                      <w:szCs w:val="22"/>
+                    </w:rPr>
+                    <w:t xml:space="preserve"/>
+                  </w:r>
+                </w:p>
+              </w:tc>
+            </w:tr>
+            <w:tr>
+              <w:trPr>
+                <w:trHeight w:val="520" w:hRule="exact"/>
+              </w:trPr>
+              <w:tc>
+                <w:tcPr>
+                  <w:tcW w:type="dxa" w:w="10066"/>
+                  <w:tcMar>
+                    <w:top w:type="dxa" w:w="0"/>
+                    <w:left w:type="dxa" w:w="0"/>
+                    <w:bottom w:type="dxa" w:w="0"/>
+                    <w:right w:type="dxa" w:w="0"/>
+                  </w:tcMar>
+                </w:tcPr>
+                <w:p>
+                  <w:pPr>
+                    <w:spacing w:after="0"/>
+                  </w:pPr>
+                  <w:r>
+                    <w:rPr>
+                      <w:rFonts w:ascii="Aptos Narrow" w:cs="Aptos Narrow" w:eastAsia="Aptos Narrow" w:hAnsi="Aptos Narrow"/>
+                      <w:color w:val="000000"/>
+                      <w:sz w:val="22"/>
+                      <w:szCs w:val="22"/>
+                    </w:rPr>
+                    <w:t xml:space="preserve"/>
+                  </w:r>
+                </w:p>
+              </w:tc>
+            </w:tr>
+          </w:tbl>
+          <w:p/>
         </w:tc>
       </w:tr>
     </w:tbl>

--- a/BoneSparrow-CAT-folio-grammar.docx
+++ b/BoneSparrow-CAT-folio-grammar.docx
@@ -2607,36 +2607,6 @@
                 </w:p>
               </w:tc>
             </w:tr>
-            <w:tr>
-              <w:trPr>
-                <w:trHeight w:val="520" w:hRule="exact"/>
-              </w:trPr>
-              <w:tc>
-                <w:tcPr>
-                  <w:tcW w:type="dxa" w:w="7846"/>
-                  <w:tcMar>
-                    <w:top w:type="dxa" w:w="0"/>
-                    <w:left w:type="dxa" w:w="0"/>
-                    <w:bottom w:type="dxa" w:w="0"/>
-                    <w:right w:type="dxa" w:w="0"/>
-                  </w:tcMar>
-                </w:tcPr>
-                <w:p>
-                  <w:pPr>
-                    <w:spacing w:after="0"/>
-                  </w:pPr>
-                  <w:r>
-                    <w:rPr>
-                      <w:rFonts w:ascii="Aptos Narrow" w:cs="Aptos Narrow" w:eastAsia="Aptos Narrow" w:hAnsi="Aptos Narrow"/>
-                      <w:color w:val="000000"/>
-                      <w:sz w:val="22"/>
-                      <w:szCs w:val="22"/>
-                    </w:rPr>
-                    <w:t xml:space="preserve"/>
-                  </w:r>
-                </w:p>
-              </w:tc>
-            </w:tr>
           </w:tbl>
           <w:p/>
         </w:tc>
@@ -2861,36 +2831,6 @@
                 </w:p>
               </w:tc>
             </w:tr>
-            <w:tr>
-              <w:trPr>
-                <w:trHeight w:val="520" w:hRule="exact"/>
-              </w:trPr>
-              <w:tc>
-                <w:tcPr>
-                  <w:tcW w:type="dxa" w:w="7846"/>
-                  <w:tcMar>
-                    <w:top w:type="dxa" w:w="0"/>
-                    <w:left w:type="dxa" w:w="0"/>
-                    <w:bottom w:type="dxa" w:w="0"/>
-                    <w:right w:type="dxa" w:w="0"/>
-                  </w:tcMar>
-                </w:tcPr>
-                <w:p>
-                  <w:pPr>
-                    <w:spacing w:after="0"/>
-                  </w:pPr>
-                  <w:r>
-                    <w:rPr>
-                      <w:rFonts w:ascii="Aptos Narrow" w:cs="Aptos Narrow" w:eastAsia="Aptos Narrow" w:hAnsi="Aptos Narrow"/>
-                      <w:color w:val="000000"/>
-                      <w:sz w:val="22"/>
-                      <w:szCs w:val="22"/>
-                    </w:rPr>
-                    <w:t xml:space="preserve"/>
-                  </w:r>
-                </w:p>
-              </w:tc>
-            </w:tr>
           </w:tbl>
           <w:p/>
         </w:tc>
@@ -3085,36 +3025,6 @@
                 </w:p>
               </w:tc>
             </w:tr>
-            <w:tr>
-              <w:trPr>
-                <w:trHeight w:val="520" w:hRule="exact"/>
-              </w:trPr>
-              <w:tc>
-                <w:tcPr>
-                  <w:tcW w:type="dxa" w:w="7846"/>
-                  <w:tcMar>
-                    <w:top w:type="dxa" w:w="0"/>
-                    <w:left w:type="dxa" w:w="0"/>
-                    <w:bottom w:type="dxa" w:w="0"/>
-                    <w:right w:type="dxa" w:w="0"/>
-                  </w:tcMar>
-                </w:tcPr>
-                <w:p>
-                  <w:pPr>
-                    <w:spacing w:after="0"/>
-                  </w:pPr>
-                  <w:r>
-                    <w:rPr>
-                      <w:rFonts w:ascii="Aptos Narrow" w:cs="Aptos Narrow" w:eastAsia="Aptos Narrow" w:hAnsi="Aptos Narrow"/>
-                      <w:color w:val="000000"/>
-                      <w:sz w:val="22"/>
-                      <w:szCs w:val="22"/>
-                    </w:rPr>
-                    <w:t xml:space="preserve"/>
-                  </w:r>
-                </w:p>
-              </w:tc>
-            </w:tr>
           </w:tbl>
           <w:p/>
         </w:tc>
@@ -3189,36 +3099,6 @@
             <w:tblGrid>
               <w:gridCol w:w="7846"/>
             </w:tblGrid>
-            <w:tr>
-              <w:trPr>
-                <w:trHeight w:val="520" w:hRule="exact"/>
-              </w:trPr>
-              <w:tc>
-                <w:tcPr>
-                  <w:tcW w:type="dxa" w:w="7846"/>
-                  <w:tcMar>
-                    <w:top w:type="dxa" w:w="0"/>
-                    <w:left w:type="dxa" w:w="0"/>
-                    <w:bottom w:type="dxa" w:w="0"/>
-                    <w:right w:type="dxa" w:w="0"/>
-                  </w:tcMar>
-                </w:tcPr>
-                <w:p>
-                  <w:pPr>
-                    <w:spacing w:after="0"/>
-                  </w:pPr>
-                  <w:r>
-                    <w:rPr>
-                      <w:rFonts w:ascii="Aptos Narrow" w:cs="Aptos Narrow" w:eastAsia="Aptos Narrow" w:hAnsi="Aptos Narrow"/>
-                      <w:color w:val="000000"/>
-                      <w:sz w:val="22"/>
-                      <w:szCs w:val="22"/>
-                    </w:rPr>
-                    <w:t xml:space="preserve"/>
-                  </w:r>
-                </w:p>
-              </w:tc>
-            </w:tr>
             <w:tr>
               <w:trPr>
                 <w:trHeight w:val="520" w:hRule="exact"/>
@@ -6791,36 +6671,6 @@
                 </w:p>
               </w:tc>
             </w:tr>
-            <w:tr>
-              <w:trPr>
-                <w:trHeight w:val="520" w:hRule="exact"/>
-              </w:trPr>
-              <w:tc>
-                <w:tcPr>
-                  <w:tcW w:type="dxa" w:w="7846"/>
-                  <w:tcMar>
-                    <w:top w:type="dxa" w:w="0"/>
-                    <w:left w:type="dxa" w:w="0"/>
-                    <w:bottom w:type="dxa" w:w="0"/>
-                    <w:right w:type="dxa" w:w="0"/>
-                  </w:tcMar>
-                </w:tcPr>
-                <w:p>
-                  <w:pPr>
-                    <w:spacing w:after="0"/>
-                  </w:pPr>
-                  <w:r>
-                    <w:rPr>
-                      <w:rFonts w:ascii="Aptos Narrow" w:cs="Aptos Narrow" w:eastAsia="Aptos Narrow" w:hAnsi="Aptos Narrow"/>
-                      <w:color w:val="000000"/>
-                      <w:sz w:val="22"/>
-                      <w:szCs w:val="22"/>
-                    </w:rPr>
-                    <w:t xml:space="preserve"/>
-                  </w:r>
-                </w:p>
-              </w:tc>
-            </w:tr>
           </w:tbl>
           <w:p/>
         </w:tc>
@@ -7029,36 +6879,6 @@
                 </w:p>
               </w:tc>
             </w:tr>
-            <w:tr>
-              <w:trPr>
-                <w:trHeight w:val="520" w:hRule="exact"/>
-              </w:trPr>
-              <w:tc>
-                <w:tcPr>
-                  <w:tcW w:type="dxa" w:w="7846"/>
-                  <w:tcMar>
-                    <w:top w:type="dxa" w:w="0"/>
-                    <w:left w:type="dxa" w:w="0"/>
-                    <w:bottom w:type="dxa" w:w="0"/>
-                    <w:right w:type="dxa" w:w="0"/>
-                  </w:tcMar>
-                </w:tcPr>
-                <w:p>
-                  <w:pPr>
-                    <w:spacing w:after="0"/>
-                  </w:pPr>
-                  <w:r>
-                    <w:rPr>
-                      <w:rFonts w:ascii="Aptos Narrow" w:cs="Aptos Narrow" w:eastAsia="Aptos Narrow" w:hAnsi="Aptos Narrow"/>
-                      <w:color w:val="000000"/>
-                      <w:sz w:val="22"/>
-                      <w:szCs w:val="22"/>
-                    </w:rPr>
-                    <w:t xml:space="preserve"/>
-                  </w:r>
-                </w:p>
-              </w:tc>
-            </w:tr>
           </w:tbl>
           <w:p/>
         </w:tc>
@@ -7253,36 +7073,6 @@
                 </w:p>
               </w:tc>
             </w:tr>
-            <w:tr>
-              <w:trPr>
-                <w:trHeight w:val="520" w:hRule="exact"/>
-              </w:trPr>
-              <w:tc>
-                <w:tcPr>
-                  <w:tcW w:type="dxa" w:w="7846"/>
-                  <w:tcMar>
-                    <w:top w:type="dxa" w:w="0"/>
-                    <w:left w:type="dxa" w:w="0"/>
-                    <w:bottom w:type="dxa" w:w="0"/>
-                    <w:right w:type="dxa" w:w="0"/>
-                  </w:tcMar>
-                </w:tcPr>
-                <w:p>
-                  <w:pPr>
-                    <w:spacing w:after="0"/>
-                  </w:pPr>
-                  <w:r>
-                    <w:rPr>
-                      <w:rFonts w:ascii="Aptos Narrow" w:cs="Aptos Narrow" w:eastAsia="Aptos Narrow" w:hAnsi="Aptos Narrow"/>
-                      <w:color w:val="000000"/>
-                      <w:sz w:val="22"/>
-                      <w:szCs w:val="22"/>
-                    </w:rPr>
-                    <w:t xml:space="preserve"/>
-                  </w:r>
-                </w:p>
-              </w:tc>
-            </w:tr>
           </w:tbl>
           <w:p/>
         </w:tc>
@@ -7341,36 +7131,6 @@
             <w:tblGrid>
               <w:gridCol w:w="7846"/>
             </w:tblGrid>
-            <w:tr>
-              <w:trPr>
-                <w:trHeight w:val="520" w:hRule="exact"/>
-              </w:trPr>
-              <w:tc>
-                <w:tcPr>
-                  <w:tcW w:type="dxa" w:w="7846"/>
-                  <w:tcMar>
-                    <w:top w:type="dxa" w:w="0"/>
-                    <w:left w:type="dxa" w:w="0"/>
-                    <w:bottom w:type="dxa" w:w="0"/>
-                    <w:right w:type="dxa" w:w="0"/>
-                  </w:tcMar>
-                </w:tcPr>
-                <w:p>
-                  <w:pPr>
-                    <w:spacing w:after="0"/>
-                  </w:pPr>
-                  <w:r>
-                    <w:rPr>
-                      <w:rFonts w:ascii="Aptos Narrow" w:cs="Aptos Narrow" w:eastAsia="Aptos Narrow" w:hAnsi="Aptos Narrow"/>
-                      <w:color w:val="000000"/>
-                      <w:sz w:val="22"/>
-                      <w:szCs w:val="22"/>
-                    </w:rPr>
-                    <w:t xml:space="preserve"/>
-                  </w:r>
-                </w:p>
-              </w:tc>
-            </w:tr>
             <w:tr>
               <w:trPr>
                 <w:trHeight w:val="520" w:hRule="exact"/>
@@ -10974,36 +10734,6 @@
                 </w:p>
               </w:tc>
             </w:tr>
-            <w:tr>
-              <w:trPr>
-                <w:trHeight w:val="520" w:hRule="exact"/>
-              </w:trPr>
-              <w:tc>
-                <w:tcPr>
-                  <w:tcW w:type="dxa" w:w="7846"/>
-                  <w:tcMar>
-                    <w:top w:type="dxa" w:w="0"/>
-                    <w:left w:type="dxa" w:w="0"/>
-                    <w:bottom w:type="dxa" w:w="0"/>
-                    <w:right w:type="dxa" w:w="0"/>
-                  </w:tcMar>
-                </w:tcPr>
-                <w:p>
-                  <w:pPr>
-                    <w:spacing w:after="0"/>
-                  </w:pPr>
-                  <w:r>
-                    <w:rPr>
-                      <w:rFonts w:ascii="Aptos Narrow" w:cs="Aptos Narrow" w:eastAsia="Aptos Narrow" w:hAnsi="Aptos Narrow"/>
-                      <w:color w:val="000000"/>
-                      <w:sz w:val="22"/>
-                      <w:szCs w:val="22"/>
-                    </w:rPr>
-                    <w:t xml:space="preserve"/>
-                  </w:r>
-                </w:p>
-              </w:tc>
-            </w:tr>
           </w:tbl>
           <w:p/>
         </w:tc>
@@ -11212,36 +10942,6 @@
                 </w:p>
               </w:tc>
             </w:tr>
-            <w:tr>
-              <w:trPr>
-                <w:trHeight w:val="520" w:hRule="exact"/>
-              </w:trPr>
-              <w:tc>
-                <w:tcPr>
-                  <w:tcW w:type="dxa" w:w="7846"/>
-                  <w:tcMar>
-                    <w:top w:type="dxa" w:w="0"/>
-                    <w:left w:type="dxa" w:w="0"/>
-                    <w:bottom w:type="dxa" w:w="0"/>
-                    <w:right w:type="dxa" w:w="0"/>
-                  </w:tcMar>
-                </w:tcPr>
-                <w:p>
-                  <w:pPr>
-                    <w:spacing w:after="0"/>
-                  </w:pPr>
-                  <w:r>
-                    <w:rPr>
-                      <w:rFonts w:ascii="Aptos Narrow" w:cs="Aptos Narrow" w:eastAsia="Aptos Narrow" w:hAnsi="Aptos Narrow"/>
-                      <w:color w:val="000000"/>
-                      <w:sz w:val="22"/>
-                      <w:szCs w:val="22"/>
-                    </w:rPr>
-                    <w:t xml:space="preserve"/>
-                  </w:r>
-                </w:p>
-              </w:tc>
-            </w:tr>
           </w:tbl>
           <w:p/>
         </w:tc>
@@ -11436,36 +11136,6 @@
                 </w:p>
               </w:tc>
             </w:tr>
-            <w:tr>
-              <w:trPr>
-                <w:trHeight w:val="520" w:hRule="exact"/>
-              </w:trPr>
-              <w:tc>
-                <w:tcPr>
-                  <w:tcW w:type="dxa" w:w="7846"/>
-                  <w:tcMar>
-                    <w:top w:type="dxa" w:w="0"/>
-                    <w:left w:type="dxa" w:w="0"/>
-                    <w:bottom w:type="dxa" w:w="0"/>
-                    <w:right w:type="dxa" w:w="0"/>
-                  </w:tcMar>
-                </w:tcPr>
-                <w:p>
-                  <w:pPr>
-                    <w:spacing w:after="0"/>
-                  </w:pPr>
-                  <w:r>
-                    <w:rPr>
-                      <w:rFonts w:ascii="Aptos Narrow" w:cs="Aptos Narrow" w:eastAsia="Aptos Narrow" w:hAnsi="Aptos Narrow"/>
-                      <w:color w:val="000000"/>
-                      <w:sz w:val="22"/>
-                      <w:szCs w:val="22"/>
-                    </w:rPr>
-                    <w:t xml:space="preserve"/>
-                  </w:r>
-                </w:p>
-              </w:tc>
-            </w:tr>
           </w:tbl>
           <w:p/>
         </w:tc>
@@ -11524,36 +11194,6 @@
             <w:tblGrid>
               <w:gridCol w:w="7846"/>
             </w:tblGrid>
-            <w:tr>
-              <w:trPr>
-                <w:trHeight w:val="520" w:hRule="exact"/>
-              </w:trPr>
-              <w:tc>
-                <w:tcPr>
-                  <w:tcW w:type="dxa" w:w="7846"/>
-                  <w:tcMar>
-                    <w:top w:type="dxa" w:w="0"/>
-                    <w:left w:type="dxa" w:w="0"/>
-                    <w:bottom w:type="dxa" w:w="0"/>
-                    <w:right w:type="dxa" w:w="0"/>
-                  </w:tcMar>
-                </w:tcPr>
-                <w:p>
-                  <w:pPr>
-                    <w:spacing w:after="0"/>
-                  </w:pPr>
-                  <w:r>
-                    <w:rPr>
-                      <w:rFonts w:ascii="Aptos Narrow" w:cs="Aptos Narrow" w:eastAsia="Aptos Narrow" w:hAnsi="Aptos Narrow"/>
-                      <w:color w:val="000000"/>
-                      <w:sz w:val="22"/>
-                      <w:szCs w:val="22"/>
-                    </w:rPr>
-                    <w:t xml:space="preserve"/>
-                  </w:r>
-                </w:p>
-              </w:tc>
-            </w:tr>
             <w:tr>
               <w:trPr>
                 <w:trHeight w:val="520" w:hRule="exact"/>

--- a/BoneSparrow-CAT-folio-grammar.docx
+++ b/BoneSparrow-CAT-folio-grammar.docx
@@ -3229,7 +3229,7 @@
           <w:sz w:val="18"/>
           <w:szCs w:val="18"/>
         </w:rPr>
-        <w:t xml:space="preserve">Stretch yourself: a third paragraph, on the idea you did not choose.</w:t>
+        <w:t xml:space="preserve">Stretch yourself: the idea you wrote third in your introduction.</w:t>
       </w:r>
     </w:p>
     <w:tbl>
@@ -7261,7 +7261,7 @@
           <w:sz w:val="18"/>
           <w:szCs w:val="18"/>
         </w:rPr>
-        <w:t xml:space="preserve">Stretch yourself: a third paragraph, on the idea you did not choose.</w:t>
+        <w:t xml:space="preserve">Stretch yourself: the idea you wrote third in your introduction.</w:t>
       </w:r>
     </w:p>
     <w:tbl>
@@ -11324,7 +11324,7 @@
           <w:sz w:val="18"/>
           <w:szCs w:val="18"/>
         </w:rPr>
-        <w:t xml:space="preserve">Stretch yourself: a third paragraph, on the idea you did not choose.</w:t>
+        <w:t xml:space="preserve">Stretch yourself: the idea you wrote third in your introduction.</w:t>
       </w:r>
     </w:p>
     <w:tbl>
